--- a/BookLab-Task1-Handover.docx
+++ b/BookLab-Task1-Handover.docx
@@ -1,671 +1,41 @@
 
 <file path=word/document.xml><?xml version="1.0" encoding="utf-8"?>
-<w:document xmlns:wpc="http://schemas.microsoft.com/office/word/2010/wordprocessingCanvas" xmlns:cx="http://schemas.microsoft.com/office/drawing/2014/chartex" xmlns:cx1="http://schemas.microsoft.com/office/drawing/2015/9/8/chartex" xmlns:cx2="http://schemas.microsoft.com/office/drawing/2015/10/21/chartex" xmlns:cx3="http://schemas.microsoft.com/office/drawing/2016/5/9/chartex" xmlns:cx4="http://schemas.microsoft.com/office/drawing/2016/5/10/chartex" xmlns:cx5="http://schemas.microsoft.com/office/drawing/2016/5/11/chartex" xmlns:cx6="http://schemas.microsoft.com/office/drawing/2016/5/12/chartex" xmlns:cx7="http://schemas.microsoft.com/office/drawing/2016/5/13/chartex" xmlns:cx8="http://schemas.microsoft.com/office/drawing/2016/5/14/chartex" xmlns:mc="http://schemas.openxmlformats.org/markup-compatibility/2006" xmlns:aink="http://schemas.microsoft.com/office/drawing/2016/ink" xmlns:am3d="http://schemas.microsoft.com/office/drawing/2017/model3d" xmlns:o="urn:schemas-microsoft-com:office:office" xmlns:r="http://schemas.openxmlformats.org/officeDocument/2006/relationships" xmlns:m="http://schemas.openxmlformats.org/officeDocument/2006/math" xmlns:v="urn:schemas-microsoft-com:vml" xmlns:wp14="http://schemas.microsoft.com/office/word/2010/wordprocessingDrawing" xmlns:wp="http://schemas.openxmlformats.org/drawingml/2006/wordprocessingDrawing" xmlns:w10="urn:schemas-microsoft-com:office:word" xmlns:w="http://schemas.openxmlformats.org/wordprocessingml/2006/main" xmlns:w14="http://schemas.microsoft.com/office/word/2010/wordml" xmlns:w15="http://schemas.microsoft.com/office/word/2012/wordml" xmlns:w16cid="http://schemas.microsoft.com/office/word/2016/wordml/cid" xmlns:w16se="http://schemas.microsoft.com/office/word/2015/wordml/symex" xmlns:wpg="http://schemas.microsoft.com/office/word/2010/wordprocessingGroup" xmlns:wpi="http://schemas.microsoft.com/office/word/2010/wordprocessingInk" xmlns:wne="http://schemas.microsoft.com/office/word/2006/wordml" xmlns:wps="http://schemas.microsoft.com/office/word/2010/wordprocessingShape" mc:Ignorable="w14 w15 w16se w16cid wp14">
+<w:document xmlns:w="http://schemas.openxmlformats.org/wordprocessingml/2006/main" xmlns:m="http://schemas.openxmlformats.org/officeDocument/2006/math" xmlns:r="http://schemas.openxmlformats.org/officeDocument/2006/relationships" xmlns:o="urn:schemas-microsoft-com:office:office" xmlns:v="urn:schemas-microsoft-com:vml" xmlns:w10="urn:schemas-microsoft-com:office:word" xmlns:a="http://schemas.openxmlformats.org/drawingml/2006/main" xmlns:pic="http://schemas.openxmlformats.org/drawingml/2006/picture" xmlns:wp="http://schemas.openxmlformats.org/drawingml/2006/wordprocessingDrawing">
   <w:body>
-    <w:bookmarkStart w:id="0" w:name="_GoBack" w:displacedByCustomXml="next"/>
-    <w:bookmarkEnd w:id="0" w:displacedByCustomXml="next"/>
     <w:sdt>
       <w:sdtPr>
-        <w:rPr>
-          <w:rFonts w:asciiTheme="minorHAnsi" w:eastAsiaTheme="minorEastAsia" w:hAnsiTheme="minorHAnsi" w:cstheme="minorBidi"/>
-          <w:color w:val="auto"/>
-          <w:sz w:val="24"/>
-          <w:szCs w:val="24"/>
-        </w:rPr>
-        <w:id w:val="-1506355455"/>
         <w:docPartObj>
           <w:docPartGallery w:val="Table of Contents"/>
           <w:docPartUnique/>
         </w:docPartObj>
       </w:sdtPr>
-      <w:sdtEndPr/>
       <w:sdtContent>
         <w:p>
           <w:pPr>
             <w:pStyle w:val="TOCHeading"/>
           </w:pPr>
           <w:r>
-            <w:t>Table of Contents</w:t>
+            <w:t xml:space="preserve">Table of Contents</w:t>
           </w:r>
         </w:p>
         <w:p>
-          <w:pPr>
-            <w:pStyle w:val="TOC1"/>
-            <w:tabs>
-              <w:tab w:val="right" w:leader="dot" w:pos="9350"/>
-            </w:tabs>
-            <w:rPr>
-              <w:noProof/>
-            </w:rPr>
-          </w:pPr>
           <w:r>
-            <w:fldChar w:fldCharType="begin"/>
-          </w:r>
-          <w:r>
-            <w:instrText>TOC \o "1-2" \h \z \u</w:instrText>
-          </w:r>
-          <w:r>
+            <w:fldChar w:fldCharType="begin" w:dirty="true"/>
+            <w:instrText xml:space="preserve">TOC \o "1-2" \h \z \u</w:instrText>
             <w:fldChar w:fldCharType="separate"/>
-          </w:r>
-          <w:hyperlink w:anchor="_Toc234797693" w:history="1">
-            <w:r>
-              <w:rPr>
-                <w:rStyle w:val="Hyperlink"/>
-                <w:noProof/>
-              </w:rPr>
-              <w:t>BookLab — Handover Document</w:t>
-            </w:r>
-            <w:r>
-              <w:rPr>
-                <w:noProof/>
-                <w:webHidden/>
-              </w:rPr>
-              <w:tab/>
-            </w:r>
-            <w:r>
-              <w:rPr>
-                <w:noProof/>
-                <w:webHidden/>
-              </w:rPr>
-              <w:fldChar w:fldCharType="begin"/>
-            </w:r>
-            <w:r>
-              <w:rPr>
-                <w:noProof/>
-                <w:webHidden/>
-              </w:rPr>
-              <w:instrText xml:space="preserve"> PAGEREF _Toc234797693 \h </w:instrText>
-            </w:r>
-            <w:r>
-              <w:rPr>
-                <w:noProof/>
-                <w:webHidden/>
-              </w:rPr>
-            </w:r>
-            <w:r>
-              <w:rPr>
-                <w:noProof/>
-                <w:webHidden/>
-              </w:rPr>
-              <w:fldChar w:fldCharType="separate"/>
-            </w:r>
-            <w:r>
-              <w:rPr>
-                <w:noProof/>
-                <w:webHidden/>
-              </w:rPr>
-              <w:t>1</w:t>
-            </w:r>
-            <w:r>
-              <w:rPr>
-                <w:noProof/>
-                <w:webHidden/>
-              </w:rPr>
-              <w:fldChar w:fldCharType="end"/>
-            </w:r>
-          </w:hyperlink>
-        </w:p>
-        <w:p>
-          <w:pPr>
-            <w:pStyle w:val="TOC2"/>
-            <w:tabs>
-              <w:tab w:val="right" w:leader="dot" w:pos="9350"/>
-            </w:tabs>
-            <w:rPr>
-              <w:noProof/>
-            </w:rPr>
-          </w:pPr>
-          <w:hyperlink w:anchor="_Toc234797694" w:history="1">
-            <w:r>
-              <w:rPr>
-                <w:rStyle w:val="Hyperlink"/>
-                <w:noProof/>
-              </w:rPr>
-              <w:t>1. Overview</w:t>
-            </w:r>
-            <w:r>
-              <w:rPr>
-                <w:noProof/>
-                <w:webHidden/>
-              </w:rPr>
-              <w:tab/>
-            </w:r>
-            <w:r>
-              <w:rPr>
-                <w:noProof/>
-                <w:webHidden/>
-              </w:rPr>
-              <w:fldChar w:fldCharType="begin"/>
-            </w:r>
-            <w:r>
-              <w:rPr>
-                <w:noProof/>
-                <w:webHidden/>
-              </w:rPr>
-              <w:instrText xml:space="preserve"> PAGEREF _Toc234797694 \h </w:instrText>
-            </w:r>
-            <w:r>
-              <w:rPr>
-                <w:noProof/>
-                <w:webHidden/>
-              </w:rPr>
-            </w:r>
-            <w:r>
-              <w:rPr>
-                <w:noProof/>
-                <w:webHidden/>
-              </w:rPr>
-              <w:fldChar w:fldCharType="separate"/>
-            </w:r>
-            <w:r>
-              <w:rPr>
-                <w:noProof/>
-                <w:webHidden/>
-              </w:rPr>
-              <w:t>1</w:t>
-            </w:r>
-            <w:r>
-              <w:rPr>
-                <w:noProof/>
-                <w:webHidden/>
-              </w:rPr>
-              <w:fldChar w:fldCharType="end"/>
-            </w:r>
-          </w:hyperlink>
-        </w:p>
-        <w:p>
-          <w:pPr>
-            <w:pStyle w:val="TOC2"/>
-            <w:tabs>
-              <w:tab w:val="right" w:leader="dot" w:pos="9350"/>
-            </w:tabs>
-            <w:rPr>
-              <w:noProof/>
-            </w:rPr>
-          </w:pPr>
-          <w:hyperlink w:anchor="_Toc234797695" w:history="1">
-            <w:r>
-              <w:rPr>
-                <w:rStyle w:val="Hyperlink"/>
-                <w:noProof/>
-              </w:rPr>
-              <w:t>2. Architecture</w:t>
-            </w:r>
-            <w:r>
-              <w:rPr>
-                <w:noProof/>
-                <w:webHidden/>
-              </w:rPr>
-              <w:tab/>
-            </w:r>
-            <w:r>
-              <w:rPr>
-                <w:noProof/>
-                <w:webHidden/>
-              </w:rPr>
-              <w:fldChar w:fldCharType="begin"/>
-            </w:r>
-            <w:r>
-              <w:rPr>
-                <w:noProof/>
-                <w:webHidden/>
-              </w:rPr>
-              <w:instrText xml:space="preserve"> PAGEREF _Toc234797695 \h </w:instrText>
-            </w:r>
-            <w:r>
-              <w:rPr>
-                <w:noProof/>
-                <w:webHidden/>
-              </w:rPr>
-            </w:r>
-            <w:r>
-              <w:rPr>
-                <w:noProof/>
-                <w:webHidden/>
-              </w:rPr>
-              <w:fldChar w:fldCharType="separate"/>
-            </w:r>
-            <w:r>
-              <w:rPr>
-                <w:noProof/>
-                <w:webHidden/>
-              </w:rPr>
-              <w:t>2</w:t>
-            </w:r>
-            <w:r>
-              <w:rPr>
-                <w:noProof/>
-                <w:webHidden/>
-              </w:rPr>
-              <w:fldChar w:fldCharType="end"/>
-            </w:r>
-          </w:hyperlink>
-        </w:p>
-        <w:p>
-          <w:pPr>
-            <w:pStyle w:val="TOC2"/>
-            <w:tabs>
-              <w:tab w:val="right" w:leader="dot" w:pos="9350"/>
-            </w:tabs>
-            <w:rPr>
-              <w:noProof/>
-            </w:rPr>
-          </w:pPr>
-          <w:hyperlink w:anchor="_Toc234797696" w:history="1">
-            <w:r>
-              <w:rPr>
-                <w:rStyle w:val="Hyperlink"/>
-                <w:noProof/>
-              </w:rPr>
-              <w:t>3. Asset loading &amp; caching</w:t>
-            </w:r>
-            <w:r>
-              <w:rPr>
-                <w:noProof/>
-                <w:webHidden/>
-              </w:rPr>
-              <w:tab/>
-            </w:r>
-            <w:r>
-              <w:rPr>
-                <w:noProof/>
-                <w:webHidden/>
-              </w:rPr>
-              <w:fldChar w:fldCharType="begin"/>
-            </w:r>
-            <w:r>
-              <w:rPr>
-                <w:noProof/>
-                <w:webHidden/>
-              </w:rPr>
-              <w:instrText xml:space="preserve"> PAGEREF _Toc234797696 \h </w:instrText>
-            </w:r>
-            <w:r>
-              <w:rPr>
-                <w:noProof/>
-                <w:webHidden/>
-              </w:rPr>
-            </w:r>
-            <w:r>
-              <w:rPr>
-                <w:noProof/>
-                <w:webHidden/>
-              </w:rPr>
-              <w:fldChar w:fldCharType="separate"/>
-            </w:r>
-            <w:r>
-              <w:rPr>
-                <w:noProof/>
-                <w:webHidden/>
-              </w:rPr>
-              <w:t>2</w:t>
-            </w:r>
-            <w:r>
-              <w:rPr>
-                <w:noProof/>
-                <w:webHidden/>
-              </w:rPr>
-              <w:fldChar w:fldCharType="end"/>
-            </w:r>
-          </w:hyperlink>
-        </w:p>
-        <w:p>
-          <w:pPr>
-            <w:pStyle w:val="TOC2"/>
-            <w:tabs>
-              <w:tab w:val="right" w:leader="dot" w:pos="9350"/>
-            </w:tabs>
-            <w:rPr>
-              <w:noProof/>
-            </w:rPr>
-          </w:pPr>
-          <w:hyperlink w:anchor="_Toc234797697" w:history="1">
-            <w:r>
-              <w:rPr>
-                <w:rStyle w:val="Hyperlink"/>
-                <w:noProof/>
-              </w:rPr>
-              <w:t>4. How data is saved &amp; loaded</w:t>
-            </w:r>
-            <w:r>
-              <w:rPr>
-                <w:noProof/>
-                <w:webHidden/>
-              </w:rPr>
-              <w:tab/>
-            </w:r>
-            <w:r>
-              <w:rPr>
-                <w:noProof/>
-                <w:webHidden/>
-              </w:rPr>
-              <w:fldChar w:fldCharType="begin"/>
-            </w:r>
-            <w:r>
-              <w:rPr>
-                <w:noProof/>
-                <w:webHidden/>
-              </w:rPr>
-              <w:instrText xml:space="preserve"> PAGEREF _Toc234797697 \h </w:instrText>
-            </w:r>
-            <w:r>
-              <w:rPr>
-                <w:noProof/>
-                <w:webHidden/>
-              </w:rPr>
-            </w:r>
-            <w:r>
-              <w:rPr>
-                <w:noProof/>
-                <w:webHidden/>
-              </w:rPr>
-              <w:fldChar w:fldCharType="separate"/>
-            </w:r>
-            <w:r>
-              <w:rPr>
-                <w:noProof/>
-                <w:webHidden/>
-              </w:rPr>
-              <w:t>3</w:t>
-            </w:r>
-            <w:r>
-              <w:rPr>
-                <w:noProof/>
-                <w:webHidden/>
-              </w:rPr>
-              <w:fldChar w:fldCharType="end"/>
-            </w:r>
-          </w:hyperlink>
-        </w:p>
-        <w:p>
-          <w:pPr>
-            <w:pStyle w:val="TOC2"/>
-            <w:tabs>
-              <w:tab w:val="right" w:leader="dot" w:pos="9350"/>
-            </w:tabs>
-            <w:rPr>
-              <w:noProof/>
-            </w:rPr>
-          </w:pPr>
-          <w:hyperlink w:anchor="_Toc234797698" w:history="1">
-            <w:r>
-              <w:rPr>
-                <w:rStyle w:val="Hyperlink"/>
-                <w:noProof/>
-              </w:rPr>
-              <w:t>5. Key decisions &amp; challenges</w:t>
-            </w:r>
-            <w:r>
-              <w:rPr>
-                <w:noProof/>
-                <w:webHidden/>
-              </w:rPr>
-              <w:tab/>
-            </w:r>
-            <w:r>
-              <w:rPr>
-                <w:noProof/>
-                <w:webHidden/>
-              </w:rPr>
-              <w:fldChar w:fldCharType="begin"/>
-            </w:r>
-            <w:r>
-              <w:rPr>
-                <w:noProof/>
-                <w:webHidden/>
-              </w:rPr>
-              <w:instrText xml:space="preserve"> PAGEREF _Toc234797698 \h </w:instrText>
-            </w:r>
-            <w:r>
-              <w:rPr>
-                <w:noProof/>
-                <w:webHidden/>
-              </w:rPr>
-            </w:r>
-            <w:r>
-              <w:rPr>
-                <w:noProof/>
-                <w:webHidden/>
-              </w:rPr>
-              <w:fldChar w:fldCharType="separate"/>
-            </w:r>
-            <w:r>
-              <w:rPr>
-                <w:noProof/>
-                <w:webHidden/>
-              </w:rPr>
-              <w:t>4</w:t>
-            </w:r>
-            <w:r>
-              <w:rPr>
-                <w:noProof/>
-                <w:webHidden/>
-              </w:rPr>
-              <w:fldChar w:fldCharType="end"/>
-            </w:r>
-          </w:hyperlink>
-        </w:p>
-        <w:p>
-          <w:pPr>
-            <w:pStyle w:val="TOC2"/>
-            <w:tabs>
-              <w:tab w:val="right" w:leader="dot" w:pos="9350"/>
-            </w:tabs>
-            <w:rPr>
-              <w:noProof/>
-            </w:rPr>
-          </w:pPr>
-          <w:hyperlink w:anchor="_Toc234797699" w:history="1">
-            <w:r>
-              <w:rPr>
-                <w:rStyle w:val="Hyperlink"/>
-                <w:noProof/>
-              </w:rPr>
-              <w:t>6. Performance &amp; scalability</w:t>
-            </w:r>
-            <w:r>
-              <w:rPr>
-                <w:noProof/>
-                <w:webHidden/>
-              </w:rPr>
-              <w:tab/>
-            </w:r>
-            <w:r>
-              <w:rPr>
-                <w:noProof/>
-                <w:webHidden/>
-              </w:rPr>
-              <w:fldChar w:fldCharType="begin"/>
-            </w:r>
-            <w:r>
-              <w:rPr>
-                <w:noProof/>
-                <w:webHidden/>
-              </w:rPr>
-              <w:instrText xml:space="preserve"> PAGEREF _Toc234797699 \h </w:instrText>
-            </w:r>
-            <w:r>
-              <w:rPr>
-                <w:noProof/>
-                <w:webHidden/>
-              </w:rPr>
-            </w:r>
-            <w:r>
-              <w:rPr>
-                <w:noProof/>
-                <w:webHidden/>
-              </w:rPr>
-              <w:fldChar w:fldCharType="separate"/>
-            </w:r>
-            <w:r>
-              <w:rPr>
-                <w:noProof/>
-                <w:webHidden/>
-              </w:rPr>
-              <w:t>4</w:t>
-            </w:r>
-            <w:r>
-              <w:rPr>
-                <w:noProof/>
-                <w:webHidden/>
-              </w:rPr>
-              <w:fldChar w:fldCharType="end"/>
-            </w:r>
-          </w:hyperlink>
-        </w:p>
-        <w:p>
-          <w:pPr>
-            <w:pStyle w:val="TOC2"/>
-            <w:tabs>
-              <w:tab w:val="right" w:leader="dot" w:pos="9350"/>
-            </w:tabs>
-            <w:rPr>
-              <w:noProof/>
-            </w:rPr>
-          </w:pPr>
-          <w:hyperlink w:anchor="_Toc234797700" w:history="1">
-            <w:r>
-              <w:rPr>
-                <w:rStyle w:val="Hyperlink"/>
-                <w:noProof/>
-              </w:rPr>
-              <w:t>7. Use of AI tools</w:t>
-            </w:r>
-            <w:r>
-              <w:rPr>
-                <w:noProof/>
-                <w:webHidden/>
-              </w:rPr>
-              <w:tab/>
-            </w:r>
-            <w:r>
-              <w:rPr>
-                <w:noProof/>
-                <w:webHidden/>
-              </w:rPr>
-              <w:fldChar w:fldCharType="begin"/>
-            </w:r>
-            <w:r>
-              <w:rPr>
-                <w:noProof/>
-                <w:webHidden/>
-              </w:rPr>
-              <w:instrText xml:space="preserve"> PAGEREF _Toc234797700 \h </w:instrText>
-            </w:r>
-            <w:r>
-              <w:rPr>
-                <w:noProof/>
-                <w:webHidden/>
-              </w:rPr>
-            </w:r>
-            <w:r>
-              <w:rPr>
-                <w:noProof/>
-                <w:webHidden/>
-              </w:rPr>
-              <w:fldChar w:fldCharType="separate"/>
-            </w:r>
-            <w:r>
-              <w:rPr>
-                <w:noProof/>
-                <w:webHidden/>
-              </w:rPr>
-              <w:t>5</w:t>
-            </w:r>
-            <w:r>
-              <w:rPr>
-                <w:noProof/>
-                <w:webHidden/>
-              </w:rPr>
-              <w:fldChar w:fldCharType="end"/>
-            </w:r>
-          </w:hyperlink>
-        </w:p>
-        <w:p>
-          <w:pPr>
-            <w:pStyle w:val="TOC2"/>
-            <w:tabs>
-              <w:tab w:val="right" w:leader="dot" w:pos="9350"/>
-            </w:tabs>
-            <w:rPr>
-              <w:noProof/>
-            </w:rPr>
-          </w:pPr>
-          <w:hyperlink w:anchor="_Toc234797701" w:history="1">
-            <w:r>
-              <w:rPr>
-                <w:rStyle w:val="Hyperlink"/>
-                <w:noProof/>
-              </w:rPr>
-              <w:t>8. Tech stack, running &amp; deploying</w:t>
-            </w:r>
-            <w:r>
-              <w:rPr>
-                <w:noProof/>
-                <w:webHidden/>
-              </w:rPr>
-              <w:tab/>
-            </w:r>
-            <w:r>
-              <w:rPr>
-                <w:noProof/>
-                <w:webHidden/>
-              </w:rPr>
-              <w:fldChar w:fldCharType="begin"/>
-            </w:r>
-            <w:r>
-              <w:rPr>
-                <w:noProof/>
-                <w:webHidden/>
-              </w:rPr>
-              <w:instrText xml:space="preserve"> PAGEREF _Toc234797701 \h </w:instrText>
-            </w:r>
-            <w:r>
-              <w:rPr>
-                <w:noProof/>
-                <w:webHidden/>
-              </w:rPr>
-            </w:r>
-            <w:r>
-              <w:rPr>
-                <w:noProof/>
-                <w:webHidden/>
-              </w:rPr>
-              <w:fldChar w:fldCharType="separate"/>
-            </w:r>
-            <w:r>
-              <w:rPr>
-                <w:noProof/>
-                <w:webHidden/>
-              </w:rPr>
-              <w:t>5</w:t>
-            </w:r>
-            <w:r>
-              <w:rPr>
-                <w:noProof/>
-                <w:webHidden/>
-              </w:rPr>
-              <w:fldChar w:fldCharType="end"/>
-            </w:r>
-          </w:hyperlink>
-        </w:p>
-        <w:p>
-          <w:r>
             <w:fldChar w:fldCharType="end"/>
           </w:r>
         </w:p>
       </w:sdtContent>
     </w:sdt>
+    <w:bookmarkStart w:id="26" w:name="booklab-handover-document"/>
     <w:p>
       <w:pPr>
         <w:pStyle w:val="Heading1"/>
       </w:pPr>
-      <w:bookmarkStart w:id="1" w:name="booklab-handover-document"/>
-      <w:bookmarkStart w:id="2" w:name="_Toc234797693"/>
-      <w:r>
-        <w:t>BookLab — Handover Document</w:t>
-      </w:r>
-      <w:bookmarkEnd w:id="2"/>
+      <w:r>
+        <w:t xml:space="preserve">BookLab — Handover Document</w:t>
+      </w:r>
     </w:p>
     <w:p>
       <w:pPr>
@@ -676,25 +46,23 @@
           <w:b/>
           <w:bCs/>
         </w:rPr>
-        <w:t>Task 1: Interactive Content Creation (WebGL / Firebase)</w:t>
+        <w:t xml:space="preserve">Task 1: Interactive Content Creation (WebGL / Firebase)</w:t>
       </w:r>
     </w:p>
     <w:tbl>
       <w:tblPr>
         <w:tblStyle w:val="Table"/>
-        <w:tblW w:w="5000" w:type="pct"/>
+        <w:tblW w:type="pct" w:w="5000"/>
         <w:tblLayout w:type="fixed"/>
-        <w:tblLook w:val="0000" w:firstRow="0" w:lastRow="0" w:firstColumn="0" w:lastColumn="0" w:noHBand="0" w:noVBand="0"/>
+        <w:tblLook w:firstRow="0" w:lastRow="0" w:firstColumn="0" w:lastColumn="0" w:noHBand="0" w:noVBand="0" w:val="0000"/>
       </w:tblPr>
       <w:tblGrid>
-        <w:gridCol w:w="4788"/>
-        <w:gridCol w:w="4788"/>
+        <w:gridCol w:w="3960"/>
+        <w:gridCol w:w="3960"/>
       </w:tblGrid>
       <w:tr>
         <w:tc>
-          <w:tcPr>
-            <w:tcW w:w="3960" w:type="dxa"/>
-          </w:tcPr>
+          <w:tcPr/>
           <w:p>
             <w:pPr>
               <w:pStyle w:val="Compact"/>
@@ -704,29 +72,25 @@
                 <w:b/>
                 <w:bCs/>
               </w:rPr>
-              <w:t>Author</w:t>
+              <w:t xml:space="preserve">Author</w:t>
             </w:r>
           </w:p>
         </w:tc>
         <w:tc>
-          <w:tcPr>
-            <w:tcW w:w="3960" w:type="dxa"/>
-          </w:tcPr>
+          <w:tcPr/>
           <w:p>
             <w:pPr>
               <w:pStyle w:val="Compact"/>
             </w:pPr>
             <w:r>
-              <w:t>Ali Shehroz</w:t>
+              <w:t xml:space="preserve">Ali Shehroz</w:t>
             </w:r>
           </w:p>
         </w:tc>
       </w:tr>
       <w:tr>
         <w:tc>
-          <w:tcPr>
-            <w:tcW w:w="3960" w:type="dxa"/>
-          </w:tcPr>
+          <w:tcPr/>
           <w:p>
             <w:pPr>
               <w:pStyle w:val="Compact"/>
@@ -736,29 +100,25 @@
                 <w:b/>
                 <w:bCs/>
               </w:rPr>
-              <w:t>For</w:t>
+              <w:t xml:space="preserve">For</w:t>
             </w:r>
           </w:p>
         </w:tc>
         <w:tc>
-          <w:tcPr>
-            <w:tcW w:w="3960" w:type="dxa"/>
-          </w:tcPr>
+          <w:tcPr/>
           <w:p>
             <w:pPr>
               <w:pStyle w:val="Compact"/>
             </w:pPr>
             <w:r>
-              <w:t>Adeeb · Phase 1 Technical Assessment</w:t>
+              <w:t xml:space="preserve">Adeeb · Phase 1 Technical Assessment</w:t>
             </w:r>
           </w:p>
         </w:tc>
       </w:tr>
       <w:tr>
         <w:tc>
-          <w:tcPr>
-            <w:tcW w:w="3960" w:type="dxa"/>
-          </w:tcPr>
+          <w:tcPr/>
           <w:p>
             <w:pPr>
               <w:pStyle w:val="Compact"/>
@@ -768,29 +128,25 @@
                 <w:b/>
                 <w:bCs/>
               </w:rPr>
-              <w:t>Live app</w:t>
+              <w:t xml:space="preserve">Live app</w:t>
             </w:r>
           </w:p>
         </w:tc>
         <w:tc>
-          <w:tcPr>
-            <w:tcW w:w="3960" w:type="dxa"/>
-          </w:tcPr>
+          <w:tcPr/>
           <w:p>
             <w:pPr>
               <w:pStyle w:val="Compact"/>
             </w:pPr>
             <w:r>
-              <w:t>https://adeeb-booklab-07111926.web.app</w:t>
+              <w:t xml:space="preserve">https://adeeb-booklab-07111926.web.app</w:t>
             </w:r>
           </w:p>
         </w:tc>
       </w:tr>
       <w:tr>
         <w:tc>
-          <w:tcPr>
-            <w:tcW w:w="3960" w:type="dxa"/>
-          </w:tcPr>
+          <w:tcPr/>
           <w:p>
             <w:pPr>
               <w:pStyle w:val="Compact"/>
@@ -800,29 +156,25 @@
                 <w:b/>
                 <w:bCs/>
               </w:rPr>
-              <w:t>Repository</w:t>
+              <w:t xml:space="preserve">Repository</w:t>
             </w:r>
           </w:p>
         </w:tc>
         <w:tc>
-          <w:tcPr>
-            <w:tcW w:w="3960" w:type="dxa"/>
-          </w:tcPr>
+          <w:tcPr/>
           <w:p>
             <w:pPr>
               <w:pStyle w:val="Compact"/>
             </w:pPr>
             <w:r>
-              <w:t>https://github.com/alishehroz-ideo/webgl-and-firebase-learning</w:t>
+              <w:t xml:space="preserve">https://github.com/alishehroz-ideo/webgl-and-firebase-learning</w:t>
             </w:r>
           </w:p>
         </w:tc>
       </w:tr>
       <w:tr>
         <w:tc>
-          <w:tcPr>
-            <w:tcW w:w="3960" w:type="dxa"/>
-          </w:tcPr>
+          <w:tcPr/>
           <w:p>
             <w:pPr>
               <w:pStyle w:val="Compact"/>
@@ -832,20 +184,18 @@
                 <w:b/>
                 <w:bCs/>
               </w:rPr>
-              <w:t>Stack</w:t>
+              <w:t xml:space="preserve">Stack</w:t>
             </w:r>
           </w:p>
         </w:tc>
         <w:tc>
-          <w:tcPr>
-            <w:tcW w:w="3960" w:type="dxa"/>
-          </w:tcPr>
+          <w:tcPr/>
           <w:p>
             <w:pPr>
               <w:pStyle w:val="Compact"/>
             </w:pPr>
             <w:r>
-              <w:t>Unity 6 WebGL · Firebase (Realtime Database + Hosting) · REST</w:t>
+              <w:t xml:space="preserve">Unity 6 WebGL · Firebase (Realtime Database + Hosting) · REST</w:t>
             </w:r>
           </w:p>
         </w:tc>
@@ -854,30 +204,25 @@
     <w:p>
       <w:r>
         <w:pict>
-          <v:rect id="_x0000_i1025" style="width:0;height:1.5pt" o:hralign="center" o:hrstd="t" o:hr="t"/>
+          <v:rect style="width:0;height:1.5pt" o:hralign="center" o:hrstd="t" o:hr="t"/>
         </w:pict>
       </w:r>
     </w:p>
+    <w:bookmarkStart w:id="12" w:name="overview-of-the-implementation"/>
     <w:p>
       <w:pPr>
         <w:pStyle w:val="Heading2"/>
       </w:pPr>
-      <w:bookmarkStart w:id="3" w:name="overview"/>
-      <w:bookmarkStart w:id="4" w:name="_Toc234797694"/>
-      <w:r>
-        <w:t>1. Overview</w:t>
-      </w:r>
-      <w:bookmarkEnd w:id="4"/>
+      <w:r>
+        <w:t xml:space="preserve">1. Overview of the implementation</w:t>
+      </w:r>
     </w:p>
     <w:p>
       <w:pPr>
         <w:pStyle w:val="FirstParagraph"/>
       </w:pPr>
       <w:r>
-        <w:t>BookLab is a browser-based storybook maker for children. A child picks a scene, drags and scales stickers acr</w:t>
-      </w:r>
-      <w:r>
-        <w:t>oss one or more pages, names and saves the book to the cloud, and it appears as a cover-card on their shelf to read back.</w:t>
+        <w:t xml:space="preserve">BookLab is a browser-based storybook maker for children. A child picks a scene, drags and scales stickers across one or more pages, names and saves the book to the cloud, and it appears as a cover-card on their shelf to read back.</w:t>
       </w:r>
     </w:p>
     <w:p>
@@ -885,40 +230,55 @@
         <w:pStyle w:val="BodyText"/>
       </w:pPr>
       <w:r>
-        <w:t xml:space="preserve">It is a </w:t>
-      </w:r>
-      <w:r>
-        <w:rPr>
-          <w:b/>
-          <w:bCs/>
-        </w:rPr>
-        <w:t>Unity WebGL</w:t>
-      </w:r>
-      <w:r>
-        <w:t xml:space="preserve"> application served in the browser, with all content and assets on </w:t>
-      </w:r>
-      <w:r>
-        <w:rPr>
-          <w:b/>
-          <w:bCs/>
-        </w:rPr>
-        <w:t>Firebase</w:t>
-      </w:r>
-      <w:r>
-        <w:t xml:space="preserve"> — running entirely on the free (Spark) </w:t>
-      </w:r>
-      <w:r>
-        <w:t xml:space="preserve">plan. The whole experience is a single </w:t>
-      </w:r>
-      <w:r>
-        <w:rPr>
-          <w:b/>
-          <w:bCs/>
-        </w:rPr>
-        <w:t>create → save → read</w:t>
-      </w:r>
-      <w:r>
-        <w:t xml:space="preserve"> loop across three screens:</w:t>
+        <w:t xml:space="preserve">It is a</w:t>
+      </w:r>
+      <w:r>
+        <w:t xml:space="preserve"> </w:t>
+      </w:r>
+      <w:r>
+        <w:rPr>
+          <w:b/>
+          <w:bCs/>
+        </w:rPr>
+        <w:t xml:space="preserve">Unity WebGL</w:t>
+      </w:r>
+      <w:r>
+        <w:t xml:space="preserve"> </w:t>
+      </w:r>
+      <w:r>
+        <w:t xml:space="preserve">application served in the browser, with all content and assets on</w:t>
+      </w:r>
+      <w:r>
+        <w:t xml:space="preserve"> </w:t>
+      </w:r>
+      <w:r>
+        <w:rPr>
+          <w:b/>
+          <w:bCs/>
+        </w:rPr>
+        <w:t xml:space="preserve">Firebase</w:t>
+      </w:r>
+      <w:r>
+        <w:t xml:space="preserve"> </w:t>
+      </w:r>
+      <w:r>
+        <w:t xml:space="preserve">— running entirely on the free (Spark) plan. The whole experience is a single</w:t>
+      </w:r>
+      <w:r>
+        <w:t xml:space="preserve"> </w:t>
+      </w:r>
+      <w:r>
+        <w:rPr>
+          <w:b/>
+          <w:bCs/>
+        </w:rPr>
+        <w:t xml:space="preserve">create → save → read</w:t>
+      </w:r>
+      <w:r>
+        <w:t xml:space="preserve"> </w:t>
+      </w:r>
+      <w:r>
+        <w:t xml:space="preserve">loop across three screens:</w:t>
       </w:r>
     </w:p>
     <w:p>
@@ -926,7 +286,7 @@
         <w:pStyle w:val="Compact"/>
         <w:numPr>
           <w:ilvl w:val="0"/>
-          <w:numId w:val="2"/>
+          <w:numId w:val="1001"/>
         </w:numPr>
       </w:pPr>
       <w:r>
@@ -934,20 +294,29 @@
           <w:b/>
           <w:bCs/>
         </w:rPr>
-        <w:t>Main Menu</w:t>
-      </w:r>
-      <w:r>
-        <w:t xml:space="preserve"> — the shelf of saved books, shown as cover-cards, plus a </w:t>
+        <w:t xml:space="preserve">Main Menu</w:t>
+      </w:r>
+      <w:r>
+        <w:t xml:space="preserve"> </w:t>
+      </w:r>
+      <w:r>
+        <w:t xml:space="preserve">— the shelf of saved books, shown as cover-cards, plus a</w:t>
+      </w:r>
+      <w:r>
+        <w:t xml:space="preserve"> </w:t>
       </w:r>
       <w:r>
         <w:rPr>
           <w:i/>
           <w:iCs/>
         </w:rPr>
-        <w:t>Create New</w:t>
-      </w:r>
-      <w:r>
-        <w:t xml:space="preserve"> button.</w:t>
+        <w:t xml:space="preserve">Create New</w:t>
+      </w:r>
+      <w:r>
+        <w:t xml:space="preserve"> </w:t>
+      </w:r>
+      <w:r>
+        <w:t xml:space="preserve">button.</w:t>
       </w:r>
     </w:p>
     <w:p>
@@ -955,7 +324,7 @@
         <w:pStyle w:val="Compact"/>
         <w:numPr>
           <w:ilvl w:val="0"/>
-          <w:numId w:val="2"/>
+          <w:numId w:val="1001"/>
         </w:numPr>
       </w:pPr>
       <w:r>
@@ -963,14 +332,13 @@
           <w:b/>
           <w:bCs/>
         </w:rPr>
-        <w:lastRenderedPageBreak/>
-        <w:t>Editor</w:t>
-      </w:r>
-      <w:r>
-        <w:t xml:space="preserve"> </w:t>
-      </w:r>
-      <w:r>
-        <w:t>— pick a background, drop / drag / scale / delete stickers, add multiple pages, name it, save.</w:t>
+        <w:t xml:space="preserve">Editor</w:t>
+      </w:r>
+      <w:r>
+        <w:t xml:space="preserve"> </w:t>
+      </w:r>
+      <w:r>
+        <w:t xml:space="preserve">— pick a background, drop / drag / scale / delete stickers, add multiple pages, name it, save.</w:t>
       </w:r>
     </w:p>
     <w:p>
@@ -978,7 +346,7 @@
         <w:pStyle w:val="Compact"/>
         <w:numPr>
           <w:ilvl w:val="0"/>
-          <w:numId w:val="2"/>
+          <w:numId w:val="1001"/>
         </w:numPr>
       </w:pPr>
       <w:r>
@@ -986,10 +354,13 @@
           <w:b/>
           <w:bCs/>
         </w:rPr>
-        <w:t>Playback</w:t>
-      </w:r>
-      <w:r>
-        <w:t xml:space="preserve"> — open a saved book and flip through its pages, read-only.</w:t>
+        <w:t xml:space="preserve">Playback</w:t>
+      </w:r>
+      <w:r>
+        <w:t xml:space="preserve"> </w:t>
+      </w:r>
+      <w:r>
+        <w:t xml:space="preserve">— open a saved book and flip through its pages, read-only.</w:t>
       </w:r>
     </w:p>
     <w:p>
@@ -997,100 +368,210 @@
         <w:pStyle w:val="FirstParagraph"/>
       </w:pPr>
       <w:r>
-        <w:t xml:space="preserve">It targets </w:t>
-      </w:r>
-      <w:r>
-        <w:rPr>
-          <w:b/>
-          <w:bCs/>
-        </w:rPr>
-        <w:t>1920×1080</w:t>
-      </w:r>
-      <w:r>
-        <w:t xml:space="preserve"> and scales to any screen via a CanvasScaler reference resolution.</w:t>
-      </w:r>
-    </w:p>
+        <w:t xml:space="preserve">It targets</w:t>
+      </w:r>
+      <w:r>
+        <w:t xml:space="preserve"> </w:t>
+      </w:r>
+      <w:r>
+        <w:rPr>
+          <w:b/>
+          <w:bCs/>
+        </w:rPr>
+        <w:t xml:space="preserve">1920×1080</w:t>
+      </w:r>
+      <w:r>
+        <w:t xml:space="preserve"> </w:t>
+      </w:r>
+      <w:r>
+        <w:t xml:space="preserve">and scales to any screen via a CanvasScaler reference resolution.</w:t>
+      </w:r>
+    </w:p>
+    <w:p>
+      <w:pPr>
+        <w:pStyle w:val="CaptionedFigure"/>
+      </w:pPr>
+      <w:r>
+        <w:drawing>
+          <wp:inline>
+            <wp:extent cx="5334000" cy="3580836"/>
+            <wp:effectExtent b="0" l="0" r="0" t="0"/>
+            <wp:docPr descr="The Editor — a page being made (the real screen)." title="" id="10" name="Picture"/>
+            <a:graphic>
+              <a:graphicData uri="http://schemas.openxmlformats.org/drawingml/2006/picture">
+                <pic:pic>
+                  <pic:nvPicPr>
+                    <pic:cNvPr descr="../video/shots/editor-screen.png" id="11" name="Picture"/>
+                    <pic:cNvPicPr>
+                      <a:picLocks noChangeArrowheads="1" noChangeAspect="1"/>
+                    </pic:cNvPicPr>
+                  </pic:nvPicPr>
+                  <pic:blipFill>
+                    <a:blip r:embed="rId9"/>
+                    <a:stretch>
+                      <a:fillRect/>
+                    </a:stretch>
+                  </pic:blipFill>
+                  <pic:spPr bwMode="auto">
+                    <a:xfrm>
+                      <a:off x="0" y="0"/>
+                      <a:ext cx="5334000" cy="3580836"/>
+                    </a:xfrm>
+                    <a:prstGeom prst="rect">
+                      <a:avLst/>
+                    </a:prstGeom>
+                    <a:noFill/>
+                    <a:ln w="9525">
+                      <a:noFill/>
+                      <a:headEnd/>
+                      <a:tailEnd/>
+                    </a:ln>
+                  </pic:spPr>
+                </pic:pic>
+              </a:graphicData>
+            </a:graphic>
+          </wp:inline>
+        </w:drawing>
+      </w:r>
+    </w:p>
+    <w:p>
+      <w:pPr>
+        <w:pStyle w:val="ImageCaption"/>
+      </w:pPr>
+      <w:r>
+        <w:t xml:space="preserve">The Editor — a page being made (the real screen).</w:t>
+      </w:r>
+    </w:p>
+    <w:bookmarkEnd w:id="12"/>
+    <w:bookmarkStart w:id="16" w:name="explanation-of-the-architecture"/>
     <w:p>
       <w:pPr>
         <w:pStyle w:val="Heading2"/>
       </w:pPr>
-      <w:bookmarkStart w:id="5" w:name="architecture"/>
-      <w:bookmarkStart w:id="6" w:name="_Toc234797695"/>
-      <w:bookmarkEnd w:id="3"/>
-      <w:r>
-        <w:t>2. Arc</w:t>
-      </w:r>
-      <w:r>
-        <w:t>hitecture</w:t>
-      </w:r>
-      <w:bookmarkEnd w:id="6"/>
+      <w:r>
+        <w:t xml:space="preserve">2. Explanation of the architecture</w:t>
+      </w:r>
     </w:p>
     <w:p>
       <w:pPr>
         <w:pStyle w:val="FirstParagraph"/>
       </w:pPr>
       <w:r>
-        <w:t xml:space="preserve">The code follows a clear </w:t>
-      </w:r>
-      <w:r>
-        <w:rPr>
-          <w:b/>
-          <w:bCs/>
-        </w:rPr>
-        <w:t>MVC + event-driven</w:t>
-      </w:r>
-      <w:r>
-        <w:t xml:space="preserve"> pattern, organised into layers where each layer has one responsibility and only depends downward.</w:t>
+        <w:t xml:space="preserve">The code follows a clear</w:t>
+      </w:r>
+      <w:r>
+        <w:t xml:space="preserve"> </w:t>
+      </w:r>
+      <w:r>
+        <w:rPr>
+          <w:b/>
+          <w:bCs/>
+        </w:rPr>
+        <w:t xml:space="preserve">MVC + event-driven</w:t>
+      </w:r>
+      <w:r>
+        <w:t xml:space="preserve"> </w:t>
+      </w:r>
+      <w:r>
+        <w:t xml:space="preserve">pattern, organised into layers where each layer has one responsibility and only depends downward. The layering is visible directly in the Unity project — each folder is one layer:</w:t>
+      </w:r>
+    </w:p>
+    <w:p>
+      <w:pPr>
+        <w:pStyle w:val="CaptionedFigure"/>
+      </w:pPr>
+      <w:r>
+        <w:drawing>
+          <wp:inline>
+            <wp:extent cx="2397418" cy="4280006"/>
+            <wp:effectExtent b="0" l="0" r="0" t="0"/>
+            <wp:docPr descr="The Unity project — App / Features / Services / Core / Models." title="" id="14" name="Picture"/>
+            <a:graphic>
+              <a:graphicData uri="http://schemas.openxmlformats.org/drawingml/2006/picture">
+                <pic:pic>
+                  <pic:nvPicPr>
+                    <pic:cNvPr descr="../video/shots/project-folder.png" id="15" name="Picture"/>
+                    <pic:cNvPicPr>
+                      <a:picLocks noChangeArrowheads="1" noChangeAspect="1"/>
+                    </pic:cNvPicPr>
+                  </pic:nvPicPr>
+                  <pic:blipFill>
+                    <a:blip r:embed="rId13"/>
+                    <a:stretch>
+                      <a:fillRect/>
+                    </a:stretch>
+                  </pic:blipFill>
+                  <pic:spPr bwMode="auto">
+                    <a:xfrm>
+                      <a:off x="0" y="0"/>
+                      <a:ext cx="2397418" cy="4280006"/>
+                    </a:xfrm>
+                    <a:prstGeom prst="rect">
+                      <a:avLst/>
+                    </a:prstGeom>
+                    <a:noFill/>
+                    <a:ln w="9525">
+                      <a:noFill/>
+                      <a:headEnd/>
+                      <a:tailEnd/>
+                    </a:ln>
+                  </pic:spPr>
+                </pic:pic>
+              </a:graphicData>
+            </a:graphic>
+          </wp:inline>
+        </w:drawing>
+      </w:r>
+    </w:p>
+    <w:p>
+      <w:pPr>
+        <w:pStyle w:val="ImageCaption"/>
+      </w:pPr>
+      <w:r>
+        <w:t xml:space="preserve">The Unity project — App / Features / Services / Core / Models.</w:t>
       </w:r>
     </w:p>
     <w:tbl>
       <w:tblPr>
         <w:tblStyle w:val="Table"/>
-        <w:tblW w:w="5000" w:type="pct"/>
+        <w:tblW w:type="pct" w:w="5000"/>
         <w:tblLayout w:type="fixed"/>
-        <w:tblLook w:val="0020" w:firstRow="1" w:lastRow="0" w:firstColumn="0" w:lastColumn="0" w:noHBand="0" w:noVBand="0"/>
+        <w:tblLook w:firstRow="1" w:lastRow="0" w:firstColumn="0" w:lastColumn="0" w:noHBand="0" w:noVBand="0" w:val="0020"/>
       </w:tblPr>
       <w:tblGrid>
-        <w:gridCol w:w="4788"/>
-        <w:gridCol w:w="4788"/>
+        <w:gridCol w:w="3960"/>
+        <w:gridCol w:w="3960"/>
       </w:tblGrid>
       <w:tr>
         <w:trPr>
-          <w:cnfStyle w:val="100000000000" w:firstRow="1" w:lastRow="0" w:firstColumn="0" w:lastColumn="0" w:oddVBand="0" w:evenVBand="0" w:oddHBand="0" w:evenHBand="0" w:firstRowFirstColumn="0" w:firstRowLastColumn="0" w:lastRowFirstColumn="0" w:lastRowLastColumn="0"/>
-          <w:tblHeader/>
+          <w:tblHeader w:val="on"/>
         </w:trPr>
         <w:tc>
-          <w:tcPr>
-            <w:tcW w:w="3960" w:type="dxa"/>
-          </w:tcPr>
+          <w:tcPr/>
           <w:p>
             <w:pPr>
               <w:pStyle w:val="Compact"/>
             </w:pPr>
             <w:r>
-              <w:t>Layer</w:t>
+              <w:t xml:space="preserve">Layer</w:t>
             </w:r>
           </w:p>
         </w:tc>
         <w:tc>
-          <w:tcPr>
-            <w:tcW w:w="3960" w:type="dxa"/>
-          </w:tcPr>
+          <w:tcPr/>
           <w:p>
             <w:pPr>
               <w:pStyle w:val="Compact"/>
             </w:pPr>
             <w:r>
-              <w:t>Responsibility</w:t>
+              <w:t xml:space="preserve">Responsibility</w:t>
             </w:r>
           </w:p>
         </w:tc>
       </w:tr>
       <w:tr>
         <w:tc>
-          <w:tcPr>
-            <w:tcW w:w="3960" w:type="dxa"/>
-          </w:tcPr>
+          <w:tcPr/>
           <w:p>
             <w:pPr>
               <w:pStyle w:val="Compact"/>
@@ -1100,14 +581,12 @@
                 <w:b/>
                 <w:bCs/>
               </w:rPr>
-              <w:t>App</w:t>
+              <w:t xml:space="preserve">App</w:t>
             </w:r>
           </w:p>
         </w:tc>
         <w:tc>
-          <w:tcPr>
-            <w:tcW w:w="3960" w:type="dxa"/>
-          </w:tcPr>
+          <w:tcPr/>
           <w:p>
             <w:pPr>
               <w:pStyle w:val="Compact"/>
@@ -1116,31 +595,35 @@
               <w:rPr>
                 <w:rStyle w:val="VerbatimChar"/>
               </w:rPr>
-              <w:t>Bootstrap</w:t>
-            </w:r>
-            <w:r>
-              <w:t xml:space="preserve"> auto-starts the app and builds the Full-HD canvas + input; </w:t>
+              <w:t xml:space="preserve">Bootstrap</w:t>
+            </w:r>
+            <w:r>
+              <w:t xml:space="preserve"> </w:t>
+            </w:r>
+            <w:r>
+              <w:t xml:space="preserve">auto-starts the app and builds the Full-HD canvas + input;</w:t>
+            </w:r>
+            <w:r>
+              <w:t xml:space="preserve"> </w:t>
             </w:r>
             <w:r>
               <w:rPr>
                 <w:rStyle w:val="VerbatimChar"/>
               </w:rPr>
-              <w:t>AppRoot</w:t>
-            </w:r>
-            <w:r>
-              <w:t xml:space="preserve"> o</w:t>
-            </w:r>
-            <w:r>
-              <w:t>wns the single canvas and swaps the active screen.</w:t>
+              <w:t xml:space="preserve">AppRoot</w:t>
+            </w:r>
+            <w:r>
+              <w:t xml:space="preserve"> </w:t>
+            </w:r>
+            <w:r>
+              <w:t xml:space="preserve">owns the single canvas and swaps the active screen.</w:t>
             </w:r>
           </w:p>
         </w:tc>
       </w:tr>
       <w:tr>
         <w:tc>
-          <w:tcPr>
-            <w:tcW w:w="3960" w:type="dxa"/>
-          </w:tcPr>
+          <w:tcPr/>
           <w:p>
             <w:pPr>
               <w:pStyle w:val="Compact"/>
@@ -1150,14 +633,12 @@
                 <w:b/>
                 <w:bCs/>
               </w:rPr>
-              <w:t>Features · MVC</w:t>
+              <w:t xml:space="preserve">Features · MVC</w:t>
             </w:r>
           </w:p>
         </w:tc>
         <w:tc>
-          <w:tcPr>
-            <w:tcW w:w="3960" w:type="dxa"/>
-          </w:tcPr>
+          <w:tcPr/>
           <w:p>
             <w:pPr>
               <w:pStyle w:val="Compact"/>
@@ -1166,37 +647,44 @@
               <w:rPr>
                 <w:rStyle w:val="VerbatimChar"/>
               </w:rPr>
-              <w:t>MainMenu</w:t>
-            </w:r>
-            <w:r>
-              <w:t xml:space="preserve">, </w:t>
+              <w:t xml:space="preserve">MainMenu</w:t>
+            </w:r>
+            <w:r>
+              <w:t xml:space="preserve">,</w:t>
+            </w:r>
+            <w:r>
+              <w:t xml:space="preserve"> </w:t>
             </w:r>
             <w:r>
               <w:rPr>
                 <w:rStyle w:val="VerbatimChar"/>
               </w:rPr>
-              <w:t>Editor</w:t>
-            </w:r>
-            <w:r>
-              <w:t xml:space="preserve">, </w:t>
+              <w:t xml:space="preserve">Editor</w:t>
+            </w:r>
+            <w:r>
+              <w:t xml:space="preserve">,</w:t>
+            </w:r>
+            <w:r>
+              <w:t xml:space="preserve"> </w:t>
             </w:r>
             <w:r>
               <w:rPr>
                 <w:rStyle w:val="VerbatimChar"/>
               </w:rPr>
-              <w:t>Playback</w:t>
-            </w:r>
-            <w:r>
-              <w:t xml:space="preserve"> — each a Controller (logic) plus a code-built View.</w:t>
+              <w:t xml:space="preserve">Playback</w:t>
+            </w:r>
+            <w:r>
+              <w:t xml:space="preserve"> </w:t>
+            </w:r>
+            <w:r>
+              <w:t xml:space="preserve">— each a Controller (logic) plus a code-built View.</w:t>
             </w:r>
           </w:p>
         </w:tc>
       </w:tr>
       <w:tr>
         <w:tc>
-          <w:tcPr>
-            <w:tcW w:w="3960" w:type="dxa"/>
-          </w:tcPr>
+          <w:tcPr/>
           <w:p>
             <w:pPr>
               <w:pStyle w:val="Compact"/>
@@ -1206,14 +694,12 @@
                 <w:b/>
                 <w:bCs/>
               </w:rPr>
-              <w:t>Services</w:t>
+              <w:t xml:space="preserve">Services</w:t>
             </w:r>
           </w:p>
         </w:tc>
         <w:tc>
-          <w:tcPr>
-            <w:tcW w:w="3960" w:type="dxa"/>
-          </w:tcPr>
+          <w:tcPr/>
           <w:p>
             <w:pPr>
               <w:pStyle w:val="Compact"/>
@@ -1222,55 +708,86 @@
               <w:rPr>
                 <w:rStyle w:val="VerbatimChar"/>
               </w:rPr>
-              <w:t>ContentApi</w:t>
-            </w:r>
-            <w:r>
-              <w:t xml:space="preserve"> — the typed “front door”: </w:t>
+              <w:t xml:space="preserve">ContentApi</w:t>
+            </w:r>
+            <w:r>
+              <w:t xml:space="preserve"> </w:t>
+            </w:r>
+            <w:r>
+              <w:t xml:space="preserve">— the typed</w:t>
+            </w:r>
+            <w:r>
+              <w:t xml:space="preserve"> </w:t>
+            </w:r>
+            <w:r>
+              <w:t xml:space="preserve">“front door”</w:t>
+            </w:r>
+            <w:r>
+              <w:t xml:space="preserve">:</w:t>
+            </w:r>
+            <w:r>
+              <w:t xml:space="preserve"> </w:t>
             </w:r>
             <w:r>
               <w:rPr>
                 <w:rStyle w:val="VerbatimChar"/>
               </w:rPr>
-              <w:t>SaveBook</w:t>
-            </w:r>
-            <w:r>
-              <w:t xml:space="preserve"> / </w:t>
+              <w:t xml:space="preserve">SaveBook</w:t>
+            </w:r>
+            <w:r>
+              <w:t xml:space="preserve"> </w:t>
+            </w:r>
+            <w:r>
+              <w:t xml:space="preserve">/</w:t>
+            </w:r>
+            <w:r>
+              <w:t xml:space="preserve"> </w:t>
             </w:r>
             <w:r>
               <w:rPr>
                 <w:rStyle w:val="VerbatimChar"/>
               </w:rPr>
-              <w:t>LoadBook</w:t>
-            </w:r>
-            <w:r>
-              <w:t xml:space="preserve"> / </w:t>
+              <w:t xml:space="preserve">LoadBook</w:t>
+            </w:r>
+            <w:r>
+              <w:t xml:space="preserve"> </w:t>
+            </w:r>
+            <w:r>
+              <w:t xml:space="preserve">/</w:t>
+            </w:r>
+            <w:r>
+              <w:t xml:space="preserve"> </w:t>
             </w:r>
             <w:r>
               <w:rPr>
                 <w:rStyle w:val="VerbatimChar"/>
               </w:rPr>
-              <w:t>ListBooks</w:t>
-            </w:r>
-            <w:r>
-              <w:t xml:space="preserve"> / </w:t>
+              <w:t xml:space="preserve">ListBooks</w:t>
+            </w:r>
+            <w:r>
+              <w:t xml:space="preserve"> </w:t>
+            </w:r>
+            <w:r>
+              <w:t xml:space="preserve">/</w:t>
+            </w:r>
+            <w:r>
+              <w:t xml:space="preserve"> </w:t>
             </w:r>
             <w:r>
               <w:rPr>
                 <w:rStyle w:val="VerbatimChar"/>
               </w:rPr>
-              <w:t>GetCatalog</w:t>
-            </w:r>
-            <w:r>
-              <w:t>. The app never touches URLs or JSON directly.</w:t>
+              <w:t xml:space="preserve">GetCatalog</w:t>
+            </w:r>
+            <w:r>
+              <w:t xml:space="preserve">. The app never touches URLs or JSON directly.</w:t>
             </w:r>
           </w:p>
         </w:tc>
       </w:tr>
       <w:tr>
         <w:tc>
-          <w:tcPr>
-            <w:tcW w:w="3960" w:type="dxa"/>
-          </w:tcPr>
+          <w:tcPr/>
           <w:p>
             <w:pPr>
               <w:pStyle w:val="Compact"/>
@@ -1280,14 +797,12 @@
                 <w:b/>
                 <w:bCs/>
               </w:rPr>
-              <w:t>Core</w:t>
+              <w:t xml:space="preserve">Core</w:t>
             </w:r>
           </w:p>
         </w:tc>
         <w:tc>
-          <w:tcPr>
-            <w:tcW w:w="3960" w:type="dxa"/>
-          </w:tcPr>
+          <w:tcPr/>
           <w:p>
             <w:pPr>
               <w:pStyle w:val="Compact"/>
@@ -1296,58 +811,80 @@
               <w:rPr>
                 <w:rStyle w:val="VerbatimChar"/>
               </w:rPr>
-              <w:t>FirebaseClient</w:t>
-            </w:r>
-            <w:r>
-              <w:t xml:space="preserve"> (the only code that touches the network) + </w:t>
+              <w:t xml:space="preserve">FirebaseClient</w:t>
+            </w:r>
+            <w:r>
+              <w:t xml:space="preserve"> </w:t>
+            </w:r>
+            <w:r>
+              <w:t xml:space="preserve">(the only code that touches the network) +</w:t>
+            </w:r>
+            <w:r>
+              <w:t xml:space="preserve"> </w:t>
             </w:r>
             <w:r>
               <w:rPr>
                 <w:rStyle w:val="VerbatimChar"/>
               </w:rPr>
-              <w:t>FirebaseEndpoints</w:t>
-            </w:r>
-            <w:r>
-              <w:t xml:space="preserve"> (all URLs in one place); </w:t>
+              <w:t xml:space="preserve">FirebaseEndpoints</w:t>
+            </w:r>
+            <w:r>
+              <w:t xml:space="preserve"> </w:t>
+            </w:r>
+            <w:r>
+              <w:t xml:space="preserve">(all URLs in one place);</w:t>
+            </w:r>
+            <w:r>
+              <w:t xml:space="preserve"> </w:t>
             </w:r>
             <w:r>
               <w:rPr>
                 <w:rStyle w:val="VerbatimChar"/>
               </w:rPr>
-              <w:t>EventBus</w:t>
-            </w:r>
-            <w:r>
-              <w:t xml:space="preserve"> (publish/subscribe); </w:t>
+              <w:t xml:space="preserve">EventBus</w:t>
+            </w:r>
+            <w:r>
+              <w:t xml:space="preserve"> </w:t>
+            </w:r>
+            <w:r>
+              <w:t xml:space="preserve">(publish/subscribe);</w:t>
+            </w:r>
+            <w:r>
+              <w:t xml:space="preserve"> </w:t>
             </w:r>
             <w:r>
               <w:rPr>
                 <w:rStyle w:val="VerbatimChar"/>
               </w:rPr>
-              <w:t>AssetService</w:t>
-            </w:r>
-            <w:r>
-              <w:t xml:space="preserve"> (the two-tier image cache); </w:t>
+              <w:t xml:space="preserve">AssetService</w:t>
+            </w:r>
+            <w:r>
+              <w:t xml:space="preserve"> </w:t>
+            </w:r>
+            <w:r>
+              <w:t xml:space="preserve">(the two-tier image cache);</w:t>
+            </w:r>
+            <w:r>
+              <w:t xml:space="preserve"> </w:t>
             </w:r>
             <w:r>
               <w:rPr>
                 <w:rStyle w:val="VerbatimChar"/>
               </w:rPr>
-              <w:t>UiFactory</w:t>
-            </w:r>
-            <w:r>
-              <w:t xml:space="preserve"> (code-built UI helper</w:t>
-            </w:r>
-            <w:r>
-              <w:t>s).</w:t>
+              <w:t xml:space="preserve">UiFactory</w:t>
+            </w:r>
+            <w:r>
+              <w:t xml:space="preserve"> </w:t>
+            </w:r>
+            <w:r>
+              <w:t xml:space="preserve">(code-built UI helpers).</w:t>
             </w:r>
           </w:p>
         </w:tc>
       </w:tr>
       <w:tr>
         <w:tc>
-          <w:tcPr>
-            <w:tcW w:w="3960" w:type="dxa"/>
-          </w:tcPr>
+          <w:tcPr/>
           <w:p>
             <w:pPr>
               <w:pStyle w:val="Compact"/>
@@ -1357,14 +894,26 @@
                 <w:b/>
                 <w:bCs/>
               </w:rPr>
-              <w:t>Models · “M”</w:t>
+              <w:t xml:space="preserve">Models ·</w:t>
+            </w:r>
+            <w:r>
+              <w:rPr>
+                <w:b/>
+                <w:bCs/>
+              </w:rPr>
+              <w:t xml:space="preserve"> </w:t>
+            </w:r>
+            <w:r>
+              <w:rPr>
+                <w:b/>
+                <w:bCs/>
+              </w:rPr>
+              <w:t xml:space="preserve">“M”</w:t>
             </w:r>
           </w:p>
         </w:tc>
         <w:tc>
-          <w:tcPr>
-            <w:tcW w:w="3960" w:type="dxa"/>
-          </w:tcPr>
+          <w:tcPr/>
           <w:p>
             <w:pPr>
               <w:pStyle w:val="Compact"/>
@@ -1373,19 +922,28 @@
               <w:rPr>
                 <w:rStyle w:val="VerbatimChar"/>
               </w:rPr>
-              <w:t>BookModel → PageModel → PlacedObjectModel</w:t>
-            </w:r>
-            <w:r>
-              <w:t xml:space="preserve"> and </w:t>
+              <w:t xml:space="preserve">BookModel → PageModel → PlacedObjectModel</w:t>
+            </w:r>
+            <w:r>
+              <w:t xml:space="preserve"> </w:t>
+            </w:r>
+            <w:r>
+              <w:t xml:space="preserve">and</w:t>
+            </w:r>
+            <w:r>
+              <w:t xml:space="preserve"> </w:t>
             </w:r>
             <w:r>
               <w:rPr>
                 <w:rStyle w:val="VerbatimChar"/>
               </w:rPr>
-              <w:t>AssetCatalog</w:t>
-            </w:r>
-            <w:r>
-              <w:t xml:space="preserve"> — pure data, no Unity dependencies.</w:t>
+              <w:t xml:space="preserve">AssetCatalog</w:t>
+            </w:r>
+            <w:r>
+              <w:t xml:space="preserve"> </w:t>
+            </w:r>
+            <w:r>
+              <w:t xml:space="preserve">— pure data, no Unity dependencies.</w:t>
             </w:r>
           </w:p>
         </w:tc>
@@ -1400,65 +958,98 @@
           <w:b/>
           <w:bCs/>
         </w:rPr>
-        <w:t>Event-driven navigation.</w:t>
-      </w:r>
-      <w:r>
-        <w:t xml:space="preserve"> Screens never reference one another. They </w:t>
+        <w:t xml:space="preserve">Event-driven navigation.</w:t>
+      </w:r>
+      <w:r>
+        <w:t xml:space="preserve"> </w:t>
+      </w:r>
+      <w:r>
+        <w:t xml:space="preserve">Screens never reference one another. They</w:t>
+      </w:r>
+      <w:r>
+        <w:t xml:space="preserve"> </w:t>
       </w:r>
       <w:r>
         <w:rPr>
           <w:i/>
           <w:iCs/>
         </w:rPr>
-        <w:t>publish</w:t>
-      </w:r>
-      <w:r>
-        <w:t xml:space="preserve"> navigation events on the </w:t>
+        <w:t xml:space="preserve">publish</w:t>
+      </w:r>
+      <w:r>
+        <w:t xml:space="preserve"> </w:t>
+      </w:r>
+      <w:r>
+        <w:t xml:space="preserve">navigation events on the</w:t>
+      </w:r>
+      <w:r>
+        <w:t xml:space="preserve"> </w:t>
       </w:r>
       <w:r>
         <w:rPr>
           <w:rStyle w:val="VerbatimChar"/>
         </w:rPr>
-        <w:t>EventBus</w:t>
-      </w:r>
-      <w:r>
-        <w:t xml:space="preserve"> — </w:t>
+        <w:t xml:space="preserve">EventBus</w:t>
+      </w:r>
+      <w:r>
+        <w:t xml:space="preserve"> </w:t>
+      </w:r>
+      <w:r>
+        <w:t xml:space="preserve">—</w:t>
+      </w:r>
+      <w:r>
+        <w:t xml:space="preserve"> </w:t>
       </w:r>
       <w:r>
         <w:rPr>
           <w:rStyle w:val="VerbatimChar"/>
         </w:rPr>
-        <w:t>OpenBookRequest</w:t>
-      </w:r>
-      <w:r>
-        <w:t xml:space="preserve">, </w:t>
+        <w:t xml:space="preserve">OpenBookRequest</w:t>
+      </w:r>
+      <w:r>
+        <w:t xml:space="preserve">,</w:t>
+      </w:r>
+      <w:r>
+        <w:t xml:space="preserve"> </w:t>
       </w:r>
       <w:r>
         <w:rPr>
           <w:rStyle w:val="VerbatimChar"/>
         </w:rPr>
-        <w:t>CreateBookRequest</w:t>
-      </w:r>
-      <w:r>
-        <w:t xml:space="preserve">, </w:t>
+        <w:t xml:space="preserve">CreateBookRequest</w:t>
+      </w:r>
+      <w:r>
+        <w:t xml:space="preserve">,</w:t>
+      </w:r>
+      <w:r>
+        <w:t xml:space="preserve"> </w:t>
       </w:r>
       <w:r>
         <w:rPr>
           <w:rStyle w:val="VerbatimChar"/>
         </w:rPr>
-        <w:t>GoHomeRequest</w:t>
-      </w:r>
-      <w:r>
-        <w:t xml:space="preserve"> — and </w:t>
+        <w:t xml:space="preserve">GoHomeRequest</w:t>
+      </w:r>
+      <w:r>
+        <w:t xml:space="preserve"> </w:t>
+      </w:r>
+      <w:r>
+        <w:t xml:space="preserve">— and</w:t>
+      </w:r>
+      <w:r>
+        <w:t xml:space="preserve"> </w:t>
       </w:r>
       <w:r>
         <w:rPr>
           <w:rStyle w:val="VerbatimChar"/>
         </w:rPr>
-        <w:t>AppRoot</w:t>
-      </w:r>
-      <w:r>
-        <w:t xml:space="preserve"> subscribes and swaps the screen. This keeps every feature decoupled and independently testable, and makes adding a screen a local change.</w:t>
+        <w:t xml:space="preserve">AppRoot</w:t>
+      </w:r>
+      <w:r>
+        <w:t xml:space="preserve"> </w:t>
+      </w:r>
+      <w:r>
+        <w:t xml:space="preserve">subscribes and swaps the screen. This keeps every feature decoupled and independently testable, and makes adding a screen a local change.</w:t>
       </w:r>
     </w:p>
     <w:p>
@@ -1470,83 +1061,108 @@
           <w:b/>
           <w:bCs/>
         </w:rPr>
-        <w:t>Why this matters.</w:t>
-      </w:r>
-      <w:r>
-        <w:t xml:space="preserve"> MVC keeps data, view, and logic separate; the event b</w:t>
-      </w:r>
-      <w:r>
-        <w:t>us keeps the screens from knowing about each other. Together they make the codebase easy to read, extend, and reason about — which is what “scalable systems” means here.</w:t>
-      </w:r>
-    </w:p>
+        <w:t xml:space="preserve">Why this matters.</w:t>
+      </w:r>
+      <w:r>
+        <w:t xml:space="preserve"> </w:t>
+      </w:r>
+      <w:r>
+        <w:t xml:space="preserve">MVC keeps data, view, and logic separate; the event bus keeps the screens from knowing about each other. Together they make the codebase easy to read, extend, and reason about — which is what</w:t>
+      </w:r>
+      <w:r>
+        <w:t xml:space="preserve"> </w:t>
+      </w:r>
+      <w:r>
+        <w:t xml:space="preserve">“scalable systems”</w:t>
+      </w:r>
+      <w:r>
+        <w:t xml:space="preserve"> </w:t>
+      </w:r>
+      <w:r>
+        <w:t xml:space="preserve">means here.</w:t>
+      </w:r>
+    </w:p>
+    <w:bookmarkEnd w:id="16"/>
+    <w:bookmarkStart w:id="17" w:name="how-asset-loading-caching-work"/>
     <w:p>
       <w:pPr>
         <w:pStyle w:val="Heading2"/>
       </w:pPr>
-      <w:bookmarkStart w:id="7" w:name="asset-loading-caching"/>
-      <w:bookmarkStart w:id="8" w:name="_Toc234797696"/>
-      <w:bookmarkEnd w:id="5"/>
-      <w:r>
-        <w:t>3. Asset loading &amp; caching</w:t>
-      </w:r>
-      <w:bookmarkEnd w:id="8"/>
+      <w:r>
+        <w:t xml:space="preserve">3. How asset loading &amp; caching work</w:t>
+      </w:r>
     </w:p>
     <w:p>
       <w:pPr>
         <w:pStyle w:val="FirstParagraph"/>
       </w:pPr>
       <w:r>
-        <w:t xml:space="preserve">Backgrounds and stickers are </w:t>
-      </w:r>
-      <w:r>
-        <w:rPr>
-          <w:b/>
-          <w:bCs/>
-        </w:rPr>
-        <w:t>not baked into the build</w:t>
-      </w:r>
-      <w:r>
-        <w:t>. A ca</w:t>
-      </w:r>
-      <w:r>
-        <w:t xml:space="preserve">talog in Firebase lists each asset’s </w:t>
+        <w:t xml:space="preserve">Backgrounds and stickers are</w:t>
+      </w:r>
+      <w:r>
+        <w:t xml:space="preserve"> </w:t>
+      </w:r>
+      <w:r>
+        <w:rPr>
+          <w:b/>
+          <w:bCs/>
+        </w:rPr>
+        <w:t xml:space="preserve">not baked into the build</w:t>
+      </w:r>
+      <w:r>
+        <w:t xml:space="preserve">. A catalog in Firebase lists each asset’s</w:t>
+      </w:r>
+      <w:r>
+        <w:t xml:space="preserve"> </w:t>
       </w:r>
       <w:r>
         <w:rPr>
           <w:rStyle w:val="VerbatimChar"/>
         </w:rPr>
-        <w:t>id</w:t>
-      </w:r>
-      <w:r>
-        <w:t xml:space="preserve">, </w:t>
+        <w:t xml:space="preserve">id</w:t>
+      </w:r>
+      <w:r>
+        <w:t xml:space="preserve">,</w:t>
+      </w:r>
+      <w:r>
+        <w:t xml:space="preserve"> </w:t>
       </w:r>
       <w:r>
         <w:rPr>
           <w:rStyle w:val="VerbatimChar"/>
         </w:rPr>
-        <w:t>name</w:t>
-      </w:r>
-      <w:r>
-        <w:t xml:space="preserve">, and </w:t>
+        <w:t xml:space="preserve">name</w:t>
+      </w:r>
+      <w:r>
+        <w:t xml:space="preserve">, and</w:t>
+      </w:r>
+      <w:r>
+        <w:t xml:space="preserve"> </w:t>
       </w:r>
       <w:r>
         <w:rPr>
           <w:rStyle w:val="VerbatimChar"/>
         </w:rPr>
-        <w:t>url</w:t>
-      </w:r>
-      <w:r>
-        <w:t xml:space="preserve">; the picker menus are built from it, and an image is downloaded </w:t>
-      </w:r>
-      <w:r>
-        <w:rPr>
-          <w:b/>
-          <w:bCs/>
-        </w:rPr>
-        <w:t>only when it is first shown</w:t>
-      </w:r>
-      <w:r>
-        <w:t xml:space="preserve"> (opening a picker, placing or viewing an item).</w:t>
+        <w:t xml:space="preserve">url</w:t>
+      </w:r>
+      <w:r>
+        <w:t xml:space="preserve">; the picker menus are built from it, and an image is downloaded</w:t>
+      </w:r>
+      <w:r>
+        <w:t xml:space="preserve"> </w:t>
+      </w:r>
+      <w:r>
+        <w:rPr>
+          <w:b/>
+          <w:bCs/>
+        </w:rPr>
+        <w:t xml:space="preserve">only when it is first shown</w:t>
+      </w:r>
+      <w:r>
+        <w:t xml:space="preserve"> </w:t>
+      </w:r>
+      <w:r>
+        <w:t xml:space="preserve">(opening a picker, placing or viewing an item).</w:t>
       </w:r>
     </w:p>
     <w:p>
@@ -1558,8 +1174,7 @@
           <w:b/>
           <w:bCs/>
         </w:rPr>
-        <w:lastRenderedPageBreak/>
-        <w:t>Two-tier cache (</w:t>
+        <w:t xml:space="preserve">Two-tier cache (</w:t>
       </w:r>
       <w:r>
         <w:rPr>
@@ -1567,14 +1182,14 @@
           <w:b/>
           <w:bCs/>
         </w:rPr>
-        <w:t>AssetService</w:t>
-      </w:r>
-      <w:r>
-        <w:rPr>
-          <w:b/>
-          <w:bCs/>
-        </w:rPr>
-        <w:t>):</w:t>
+        <w:t xml:space="preserve">AssetService</w:t>
+      </w:r>
+      <w:r>
+        <w:rPr>
+          <w:b/>
+          <w:bCs/>
+        </w:rPr>
+        <w:t xml:space="preserve">):</w:t>
       </w:r>
     </w:p>
     <w:p>
@@ -1582,7 +1197,7 @@
         <w:pStyle w:val="Compact"/>
         <w:numPr>
           <w:ilvl w:val="0"/>
-          <w:numId w:val="3"/>
+          <w:numId w:val="1002"/>
         </w:numPr>
       </w:pPr>
       <w:r>
@@ -1590,25 +1205,25 @@
           <w:b/>
           <w:bCs/>
         </w:rPr>
-        <w:t>Memory</w:t>
-      </w:r>
-      <w:r>
-        <w:t xml:space="preserve"> — a </w:t>
+        <w:t xml:space="preserve">Memory</w:t>
+      </w:r>
+      <w:r>
+        <w:t xml:space="preserve"> </w:t>
+      </w:r>
+      <w:r>
+        <w:t xml:space="preserve">— a</w:t>
+      </w:r>
+      <w:r>
+        <w:t xml:space="preserve"> </w:t>
       </w:r>
       <w:r>
         <w:rPr>
           <w:rStyle w:val="VerbatimChar"/>
         </w:rPr>
-        <w:t>Dictionary&lt;url, Spr</w:t>
-      </w:r>
-      <w:r>
-        <w:rPr>
-          <w:rStyle w:val="VerbatimChar"/>
-        </w:rPr>
-        <w:t>ite&gt;</w:t>
-      </w:r>
-      <w:r>
-        <w:t>, instant reuse for the session.</w:t>
+        <w:t xml:space="preserve">Dictionary&lt;url, Sprite&gt;</w:t>
+      </w:r>
+      <w:r>
+        <w:t xml:space="preserve">, instant reuse for the session.</w:t>
       </w:r>
     </w:p>
     <w:p>
@@ -1616,7 +1231,7 @@
         <w:pStyle w:val="Compact"/>
         <w:numPr>
           <w:ilvl w:val="0"/>
-          <w:numId w:val="3"/>
+          <w:numId w:val="1002"/>
         </w:numPr>
       </w:pPr>
       <w:r>
@@ -1624,29 +1239,38 @@
           <w:b/>
           <w:bCs/>
         </w:rPr>
-        <w:t>Disk</w:t>
-      </w:r>
-      <w:r>
-        <w:t xml:space="preserve"> — the downloaded bytes are written to </w:t>
+        <w:t xml:space="preserve">Disk</w:t>
+      </w:r>
+      <w:r>
+        <w:t xml:space="preserve"> </w:t>
+      </w:r>
+      <w:r>
+        <w:t xml:space="preserve">— the downloaded bytes are written to</w:t>
+      </w:r>
+      <w:r>
+        <w:t xml:space="preserve"> </w:t>
       </w:r>
       <w:r>
         <w:rPr>
           <w:rStyle w:val="VerbatimChar"/>
         </w:rPr>
-        <w:t>Application.persistentDataPath</w:t>
-      </w:r>
-      <w:r>
-        <w:t xml:space="preserve">, which in WebGL is the browser’s </w:t>
-      </w:r>
-      <w:r>
-        <w:rPr>
-          <w:b/>
-          <w:bCs/>
-        </w:rPr>
-        <w:t>IndexedDB</w:t>
-      </w:r>
-      <w:r>
-        <w:t>, so they survive page reloads.</w:t>
+        <w:t xml:space="preserve">Application.persistentDataPath</w:t>
+      </w:r>
+      <w:r>
+        <w:t xml:space="preserve">, which in WebGL is the browser’s</w:t>
+      </w:r>
+      <w:r>
+        <w:t xml:space="preserve"> </w:t>
+      </w:r>
+      <w:r>
+        <w:rPr>
+          <w:b/>
+          <w:bCs/>
+        </w:rPr>
+        <w:t xml:space="preserve">IndexedDB</w:t>
+      </w:r>
+      <w:r>
+        <w:t xml:space="preserve">, so they survive page reloads.</w:t>
       </w:r>
     </w:p>
     <w:p>
@@ -1654,45 +1278,63 @@
         <w:pStyle w:val="FirstParagraph"/>
       </w:pPr>
       <w:r>
-        <w:t xml:space="preserve">The lookup order is </w:t>
-      </w:r>
-      <w:r>
-        <w:rPr>
-          <w:b/>
-          <w:bCs/>
-        </w:rPr>
-        <w:t>memory → disk → download</w:t>
-      </w:r>
-      <w:r>
-        <w:t xml:space="preserve"> (via </w:t>
+        <w:t xml:space="preserve">The lookup order is</w:t>
+      </w:r>
+      <w:r>
+        <w:t xml:space="preserve"> </w:t>
+      </w:r>
+      <w:r>
+        <w:rPr>
+          <w:b/>
+          <w:bCs/>
+        </w:rPr>
+        <w:t xml:space="preserve">memory → disk → download</w:t>
+      </w:r>
+      <w:r>
+        <w:t xml:space="preserve"> </w:t>
+      </w:r>
+      <w:r>
+        <w:t xml:space="preserve">(via</w:t>
+      </w:r>
+      <w:r>
+        <w:t xml:space="preserve"> </w:t>
       </w:r>
       <w:r>
         <w:rPr>
           <w:rStyle w:val="VerbatimChar"/>
         </w:rPr>
-        <w:t>UnityWebRequest</w:t>
-      </w:r>
-      <w:r>
-        <w:t xml:space="preserve">), storing into both tiers on a miss. Concurrent requests for the same URL are </w:t>
-      </w:r>
-      <w:r>
-        <w:rPr>
-          <w:b/>
-          <w:bCs/>
-        </w:rPr>
-        <w:t>de-duplicated in flight</w:t>
-      </w:r>
-      <w:r>
-        <w:t xml:space="preserve"> (a </w:t>
+        <w:t xml:space="preserve">UnityWebRequest</w:t>
+      </w:r>
+      <w:r>
+        <w:t xml:space="preserve">), storing into both tiers on a miss. Concurrent requests for the same URL are</w:t>
+      </w:r>
+      <w:r>
+        <w:t xml:space="preserve"> </w:t>
+      </w:r>
+      <w:r>
+        <w:rPr>
+          <w:b/>
+          <w:bCs/>
+        </w:rPr>
+        <w:t xml:space="preserve">de-duplicated in flight</w:t>
+      </w:r>
+      <w:r>
+        <w:t xml:space="preserve"> </w:t>
+      </w:r>
+      <w:r>
+        <w:t xml:space="preserve">(a</w:t>
+      </w:r>
+      <w:r>
+        <w:t xml:space="preserve"> </w:t>
       </w:r>
       <w:r>
         <w:rPr>
           <w:rStyle w:val="VerbatimChar"/>
         </w:rPr>
-        <w:t>Dictionary&lt;url, Task&lt;Sprite&gt;&gt;</w:t>
-      </w:r>
-      <w:r>
-        <w:t>), so an asset never downloads twice.</w:t>
+        <w:t xml:space="preserve">Dictionary&lt;url, Task&lt;Sprite&gt;&gt;</w:t>
+      </w:r>
+      <w:r>
+        <w:t xml:space="preserve">), so an asset never downloads twice.</w:t>
       </w:r>
     </w:p>
     <w:p>
@@ -1704,7 +1346,7 @@
           <w:b/>
           <w:bCs/>
         </w:rPr>
-        <w:t>WebGL caching limitations:</w:t>
+        <w:t xml:space="preserve">WebGL caching limitations:</w:t>
       </w:r>
     </w:p>
     <w:p>
@@ -1712,20 +1354,20 @@
         <w:pStyle w:val="Compact"/>
         <w:numPr>
           <w:ilvl w:val="0"/>
-          <w:numId w:val="4"/>
+          <w:numId w:val="1003"/>
         </w:numPr>
       </w:pPr>
       <w:r>
         <w:rPr>
           <w:rStyle w:val="VerbatimChar"/>
         </w:rPr>
-        <w:t>persistentDataPath</w:t>
-      </w:r>
-      <w:r>
-        <w:t xml:space="preserve"> is not a real filesystem — it is Inde</w:t>
-      </w:r>
-      <w:r>
-        <w:t>xedDB, flushed asynchronously, so a copy can be lost if the tab closes the instant after a download.</w:t>
+        <w:t xml:space="preserve">persistentDataPath</w:t>
+      </w:r>
+      <w:r>
+        <w:t xml:space="preserve"> </w:t>
+      </w:r>
+      <w:r>
+        <w:t xml:space="preserve">is not a real filesystem — it is IndexedDB, flushed asynchronously, so a copy can be lost if the tab closes the instant after a download.</w:t>
       </w:r>
     </w:p>
     <w:p>
@@ -1733,44 +1375,56 @@
         <w:pStyle w:val="Compact"/>
         <w:numPr>
           <w:ilvl w:val="0"/>
-          <w:numId w:val="4"/>
+          <w:numId w:val="1003"/>
         </w:numPr>
       </w:pPr>
       <w:r>
-        <w:t xml:space="preserve">IndexedDB is </w:t>
-      </w:r>
-      <w:r>
-        <w:rPr>
-          <w:b/>
-          <w:bCs/>
-        </w:rPr>
-        <w:t>per-browser and per-origin</w:t>
-      </w:r>
-      <w:r>
-        <w:t xml:space="preserve"> (not shared across browsers or devices), has a </w:t>
-      </w:r>
-      <w:r>
-        <w:rPr>
-          <w:b/>
-          <w:bCs/>
-        </w:rPr>
-        <w:t>storage quota</w:t>
-      </w:r>
-      <w:r>
-        <w:t xml:space="preserve">, and can be </w:t>
-      </w:r>
-      <w:r>
-        <w:rPr>
-          <w:b/>
-          <w:bCs/>
-        </w:rPr>
-        <w:t>evicted</w:t>
-      </w:r>
-      <w:r>
-        <w:t xml:space="preserve"> by the browser under pressure or c</w:t>
-      </w:r>
-      <w:r>
-        <w:t>leared by the user.</w:t>
+        <w:t xml:space="preserve">IndexedDB is</w:t>
+      </w:r>
+      <w:r>
+        <w:t xml:space="preserve"> </w:t>
+      </w:r>
+      <w:r>
+        <w:rPr>
+          <w:b/>
+          <w:bCs/>
+        </w:rPr>
+        <w:t xml:space="preserve">per-browser and per-origin</w:t>
+      </w:r>
+      <w:r>
+        <w:t xml:space="preserve"> </w:t>
+      </w:r>
+      <w:r>
+        <w:t xml:space="preserve">(not shared across browsers or devices), has a</w:t>
+      </w:r>
+      <w:r>
+        <w:t xml:space="preserve"> </w:t>
+      </w:r>
+      <w:r>
+        <w:rPr>
+          <w:b/>
+          <w:bCs/>
+        </w:rPr>
+        <w:t xml:space="preserve">storage quota</w:t>
+      </w:r>
+      <w:r>
+        <w:t xml:space="preserve">, and can be</w:t>
+      </w:r>
+      <w:r>
+        <w:t xml:space="preserve"> </w:t>
+      </w:r>
+      <w:r>
+        <w:rPr>
+          <w:b/>
+          <w:bCs/>
+        </w:rPr>
+        <w:t xml:space="preserve">evicted</w:t>
+      </w:r>
+      <w:r>
+        <w:t xml:space="preserve"> </w:t>
+      </w:r>
+      <w:r>
+        <w:t xml:space="preserve">by the browser under pressure or cleared by the user.</w:t>
       </w:r>
     </w:p>
     <w:p>
@@ -1778,21 +1432,39 @@
         <w:pStyle w:val="Compact"/>
         <w:numPr>
           <w:ilvl w:val="0"/>
-          <w:numId w:val="4"/>
+          <w:numId w:val="1003"/>
         </w:numPr>
       </w:pPr>
       <w:r>
-        <w:t xml:space="preserve">WebGL is </w:t>
-      </w:r>
-      <w:r>
-        <w:rPr>
-          <w:b/>
-          <w:bCs/>
-        </w:rPr>
-        <w:t>single-threaded</w:t>
-      </w:r>
-      <w:r>
-        <w:t xml:space="preserve"> — there are no background threads, so all downloads run on the main thread. This is exactly why “download once, reuse” matters for smoothness.</w:t>
+        <w:t xml:space="preserve">WebGL is</w:t>
+      </w:r>
+      <w:r>
+        <w:t xml:space="preserve"> </w:t>
+      </w:r>
+      <w:r>
+        <w:rPr>
+          <w:b/>
+          <w:bCs/>
+        </w:rPr>
+        <w:t xml:space="preserve">single-threaded</w:t>
+      </w:r>
+      <w:r>
+        <w:t xml:space="preserve"> </w:t>
+      </w:r>
+      <w:r>
+        <w:t xml:space="preserve">— there are no background threads, so all downloads run on the main thread. This is exactly why</w:t>
+      </w:r>
+      <w:r>
+        <w:t xml:space="preserve"> </w:t>
+      </w:r>
+      <w:r>
+        <w:t xml:space="preserve">“download once, reuse”</w:t>
+      </w:r>
+      <w:r>
+        <w:t xml:space="preserve"> </w:t>
+      </w:r>
+      <w:r>
+        <w:t xml:space="preserve">matters for smoothness.</w:t>
       </w:r>
     </w:p>
     <w:p>
@@ -1800,14 +1472,11 @@
         <w:pStyle w:val="Compact"/>
         <w:numPr>
           <w:ilvl w:val="0"/>
-          <w:numId w:val="4"/>
+          <w:numId w:val="1003"/>
         </w:numPr>
       </w:pPr>
       <w:r>
-        <w:t>A limited memory heap means too many large textures can exhaust memo</w:t>
-      </w:r>
-      <w:r>
-        <w:t>ry; a production build would add an LRU eviction policy on the memory tier.</w:t>
+        <w:t xml:space="preserve">A limited memory heap means too many large textures can exhaust memory; a production build would add an LRU eviction policy on the memory tier.</w:t>
       </w:r>
     </w:p>
     <w:p>
@@ -1819,46 +1488,56 @@
           <w:b/>
           <w:bCs/>
         </w:rPr>
-        <w:t>Mental model.</w:t>
-      </w:r>
-      <w:r>
-        <w:t xml:space="preserve"> The cache is a </w:t>
+        <w:t xml:space="preserve">Mental model.</w:t>
+      </w:r>
+      <w:r>
+        <w:t xml:space="preserve"> </w:t>
+      </w:r>
+      <w:r>
+        <w:t xml:space="preserve">The cache is a</w:t>
+      </w:r>
+      <w:r>
+        <w:t xml:space="preserve"> </w:t>
       </w:r>
       <w:r>
         <w:rPr>
           <w:i/>
           <w:iCs/>
         </w:rPr>
-        <w:t>fridge</w:t>
-      </w:r>
-      <w:r>
-        <w:t xml:space="preserve"> (fast, limited, per-browser, evicts old items); the cloud + CDN is the </w:t>
+        <w:t xml:space="preserve">fridge</w:t>
+      </w:r>
+      <w:r>
+        <w:t xml:space="preserve"> </w:t>
+      </w:r>
+      <w:r>
+        <w:t xml:space="preserve">(fast, limited, per-browser, evicts old items); the cloud + CDN is the</w:t>
+      </w:r>
+      <w:r>
+        <w:t xml:space="preserve"> </w:t>
       </w:r>
       <w:r>
         <w:rPr>
           <w:i/>
           <w:iCs/>
         </w:rPr>
-        <w:t>warehouse</w:t>
-      </w:r>
-      <w:r>
-        <w:t xml:space="preserve"> (has everything, always restockable). A cache miss simply re-do</w:t>
-      </w:r>
-      <w:r>
-        <w:t>wnloads — no data is lost.</w:t>
-      </w:r>
-    </w:p>
+        <w:t xml:space="preserve">warehouse</w:t>
+      </w:r>
+      <w:r>
+        <w:t xml:space="preserve"> </w:t>
+      </w:r>
+      <w:r>
+        <w:t xml:space="preserve">(has everything, always restockable). A cache miss simply re-downloads — no data is lost.</w:t>
+      </w:r>
+    </w:p>
+    <w:bookmarkEnd w:id="17"/>
+    <w:bookmarkStart w:id="21" w:name="how-data-is-saved-loaded"/>
     <w:p>
       <w:pPr>
         <w:pStyle w:val="Heading2"/>
       </w:pPr>
-      <w:bookmarkStart w:id="9" w:name="how-data-is-saved-loaded"/>
-      <w:bookmarkStart w:id="10" w:name="_Toc234797697"/>
-      <w:bookmarkEnd w:id="7"/>
-      <w:r>
-        <w:t>4. How data is saved &amp; loaded</w:t>
-      </w:r>
-      <w:bookmarkEnd w:id="10"/>
+      <w:r>
+        <w:t xml:space="preserve">4. How data is saved &amp; loaded</w:t>
+      </w:r>
     </w:p>
     <w:p>
       <w:pPr>
@@ -1869,33 +1548,70 @@
           <w:b/>
           <w:bCs/>
         </w:rPr>
-        <w:t>The “recipe” model.</w:t>
-      </w:r>
-      <w:r>
-        <w:t xml:space="preserve"> A saved book stores </w:t>
-      </w:r>
-      <w:r>
-        <w:rPr>
-          <w:b/>
-          <w:bCs/>
-        </w:rPr>
-        <w:t>references and numbers, never image bytes</w:t>
-      </w:r>
-      <w:r>
-        <w:t xml:space="preserve">. Each placed object records which asset it is and where it sits, as </w:t>
-      </w:r>
-      <w:r>
-        <w:rPr>
-          <w:b/>
-          <w:bCs/>
-        </w:rPr>
-        <w:t>normalized 0–1 coordinates</w:t>
-      </w:r>
-      <w:r>
-        <w:t xml:space="preserve"> — so a book created at</w:t>
-      </w:r>
-      <w:r>
-        <w:t xml:space="preserve"> one resolution replays correctly at any other.</w:t>
+        <w:t xml:space="preserve">The</w:t>
+      </w:r>
+      <w:r>
+        <w:rPr>
+          <w:b/>
+          <w:bCs/>
+        </w:rPr>
+        <w:t xml:space="preserve"> </w:t>
+      </w:r>
+      <w:r>
+        <w:rPr>
+          <w:b/>
+          <w:bCs/>
+        </w:rPr>
+        <w:t xml:space="preserve">“recipe”</w:t>
+      </w:r>
+      <w:r>
+        <w:rPr>
+          <w:b/>
+          <w:bCs/>
+        </w:rPr>
+        <w:t xml:space="preserve"> </w:t>
+      </w:r>
+      <w:r>
+        <w:rPr>
+          <w:b/>
+          <w:bCs/>
+        </w:rPr>
+        <w:t xml:space="preserve">model.</w:t>
+      </w:r>
+      <w:r>
+        <w:t xml:space="preserve"> </w:t>
+      </w:r>
+      <w:r>
+        <w:t xml:space="preserve">A saved book stores</w:t>
+      </w:r>
+      <w:r>
+        <w:t xml:space="preserve"> </w:t>
+      </w:r>
+      <w:r>
+        <w:rPr>
+          <w:b/>
+          <w:bCs/>
+        </w:rPr>
+        <w:t xml:space="preserve">references and numbers, never image bytes</w:t>
+      </w:r>
+      <w:r>
+        <w:t xml:space="preserve">. Each placed object records which asset it is and where it sits, as</w:t>
+      </w:r>
+      <w:r>
+        <w:t xml:space="preserve"> </w:t>
+      </w:r>
+      <w:r>
+        <w:rPr>
+          <w:b/>
+          <w:bCs/>
+        </w:rPr>
+        <w:t xml:space="preserve">normalized 0–1 coordinates</w:t>
+      </w:r>
+      <w:r>
+        <w:t xml:space="preserve"> </w:t>
+      </w:r>
+      <w:r>
+        <w:t xml:space="preserve">— so a book created at one resolution replays correctly at any other.</w:t>
       </w:r>
     </w:p>
     <w:p>
@@ -1906,7 +1622,7 @@
         <w:rPr>
           <w:rStyle w:val="ErrorTok"/>
         </w:rPr>
-        <w:t>//</w:t>
+        <w:t xml:space="preserve">//</w:t>
       </w:r>
       <w:r>
         <w:rPr>
@@ -1918,7 +1634,7 @@
         <w:rPr>
           <w:rStyle w:val="ErrorTok"/>
         </w:rPr>
-        <w:t>one</w:t>
+        <w:t xml:space="preserve">one</w:t>
       </w:r>
       <w:r>
         <w:rPr>
@@ -1930,7 +1646,7 @@
         <w:rPr>
           <w:rStyle w:val="ErrorTok"/>
         </w:rPr>
-        <w:t>placed</w:t>
+        <w:t xml:space="preserve">placed</w:t>
       </w:r>
       <w:r>
         <w:rPr>
@@ -1942,7 +1658,7 @@
         <w:rPr>
           <w:rStyle w:val="ErrorTok"/>
         </w:rPr>
-        <w:t>sticker</w:t>
+        <w:t xml:space="preserve">sticker</w:t>
       </w:r>
       <w:r>
         <w:br/>
@@ -1951,7 +1667,7 @@
         <w:rPr>
           <w:rStyle w:val="FunctionTok"/>
         </w:rPr>
-        <w:t>{</w:t>
+        <w:t xml:space="preserve">{</w:t>
       </w:r>
       <w:r>
         <w:rPr>
@@ -1963,13 +1679,13 @@
         <w:rPr>
           <w:rStyle w:val="DataTypeTok"/>
         </w:rPr>
-        <w:t>"assetId"</w:t>
+        <w:t xml:space="preserve">"assetId"</w:t>
       </w:r>
       <w:r>
         <w:rPr>
           <w:rStyle w:val="FunctionTok"/>
         </w:rPr>
-        <w:t>:</w:t>
+        <w:t xml:space="preserve">:</w:t>
       </w:r>
       <w:r>
         <w:rPr>
@@ -1981,13 +1697,13 @@
         <w:rPr>
           <w:rStyle w:val="StringTok"/>
         </w:rPr>
-        <w:t>"obj_camel"</w:t>
+        <w:t xml:space="preserve">"obj_camel"</w:t>
       </w:r>
       <w:r>
         <w:rPr>
           <w:rStyle w:val="FunctionTok"/>
         </w:rPr>
-        <w:t>,</w:t>
+        <w:t xml:space="preserve">,</w:t>
       </w:r>
       <w:r>
         <w:rPr>
@@ -1999,13 +1715,13 @@
         <w:rPr>
           <w:rStyle w:val="DataTypeTok"/>
         </w:rPr>
-        <w:t>"x"</w:t>
+        <w:t xml:space="preserve">"x"</w:t>
       </w:r>
       <w:r>
         <w:rPr>
           <w:rStyle w:val="FunctionTok"/>
         </w:rPr>
-        <w:t>:</w:t>
+        <w:t xml:space="preserve">:</w:t>
       </w:r>
       <w:r>
         <w:rPr>
@@ -2017,13 +1733,13 @@
         <w:rPr>
           <w:rStyle w:val="FloatTok"/>
         </w:rPr>
-        <w:t>0.62</w:t>
+        <w:t xml:space="preserve">0.62</w:t>
       </w:r>
       <w:r>
         <w:rPr>
           <w:rStyle w:val="FunctionTok"/>
         </w:rPr>
-        <w:t>,</w:t>
+        <w:t xml:space="preserve">,</w:t>
       </w:r>
       <w:r>
         <w:rPr>
@@ -2035,13 +1751,13 @@
         <w:rPr>
           <w:rStyle w:val="DataTypeTok"/>
         </w:rPr>
-        <w:t>"y"</w:t>
+        <w:t xml:space="preserve">"y"</w:t>
       </w:r>
       <w:r>
         <w:rPr>
           <w:rStyle w:val="FunctionTok"/>
         </w:rPr>
-        <w:t>:</w:t>
+        <w:t xml:space="preserve">:</w:t>
       </w:r>
       <w:r>
         <w:rPr>
@@ -2053,13 +1769,13 @@
         <w:rPr>
           <w:rStyle w:val="FloatTok"/>
         </w:rPr>
-        <w:t>0.55</w:t>
+        <w:t xml:space="preserve">0.55</w:t>
       </w:r>
       <w:r>
         <w:rPr>
           <w:rStyle w:val="FunctionTok"/>
         </w:rPr>
-        <w:t>,</w:t>
+        <w:t xml:space="preserve">,</w:t>
       </w:r>
       <w:r>
         <w:rPr>
@@ -2071,13 +1787,13 @@
         <w:rPr>
           <w:rStyle w:val="DataTypeTok"/>
         </w:rPr>
-        <w:t>"scale"</w:t>
+        <w:t xml:space="preserve">"scale"</w:t>
       </w:r>
       <w:r>
         <w:rPr>
           <w:rStyle w:val="FunctionTok"/>
         </w:rPr>
-        <w:t>:</w:t>
+        <w:t xml:space="preserve">:</w:t>
       </w:r>
       <w:r>
         <w:rPr>
@@ -2089,13 +1805,13 @@
         <w:rPr>
           <w:rStyle w:val="FloatTok"/>
         </w:rPr>
-        <w:t>0.8</w:t>
+        <w:t xml:space="preserve">0.8</w:t>
       </w:r>
       <w:r>
         <w:rPr>
           <w:rStyle w:val="FunctionTok"/>
         </w:rPr>
-        <w:t>,</w:t>
+        <w:t xml:space="preserve">,</w:t>
       </w:r>
       <w:r>
         <w:rPr>
@@ -2107,13 +1823,13 @@
         <w:rPr>
           <w:rStyle w:val="DataTypeTok"/>
         </w:rPr>
-        <w:t>"rotation"</w:t>
+        <w:t xml:space="preserve">"rotation"</w:t>
       </w:r>
       <w:r>
         <w:rPr>
           <w:rStyle w:val="FunctionTok"/>
         </w:rPr>
-        <w:t>:</w:t>
+        <w:t xml:space="preserve">:</w:t>
       </w:r>
       <w:r>
         <w:rPr>
@@ -2125,13 +1841,13 @@
         <w:rPr>
           <w:rStyle w:val="DecValTok"/>
         </w:rPr>
-        <w:t>0</w:t>
+        <w:t xml:space="preserve">0</w:t>
       </w:r>
       <w:r>
         <w:rPr>
           <w:rStyle w:val="FunctionTok"/>
         </w:rPr>
-        <w:t>,</w:t>
+        <w:t xml:space="preserve">,</w:t>
       </w:r>
       <w:r>
         <w:rPr>
@@ -2143,13 +1859,13 @@
         <w:rPr>
           <w:rStyle w:val="DataTypeTok"/>
         </w:rPr>
-        <w:t>"z"</w:t>
+        <w:t xml:space="preserve">"z"</w:t>
       </w:r>
       <w:r>
         <w:rPr>
           <w:rStyle w:val="FunctionTok"/>
         </w:rPr>
-        <w:t>:</w:t>
+        <w:t xml:space="preserve">:</w:t>
       </w:r>
       <w:r>
         <w:rPr>
@@ -2161,7 +1877,7 @@
         <w:rPr>
           <w:rStyle w:val="DecValTok"/>
         </w:rPr>
-        <w:t>1</w:t>
+        <w:t xml:space="preserve">1</w:t>
       </w:r>
       <w:r>
         <w:rPr>
@@ -2173,7 +1889,7 @@
         <w:rPr>
           <w:rStyle w:val="FunctionTok"/>
         </w:rPr>
-        <w:t>}</w:t>
+        <w:t xml:space="preserve">}</w:t>
       </w:r>
       <w:r>
         <w:br/>
@@ -2185,7 +1901,7 @@
         <w:rPr>
           <w:rStyle w:val="ErrorTok"/>
         </w:rPr>
-        <w:t>//</w:t>
+        <w:t xml:space="preserve">//</w:t>
       </w:r>
       <w:r>
         <w:rPr>
@@ -2197,7 +1913,7 @@
         <w:rPr>
           <w:rStyle w:val="ErrorTok"/>
         </w:rPr>
-        <w:t>a</w:t>
+        <w:t xml:space="preserve">a</w:t>
       </w:r>
       <w:r>
         <w:rPr>
@@ -2209,7 +1925,7 @@
         <w:rPr>
           <w:rStyle w:val="ErrorTok"/>
         </w:rPr>
-        <w:t>book</w:t>
+        <w:t xml:space="preserve">book</w:t>
       </w:r>
       <w:r>
         <w:rPr>
@@ -2221,7 +1937,7 @@
         <w:rPr>
           <w:rStyle w:val="ErrorTok"/>
         </w:rPr>
-        <w:t>=</w:t>
+        <w:t xml:space="preserve">=</w:t>
       </w:r>
       <w:r>
         <w:rPr>
@@ -2233,7 +1949,7 @@
         <w:rPr>
           <w:rStyle w:val="ErrorTok"/>
         </w:rPr>
-        <w:t>title</w:t>
+        <w:t xml:space="preserve">title</w:t>
       </w:r>
       <w:r>
         <w:rPr>
@@ -2245,7 +1961,7 @@
         <w:rPr>
           <w:rStyle w:val="ErrorTok"/>
         </w:rPr>
-        <w:t>+</w:t>
+        <w:t xml:space="preserve">+</w:t>
       </w:r>
       <w:r>
         <w:rPr>
@@ -2257,7 +1973,7 @@
         <w:rPr>
           <w:rStyle w:val="ErrorTok"/>
         </w:rPr>
-        <w:t>timestamps</w:t>
+        <w:t xml:space="preserve">timestamps</w:t>
       </w:r>
       <w:r>
         <w:rPr>
@@ -2269,7 +1985,7 @@
         <w:rPr>
           <w:rStyle w:val="ErrorTok"/>
         </w:rPr>
-        <w:t>+</w:t>
+        <w:t xml:space="preserve">+</w:t>
       </w:r>
       <w:r>
         <w:rPr>
@@ -2281,7 +1997,7 @@
         <w:rPr>
           <w:rStyle w:val="ErrorTok"/>
         </w:rPr>
-        <w:t>pages</w:t>
+        <w:t xml:space="preserve">pages</w:t>
       </w:r>
       <w:r>
         <w:rPr>
@@ -2293,7 +2009,7 @@
         <w:rPr>
           <w:rStyle w:val="ErrorTok"/>
         </w:rPr>
-        <w:t>(each</w:t>
+        <w:t xml:space="preserve">(each</w:t>
       </w:r>
       <w:r>
         <w:rPr>
@@ -2305,7 +2021,7 @@
         <w:rPr>
           <w:rStyle w:val="ErrorTok"/>
         </w:rPr>
-        <w:t>page</w:t>
+        <w:t xml:space="preserve">page</w:t>
       </w:r>
       <w:r>
         <w:rPr>
@@ -2317,7 +2033,7 @@
         <w:rPr>
           <w:rStyle w:val="ErrorTok"/>
         </w:rPr>
-        <w:t>=</w:t>
+        <w:t xml:space="preserve">=</w:t>
       </w:r>
       <w:r>
         <w:rPr>
@@ -2329,7 +2045,7 @@
         <w:rPr>
           <w:rStyle w:val="ErrorTok"/>
         </w:rPr>
-        <w:t>background</w:t>
+        <w:t xml:space="preserve">background</w:t>
       </w:r>
       <w:r>
         <w:rPr>
@@ -2341,7 +2057,7 @@
         <w:rPr>
           <w:rStyle w:val="ErrorTok"/>
         </w:rPr>
-        <w:t>+</w:t>
+        <w:t xml:space="preserve">+</w:t>
       </w:r>
       <w:r>
         <w:rPr>
@@ -2353,7 +2069,7 @@
         <w:rPr>
           <w:rStyle w:val="ErrorTok"/>
         </w:rPr>
-        <w:t>placed</w:t>
+        <w:t xml:space="preserve">placed</w:t>
       </w:r>
       <w:r>
         <w:rPr>
@@ -2365,7 +2081,7 @@
         <w:rPr>
           <w:rStyle w:val="ErrorTok"/>
         </w:rPr>
-        <w:t>objects)</w:t>
+        <w:t xml:space="preserve">objects)</w:t>
       </w:r>
       <w:r>
         <w:br/>
@@ -2374,7 +2090,7 @@
         <w:rPr>
           <w:rStyle w:val="ErrorTok"/>
         </w:rPr>
-        <w:t>BookModel</w:t>
+        <w:t xml:space="preserve">BookModel</w:t>
       </w:r>
       <w:r>
         <w:rPr>
@@ -2386,7 +2102,7 @@
         <w:rPr>
           <w:rStyle w:val="ErrorTok"/>
         </w:rPr>
-        <w:t>-&gt;</w:t>
+        <w:t xml:space="preserve">-&gt;</w:t>
       </w:r>
       <w:r>
         <w:rPr>
@@ -2398,13 +2114,13 @@
         <w:rPr>
           <w:rStyle w:val="ErrorTok"/>
         </w:rPr>
-        <w:t>PageModel</w:t>
+        <w:t xml:space="preserve">PageModel</w:t>
       </w:r>
       <w:r>
         <w:rPr>
           <w:rStyle w:val="OtherTok"/>
         </w:rPr>
-        <w:t>[]</w:t>
+        <w:t xml:space="preserve">[]</w:t>
       </w:r>
       <w:r>
         <w:rPr>
@@ -2416,7 +2132,7 @@
         <w:rPr>
           <w:rStyle w:val="ErrorTok"/>
         </w:rPr>
-        <w:t>-&gt;</w:t>
+        <w:t xml:space="preserve">-&gt;</w:t>
       </w:r>
       <w:r>
         <w:rPr>
@@ -2428,167 +2144,252 @@
         <w:rPr>
           <w:rStyle w:val="ErrorTok"/>
         </w:rPr>
-        <w:t>PlacedObjectModel</w:t>
+        <w:t xml:space="preserve">PlacedObjectModel</w:t>
       </w:r>
       <w:r>
         <w:rPr>
           <w:rStyle w:val="OtherTok"/>
         </w:rPr>
-        <w:t>[]</w:t>
-      </w:r>
-    </w:p>
-    <w:p>
-      <w:pPr>
-        <w:pStyle w:val="FirstParagraph"/>
-      </w:pPr>
-      <w:r>
-        <w:rPr>
-          <w:b/>
-          <w:bCs/>
-        </w:rPr>
-        <w:t>Firebase over REST (no SDK).</w:t>
-      </w:r>
-      <w:r>
-        <w:t xml:space="preserve"> The Firebase Unity SDK </w:t>
-      </w:r>
-      <w:r>
-        <w:rPr>
-          <w:b/>
-          <w:bCs/>
-        </w:rPr>
-        <w:t>does not support WebGL</w:t>
-      </w:r>
-      <w:r>
-        <w:t xml:space="preserve">, so every data operation uses the </w:t>
-      </w:r>
-      <w:r>
-        <w:rPr>
-          <w:b/>
-          <w:bCs/>
-        </w:rPr>
-        <w:t>Realtime Database REST API</w:t>
-      </w:r>
-      <w:r>
-        <w:t xml:space="preserve"> through </w:t>
+        <w:t xml:space="preserve">[]</w:t>
+      </w:r>
+    </w:p>
+    <w:p>
+      <w:pPr>
+        <w:pStyle w:val="CaptionedFigure"/>
+      </w:pPr>
+      <w:r>
+        <w:drawing>
+          <wp:inline>
+            <wp:extent cx="3626863" cy="4011065"/>
+            <wp:effectExtent b="0" l="0" r="0" t="0"/>
+            <wp:docPr descr="A saved book in the Realtime Database — references and numbers, never image bytes." title="" id="19" name="Picture"/>
+            <a:graphic>
+              <a:graphicData uri="http://schemas.openxmlformats.org/drawingml/2006/picture">
+                <pic:pic>
+                  <pic:nvPicPr>
+                    <pic:cNvPr descr="../video/shots/firebase-data.png" id="20" name="Picture"/>
+                    <pic:cNvPicPr>
+                      <a:picLocks noChangeArrowheads="1" noChangeAspect="1"/>
+                    </pic:cNvPicPr>
+                  </pic:nvPicPr>
+                  <pic:blipFill>
+                    <a:blip r:embed="rId18"/>
+                    <a:stretch>
+                      <a:fillRect/>
+                    </a:stretch>
+                  </pic:blipFill>
+                  <pic:spPr bwMode="auto">
+                    <a:xfrm>
+                      <a:off x="0" y="0"/>
+                      <a:ext cx="3626863" cy="4011065"/>
+                    </a:xfrm>
+                    <a:prstGeom prst="rect">
+                      <a:avLst/>
+                    </a:prstGeom>
+                    <a:noFill/>
+                    <a:ln w="9525">
+                      <a:noFill/>
+                      <a:headEnd/>
+                      <a:tailEnd/>
+                    </a:ln>
+                  </pic:spPr>
+                </pic:pic>
+              </a:graphicData>
+            </a:graphic>
+          </wp:inline>
+        </w:drawing>
+      </w:r>
+    </w:p>
+    <w:p>
+      <w:pPr>
+        <w:pStyle w:val="ImageCaption"/>
+      </w:pPr>
+      <w:r>
+        <w:t xml:space="preserve">A saved book in the Realtime Database — references and numbers, never image bytes.</w:t>
+      </w:r>
+    </w:p>
+    <w:p>
+      <w:pPr>
+        <w:pStyle w:val="BodyText"/>
+      </w:pPr>
+      <w:r>
+        <w:rPr>
+          <w:b/>
+          <w:bCs/>
+        </w:rPr>
+        <w:t xml:space="preserve">Firebase over REST (no SDK).</w:t>
+      </w:r>
+      <w:r>
+        <w:t xml:space="preserve"> </w:t>
+      </w:r>
+      <w:r>
+        <w:t xml:space="preserve">The Firebase Unity SDK</w:t>
+      </w:r>
+      <w:r>
+        <w:t xml:space="preserve"> </w:t>
+      </w:r>
+      <w:r>
+        <w:rPr>
+          <w:b/>
+          <w:bCs/>
+        </w:rPr>
+        <w:t xml:space="preserve">does not support WebGL</w:t>
+      </w:r>
+      <w:r>
+        <w:t xml:space="preserve">, so every data operation uses the</w:t>
+      </w:r>
+      <w:r>
+        <w:t xml:space="preserve"> </w:t>
+      </w:r>
+      <w:r>
+        <w:rPr>
+          <w:b/>
+          <w:bCs/>
+        </w:rPr>
+        <w:t xml:space="preserve">Realtime Database REST API</w:t>
+      </w:r>
+      <w:r>
+        <w:t xml:space="preserve"> </w:t>
+      </w:r>
+      <w:r>
+        <w:t xml:space="preserve">through</w:t>
+      </w:r>
+      <w:r>
+        <w:t xml:space="preserve"> </w:t>
       </w:r>
       <w:r>
         <w:rPr>
           <w:rStyle w:val="VerbatimChar"/>
         </w:rPr>
-        <w:t>UnityWebRequest</w:t>
-      </w:r>
-      <w:r>
-        <w:t xml:space="preserve">: </w:t>
+        <w:t xml:space="preserve">UnityWebRequest</w:t>
+      </w:r>
+      <w:r>
+        <w:t xml:space="preserve">:</w:t>
+      </w:r>
+      <w:r>
+        <w:t xml:space="preserve"> </w:t>
       </w:r>
       <w:r>
         <w:rPr>
           <w:rStyle w:val="VerbatimChar"/>
         </w:rPr>
-        <w:t>GET</w:t>
-      </w:r>
-      <w:r>
-        <w:t xml:space="preserve"> on </w:t>
+        <w:t xml:space="preserve">GET</w:t>
+      </w:r>
+      <w:r>
+        <w:t xml:space="preserve"> </w:t>
+      </w:r>
+      <w:r>
+        <w:t xml:space="preserve">on</w:t>
+      </w:r>
+      <w:r>
+        <w:t xml:space="preserve"> </w:t>
       </w:r>
       <w:r>
         <w:rPr>
           <w:rStyle w:val="VerbatimChar"/>
         </w:rPr>
-        <w:t>/path.json</w:t>
-      </w:r>
-      <w:r>
-        <w:t xml:space="preserve"> to read, </w:t>
+        <w:t xml:space="preserve">/path.json</w:t>
+      </w:r>
+      <w:r>
+        <w:t xml:space="preserve"> </w:t>
+      </w:r>
+      <w:r>
+        <w:t xml:space="preserve">to read,</w:t>
+      </w:r>
+      <w:r>
+        <w:t xml:space="preserve"> </w:t>
       </w:r>
       <w:r>
         <w:rPr>
           <w:rStyle w:val="VerbatimChar"/>
         </w:rPr>
-        <w:t>PUT</w:t>
-      </w:r>
-      <w:r>
-        <w:t xml:space="preserve"> to write. Async is achieved b</w:t>
-      </w:r>
-      <w:r>
-        <w:t xml:space="preserve">y wrapping the callback-based request in a </w:t>
+        <w:t xml:space="preserve">PUT</w:t>
+      </w:r>
+      <w:r>
+        <w:t xml:space="preserve"> </w:t>
+      </w:r>
+      <w:r>
+        <w:t xml:space="preserve">to write. Async is achieved by wrapping the callback-based request in a</w:t>
+      </w:r>
+      <w:r>
+        <w:t xml:space="preserve"> </w:t>
       </w:r>
       <w:r>
         <w:rPr>
           <w:rStyle w:val="VerbatimChar"/>
         </w:rPr>
-        <w:t>TaskCompletionSource</w:t>
-      </w:r>
-      <w:r>
-        <w:t xml:space="preserve">, giving clean </w:t>
+        <w:t xml:space="preserve">TaskCompletionSource</w:t>
+      </w:r>
+      <w:r>
+        <w:t xml:space="preserve">, giving clean</w:t>
+      </w:r>
+      <w:r>
+        <w:t xml:space="preserve"> </w:t>
       </w:r>
       <w:r>
         <w:rPr>
           <w:rStyle w:val="VerbatimChar"/>
         </w:rPr>
-        <w:t>async/await</w:t>
-      </w:r>
-      <w:r>
-        <w:t xml:space="preserve"> with no coroutines and no blocking the frame.</w:t>
+        <w:t xml:space="preserve">async/await</w:t>
+      </w:r>
+      <w:r>
+        <w:t xml:space="preserve"> </w:t>
+      </w:r>
+      <w:r>
+        <w:t xml:space="preserve">with no coroutines and no blocking the frame.</w:t>
       </w:r>
     </w:p>
     <w:tbl>
       <w:tblPr>
         <w:tblStyle w:val="Table"/>
-        <w:tblW w:w="0" w:type="auto"/>
-        <w:tblLook w:val="0020" w:firstRow="1" w:lastRow="0" w:firstColumn="0" w:lastColumn="0" w:noHBand="0" w:noVBand="0"/>
+        <w:tblW w:type="auto" w:w="0"/>
+        <w:tblLook w:firstRow="1" w:lastRow="0" w:firstColumn="0" w:lastColumn="0" w:noHBand="0" w:noVBand="0" w:val="0020"/>
       </w:tblPr>
       <w:tblGrid>
-        <w:gridCol w:w="2692"/>
-        <w:gridCol w:w="4087"/>
+        <w:gridCol w:w="3960"/>
+        <w:gridCol w:w="3960"/>
       </w:tblGrid>
       <w:tr>
         <w:trPr>
-          <w:cnfStyle w:val="100000000000" w:firstRow="1" w:lastRow="0" w:firstColumn="0" w:lastColumn="0" w:oddVBand="0" w:evenVBand="0" w:oddHBand="0" w:evenHBand="0" w:firstRowFirstColumn="0" w:firstRowLastColumn="0" w:lastRowFirstColumn="0" w:lastRowLastColumn="0"/>
-          <w:tblHeader/>
+          <w:tblHeader w:val="on"/>
         </w:trPr>
         <w:tc>
-          <w:tcPr>
-            <w:tcW w:w="0" w:type="auto"/>
-          </w:tcPr>
+          <w:tcPr/>
           <w:p>
             <w:pPr>
               <w:pStyle w:val="Compact"/>
             </w:pPr>
             <w:r>
-              <w:t>Action</w:t>
+              <w:t xml:space="preserve">Action</w:t>
             </w:r>
           </w:p>
         </w:tc>
         <w:tc>
-          <w:tcPr>
-            <w:tcW w:w="0" w:type="auto"/>
-          </w:tcPr>
+          <w:tcPr/>
           <w:p>
             <w:pPr>
               <w:pStyle w:val="Compact"/>
             </w:pPr>
             <w:r>
-              <w:t>Request</w:t>
+              <w:t xml:space="preserve">Request</w:t>
             </w:r>
           </w:p>
         </w:tc>
       </w:tr>
       <w:tr>
         <w:tc>
-          <w:tcPr>
-            <w:tcW w:w="0" w:type="auto"/>
-          </w:tcPr>
+          <w:tcPr/>
           <w:p>
             <w:pPr>
               <w:pStyle w:val="Compact"/>
             </w:pPr>
             <w:r>
-              <w:t>Read the picker catalog</w:t>
+              <w:t xml:space="preserve">Read the picker catalog</w:t>
             </w:r>
           </w:p>
         </w:tc>
         <w:tc>
-          <w:tcPr>
-            <w:tcW w:w="0" w:type="auto"/>
-          </w:tcPr>
+          <w:tcPr/>
           <w:p>
             <w:pPr>
               <w:pStyle w:val="Compact"/>
@@ -2597,30 +2398,25 @@
               <w:rPr>
                 <w:rStyle w:val="VerbatimChar"/>
               </w:rPr>
-              <w:t>GET /assetCatalog.json</w:t>
+              <w:t xml:space="preserve">GET /assetCatalog.json</w:t>
             </w:r>
           </w:p>
         </w:tc>
       </w:tr>
       <w:tr>
         <w:tc>
-          <w:tcPr>
-            <w:tcW w:w="0" w:type="auto"/>
-          </w:tcPr>
+          <w:tcPr/>
           <w:p>
             <w:pPr>
               <w:pStyle w:val="Compact"/>
             </w:pPr>
             <w:r>
-              <w:lastRenderedPageBreak/>
-              <w:t>List a child’s books (shelf)</w:t>
+              <w:t xml:space="preserve">List a child’s books (shelf)</w:t>
             </w:r>
           </w:p>
         </w:tc>
         <w:tc>
-          <w:tcPr>
-            <w:tcW w:w="0" w:type="auto"/>
-          </w:tcPr>
+          <w:tcPr/>
           <w:p>
             <w:pPr>
               <w:pStyle w:val="Compact"/>
@@ -2629,29 +2425,25 @@
               <w:rPr>
                 <w:rStyle w:val="VerbatimChar"/>
               </w:rPr>
-              <w:t>GET /books/{kidId}.json</w:t>
+              <w:t xml:space="preserve">GET /books/{kidId}.json</w:t>
             </w:r>
           </w:p>
         </w:tc>
       </w:tr>
       <w:tr>
         <w:tc>
-          <w:tcPr>
-            <w:tcW w:w="0" w:type="auto"/>
-          </w:tcPr>
+          <w:tcPr/>
           <w:p>
             <w:pPr>
               <w:pStyle w:val="Compact"/>
             </w:pPr>
             <w:r>
-              <w:t>Load one book</w:t>
+              <w:t xml:space="preserve">Load one book</w:t>
             </w:r>
           </w:p>
         </w:tc>
         <w:tc>
-          <w:tcPr>
-            <w:tcW w:w="0" w:type="auto"/>
-          </w:tcPr>
+          <w:tcPr/>
           <w:p>
             <w:pPr>
               <w:pStyle w:val="Compact"/>
@@ -2660,16 +2452,14 @@
               <w:rPr>
                 <w:rStyle w:val="VerbatimChar"/>
               </w:rPr>
-              <w:t>GET /books/{kidId}/{bookId}.json</w:t>
+              <w:t xml:space="preserve">GET /books/{kidId}/{bookId}.json</w:t>
             </w:r>
           </w:p>
         </w:tc>
       </w:tr>
       <w:tr>
         <w:tc>
-          <w:tcPr>
-            <w:tcW w:w="0" w:type="auto"/>
-          </w:tcPr>
+          <w:tcPr/>
           <w:p>
             <w:pPr>
               <w:pStyle w:val="Compact"/>
@@ -2679,17 +2469,18 @@
                 <w:b/>
                 <w:bCs/>
               </w:rPr>
-              <w:t>Save</w:t>
-            </w:r>
-            <w:r>
-              <w:t xml:space="preserve"> a book</w:t>
+              <w:t xml:space="preserve">Save</w:t>
+            </w:r>
+            <w:r>
+              <w:t xml:space="preserve"> </w:t>
+            </w:r>
+            <w:r>
+              <w:t xml:space="preserve">a book</w:t>
             </w:r>
           </w:p>
         </w:tc>
         <w:tc>
-          <w:tcPr>
-            <w:tcW w:w="0" w:type="auto"/>
-          </w:tcPr>
+          <w:tcPr/>
           <w:p>
             <w:pPr>
               <w:pStyle w:val="Compact"/>
@@ -2698,7 +2489,7 @@
               <w:rPr>
                 <w:rStyle w:val="VerbatimChar"/>
               </w:rPr>
-              <w:t>PUT /books/{kidId}/{bookId}.json</w:t>
+              <w:t xml:space="preserve">PUT /books/{kidId}/{bookId}.json</w:t>
             </w:r>
           </w:p>
         </w:tc>
@@ -2709,63 +2500,70 @@
         <w:pStyle w:val="BodyText"/>
       </w:pPr>
       <w:r>
-        <w:t>Books are stored under a per-child path (</w:t>
+        <w:t xml:space="preserve">Books are stored under a per-child path (</w:t>
       </w:r>
       <w:r>
         <w:rPr>
           <w:rStyle w:val="VerbatimChar"/>
         </w:rPr>
-        <w:t>/books/{kidId}/…</w:t>
-      </w:r>
-      <w:r>
-        <w:t xml:space="preserve">) — a single </w:t>
+        <w:t xml:space="preserve">/books/{kidId}/…</w:t>
+      </w:r>
+      <w:r>
+        <w:t xml:space="preserve">) — a single</w:t>
+      </w:r>
+      <w:r>
+        <w:t xml:space="preserve"> </w:t>
       </w:r>
       <w:r>
         <w:rPr>
           <w:rStyle w:val="VerbatimChar"/>
         </w:rPr>
-        <w:t>demo</w:t>
-      </w:r>
-      <w:r>
-        <w:t xml:space="preserve"> id in this build, but the structure is deliberately ready to scale (see §6). JSON is pa</w:t>
-      </w:r>
-      <w:r>
-        <w:t xml:space="preserve">rsed with </w:t>
-      </w:r>
-      <w:r>
-        <w:rPr>
-          <w:b/>
-          <w:bCs/>
-        </w:rPr>
-        <w:t>Newtonsoft</w:t>
-      </w:r>
-      <w:r>
-        <w:t xml:space="preserve">, because the Realtime Database returns objects keyed by id, which Unity’s built-in </w:t>
+        <w:t xml:space="preserve">demo</w:t>
+      </w:r>
+      <w:r>
+        <w:t xml:space="preserve"> </w:t>
+      </w:r>
+      <w:r>
+        <w:t xml:space="preserve">id in this build, but the structure is deliberately ready to scale (see §6). JSON is parsed with</w:t>
+      </w:r>
+      <w:r>
+        <w:t xml:space="preserve"> </w:t>
+      </w:r>
+      <w:r>
+        <w:rPr>
+          <w:b/>
+          <w:bCs/>
+        </w:rPr>
+        <w:t xml:space="preserve">Newtonsoft</w:t>
+      </w:r>
+      <w:r>
+        <w:t xml:space="preserve">, because the Realtime Database returns objects keyed by id, which Unity’s built-in</w:t>
+      </w:r>
+      <w:r>
+        <w:t xml:space="preserve"> </w:t>
       </w:r>
       <w:r>
         <w:rPr>
           <w:rStyle w:val="VerbatimChar"/>
         </w:rPr>
-        <w:t>JsonUtility</w:t>
-      </w:r>
-      <w:r>
-        <w:t xml:space="preserve"> </w:t>
-      </w:r>
-      <w:r>
-        <w:t>cannot handle. On save, the shelf card uses the first page’s background as its cover (a true page snapshot is reserved; keeping the cover inline avoids paid Firebase Storage).</w:t>
-      </w:r>
-    </w:p>
+        <w:t xml:space="preserve">JsonUtility</w:t>
+      </w:r>
+      <w:r>
+        <w:t xml:space="preserve"> </w:t>
+      </w:r>
+      <w:r>
+        <w:t xml:space="preserve">cannot handle. On save, the shelf card uses the first page’s background as its cover (a true page snapshot is reserved; keeping the cover inline avoids paid Firebase Storage).</w:t>
+      </w:r>
+    </w:p>
+    <w:bookmarkEnd w:id="21"/>
+    <w:bookmarkStart w:id="22" w:name="key-decisions-challenges"/>
     <w:p>
       <w:pPr>
         <w:pStyle w:val="Heading2"/>
       </w:pPr>
-      <w:bookmarkStart w:id="11" w:name="key-decisions-challenges"/>
-      <w:bookmarkStart w:id="12" w:name="_Toc234797698"/>
-      <w:bookmarkEnd w:id="9"/>
-      <w:r>
-        <w:t>5. Key decisions &amp; challenges</w:t>
-      </w:r>
-      <w:bookmarkEnd w:id="12"/>
+      <w:r>
+        <w:t xml:space="preserve">5. Key decisions &amp; challenges</w:t>
+      </w:r>
     </w:p>
     <w:p>
       <w:pPr>
@@ -2776,22 +2574,28 @@
           <w:b/>
           <w:bCs/>
         </w:rPr>
-        <w:t>REST, not the SDK.</w:t>
-      </w:r>
-      <w:r>
-        <w:t xml:space="preserve"> The Firebase Unity SDK is unava</w:t>
-      </w:r>
-      <w:r>
-        <w:t xml:space="preserve">ilable in WebGL, so the entire data layer is REST over </w:t>
+        <w:t xml:space="preserve">REST, not the SDK.</w:t>
+      </w:r>
+      <w:r>
+        <w:t xml:space="preserve"> </w:t>
+      </w:r>
+      <w:r>
+        <w:t xml:space="preserve">The Firebase Unity SDK is unavailable in WebGL, so the entire data layer is REST over</w:t>
+      </w:r>
+      <w:r>
+        <w:t xml:space="preserve"> </w:t>
       </w:r>
       <w:r>
         <w:rPr>
           <w:rStyle w:val="VerbatimChar"/>
         </w:rPr>
-        <w:t>UnityWebRequest</w:t>
-      </w:r>
-      <w:r>
-        <w:t xml:space="preserve"> — the WebGL-safe path, and the decision that shapes everything else.</w:t>
+        <w:t xml:space="preserve">UnityWebRequest</w:t>
+      </w:r>
+      <w:r>
+        <w:t xml:space="preserve"> </w:t>
+      </w:r>
+      <w:r>
+        <w:t xml:space="preserve">— the WebGL-safe path, and the decision that shapes everything else.</w:t>
       </w:r>
     </w:p>
     <w:p>
@@ -2803,23 +2607,26 @@
           <w:b/>
           <w:bCs/>
         </w:rPr>
-        <w:t>References, not images.</w:t>
-      </w:r>
-      <w:r>
-        <w:t xml:space="preserve"> Books store asset ids + normalized transforms; art is hosted once and cached. A direct benef</w:t>
-      </w:r>
-      <w:r>
-        <w:t xml:space="preserve">it: </w:t>
-      </w:r>
-      <w:r>
-        <w:rPr>
-          <w:b/>
-          <w:bCs/>
-        </w:rPr>
-        <w:t>art can be added or swapped with zero code changes</w:t>
-      </w:r>
-      <w:r>
-        <w:t>. The desert &amp; sea theme was dropped in by editing the catalog and hosting the files — no rebuild.</w:t>
+        <w:t xml:space="preserve">References, not images.</w:t>
+      </w:r>
+      <w:r>
+        <w:t xml:space="preserve"> </w:t>
+      </w:r>
+      <w:r>
+        <w:t xml:space="preserve">Books store asset ids + normalized transforms; art is hosted once and cached. A direct benefit:</w:t>
+      </w:r>
+      <w:r>
+        <w:t xml:space="preserve"> </w:t>
+      </w:r>
+      <w:r>
+        <w:rPr>
+          <w:b/>
+          <w:bCs/>
+        </w:rPr>
+        <w:t xml:space="preserve">art can be added or swapped with zero code changes</w:t>
+      </w:r>
+      <w:r>
+        <w:t xml:space="preserve">. The desert &amp; sea theme was dropped in by editing the catalog and hosting the files — no rebuild.</w:t>
       </w:r>
     </w:p>
     <w:p>
@@ -2831,32 +2638,35 @@
           <w:b/>
           <w:bCs/>
         </w:rPr>
-        <w:t>Resolution-independent placement.</w:t>
-      </w:r>
-      <w:r>
-        <w:t xml:space="preserve"> A dragged sticker’s pixel position is meaningless across screens. The</w:t>
-      </w:r>
-      <w:r>
-        <w:t xml:space="preserve"> editor maps the pointer → stage-local space (</w:t>
+        <w:t xml:space="preserve">Resolution-independent placement.</w:t>
+      </w:r>
+      <w:r>
+        <w:t xml:space="preserve"> </w:t>
+      </w:r>
+      <w:r>
+        <w:t xml:space="preserve">A dragged sticker’s pixel position is meaningless across screens. The editor maps the pointer → stage-local space (</w:t>
       </w:r>
       <w:r>
         <w:rPr>
           <w:rStyle w:val="VerbatimChar"/>
         </w:rPr>
-        <w:t>RectTransformUtility.ScreenPointToLocalPointInRectangle</w:t>
-      </w:r>
-      <w:r>
-        <w:t xml:space="preserve">) → </w:t>
-      </w:r>
-      <w:r>
-        <w:rPr>
-          <w:b/>
-          <w:bCs/>
-        </w:rPr>
-        <w:t>normalized 0–1</w:t>
-      </w:r>
-      <w:r>
-        <w:t>, and stores that. A book made on a phone replays pixel-perfect on a desktop.</w:t>
+        <w:t xml:space="preserve">RectTransformUtility.ScreenPointToLocalPointInRectangle</w:t>
+      </w:r>
+      <w:r>
+        <w:t xml:space="preserve">) →</w:t>
+      </w:r>
+      <w:r>
+        <w:t xml:space="preserve"> </w:t>
+      </w:r>
+      <w:r>
+        <w:rPr>
+          <w:b/>
+          <w:bCs/>
+        </w:rPr>
+        <w:t xml:space="preserve">normalized 0–1</w:t>
+      </w:r>
+      <w:r>
+        <w:t xml:space="preserve">, and stores that. A book made on a phone replays pixel-perfect on a desktop.</w:t>
       </w:r>
     </w:p>
     <w:p>
@@ -2868,31 +2678,43 @@
           <w:b/>
           <w:bCs/>
         </w:rPr>
-        <w:t>Async in a single-threaded runtime.</w:t>
-      </w:r>
-      <w:r>
-        <w:t xml:space="preserve"> </w:t>
-      </w:r>
-      <w:r>
-        <w:t xml:space="preserve">Unity’s web requests are callback-based; wrapping each in a </w:t>
+        <w:t xml:space="preserve">Async in a single-threaded runtime.</w:t>
+      </w:r>
+      <w:r>
+        <w:t xml:space="preserve"> </w:t>
+      </w:r>
+      <w:r>
+        <w:t xml:space="preserve">Unity’s web requests are callback-based; wrapping each in a</w:t>
+      </w:r>
+      <w:r>
+        <w:t xml:space="preserve"> </w:t>
       </w:r>
       <w:r>
         <w:rPr>
           <w:rStyle w:val="VerbatimChar"/>
         </w:rPr>
-        <w:t>TaskCompletionSource</w:t>
-      </w:r>
-      <w:r>
-        <w:t xml:space="preserve"> gives clean </w:t>
+        <w:t xml:space="preserve">TaskCompletionSource</w:t>
+      </w:r>
+      <w:r>
+        <w:t xml:space="preserve"> </w:t>
+      </w:r>
+      <w:r>
+        <w:t xml:space="preserve">gives clean</w:t>
+      </w:r>
+      <w:r>
+        <w:t xml:space="preserve"> </w:t>
       </w:r>
       <w:r>
         <w:rPr>
           <w:rStyle w:val="VerbatimChar"/>
         </w:rPr>
-        <w:t>async/await</w:t>
-      </w:r>
-      <w:r>
-        <w:t xml:space="preserve"> in WebGL’s single thread, without coroutines or frame stalls.</w:t>
+        <w:t xml:space="preserve">async/await</w:t>
+      </w:r>
+      <w:r>
+        <w:t xml:space="preserve"> </w:t>
+      </w:r>
+      <w:r>
+        <w:t xml:space="preserve">in WebGL’s single thread, without coroutines or frame stalls.</w:t>
       </w:r>
     </w:p>
     <w:p>
@@ -2904,28 +2726,40 @@
           <w:b/>
           <w:bCs/>
         </w:rPr>
-        <w:t>Hosting the compressed build (the hardest bug).</w:t>
-      </w:r>
-      <w:r>
-        <w:t xml:space="preserve"> Unity’s gzip build (</w:t>
+        <w:t xml:space="preserve">Hosting the compressed build (the hardest bug).</w:t>
+      </w:r>
+      <w:r>
+        <w:t xml:space="preserve"> </w:t>
+      </w:r>
+      <w:r>
+        <w:t xml:space="preserve">Unity’s gzip build (</w:t>
       </w:r>
       <w:r>
         <w:rPr>
           <w:rStyle w:val="VerbatimChar"/>
         </w:rPr>
-        <w:t>.wasm.gz</w:t>
-      </w:r>
-      <w:r>
-        <w:t xml:space="preserve"> / </w:t>
+        <w:t xml:space="preserve">.wasm.gz</w:t>
+      </w:r>
+      <w:r>
+        <w:t xml:space="preserve"> </w:t>
+      </w:r>
+      <w:r>
+        <w:t xml:space="preserve">/</w:t>
+      </w:r>
+      <w:r>
+        <w:t xml:space="preserve"> </w:t>
       </w:r>
       <w:r>
         <w:rPr>
           <w:rStyle w:val="VerbatimChar"/>
         </w:rPr>
-        <w:t>.data.gz</w:t>
-      </w:r>
-      <w:r>
-        <w:t xml:space="preserve"> /</w:t>
+        <w:t xml:space="preserve">.data.gz</w:t>
+      </w:r>
+      <w:r>
+        <w:t xml:space="preserve"> </w:t>
+      </w:r>
+      <w:r>
+        <w:t xml:space="preserve">/</w:t>
       </w:r>
       <w:r>
         <w:t xml:space="preserve"> </w:t>
@@ -2934,17 +2768,27 @@
         <w:rPr>
           <w:rStyle w:val="VerbatimChar"/>
         </w:rPr>
-        <w:t>.framework.js.gz</w:t>
-      </w:r>
-      <w:r>
-        <w:t xml:space="preserve">) fought Firebase Hosting: Firebase </w:t>
-      </w:r>
-      <w:r>
-        <w:rPr>
-          <w:b/>
-          <w:bCs/>
-        </w:rPr>
-        <w:t xml:space="preserve">strips </w:t>
+        <w:t xml:space="preserve">.framework.js.gz</w:t>
+      </w:r>
+      <w:r>
+        <w:t xml:space="preserve">) fought Firebase Hosting: Firebase</w:t>
+      </w:r>
+      <w:r>
+        <w:t xml:space="preserve"> </w:t>
+      </w:r>
+      <w:r>
+        <w:rPr>
+          <w:b/>
+          <w:bCs/>
+        </w:rPr>
+        <w:t xml:space="preserve">strips</w:t>
+      </w:r>
+      <w:r>
+        <w:rPr>
+          <w:b/>
+          <w:bCs/>
+        </w:rPr>
+        <w:t xml:space="preserve"> </w:t>
       </w:r>
       <w:r>
         <w:rPr>
@@ -2952,14 +2796,28 @@
           <w:b/>
           <w:bCs/>
         </w:rPr>
-        <w:t>Content-Encoding</w:t>
-      </w:r>
-      <w:r>
-        <w:rPr>
-          <w:b/>
-          <w:bCs/>
-        </w:rPr>
-        <w:t xml:space="preserve"> from any </w:t>
+        <w:t xml:space="preserve">Content-Encoding</w:t>
+      </w:r>
+      <w:r>
+        <w:rPr>
+          <w:b/>
+          <w:bCs/>
+        </w:rPr>
+        <w:t xml:space="preserve"> </w:t>
+      </w:r>
+      <w:r>
+        <w:rPr>
+          <w:b/>
+          <w:bCs/>
+        </w:rPr>
+        <w:t xml:space="preserve">from any</w:t>
+      </w:r>
+      <w:r>
+        <w:rPr>
+          <w:b/>
+          <w:bCs/>
+        </w:rPr>
+        <w:t xml:space="preserve"> </w:t>
       </w:r>
       <w:r>
         <w:rPr>
@@ -2967,53 +2825,71 @@
           <w:b/>
           <w:bCs/>
         </w:rPr>
-        <w:t>.js</w:t>
-      </w:r>
-      <w:r>
-        <w:rPr>
-          <w:b/>
-          <w:bCs/>
-        </w:rPr>
-        <w:t xml:space="preserve"> filename</w:t>
-      </w:r>
-      <w:r>
-        <w:t xml:space="preserve"> and caches encodings inconsistently across its CDN, so the WebAssembly failed to load with an </w:t>
+        <w:t xml:space="preserve">.js</w:t>
+      </w:r>
+      <w:r>
+        <w:rPr>
+          <w:b/>
+          <w:bCs/>
+        </w:rPr>
+        <w:t xml:space="preserve"> </w:t>
+      </w:r>
+      <w:r>
+        <w:rPr>
+          <w:b/>
+          <w:bCs/>
+        </w:rPr>
+        <w:t xml:space="preserve">filename</w:t>
+      </w:r>
+      <w:r>
+        <w:t xml:space="preserve"> </w:t>
+      </w:r>
+      <w:r>
+        <w:t xml:space="preserve">and caches encodings inconsistently across its CDN, so the WebAssembly failed to load with an</w:t>
+      </w:r>
+      <w:r>
+        <w:t xml:space="preserve"> </w:t>
       </w:r>
       <w:r>
         <w:rPr>
           <w:i/>
           <w:iCs/>
         </w:rPr>
-        <w:t>“expected magic word”</w:t>
-      </w:r>
-      <w:r>
-        <w:t xml:space="preserve"> error. The fix: </w:t>
-      </w:r>
-      <w:r>
-        <w:rPr>
-          <w:b/>
-          <w:bCs/>
-        </w:rPr>
-        <w:t>ship the payload uncompre</w:t>
-      </w:r>
-      <w:r>
-        <w:rPr>
-          <w:b/>
-          <w:bCs/>
-        </w:rPr>
-        <w:t>ssed and let Firebase gzip it natively</w:t>
-      </w:r>
-      <w:r>
-        <w:t xml:space="preserve"> over the wire — reliable and cache-consistent. This is automated in </w:t>
+        <w:t xml:space="preserve">“expected magic word”</w:t>
+      </w:r>
+      <w:r>
+        <w:t xml:space="preserve"> </w:t>
+      </w:r>
+      <w:r>
+        <w:t xml:space="preserve">error. The fix:</w:t>
+      </w:r>
+      <w:r>
+        <w:t xml:space="preserve"> </w:t>
+      </w:r>
+      <w:r>
+        <w:rPr>
+          <w:b/>
+          <w:bCs/>
+        </w:rPr>
+        <w:t xml:space="preserve">ship the payload uncompressed and let Firebase gzip it natively</w:t>
+      </w:r>
+      <w:r>
+        <w:t xml:space="preserve"> </w:t>
+      </w:r>
+      <w:r>
+        <w:t xml:space="preserve">over the wire — reliable and cache-consistent. This is automated in</w:t>
+      </w:r>
+      <w:r>
+        <w:t xml:space="preserve"> </w:t>
       </w:r>
       <w:r>
         <w:rPr>
           <w:rStyle w:val="VerbatimChar"/>
         </w:rPr>
-        <w:t>firebase/deploy-hosting.sh</w:t>
-      </w:r>
-      <w:r>
-        <w:t>.</w:t>
+        <w:t xml:space="preserve">firebase/deploy-hosting.sh</w:t>
+      </w:r>
+      <w:r>
+        <w:t xml:space="preserve">.</w:t>
       </w:r>
     </w:p>
     <w:p>
@@ -3025,26 +2901,24 @@
           <w:b/>
           <w:bCs/>
         </w:rPr>
-        <w:t>Free-tier by design.</w:t>
-      </w:r>
-      <w:r>
-        <w:t xml:space="preserve"> Realtime Database + Hosting on the free Spark plan; covers stored inline (no Storage), no Cloud Func</w:t>
-      </w:r>
-      <w:r>
-        <w:t>tions, no credit card.</w:t>
-      </w:r>
-    </w:p>
+        <w:t xml:space="preserve">Free-tier by design.</w:t>
+      </w:r>
+      <w:r>
+        <w:t xml:space="preserve"> </w:t>
+      </w:r>
+      <w:r>
+        <w:t xml:space="preserve">Realtime Database + Hosting on the free Spark plan; covers stored inline (no Storage), no Cloud Functions, no credit card.</w:t>
+      </w:r>
+    </w:p>
+    <w:bookmarkEnd w:id="22"/>
+    <w:bookmarkStart w:id="23" w:name="performance-scalability"/>
     <w:p>
       <w:pPr>
         <w:pStyle w:val="Heading2"/>
       </w:pPr>
-      <w:bookmarkStart w:id="13" w:name="performance-scalability"/>
-      <w:bookmarkStart w:id="14" w:name="_Toc234797699"/>
-      <w:bookmarkEnd w:id="11"/>
-      <w:r>
-        <w:t>6. Performance &amp; scalability</w:t>
-      </w:r>
-      <w:bookmarkEnd w:id="14"/>
+      <w:r>
+        <w:t xml:space="preserve">6. Performance &amp; scalability</w:t>
+      </w:r>
     </w:p>
     <w:p>
       <w:pPr>
@@ -3055,7 +2929,7 @@
           <w:b/>
           <w:bCs/>
         </w:rPr>
-        <w:t>Performance awareness (WebGL):</w:t>
+        <w:t xml:space="preserve">Performance awareness (WebGL):</w:t>
       </w:r>
     </w:p>
     <w:p>
@@ -3063,7 +2937,7 @@
         <w:pStyle w:val="Compact"/>
         <w:numPr>
           <w:ilvl w:val="0"/>
-          <w:numId w:val="5"/>
+          <w:numId w:val="1004"/>
         </w:numPr>
       </w:pPr>
       <w:r>
@@ -3071,10 +2945,13 @@
           <w:b/>
           <w:bCs/>
         </w:rPr>
-        <w:t>On-demand loading</w:t>
-      </w:r>
-      <w:r>
-        <w:t xml:space="preserve"> — nothing downloads until it is actually shown.</w:t>
+        <w:t xml:space="preserve">On-demand loading</w:t>
+      </w:r>
+      <w:r>
+        <w:t xml:space="preserve"> </w:t>
+      </w:r>
+      <w:r>
+        <w:t xml:space="preserve">— nothing downloads until it is actually shown.</w:t>
       </w:r>
     </w:p>
     <w:p>
@@ -3082,7 +2959,7 @@
         <w:pStyle w:val="Compact"/>
         <w:numPr>
           <w:ilvl w:val="0"/>
-          <w:numId w:val="5"/>
+          <w:numId w:val="1004"/>
         </w:numPr>
       </w:pPr>
       <w:r>
@@ -3090,14 +2967,13 @@
           <w:b/>
           <w:bCs/>
         </w:rPr>
-        <w:lastRenderedPageBreak/>
-        <w:t>Two-tier caching</w:t>
-      </w:r>
-      <w:r>
-        <w:t xml:space="preserve"> — every asset downloads at most once per browser; in-flight de-dup prevents duplicate fetc</w:t>
-      </w:r>
-      <w:r>
-        <w:t>hes.</w:t>
+        <w:t xml:space="preserve">Two-tier caching</w:t>
+      </w:r>
+      <w:r>
+        <w:t xml:space="preserve"> </w:t>
+      </w:r>
+      <w:r>
+        <w:t xml:space="preserve">— every asset downloads at most once per browser; in-flight de-dup prevents duplicate fetches.</w:t>
       </w:r>
     </w:p>
     <w:p>
@@ -3105,7 +2981,7 @@
         <w:pStyle w:val="Compact"/>
         <w:numPr>
           <w:ilvl w:val="0"/>
-          <w:numId w:val="5"/>
+          <w:numId w:val="1004"/>
         </w:numPr>
       </w:pPr>
       <w:r>
@@ -3113,10 +2989,13 @@
           <w:b/>
           <w:bCs/>
         </w:rPr>
-        <w:t>Responsive by construction</w:t>
-      </w:r>
-      <w:r>
-        <w:t xml:space="preserve"> — a CanvasScaler with a 1920×1080 reference scales cleanly to any screen; positions are normalized.</w:t>
+        <w:t xml:space="preserve">Responsive by construction</w:t>
+      </w:r>
+      <w:r>
+        <w:t xml:space="preserve"> </w:t>
+      </w:r>
+      <w:r>
+        <w:t xml:space="preserve">— a CanvasScaler with a 1920×1080 reference scales cleanly to any screen; positions are normalized.</w:t>
       </w:r>
     </w:p>
     <w:p>
@@ -3124,7 +3003,7 @@
         <w:pStyle w:val="Compact"/>
         <w:numPr>
           <w:ilvl w:val="0"/>
-          <w:numId w:val="5"/>
+          <w:numId w:val="1004"/>
         </w:numPr>
       </w:pPr>
       <w:r>
@@ -3132,19 +3011,28 @@
           <w:b/>
           <w:bCs/>
         </w:rPr>
-        <w:t>Single-thread-friendly I/O</w:t>
-      </w:r>
-      <w:r>
-        <w:t xml:space="preserve"> — non-blocking </w:t>
+        <w:t xml:space="preserve">Single-thread-friendly I/O</w:t>
+      </w:r>
+      <w:r>
+        <w:t xml:space="preserve"> </w:t>
+      </w:r>
+      <w:r>
+        <w:t xml:space="preserve">— non-blocking</w:t>
+      </w:r>
+      <w:r>
+        <w:t xml:space="preserve"> </w:t>
       </w:r>
       <w:r>
         <w:rPr>
           <w:rStyle w:val="VerbatimChar"/>
         </w:rPr>
-        <w:t>async/await</w:t>
-      </w:r>
-      <w:r>
-        <w:t xml:space="preserve"> over web requests keeps the frame responsive.</w:t>
+        <w:t xml:space="preserve">async/await</w:t>
+      </w:r>
+      <w:r>
+        <w:t xml:space="preserve"> </w:t>
+      </w:r>
+      <w:r>
+        <w:t xml:space="preserve">over web requests keeps the frame responsive.</w:t>
       </w:r>
     </w:p>
     <w:p>
@@ -3156,46 +3044,60 @@
           <w:b/>
           <w:bCs/>
         </w:rPr>
-        <w:t>Scaling to many children</w:t>
-      </w:r>
-      <w:r>
-        <w:rPr>
-          <w:b/>
-          <w:bCs/>
-        </w:rPr>
-        <w:t xml:space="preserve"> &amp; large libraries.</w:t>
-      </w:r>
-      <w:r>
-        <w:t xml:space="preserve"> Data splits into two kinds that scale very differently: </w:t>
-      </w:r>
-      <w:r>
-        <w:rPr>
-          <w:b/>
-          <w:bCs/>
-        </w:rPr>
-        <w:t>shared</w:t>
-      </w:r>
-      <w:r>
-        <w:t xml:space="preserve"> (the catalog + images — one copy for everyone, CDN-served, does not grow with users) and </w:t>
-      </w:r>
-      <w:r>
-        <w:rPr>
-          <w:b/>
-          <w:bCs/>
-        </w:rPr>
-        <w:t>per-child</w:t>
-      </w:r>
-      <w:r>
-        <w:t xml:space="preserve"> (each child loads only their own </w:t>
+        <w:t xml:space="preserve">Scaling to many children &amp; large libraries.</w:t>
+      </w:r>
+      <w:r>
+        <w:t xml:space="preserve"> </w:t>
+      </w:r>
+      <w:r>
+        <w:t xml:space="preserve">Data splits into two kinds that scale very differently:</w:t>
+      </w:r>
+      <w:r>
+        <w:t xml:space="preserve"> </w:t>
+      </w:r>
+      <w:r>
+        <w:rPr>
+          <w:b/>
+          <w:bCs/>
+        </w:rPr>
+        <w:t xml:space="preserve">shared</w:t>
+      </w:r>
+      <w:r>
+        <w:t xml:space="preserve"> </w:t>
+      </w:r>
+      <w:r>
+        <w:t xml:space="preserve">(the catalog + images — one copy for everyone, CDN-served, does not grow with users) and</w:t>
+      </w:r>
+      <w:r>
+        <w:t xml:space="preserve"> </w:t>
+      </w:r>
+      <w:r>
+        <w:rPr>
+          <w:b/>
+          <w:bCs/>
+        </w:rPr>
+        <w:t xml:space="preserve">per-child</w:t>
+      </w:r>
+      <w:r>
+        <w:t xml:space="preserve"> </w:t>
+      </w:r>
+      <w:r>
+        <w:t xml:space="preserve">(each child loads only their own</w:t>
+      </w:r>
+      <w:r>
+        <w:t xml:space="preserve"> </w:t>
       </w:r>
       <w:r>
         <w:rPr>
           <w:rStyle w:val="VerbatimChar"/>
         </w:rPr>
-        <w:t>/books/{kidId}</w:t>
-      </w:r>
-      <w:r>
-        <w:t xml:space="preserve"> slice, never everyone’s).</w:t>
+        <w:t xml:space="preserve">/books/{kidId}</w:t>
+      </w:r>
+      <w:r>
+        <w:t xml:space="preserve"> </w:t>
+      </w:r>
+      <w:r>
+        <w:t xml:space="preserve">slice, never everyone’s).</w:t>
       </w:r>
     </w:p>
     <w:p>
@@ -3203,7 +3105,7 @@
         <w:pStyle w:val="Compact"/>
         <w:numPr>
           <w:ilvl w:val="0"/>
-          <w:numId w:val="6"/>
+          <w:numId w:val="1005"/>
         </w:numPr>
       </w:pPr>
       <w:r>
@@ -3211,10 +3113,13 @@
           <w:b/>
           <w:bCs/>
         </w:rPr>
-        <w:t>8,000 children:</w:t>
-      </w:r>
-      <w:r>
-        <w:t xml:space="preserve"> the shared art is one cached/CDN copy for all; each child pulls only their small slice; recipes are tiny text.</w:t>
+        <w:t xml:space="preserve">8,000 children:</w:t>
+      </w:r>
+      <w:r>
+        <w:t xml:space="preserve"> </w:t>
+      </w:r>
+      <w:r>
+        <w:t xml:space="preserve">the shared art is one cached/CDN copy for all; each child pulls only their small slice; recipes are tiny text.</w:t>
       </w:r>
     </w:p>
     <w:p>
@@ -3222,7 +3127,7 @@
         <w:pStyle w:val="Compact"/>
         <w:numPr>
           <w:ilvl w:val="0"/>
-          <w:numId w:val="6"/>
+          <w:numId w:val="1005"/>
         </w:numPr>
       </w:pPr>
       <w:r>
@@ -3230,13 +3135,13 @@
           <w:b/>
           <w:bCs/>
         </w:rPr>
-        <w:t>50,000 images:</w:t>
-      </w:r>
-      <w:r>
-        <w:t xml:space="preserve"> the cloud + CDN is the source of truth; IndexedDB holds only the recently-used subset per browser (evicted items s</w:t>
-      </w:r>
-      <w:r>
-        <w:t>imply re-download). A production build adds an LRU cap so it never exceeds the quota.</w:t>
+        <w:t xml:space="preserve">50,000 images:</w:t>
+      </w:r>
+      <w:r>
+        <w:t xml:space="preserve"> </w:t>
+      </w:r>
+      <w:r>
+        <w:t xml:space="preserve">the cloud + CDN is the source of truth; IndexedDB holds only the recently-used subset per browser (evicted items simply re-download). A production build adds an LRU cap so it never exceeds the quota.</w:t>
       </w:r>
     </w:p>
     <w:p>
@@ -3244,7 +3149,7 @@
         <w:pStyle w:val="Compact"/>
         <w:numPr>
           <w:ilvl w:val="0"/>
-          <w:numId w:val="6"/>
+          <w:numId w:val="1005"/>
         </w:numPr>
       </w:pPr>
       <w:r>
@@ -3252,53 +3157,63 @@
           <w:b/>
           <w:bCs/>
         </w:rPr>
-        <w:t>Growth path:</w:t>
-      </w:r>
-      <w:r>
-        <w:t xml:space="preserve"> fetch only the child’s node; paginate the shelf; add a derived </w:t>
-      </w:r>
-      <w:r>
-        <w:rPr>
-          <w:b/>
-          <w:bCs/>
-        </w:rPr>
-        <w:t>search index / search service</w:t>
-      </w:r>
-      <w:r>
-        <w:t xml:space="preserve"> for discovery; rely on CDN + browser cache for images.</w:t>
-      </w:r>
-    </w:p>
+        <w:t xml:space="preserve">Growth path:</w:t>
+      </w:r>
+      <w:r>
+        <w:t xml:space="preserve"> </w:t>
+      </w:r>
+      <w:r>
+        <w:t xml:space="preserve">fetch only the child’s node; paginate the shelf; add a derived</w:t>
+      </w:r>
+      <w:r>
+        <w:t xml:space="preserve"> </w:t>
+      </w:r>
+      <w:r>
+        <w:rPr>
+          <w:b/>
+          <w:bCs/>
+        </w:rPr>
+        <w:t xml:space="preserve">search index / search service</w:t>
+      </w:r>
+      <w:r>
+        <w:t xml:space="preserve"> </w:t>
+      </w:r>
+      <w:r>
+        <w:t xml:space="preserve">for discovery; rely on CDN + browser cache for images.</w:t>
+      </w:r>
+    </w:p>
+    <w:bookmarkEnd w:id="23"/>
+    <w:bookmarkStart w:id="24" w:name="any-use-of-ai-tools"/>
     <w:p>
       <w:pPr>
         <w:pStyle w:val="Heading2"/>
       </w:pPr>
-      <w:bookmarkStart w:id="15" w:name="use-of-ai-tools"/>
-      <w:bookmarkStart w:id="16" w:name="_Toc234797700"/>
-      <w:bookmarkEnd w:id="13"/>
-      <w:r>
-        <w:t>7. Use of</w:t>
-      </w:r>
-      <w:r>
-        <w:t xml:space="preserve"> AI tools</w:t>
-      </w:r>
-      <w:bookmarkEnd w:id="16"/>
+      <w:r>
+        <w:t xml:space="preserve">7. Any use of AI tools</w:t>
+      </w:r>
     </w:p>
     <w:p>
       <w:pPr>
         <w:pStyle w:val="FirstParagraph"/>
       </w:pPr>
       <w:r>
-        <w:t xml:space="preserve">I built BookLab with </w:t>
-      </w:r>
-      <w:r>
-        <w:rPr>
-          <w:b/>
-          <w:bCs/>
-        </w:rPr>
-        <w:t>Claude Code</w:t>
-      </w:r>
-      <w:r>
-        <w:t xml:space="preserve"> (Claude Opus 4.8, in VS Code) as a pair-programmer. It genuinely sped the work up — while I set the direction, made the decisions, and reviewed everything, so I understand every part and can extend it.</w:t>
+        <w:t xml:space="preserve">I built BookLab with</w:t>
+      </w:r>
+      <w:r>
+        <w:t xml:space="preserve"> </w:t>
+      </w:r>
+      <w:r>
+        <w:rPr>
+          <w:b/>
+          <w:bCs/>
+        </w:rPr>
+        <w:t xml:space="preserve">Claude Code</w:t>
+      </w:r>
+      <w:r>
+        <w:t xml:space="preserve"> </w:t>
+      </w:r>
+      <w:r>
+        <w:t xml:space="preserve">(Claude Opus 4.8, in VS Code) as a pair-programmer. It genuinely sped the work up — while I set the direction, made the decisions, and reviewed everything, so I understand every part and can extend it.</w:t>
       </w:r>
     </w:p>
     <w:p>
@@ -3306,7 +3221,7 @@
         <w:pStyle w:val="Compact"/>
         <w:numPr>
           <w:ilvl w:val="0"/>
-          <w:numId w:val="7"/>
+          <w:numId w:val="1006"/>
         </w:numPr>
       </w:pPr>
       <w:r>
@@ -3314,10 +3229,13 @@
           <w:b/>
           <w:bCs/>
         </w:rPr>
-        <w:t>Planning &amp; architecture</w:t>
-      </w:r>
-      <w:r>
-        <w:t xml:space="preserve"> — we talked through the brief and shaped the structure together: a layered MVC + event-driven design, mirrored from a REST-in-WebGL pattern I trust.</w:t>
+        <w:t xml:space="preserve">Planning &amp; architecture</w:t>
+      </w:r>
+      <w:r>
+        <w:t xml:space="preserve"> </w:t>
+      </w:r>
+      <w:r>
+        <w:t xml:space="preserve">— we talked through the brief and shaped the structure together: a layered MVC + event-driven design, mirrored from a REST-in-WebGL pattern I trust.</w:t>
       </w:r>
     </w:p>
     <w:p>
@@ -3325,7 +3243,7 @@
         <w:pStyle w:val="Compact"/>
         <w:numPr>
           <w:ilvl w:val="0"/>
-          <w:numId w:val="7"/>
+          <w:numId w:val="1006"/>
         </w:numPr>
       </w:pPr>
       <w:r>
@@ -3333,13 +3251,13 @@
           <w:b/>
           <w:bCs/>
         </w:rPr>
-        <w:t>Implementation</w:t>
-      </w:r>
-      <w:r>
-        <w:t xml:space="preserve"> — it wrote much of the code alongside me (the data models, the REST </w:t>
-      </w:r>
-      <w:r>
-        <w:t>client, save/load, the two-tier cache, the screens), which I reviewed and adjusted as we went.</w:t>
+        <w:t xml:space="preserve">Implementation</w:t>
+      </w:r>
+      <w:r>
+        <w:t xml:space="preserve"> </w:t>
+      </w:r>
+      <w:r>
+        <w:t xml:space="preserve">— it wrote much of the code alongside me (the data models, the REST client, save/load, the two-tier cache, the screens), which I reviewed and adjusted as we went.</w:t>
       </w:r>
     </w:p>
     <w:p>
@@ -3347,7 +3265,7 @@
         <w:pStyle w:val="Compact"/>
         <w:numPr>
           <w:ilvl w:val="0"/>
-          <w:numId w:val="7"/>
+          <w:numId w:val="1006"/>
         </w:numPr>
       </w:pPr>
       <w:r>
@@ -3355,10 +3273,13 @@
           <w:b/>
           <w:bCs/>
         </w:rPr>
-        <w:t>Debugging the hard parts</w:t>
-      </w:r>
-      <w:r>
-        <w:t xml:space="preserve"> — a real help on the tricky WebGL + Firebase issues: the SDK not supporting WebGL, and getting the compressed build to boot on Hosting.</w:t>
+        <w:t xml:space="preserve">Debugging the hard parts</w:t>
+      </w:r>
+      <w:r>
+        <w:t xml:space="preserve"> </w:t>
+      </w:r>
+      <w:r>
+        <w:t xml:space="preserve">— a real help on the tricky WebGL + Firebase issues: the SDK not supporting WebGL, and getting the compressed build to boot on Hosting.</w:t>
       </w:r>
     </w:p>
     <w:p>
@@ -3366,7 +3287,7 @@
         <w:pStyle w:val="Compact"/>
         <w:numPr>
           <w:ilvl w:val="0"/>
-          <w:numId w:val="7"/>
+          <w:numId w:val="1006"/>
         </w:numPr>
       </w:pPr>
       <w:r>
@@ -3374,10 +3295,13 @@
           <w:b/>
           <w:bCs/>
         </w:rPr>
-        <w:t>Ops from the CLI</w:t>
-      </w:r>
-      <w:r>
-        <w:t xml:space="preserve"> — Firebase project setup, seeding the database, and Hosting deploys, kept fast.</w:t>
+        <w:t xml:space="preserve">Ops from the CLI</w:t>
+      </w:r>
+      <w:r>
+        <w:t xml:space="preserve"> </w:t>
+      </w:r>
+      <w:r>
+        <w:t xml:space="preserve">— Firebase project setup, seeding the database, and Hosting deploys, kept fast.</w:t>
       </w:r>
     </w:p>
     <w:p>
@@ -3385,283 +3309,286 @@
         <w:pStyle w:val="FirstParagraph"/>
       </w:pPr>
       <w:r>
-        <w:t>The build was quicker for it — and the direction, the decisions, and the understanding are mine.</w:t>
-      </w:r>
-    </w:p>
+        <w:t xml:space="preserve">The build was quicker for it — and the direction, the decisions, and the understanding are mine.</w:t>
+      </w:r>
+    </w:p>
+    <w:bookmarkEnd w:id="24"/>
+    <w:bookmarkStart w:id="25" w:name="tech-stack-running-deploying"/>
     <w:p>
       <w:pPr>
         <w:pStyle w:val="Heading2"/>
       </w:pPr>
-      <w:bookmarkStart w:id="17" w:name="tech-stack-running-deploying"/>
-      <w:bookmarkStart w:id="18" w:name="_Toc234797701"/>
-      <w:bookmarkEnd w:id="15"/>
-      <w:r>
-        <w:t>8. Tech stack, running &amp; deploying</w:t>
-      </w:r>
-      <w:bookmarkEnd w:id="18"/>
+      <w:r>
+        <w:t xml:space="preserve">8. Tech stack, running &amp; deploying</w:t>
+      </w:r>
     </w:p>
     <w:tbl>
       <w:tblPr>
         <w:tblStyle w:val="Table"/>
-        <w:tblW w:w="5000" w:type="pct"/>
+        <w:tblW w:type="pct" w:w="5000"/>
         <w:tblLayout w:type="fixed"/>
-        <w:tblLook w:val="0020" w:firstRow="1" w:lastRow="0" w:firstColumn="0" w:lastColumn="0" w:noHBand="0" w:noVBand="0"/>
+        <w:tblLook w:firstRow="1" w:lastRow="0" w:firstColumn="0" w:lastColumn="0" w:noHBand="0" w:noVBand="0" w:val="0020"/>
       </w:tblPr>
       <w:tblGrid>
-        <w:gridCol w:w="4788"/>
-        <w:gridCol w:w="4788"/>
+        <w:gridCol w:w="3960"/>
+        <w:gridCol w:w="3960"/>
       </w:tblGrid>
       <w:tr>
         <w:trPr>
-          <w:cnfStyle w:val="100000000000" w:firstRow="1" w:lastRow="0" w:firstColumn="0" w:lastColumn="0" w:oddVBand="0" w:evenVBand="0" w:oddHBand="0" w:evenHBand="0" w:firstRowFirstColumn="0" w:firstRowLastColumn="0" w:lastRowFirstColumn="0" w:lastRowLastColumn="0"/>
-          <w:tblHeader/>
+          <w:tblHeader w:val="on"/>
         </w:trPr>
         <w:tc>
-          <w:tcPr>
-            <w:tcW w:w="3960" w:type="dxa"/>
-          </w:tcPr>
+          <w:tcPr/>
           <w:p>
             <w:pPr>
               <w:pStyle w:val="Compact"/>
             </w:pPr>
             <w:r>
-              <w:t>Item</w:t>
+              <w:t xml:space="preserve">Item</w:t>
             </w:r>
           </w:p>
         </w:tc>
         <w:tc>
-          <w:tcPr>
-            <w:tcW w:w="3960" w:type="dxa"/>
-          </w:tcPr>
+          <w:tcPr/>
           <w:p>
             <w:pPr>
               <w:pStyle w:val="Compact"/>
             </w:pPr>
             <w:r>
-              <w:t>Detail</w:t>
+              <w:t xml:space="preserve">Detail</w:t>
             </w:r>
           </w:p>
         </w:tc>
       </w:tr>
       <w:tr>
         <w:tc>
-          <w:tcPr>
-            <w:tcW w:w="3960" w:type="dxa"/>
-          </w:tcPr>
+          <w:tcPr/>
           <w:p>
             <w:pPr>
               <w:pStyle w:val="Compact"/>
             </w:pPr>
             <w:r>
-              <w:t>Engine</w:t>
+              <w:t xml:space="preserve">Engine</w:t>
             </w:r>
           </w:p>
         </w:tc>
         <w:tc>
-          <w:tcPr>
-            <w:tcW w:w="3960" w:type="dxa"/>
-          </w:tcPr>
+          <w:tcPr/>
           <w:p>
             <w:pPr>
               <w:pStyle w:val="Compact"/>
             </w:pPr>
             <w:r>
-              <w:t xml:space="preserve">Unity </w:t>
+              <w:t xml:space="preserve">Unity</w:t>
+            </w:r>
+            <w:r>
+              <w:t xml:space="preserve"> </w:t>
             </w:r>
             <w:r>
               <w:rPr>
                 <w:b/>
                 <w:bCs/>
               </w:rPr>
-              <w:t>6000.4.3f1</w:t>
-            </w:r>
-            <w:r>
-              <w:t xml:space="preserve"> (URP), Input System, Newtonsoft JSON</w:t>
+              <w:t xml:space="preserve">6000.4.3f1</w:t>
+            </w:r>
+            <w:r>
+              <w:t xml:space="preserve"> </w:t>
+            </w:r>
+            <w:r>
+              <w:t xml:space="preserve">(URP), Input System, Newtonsoft JSON</w:t>
             </w:r>
           </w:p>
         </w:tc>
       </w:tr>
       <w:tr>
         <w:tc>
-          <w:tcPr>
-            <w:tcW w:w="3960" w:type="dxa"/>
-          </w:tcPr>
+          <w:tcPr/>
           <w:p>
             <w:pPr>
               <w:pStyle w:val="Compact"/>
             </w:pPr>
             <w:r>
-              <w:t>Backend</w:t>
+              <w:t xml:space="preserve">Backend</w:t>
             </w:r>
           </w:p>
         </w:tc>
         <w:tc>
-          <w:tcPr>
-            <w:tcW w:w="3960" w:type="dxa"/>
-          </w:tcPr>
+          <w:tcPr/>
           <w:p>
             <w:pPr>
               <w:pStyle w:val="Compact"/>
             </w:pPr>
             <w:r>
-              <w:t xml:space="preserve">Firebase </w:t>
+              <w:t xml:space="preserve">Firebase</w:t>
+            </w:r>
+            <w:r>
+              <w:t xml:space="preserve"> </w:t>
             </w:r>
             <w:r>
               <w:rPr>
                 <w:b/>
                 <w:bCs/>
               </w:rPr>
-              <w:t>Realtime Database</w:t>
-            </w:r>
-            <w:r>
-              <w:t xml:space="preserve"> + </w:t>
+              <w:t xml:space="preserve">Realtime Database</w:t>
+            </w:r>
+            <w:r>
+              <w:t xml:space="preserve"> </w:t>
+            </w:r>
+            <w:r>
+              <w:t xml:space="preserve">+</w:t>
+            </w:r>
+            <w:r>
+              <w:t xml:space="preserve"> </w:t>
             </w:r>
             <w:r>
               <w:rPr>
                 <w:b/>
                 <w:bCs/>
               </w:rPr>
-              <w:t>Hosting</w:t>
-            </w:r>
-            <w:r>
-              <w:t xml:space="preserve"> — project </w:t>
+              <w:t xml:space="preserve">Hosting</w:t>
+            </w:r>
+            <w:r>
+              <w:t xml:space="preserve"> </w:t>
+            </w:r>
+            <w:r>
+              <w:t xml:space="preserve">— project</w:t>
+            </w:r>
+            <w:r>
+              <w:t xml:space="preserve"> </w:t>
             </w:r>
             <w:r>
               <w:rPr>
                 <w:rStyle w:val="VerbatimChar"/>
               </w:rPr>
-              <w:t>adeeb-booklab-07111926</w:t>
-            </w:r>
-            <w:r>
-              <w:t xml:space="preserve"> (Spark / </w:t>
-            </w:r>
-            <w:r>
-              <w:lastRenderedPageBreak/>
-              <w:t>free)</w:t>
+              <w:t xml:space="preserve">adeeb-booklab-07111926</w:t>
+            </w:r>
+            <w:r>
+              <w:t xml:space="preserve"> </w:t>
+            </w:r>
+            <w:r>
+              <w:t xml:space="preserve">(Spark / free)</w:t>
             </w:r>
           </w:p>
         </w:tc>
       </w:tr>
       <w:tr>
         <w:tc>
-          <w:tcPr>
-            <w:tcW w:w="3960" w:type="dxa"/>
-          </w:tcPr>
+          <w:tcPr/>
           <w:p>
             <w:pPr>
               <w:pStyle w:val="Compact"/>
             </w:pPr>
             <w:r>
-              <w:lastRenderedPageBreak/>
-              <w:t>Run in editor</w:t>
+              <w:t xml:space="preserve">Run in editor</w:t>
             </w:r>
           </w:p>
         </w:tc>
         <w:tc>
-          <w:tcPr>
-            <w:tcW w:w="3960" w:type="dxa"/>
-          </w:tcPr>
+          <w:tcPr/>
           <w:p>
             <w:pPr>
               <w:pStyle w:val="Compact"/>
             </w:pPr>
             <w:r>
-              <w:t xml:space="preserve">Open the project and press </w:t>
+              <w:t xml:space="preserve">Open the project and press</w:t>
+            </w:r>
+            <w:r>
+              <w:t xml:space="preserve"> </w:t>
             </w:r>
             <w:r>
               <w:rPr>
                 <w:b/>
                 <w:bCs/>
               </w:rPr>
-              <w:t>Play</w:t>
-            </w:r>
-            <w:r>
-              <w:t xml:space="preserve"> (the app auto-starts via </w:t>
+              <w:t xml:space="preserve">Play</w:t>
+            </w:r>
+            <w:r>
+              <w:t xml:space="preserve"> </w:t>
+            </w:r>
+            <w:r>
+              <w:t xml:space="preserve">(the app auto-starts via</w:t>
+            </w:r>
+            <w:r>
+              <w:t xml:space="preserve"> </w:t>
             </w:r>
             <w:r>
               <w:rPr>
                 <w:rStyle w:val="VerbatimChar"/>
               </w:rPr>
-              <w:t>Bootstrap</w:t>
-            </w:r>
-            <w:r>
-              <w:t>)</w:t>
+              <w:t xml:space="preserve">Bootstrap</w:t>
+            </w:r>
+            <w:r>
+              <w:t xml:space="preserve">)</w:t>
             </w:r>
           </w:p>
         </w:tc>
       </w:tr>
       <w:tr>
         <w:tc>
-          <w:tcPr>
-            <w:tcW w:w="3960" w:type="dxa"/>
-          </w:tcPr>
+          <w:tcPr/>
           <w:p>
             <w:pPr>
               <w:pStyle w:val="Compact"/>
             </w:pPr>
             <w:r>
-              <w:t>Build</w:t>
+              <w:t xml:space="preserve">Build</w:t>
             </w:r>
           </w:p>
         </w:tc>
         <w:tc>
-          <w:tcPr>
-            <w:tcW w:w="3960" w:type="dxa"/>
-          </w:tcPr>
+          <w:tcPr/>
           <w:p>
             <w:pPr>
               <w:pStyle w:val="Compact"/>
             </w:pPr>
             <w:r>
-              <w:t xml:space="preserve">Unity menu </w:t>
+              <w:t xml:space="preserve">Unity menu</w:t>
+            </w:r>
+            <w:r>
+              <w:t xml:space="preserve"> </w:t>
             </w:r>
             <w:r>
               <w:rPr>
                 <w:b/>
                 <w:bCs/>
               </w:rPr>
-              <w:t>BookLab → Bui</w:t>
-            </w:r>
-            <w:r>
-              <w:rPr>
-                <w:b/>
-                <w:bCs/>
-              </w:rPr>
-              <w:t>ld WebGL</w:t>
-            </w:r>
-            <w:r>
-              <w:t xml:space="preserve"> (outputs </w:t>
+              <w:t xml:space="preserve">BookLab → Build WebGL</w:t>
+            </w:r>
+            <w:r>
+              <w:t xml:space="preserve"> </w:t>
+            </w:r>
+            <w:r>
+              <w:t xml:space="preserve">(outputs</w:t>
+            </w:r>
+            <w:r>
+              <w:t xml:space="preserve"> </w:t>
             </w:r>
             <w:r>
               <w:rPr>
                 <w:rStyle w:val="VerbatimChar"/>
               </w:rPr>
-              <w:t>Build/WebGL</w:t>
-            </w:r>
-            <w:r>
-              <w:t>)</w:t>
+              <w:t xml:space="preserve">Build/WebGL</w:t>
+            </w:r>
+            <w:r>
+              <w:t xml:space="preserve">)</w:t>
             </w:r>
           </w:p>
         </w:tc>
       </w:tr>
       <w:tr>
         <w:tc>
-          <w:tcPr>
-            <w:tcW w:w="3960" w:type="dxa"/>
-          </w:tcPr>
+          <w:tcPr/>
           <w:p>
             <w:pPr>
               <w:pStyle w:val="Compact"/>
             </w:pPr>
             <w:r>
-              <w:t>Deploy</w:t>
+              <w:t xml:space="preserve">Deploy</w:t>
             </w:r>
           </w:p>
         </w:tc>
         <w:tc>
-          <w:tcPr>
-            <w:tcW w:w="3960" w:type="dxa"/>
-          </w:tcPr>
+          <w:tcPr/>
           <w:p>
             <w:pPr>
               <w:pStyle w:val="Compact"/>
@@ -3670,75 +3597,73 @@
               <w:rPr>
                 <w:rStyle w:val="VerbatimChar"/>
               </w:rPr>
-              <w:t>bash firebase/deploy-hosting.sh</w:t>
-            </w:r>
-            <w:r>
-              <w:t xml:space="preserve"> — assembles </w:t>
+              <w:t xml:space="preserve">bash firebase/deploy-hosting.sh</w:t>
+            </w:r>
+            <w:r>
+              <w:t xml:space="preserve"> </w:t>
+            </w:r>
+            <w:r>
+              <w:t xml:space="preserve">— assembles</w:t>
+            </w:r>
+            <w:r>
+              <w:t xml:space="preserve"> </w:t>
             </w:r>
             <w:r>
               <w:rPr>
                 <w:rStyle w:val="VerbatimChar"/>
               </w:rPr>
-              <w:t>public/</w:t>
-            </w:r>
-            <w:r>
-              <w:t>, applies the gzip workaround, deploys</w:t>
+              <w:t xml:space="preserve">public/</w:t>
+            </w:r>
+            <w:r>
+              <w:t xml:space="preserve">, applies the gzip workaround, deploys</w:t>
             </w:r>
           </w:p>
         </w:tc>
       </w:tr>
       <w:tr>
         <w:tc>
-          <w:tcPr>
-            <w:tcW w:w="3960" w:type="dxa"/>
-          </w:tcPr>
+          <w:tcPr/>
           <w:p>
             <w:pPr>
               <w:pStyle w:val="Compact"/>
             </w:pPr>
             <w:r>
-              <w:t>Live</w:t>
+              <w:t xml:space="preserve">Live</w:t>
             </w:r>
           </w:p>
         </w:tc>
         <w:tc>
-          <w:tcPr>
-            <w:tcW w:w="3960" w:type="dxa"/>
-          </w:tcPr>
+          <w:tcPr/>
           <w:p>
             <w:pPr>
               <w:pStyle w:val="Compact"/>
             </w:pPr>
             <w:r>
-              <w:t>https://adeeb-booklab-07111926.web.app</w:t>
+              <w:t xml:space="preserve">https://adeeb-booklab-07111926.web.app</w:t>
             </w:r>
           </w:p>
         </w:tc>
       </w:tr>
       <w:tr>
         <w:tc>
-          <w:tcPr>
-            <w:tcW w:w="3960" w:type="dxa"/>
-          </w:tcPr>
+          <w:tcPr/>
           <w:p>
             <w:pPr>
               <w:pStyle w:val="Compact"/>
             </w:pPr>
             <w:r>
-              <w:t>Repository</w:t>
+              <w:t xml:space="preserve">Repository</w:t>
             </w:r>
           </w:p>
         </w:tc>
         <w:tc>
-          <w:tcPr>
-            <w:tcW w:w="3960" w:type="dxa"/>
-          </w:tcPr>
+          <w:tcPr/>
           <w:p>
             <w:pPr>
               <w:pStyle w:val="Compact"/>
             </w:pPr>
             <w:r>
-              <w:t>https://github.com/alishehroz-ideo/webgl-and-firebase-learning</w:t>
+              <w:t xml:space="preserve">https://github.com/alishehroz-ideo/webgl-and-firebase-learning</w:t>
             </w:r>
           </w:p>
         </w:tc>
@@ -3753,10 +3678,13 @@
           <w:b/>
           <w:bCs/>
         </w:rPr>
-        <w:t>Deliverables:</w:t>
-      </w:r>
-      <w:r>
-        <w:t xml:space="preserve"> Git repository · live WebGL build · this handover document · video walkthrough.</w:t>
+        <w:t xml:space="preserve">Deliverables:</w:t>
+      </w:r>
+      <w:r>
+        <w:t xml:space="preserve"> </w:t>
+      </w:r>
+      <w:r>
+        <w:t xml:space="preserve">Git repository · live WebGL build · this handover document · video walkthrough.</w:t>
       </w:r>
     </w:p>
     <w:p>
@@ -3768,29 +3696,48 @@
           <w:i/>
           <w:iCs/>
         </w:rPr>
-        <w:t>Art credit: sticker items are OpenMoji (CC BY-SA 4.0); backgrounds are generated flat illustrations.</w:t>
-      </w:r>
-      <w:bookmarkEnd w:id="1"/>
-      <w:bookmarkEnd w:id="17"/>
-    </w:p>
+        <w:t xml:space="preserve">Art credit: sticker items are OpenMoji (CC BY-SA 4.0); backgrounds are generated flat illustrations.</w:t>
+      </w:r>
+    </w:p>
+    <w:bookmarkEnd w:id="25"/>
+    <w:bookmarkEnd w:id="26"/>
     <w:sectPr>
       <w:footnotePr>
         <w:numRestart w:val="eachSect"/>
       </w:footnotePr>
-      <w:pgSz w:w="12240" w:h="15840"/>
-      <w:pgMar w:top="1440" w:right="1440" w:bottom="1440" w:left="1440" w:header="720" w:footer="720" w:gutter="0"/>
-      <w:cols w:space="720"/>
     </w:sectPr>
   </w:body>
 </w:document>
 </file>
 
+<file path=word/comments.xml><?xml version="1.0" encoding="utf-8"?>
+<w:comments xmlns:w="http://schemas.openxmlformats.org/wordprocessingml/2006/main" xmlns:m="http://schemas.openxmlformats.org/officeDocument/2006/math" xmlns:r="http://schemas.openxmlformats.org/officeDocument/2006/relationships" xmlns:o="urn:schemas-microsoft-com:office:office" xmlns:v="urn:schemas-microsoft-com:vml" xmlns:w10="urn:schemas-microsoft-com:office:word" xmlns:a="http://schemas.openxmlformats.org/drawingml/2006/main" xmlns:pic="http://schemas.openxmlformats.org/drawingml/2006/picture" xmlns:wp="http://schemas.openxmlformats.org/drawingml/2006/wordprocessingDrawing"/>
+</file>
+
+<file path=word/footnotes.xml><?xml version="1.0" encoding="utf-8"?>
+<w:footnotes xmlns:w="http://schemas.openxmlformats.org/wordprocessingml/2006/main" xmlns:m="http://schemas.openxmlformats.org/officeDocument/2006/math" xmlns:r="http://schemas.openxmlformats.org/officeDocument/2006/relationships" xmlns:o="urn:schemas-microsoft-com:office:office" xmlns:v="urn:schemas-microsoft-com:vml" xmlns:w10="urn:schemas-microsoft-com:office:word" xmlns:a="http://schemas.openxmlformats.org/drawingml/2006/main" xmlns:pic="http://schemas.openxmlformats.org/drawingml/2006/picture" xmlns:wp="http://schemas.openxmlformats.org/drawingml/2006/wordprocessingDrawing">
+  <w:footnote w:type="continuationSeparator" w:id="0">
+    <w:p>
+      <w:r>
+        <w:continuationSeparator/>
+      </w:r>
+    </w:p>
+  </w:footnote>
+  <w:footnote w:type="separator" w:id="-1">
+    <w:p>
+      <w:r>
+        <w:separator/>
+      </w:r>
+    </w:p>
+  </w:footnote>
+</w:footnotes>
+</file>
+
 <file path=word/numbering.xml><?xml version="1.0" encoding="utf-8"?>
-<w:numbering xmlns:wpc="http://schemas.microsoft.com/office/word/2010/wordprocessingCanvas" xmlns:cx="http://schemas.microsoft.com/office/drawing/2014/chartex" xmlns:cx1="http://schemas.microsoft.com/office/drawing/2015/9/8/chartex" xmlns:cx2="http://schemas.microsoft.com/office/drawing/2015/10/21/chartex" xmlns:cx3="http://schemas.microsoft.com/office/drawing/2016/5/9/chartex" xmlns:cx4="http://schemas.microsoft.com/office/drawing/2016/5/10/chartex" xmlns:cx5="http://schemas.microsoft.com/office/drawing/2016/5/11/chartex" xmlns:cx6="http://schemas.microsoft.com/office/drawing/2016/5/12/chartex" xmlns:cx7="http://schemas.microsoft.com/office/drawing/2016/5/13/chartex" xmlns:cx8="http://schemas.microsoft.com/office/drawing/2016/5/14/chartex" xmlns:mc="http://schemas.openxmlformats.org/markup-compatibility/2006" xmlns:aink="http://schemas.microsoft.com/office/drawing/2016/ink" xmlns:am3d="http://schemas.microsoft.com/office/drawing/2017/model3d" xmlns:o="urn:schemas-microsoft-com:office:office" xmlns:r="http://schemas.openxmlformats.org/officeDocument/2006/relationships" xmlns:m="http://schemas.openxmlformats.org/officeDocument/2006/math" xmlns:v="urn:schemas-microsoft-com:vml" xmlns:wp14="http://schemas.microsoft.com/office/word/2010/wordprocessingDrawing" xmlns:wp="http://schemas.openxmlformats.org/drawingml/2006/wordprocessingDrawing" xmlns:w10="urn:schemas-microsoft-com:office:word" xmlns:w="http://schemas.openxmlformats.org/wordprocessingml/2006/main" xmlns:w14="http://schemas.microsoft.com/office/word/2010/wordml" xmlns:w15="http://schemas.microsoft.com/office/word/2012/wordml" xmlns:w16cid="http://schemas.microsoft.com/office/word/2016/wordml/cid" xmlns:w16se="http://schemas.microsoft.com/office/word/2015/wordml/symex" xmlns:wpg="http://schemas.microsoft.com/office/word/2010/wordprocessingGroup" xmlns:wpi="http://schemas.microsoft.com/office/word/2010/wordprocessingInk" xmlns:wne="http://schemas.microsoft.com/office/word/2006/wordml" xmlns:wps="http://schemas.microsoft.com/office/word/2010/wordprocessingShape" mc:Ignorable="w14 w15 w16se w16cid wp14">
-  <w:abstractNum w:abstractNumId="0" w15:restartNumberingAfterBreak="0">
+<w:numbering xmlns:w="http://schemas.openxmlformats.org/wordprocessingml/2006/main">
+  <w:abstractNum w:abstractNumId="990">
     <w:nsid w:val="0000A990"/>
     <w:multiLevelType w:val="multilevel"/>
-    <w:tmpl w:val="FBACB55E"/>
     <w:lvl w:ilvl="0">
       <w:numFmt w:val="bullet"/>
       <w:lvlText w:val=" "/>
@@ -3864,10 +3811,9 @@
       </w:pPr>
     </w:lvl>
   </w:abstractNum>
-  <w:abstractNum w:abstractNumId="1" w15:restartNumberingAfterBreak="0">
+  <w:abstractNum w:abstractNumId="991">
     <w:nsid w:val="0000A991"/>
     <w:multiLevelType w:val="multilevel"/>
-    <w:tmpl w:val="6EE83E16"/>
     <w:lvl w:ilvl="0">
       <w:numFmt w:val="bullet"/>
       <w:lvlText w:val=""/>
@@ -3968,10 +3914,9 @@
       </w:rPr>
     </w:lvl>
   </w:abstractNum>
-  <w:abstractNum w:abstractNumId="2" w15:restartNumberingAfterBreak="0">
+  <w:abstractNum w:abstractNumId="99411">
     <w:nsid w:val="00A99411"/>
     <w:multiLevelType w:val="multilevel"/>
-    <w:tmpl w:val="3BC0BD6C"/>
     <w:lvl w:ilvl="0">
       <w:start w:val="1"/>
       <w:numFmt w:val="decimal"/>
@@ -4054,14 +3999,14 @@
       </w:pPr>
     </w:lvl>
   </w:abstractNum>
-  <w:num w:numId="1">
-    <w:abstractNumId w:val="0"/>
+  <w:num w:numId="1000">
+    <w:abstractNumId w:val="990"/>
   </w:num>
-  <w:num w:numId="2">
-    <w:abstractNumId w:val="1"/>
+  <w:num w:numId="1001">
+    <w:abstractNumId w:val="991"/>
   </w:num>
-  <w:num w:numId="3">
-    <w:abstractNumId w:val="2"/>
+  <w:num w:numId="1002">
+    <w:abstractNumId w:val="99411"/>
     <w:lvlOverride w:ilvl="0">
       <w:startOverride w:val="1"/>
     </w:lvlOverride>
@@ -4090,30 +4035,30 @@
       <w:startOverride w:val="1"/>
     </w:lvlOverride>
   </w:num>
-  <w:num w:numId="4">
-    <w:abstractNumId w:val="1"/>
+  <w:num w:numId="1003">
+    <w:abstractNumId w:val="991"/>
   </w:num>
-  <w:num w:numId="5">
-    <w:abstractNumId w:val="1"/>
+  <w:num w:numId="1004">
+    <w:abstractNumId w:val="991"/>
   </w:num>
-  <w:num w:numId="6">
-    <w:abstractNumId w:val="1"/>
+  <w:num w:numId="1005">
+    <w:abstractNumId w:val="991"/>
   </w:num>
-  <w:num w:numId="7">
-    <w:abstractNumId w:val="1"/>
+  <w:num w:numId="1006">
+    <w:abstractNumId w:val="991"/>
   </w:num>
 </w:numbering>
 </file>
 
 <file path=word/styles.xml><?xml version="1.0" encoding="utf-8"?>
-<w:styles xmlns:mc="http://schemas.openxmlformats.org/markup-compatibility/2006" xmlns:r="http://schemas.openxmlformats.org/officeDocument/2006/relationships" xmlns:w="http://schemas.openxmlformats.org/wordprocessingml/2006/main" xmlns:w14="http://schemas.microsoft.com/office/word/2010/wordml" xmlns:w15="http://schemas.microsoft.com/office/word/2012/wordml" xmlns:w16cid="http://schemas.microsoft.com/office/word/2016/wordml/cid" xmlns:w16se="http://schemas.microsoft.com/office/word/2015/wordml/symex" mc:Ignorable="w14 w15 w16se w16cid">
+<w:styles xmlns:r="http://schemas.openxmlformats.org/officeDocument/2006/relationships" xmlns:w="http://schemas.openxmlformats.org/wordprocessingml/2006/main">
   <w:docDefaults>
     <w:rPrDefault>
       <w:rPr>
-        <w:rFonts w:asciiTheme="minorHAnsi" w:eastAsiaTheme="minorEastAsia" w:hAnsiTheme="minorHAnsi" w:cstheme="minorBidi"/>
+        <w:rFonts w:asciiTheme="minorHAnsi" w:cstheme="minorBidi" w:eastAsiaTheme="minorEastAsia" w:hAnsiTheme="minorHAnsi"/>
         <w:sz w:val="24"/>
         <w:szCs w:val="24"/>
-        <w:lang w:val="en-US" w:eastAsia="zh-CN" w:bidi="ar-SA"/>
+        <w:lang w:bidi="ar-SA" w:eastAsia="zh-CN" w:val="en-US"/>
       </w:rPr>
     </w:rPrDefault>
     <w:pPrDefault>
@@ -4122,340 +4067,168 @@
       </w:pPr>
     </w:pPrDefault>
   </w:docDefaults>
-  <w:latentStyles w:defLockedState="0" w:defUIPriority="0" w:defSemiHidden="0" w:defUnhideWhenUsed="0" w:defQFormat="0" w:count="375">
-    <w:lsdException w:name="heading 6" w:semiHidden="1" w:unhideWhenUsed="1"/>
-    <w:lsdException w:name="index 3" w:semiHidden="1" w:unhideWhenUsed="1"/>
-    <w:lsdException w:name="index 4" w:semiHidden="1" w:unhideWhenUsed="1"/>
-    <w:lsdException w:name="index 5" w:semiHidden="1" w:unhideWhenUsed="1"/>
-    <w:lsdException w:name="index 6" w:semiHidden="1" w:unhideWhenUsed="1"/>
-    <w:lsdException w:name="index 7" w:semiHidden="1" w:unhideWhenUsed="1"/>
-    <w:lsdException w:name="index 8" w:semiHidden="1" w:unhideWhenUsed="1"/>
-    <w:lsdException w:name="index 9" w:semiHidden="1" w:unhideWhenUsed="1"/>
-    <w:lsdException w:name="toc 1" w:semiHidden="1" w:uiPriority="39" w:unhideWhenUsed="1"/>
-    <w:lsdException w:name="toc 2" w:semiHidden="1" w:uiPriority="39" w:unhideWhenUsed="1"/>
-    <w:lsdException w:name="toc 3" w:semiHidden="1" w:unhideWhenUsed="1"/>
-    <w:lsdException w:name="toc 4" w:semiHidden="1" w:unhideWhenUsed="1"/>
-    <w:lsdException w:name="toc 5" w:semiHidden="1" w:unhideWhenUsed="1"/>
-    <w:lsdException w:name="toc 6" w:semiHidden="1" w:unhideWhenUsed="1"/>
-    <w:lsdException w:name="toc 7" w:semiHidden="1" w:unhideWhenUsed="1"/>
-    <w:lsdException w:name="toc 8" w:semiHidden="1" w:unhideWhenUsed="1"/>
-    <w:lsdException w:name="toc 9" w:semiHidden="1" w:unhideWhenUsed="1"/>
-    <w:lsdException w:name="Normal Indent" w:semiHidden="1" w:unhideWhenUsed="1"/>
-    <w:lsdException w:name="footnote text" w:semiHidden="1" w:unhideWhenUsed="1"/>
-    <w:lsdException w:name="annotation text" w:semiHidden="1" w:unhideWhenUsed="1"/>
-    <w:lsdException w:name="header" w:semiHidden="1" w:unhideWhenUsed="1"/>
-    <w:lsdException w:name="footer" w:semiHidden="1" w:unhideWhenUsed="1"/>
-    <w:lsdException w:name="index heading" w:semiHidden="1" w:unhideWhenUsed="1"/>
-    <w:lsdException w:name="caption" w:semiHidden="1" w:unhideWhenUsed="1"/>
-    <w:lsdException w:name="table of figures" w:semiHidden="1" w:unhideWhenUsed="1"/>
-    <w:lsdException w:name="envelope address" w:semiHidden="1" w:unhideWhenUsed="1"/>
-    <w:lsdException w:name="envelope return" w:semiHidden="1" w:unhideWhenUsed="1"/>
-    <w:lsdException w:name="footnote reference" w:semiHidden="1" w:unhideWhenUsed="1"/>
-    <w:lsdException w:name="annotation reference" w:semiHidden="1" w:unhideWhenUsed="1"/>
-    <w:lsdException w:name="line number" w:semiHidden="1" w:unhideWhenUsed="1"/>
-    <w:lsdException w:name="page number" w:semiHidden="1" w:unhideWhenUsed="1"/>
-    <w:lsdException w:name="endnote reference" w:semiHidden="1" w:unhideWhenUsed="1"/>
-    <w:lsdException w:name="endnote text" w:semiHidden="1" w:unhideWhenUsed="1"/>
-    <w:lsdException w:name="table of authorities" w:semiHidden="1" w:unhideWhenUsed="1"/>
-    <w:lsdException w:name="macro" w:semiHidden="1" w:unhideWhenUsed="1"/>
-    <w:lsdException w:name="toa heading" w:semiHidden="1" w:unhideWhenUsed="1"/>
-    <w:lsdException w:name="List" w:semiHidden="1" w:unhideWhenUsed="1"/>
-    <w:lsdException w:name="List Bullet" w:semiHidden="1" w:unhideWhenUsed="1"/>
-    <w:lsdException w:name="List Number" w:semiHidden="1" w:unhideWhenUsed="1"/>
-    <w:lsdException w:name="List 2" w:semiHidden="1" w:unhideWhenUsed="1"/>
-    <w:lsdException w:name="List 3" w:semiHidden="1" w:unhideWhenUsed="1"/>
-    <w:lsdException w:name="List 4" w:semiHidden="1" w:unhideWhenUsed="1"/>
-    <w:lsdException w:name="List 5" w:semiHidden="1" w:unhideWhenUsed="1"/>
-    <w:lsdException w:name="List Bullet 3" w:semiHidden="1" w:unhideWhenUsed="1"/>
-    <w:lsdException w:name="List Bullet 4" w:semiHidden="1" w:unhideWhenUsed="1"/>
-    <w:lsdException w:name="List Number 3" w:semiHidden="1" w:unhideWhenUsed="1"/>
-    <w:lsdException w:name="List Number 4" w:semiHidden="1" w:unhideWhenUsed="1"/>
-    <w:lsdException w:name="List Number 5" w:semiHidden="1" w:unhideWhenUsed="1"/>
-    <w:lsdException w:name="Closing" w:semiHidden="1" w:unhideWhenUsed="1"/>
-    <w:lsdException w:name="Signature" w:semiHidden="1" w:unhideWhenUsed="1"/>
-    <w:lsdException w:name="Default Paragraph Font" w:semiHidden="1" w:unhideWhenUsed="1"/>
-    <w:lsdException w:name="Body Text" w:semiHidden="1" w:unhideWhenUsed="1"/>
-    <w:lsdException w:name="Body Text Indent" w:semiHidden="1" w:unhideWhenUsed="1"/>
-    <w:lsdException w:name="List Continue" w:semiHidden="1" w:unhideWhenUsed="1"/>
-    <w:lsdException w:name="List Continue 2" w:semiHidden="1" w:unhideWhenUsed="1"/>
-    <w:lsdException w:name="List Continue 3" w:semiHidden="1" w:unhideWhenUsed="1"/>
-    <w:lsdException w:name="List Continue 4" w:semiHidden="1" w:unhideWhenUsed="1"/>
-    <w:lsdException w:name="List Continue 5" w:semiHidden="1" w:unhideWhenUsed="1"/>
-    <w:lsdException w:name="Message Header" w:semiHidden="1" w:unhideWhenUsed="1"/>
-    <w:lsdException w:name="Salutation" w:semiHidden="1" w:unhideWhenUsed="1"/>
-    <w:lsdException w:name="Date" w:semiHidden="1" w:unhideWhenUsed="1"/>
-    <w:lsdException w:name="Body Text First Indent" w:semiHidden="1" w:unhideWhenUsed="1"/>
-    <w:lsdException w:name="Body Text First Indent 2" w:semiHidden="1" w:unhideWhenUsed="1"/>
-    <w:lsdException w:name="Body Text Indent 3" w:semiHidden="1" w:unhideWhenUsed="1"/>
-    <w:lsdException w:name="Block Text" w:semiHidden="1" w:unhideWhenUsed="1"/>
-    <w:lsdException w:name="Hyperlink" w:semiHidden="1" w:uiPriority="99" w:unhideWhenUsed="1"/>
-    <w:lsdException w:name="FollowedHyperlink" w:semiHidden="1" w:unhideWhenUsed="1"/>
-    <w:lsdException w:name="Document Map" w:semiHidden="1" w:unhideWhenUsed="1"/>
-    <w:lsdException w:name="Plain Text" w:semiHidden="1" w:unhideWhenUsed="1"/>
-    <w:lsdException w:name="E-mail Signature" w:semiHidden="1" w:unhideWhenUsed="1"/>
-    <w:lsdException w:name="HTML Top of Form" w:semiHidden="1" w:unhideWhenUsed="1"/>
-    <w:lsdException w:name="HTML Bottom of Form" w:semiHidden="1" w:unhideWhenUsed="1"/>
-    <w:lsdException w:name="Normal (Web)" w:semiHidden="1" w:unhideWhenUsed="1"/>
-    <w:lsdException w:name="HTML Acronym" w:semiHidden="1" w:unhideWhenUsed="1"/>
-    <w:lsdException w:name="HTML Address" w:semiHidden="1" w:unhideWhenUsed="1"/>
-    <w:lsdException w:name="HTML Cite" w:semiHidden="1" w:unhideWhenUsed="1"/>
-    <w:lsdException w:name="HTML Code" w:semiHidden="1" w:unhideWhenUsed="1"/>
-    <w:lsdException w:name="HTML Definition" w:semiHidden="1" w:unhideWhenUsed="1"/>
-    <w:lsdException w:name="HTML Keyboard" w:semiHidden="1" w:unhideWhenUsed="1"/>
-    <w:lsdException w:name="HTML Preformatted" w:semiHidden="1" w:unhideWhenUsed="1"/>
-    <w:lsdException w:name="HTML Sample" w:semiHidden="1" w:unhideWhenUsed="1"/>
-    <w:lsdException w:name="HTML Typewriter" w:semiHidden="1" w:unhideWhenUsed="1"/>
-    <w:lsdException w:name="HTML Variable" w:semiHidden="1" w:unhideWhenUsed="1"/>
-    <w:lsdException w:name="Normal Table" w:semiHidden="1" w:unhideWhenUsed="1"/>
-    <w:lsdException w:name="annotation subject" w:semiHidden="1" w:unhideWhenUsed="1"/>
-    <w:lsdException w:name="No List" w:semiHidden="1" w:unhideWhenUsed="1"/>
-    <w:lsdException w:name="Outline List 1" w:semiHidden="1" w:unhideWhenUsed="1"/>
-    <w:lsdException w:name="Outline List 2" w:semiHidden="1" w:unhideWhenUsed="1"/>
-    <w:lsdException w:name="Outline List 3" w:semiHidden="1" w:unhideWhenUsed="1"/>
-    <w:lsdException w:name="Table Simple 1" w:semiHidden="1" w:unhideWhenUsed="1"/>
-    <w:lsdException w:name="Table Simple 2" w:semiHidden="1" w:unhideWhenUsed="1"/>
-    <w:lsdException w:name="Table Simple 3" w:semiHidden="1" w:unhideWhenUsed="1"/>
-    <w:lsdException w:name="Table Classic 1" w:semiHidden="1" w:unhideWhenUsed="1"/>
-    <w:lsdException w:name="Table Classic 2" w:semiHidden="1" w:unhideWhenUsed="1"/>
-    <w:lsdException w:name="Table Classic 3" w:semiHidden="1" w:unhideWhenUsed="1"/>
-    <w:lsdException w:name="Table Classic 4" w:semiHidden="1" w:unhideWhenUsed="1"/>
-    <w:lsdException w:name="Table Colorful 1" w:semiHidden="1" w:unhideWhenUsed="1"/>
-    <w:lsdException w:name="Table Colorful 2" w:semiHidden="1" w:unhideWhenUsed="1"/>
-    <w:lsdException w:name="Table Colorful 3" w:semiHidden="1" w:unhideWhenUsed="1"/>
-    <w:lsdException w:name="Table Columns 1" w:semiHidden="1" w:unhideWhenUsed="1"/>
-    <w:lsdException w:name="Table Columns 2" w:semiHidden="1" w:unhideWhenUsed="1"/>
-    <w:lsdException w:name="Table Columns 3" w:semiHidden="1" w:unhideWhenUsed="1"/>
-    <w:lsdException w:name="Table Columns 4" w:semiHidden="1" w:unhideWhenUsed="1"/>
-    <w:lsdException w:name="Table Columns 5" w:semiHidden="1" w:unhideWhenUsed="1"/>
-    <w:lsdException w:name="Table Grid 1" w:semiHidden="1" w:unhideWhenUsed="1"/>
-    <w:lsdException w:name="Table Grid 2" w:semiHidden="1" w:unhideWhenUsed="1"/>
-    <w:lsdException w:name="Table Grid 3" w:semiHidden="1" w:unhideWhenUsed="1"/>
-    <w:lsdException w:name="Table Grid 4" w:semiHidden="1" w:unhideWhenUsed="1"/>
-    <w:lsdException w:name="Table Grid 5" w:semiHidden="1" w:unhideWhenUsed="1"/>
-    <w:lsdException w:name="Table Grid 6" w:semiHidden="1" w:unhideWhenUsed="1"/>
-    <w:lsdException w:name="Table Grid 7" w:semiHidden="1" w:unhideWhenUsed="1"/>
-    <w:lsdException w:name="Table Grid 8" w:semiHidden="1" w:unhideWhenUsed="1"/>
-    <w:lsdException w:name="Table List 1" w:semiHidden="1" w:unhideWhenUsed="1"/>
-    <w:lsdException w:name="Table List 2" w:semiHidden="1" w:unhideWhenUsed="1"/>
-    <w:lsdException w:name="Table List 3" w:semiHidden="1" w:unhideWhenUsed="1"/>
-    <w:lsdException w:name="Table List 4" w:semiHidden="1" w:unhideWhenUsed="1"/>
-    <w:lsdException w:name="Table List 5" w:semiHidden="1" w:unhideWhenUsed="1"/>
-    <w:lsdException w:name="Table List 6" w:semiHidden="1" w:unhideWhenUsed="1"/>
-    <w:lsdException w:name="Table List 7" w:semiHidden="1" w:unhideWhenUsed="1"/>
-    <w:lsdException w:name="Table List 8" w:semiHidden="1" w:unhideWhenUsed="1"/>
-    <w:lsdException w:name="Table 3D effects 1" w:semiHidden="1" w:unhideWhenUsed="1"/>
-    <w:lsdException w:name="Table 3D effects 2" w:semiHidden="1" w:unhideWhenUsed="1"/>
-    <w:lsdException w:name="Table 3D effects 3" w:semiHidden="1" w:unhideWhenUsed="1"/>
-    <w:lsdException w:name="Table Contemporary" w:semiHidden="1" w:unhideWhenUsed="1"/>
-    <w:lsdException w:name="Table Elegant" w:semiHidden="1" w:unhideWhenUsed="1"/>
-    <w:lsdException w:name="Table Professional" w:semiHidden="1" w:unhideWhenUsed="1"/>
-    <w:lsdException w:name="Table Subtle 1" w:semiHidden="1" w:unhideWhenUsed="1"/>
-    <w:lsdException w:name="Table Subtle 2" w:semiHidden="1" w:unhideWhenUsed="1"/>
-    <w:lsdException w:name="Table Web 1" w:semiHidden="1" w:unhideWhenUsed="1"/>
-    <w:lsdException w:name="Table Web 2" w:semiHidden="1" w:unhideWhenUsed="1"/>
-    <w:lsdException w:name="Table Web 3" w:semiHidden="1" w:unhideWhenUsed="1"/>
-    <w:lsdException w:name="Balloon Text" w:semiHidden="1" w:unhideWhenUsed="1"/>
-    <w:lsdException w:name="Table Theme" w:semiHidden="1" w:unhideWhenUsed="1"/>
-    <w:lsdException w:name="Placeholder Text" w:semiHidden="1"/>
-    <w:lsdException w:name="Light Shading"/>
-    <w:lsdException w:name="Light List"/>
-    <w:lsdException w:name="Light Grid"/>
-    <w:lsdException w:name="Dark List"/>
-    <w:lsdException w:name="Colorful Shading"/>
-    <w:lsdException w:name="Colorful List"/>
-    <w:lsdException w:name="Colorful Grid"/>
-    <w:lsdException w:name="Light Shading Accent 1"/>
-    <w:lsdException w:name="Light List Accent 1"/>
-    <w:lsdException w:name="Light Grid Accent 1"/>
-    <w:lsdException w:name="Medium Shading 1 Accent 1"/>
-    <w:lsdException w:name="Medium Shading 2 Accent 1"/>
-    <w:lsdException w:name="Medium List 1 Accent 1"/>
-    <w:lsdException w:name="Revision" w:semiHidden="1"/>
-    <w:lsdException w:name="Medium List 2 Accent 1"/>
-    <w:lsdException w:name="Medium Grid 1 Accent 1"/>
-    <w:lsdException w:name="Medium Grid 2 Accent 1"/>
-    <w:lsdException w:name="Medium Grid 3 Accent 1"/>
-    <w:lsdException w:name="Dark List Accent 1"/>
-    <w:lsdException w:name="Colorful Shading Accent 1"/>
-    <w:lsdException w:name="Colorful List Accent 1"/>
-    <w:lsdException w:name="Colorful Grid Accent 1"/>
-    <w:lsdException w:name="Light Shading Accent 2"/>
-    <w:lsdException w:name="Light List Accent 2"/>
-    <w:lsdException w:name="Light Grid Accent 2"/>
-    <w:lsdException w:name="Medium Shading 1 Accent 2"/>
-    <w:lsdException w:name="Medium Shading 2 Accent 2"/>
-    <w:lsdException w:name="Medium List 1 Accent 2"/>
-    <w:lsdException w:name="Medium List 2 Accent 2"/>
-    <w:lsdException w:name="Medium Grid 1 Accent 2"/>
-    <w:lsdException w:name="Medium Grid 2 Accent 2"/>
-    <w:lsdException w:name="Medium Grid 3 Accent 2"/>
-    <w:lsdException w:name="Dark List Accent 2"/>
-    <w:lsdException w:name="Colorful Shading Accent 2"/>
-    <w:lsdException w:name="Colorful List Accent 2"/>
-    <w:lsdException w:name="Colorful Grid Accent 2"/>
-    <w:lsdException w:name="Light Shading Accent 3"/>
-    <w:lsdException w:name="Light List Accent 3"/>
-    <w:lsdException w:name="Light Grid Accent 3"/>
-    <w:lsdException w:name="Medium Shading 1 Accent 3"/>
-    <w:lsdException w:name="Medium Shading 2 Accent 3"/>
-    <w:lsdException w:name="Medium List 1 Accent 3"/>
-    <w:lsdException w:name="Medium List 2 Accent 3"/>
-    <w:lsdException w:name="Medium Grid 1 Accent 3"/>
-    <w:lsdException w:name="Medium Grid 2 Accent 3"/>
-    <w:lsdException w:name="Medium Grid 3 Accent 3"/>
-    <w:lsdException w:name="Dark List Accent 3"/>
-    <w:lsdException w:name="Colorful Shading Accent 3"/>
-    <w:lsdException w:name="Colorful List Accent 3"/>
-    <w:lsdException w:name="Colorful Grid Accent 3"/>
-    <w:lsdException w:name="Light Shading Accent 4"/>
-    <w:lsdException w:name="Light List Accent 4"/>
-    <w:lsdException w:name="Light Grid Accent 4"/>
-    <w:lsdException w:name="Medium Shading 1 Accent 4"/>
-    <w:lsdException w:name="Medium Shading 2 Accent 4"/>
-    <w:lsdException w:name="Medium List 1 Accent 4"/>
-    <w:lsdException w:name="Medium List 2 Accent 4"/>
-    <w:lsdException w:name="Medium Grid 1 Accent 4"/>
-    <w:lsdException w:name="Medium Grid 2 Accent 4"/>
-    <w:lsdException w:name="Medium Grid 3 Accent 4"/>
-    <w:lsdException w:name="Dark List Accent 4"/>
-    <w:lsdException w:name="Colorful Shading Accent 4"/>
-    <w:lsdException w:name="Colorful List Accent 4"/>
-    <w:lsdException w:name="Colorful Grid Accent 4"/>
-    <w:lsdException w:name="Light Shading Accent 5"/>
-    <w:lsdException w:name="Light List Accent 5"/>
-    <w:lsdException w:name="Light Grid Accent 5"/>
-    <w:lsdException w:name="Medium Shading 1 Accent 5"/>
-    <w:lsdException w:name="Medium Shading 2 Accent 5"/>
-    <w:lsdException w:name="Medium List 1 Accent 5"/>
-    <w:lsdException w:name="Medium List 2 Accent 5"/>
-    <w:lsdException w:name="Medium Grid 1 Accent 5"/>
-    <w:lsdException w:name="Medium Grid 2 Accent 5"/>
-    <w:lsdException w:name="Medium Grid 3 Accent 5"/>
-    <w:lsdException w:name="Dark List Accent 5"/>
-    <w:lsdException w:name="Colorful Shading Accent 5"/>
-    <w:lsdException w:name="Colorful List Accent 5"/>
-    <w:lsdException w:name="Colorful Grid Accent 5"/>
-    <w:lsdException w:name="Light Shading Accent 6"/>
-    <w:lsdException w:name="Light List Accent 6"/>
-    <w:lsdException w:name="Light Grid Accent 6"/>
-    <w:lsdException w:name="Medium Shading 1 Accent 6"/>
-    <w:lsdException w:name="Medium Shading 2 Accent 6"/>
-    <w:lsdException w:name="Medium List 1 Accent 6"/>
-    <w:lsdException w:name="Medium List 2 Accent 6"/>
-    <w:lsdException w:name="Medium Grid 1 Accent 6"/>
-    <w:lsdException w:name="Medium Grid 2 Accent 6"/>
-    <w:lsdException w:name="Medium Grid 3 Accent 6"/>
-    <w:lsdException w:name="Dark List Accent 6"/>
-    <w:lsdException w:name="Colorful Shading Accent 6"/>
-    <w:lsdException w:name="Colorful List Accent 6"/>
-    <w:lsdException w:name="Colorful Grid Accent 6"/>
-    <w:lsdException w:name="Bibliography" w:semiHidden="1" w:unhideWhenUsed="1"/>
-    <w:lsdException w:name="TOC Heading" w:semiHidden="1" w:unhideWhenUsed="1"/>
-    <w:lsdException w:name="Grid Table 4" w:uiPriority="49"/>
-    <w:lsdException w:name="Grid Table 5 Dark" w:uiPriority="50"/>
-    <w:lsdException w:name="Grid Table 6 Colorful" w:uiPriority="51"/>
-    <w:lsdException w:name="Grid Table 7 Colorful" w:uiPriority="52"/>
-    <w:lsdException w:name="Grid Table 1 Light Accent 1" w:uiPriority="46"/>
-    <w:lsdException w:name="Grid Table 2 Accent 1" w:uiPriority="47"/>
-    <w:lsdException w:name="Grid Table 3 Accent 1" w:uiPriority="48"/>
-    <w:lsdException w:name="Grid Table 4 Accent 1" w:uiPriority="49"/>
-    <w:lsdException w:name="Grid Table 5 Dark Accent 1" w:uiPriority="50"/>
-    <w:lsdException w:name="Grid Table 6 Colorful Accent 1" w:uiPriority="51"/>
-    <w:lsdException w:name="Grid Table 7 Colorful Accent 1" w:uiPriority="52"/>
-    <w:lsdException w:name="Grid Table 1 Light Accent 2" w:uiPriority="46"/>
-    <w:lsdException w:name="Grid Table 2 Accent 2" w:uiPriority="47"/>
-    <w:lsdException w:name="Grid Table 3 Accent 2" w:uiPriority="48"/>
-    <w:lsdException w:name="Grid Table 4 Accent 2" w:uiPriority="49"/>
-    <w:lsdException w:name="Grid Table 5 Dark Accent 2" w:uiPriority="50"/>
-    <w:lsdException w:name="Grid Table 6 Colorful Accent 2" w:uiPriority="51"/>
-    <w:lsdException w:name="Grid Table 7 Colorful Accent 2" w:uiPriority="52"/>
-    <w:lsdException w:name="Grid Table 1 Light Accent 3" w:uiPriority="46"/>
-    <w:lsdException w:name="Grid Table 2 Accent 3" w:uiPriority="47"/>
-    <w:lsdException w:name="Grid Table 3 Accent 3" w:uiPriority="48"/>
-    <w:lsdException w:name="Grid Table 4 Accent 3" w:uiPriority="49"/>
-    <w:lsdException w:name="Grid Table 5 Dark Accent 3" w:uiPriority="50"/>
-    <w:lsdException w:name="Grid Table 6 Colorful Accent 3" w:uiPriority="51"/>
-    <w:lsdException w:name="Grid Table 7 Colorful Accent 3" w:uiPriority="52"/>
-    <w:lsdException w:name="Grid Table 1 Light Accent 4" w:uiPriority="46"/>
-    <w:lsdException w:name="Grid Table 2 Accent 4" w:uiPriority="47"/>
-    <w:lsdException w:name="Grid Table 3 Accent 4" w:uiPriority="48"/>
-    <w:lsdException w:name="Grid Table 4 Accent 4" w:uiPriority="49"/>
-    <w:lsdException w:name="Grid Table 5 Dark Accent 4" w:uiPriority="50"/>
-    <w:lsdException w:name="Grid Table 6 Colorful Accent 4" w:uiPriority="51"/>
-    <w:lsdException w:name="Grid Table 7 Colorful Accent 4" w:uiPriority="52"/>
-    <w:lsdException w:name="Grid Table 1 Light Accent 5" w:uiPriority="46"/>
-    <w:lsdException w:name="Grid Table 2 Accent 5" w:uiPriority="47"/>
-    <w:lsdException w:name="Grid Table 3 Accent 5" w:uiPriority="48"/>
-    <w:lsdException w:name="Grid Table 4 Accent 5" w:uiPriority="49"/>
-    <w:lsdException w:name="Grid Table 5 Dark Accent 5" w:uiPriority="50"/>
-    <w:lsdException w:name="Grid Table 6 Colorful Accent 5" w:uiPriority="51"/>
-    <w:lsdException w:name="Grid Table 7 Colorful Accent 5" w:uiPriority="52"/>
-    <w:lsdException w:name="Grid Table 1 Light Accent 6" w:uiPriority="46"/>
-    <w:lsdException w:name="Grid Table 2 Accent 6" w:uiPriority="47"/>
-    <w:lsdException w:name="Grid Table 3 Accent 6" w:uiPriority="48"/>
-    <w:lsdException w:name="Grid Table 4 Accent 6" w:uiPriority="49"/>
-    <w:lsdException w:name="Grid Table 5 Dark Accent 6" w:uiPriority="50"/>
-    <w:lsdException w:name="Grid Table 6 Colorful Accent 6" w:uiPriority="51"/>
-    <w:lsdException w:name="Grid Table 7 Colorful Accent 6" w:uiPriority="52"/>
-    <w:lsdException w:name="List Table 1 Light" w:uiPriority="46"/>
-    <w:lsdException w:name="List Table 2" w:uiPriority="47"/>
-    <w:lsdException w:name="List Table 3" w:uiPriority="48"/>
-    <w:lsdException w:name="List Table 4" w:uiPriority="49"/>
-    <w:lsdException w:name="List Table 5 Dark" w:uiPriority="50"/>
-    <w:lsdException w:name="List Table 6 Colorful" w:uiPriority="51"/>
-    <w:lsdException w:name="List Table 7 Colorful" w:uiPriority="52"/>
-    <w:lsdException w:name="List Table 1 Light Accent 1" w:uiPriority="46"/>
-    <w:lsdException w:name="List Table 2 Accent 1" w:uiPriority="47"/>
-    <w:lsdException w:name="List Table 3 Accent 1" w:uiPriority="48"/>
-    <w:lsdException w:name="List Table 4 Accent 1" w:uiPriority="49"/>
-    <w:lsdException w:name="List Table 5 Dark Accent 1" w:uiPriority="50"/>
-    <w:lsdException w:name="List Table 6 Colorful Accent 1" w:uiPriority="51"/>
-    <w:lsdException w:name="List Table 7 Colorful Accent 1" w:uiPriority="52"/>
-    <w:lsdException w:name="List Table 1 Light Accent 2" w:uiPriority="46"/>
-    <w:lsdException w:name="List Table 2 Accent 2" w:uiPriority="47"/>
-    <w:lsdException w:name="List Table 3 Accent 2" w:uiPriority="48"/>
-    <w:lsdException w:name="List Table 4 Accent 2" w:uiPriority="49"/>
-    <w:lsdException w:name="List Table 5 Dark Accent 2" w:uiPriority="50"/>
-    <w:lsdException w:name="List Table 6 Colorful Accent 2" w:uiPriority="51"/>
-    <w:lsdException w:name="List Table 7 Colorful Accent 2" w:uiPriority="52"/>
-    <w:lsdException w:name="List Table 1 Light Accent 3" w:uiPriority="46"/>
-    <w:lsdException w:name="List Table 2 Accent 3" w:uiPriority="47"/>
-    <w:lsdException w:name="List Table 3 Accent 3" w:uiPriority="48"/>
-    <w:lsdException w:name="List Table 4 Accent 3" w:uiPriority="49"/>
-    <w:lsdException w:name="List Table 5 Dark Accent 3" w:uiPriority="50"/>
-    <w:lsdException w:name="List Table 6 Colorful Accent 3" w:uiPriority="51"/>
-    <w:lsdException w:name="List Table 7 Colorful Accent 3" w:uiPriority="52"/>
-    <w:lsdException w:name="List Table 1 Light Accent 4" w:uiPriority="46"/>
-    <w:lsdException w:name="List Table 2 Accent 4" w:uiPriority="47"/>
-    <w:lsdException w:name="List Table 3 Accent 4" w:uiPriority="48"/>
-    <w:lsdException w:name="List Table 4 Accent 4" w:uiPriority="49"/>
-    <w:lsdException w:name="List Table 5 Dark Accent 4" w:uiPriority="50"/>
-    <w:lsdException w:name="List Table 6 Colorful Accent 4" w:uiPriority="51"/>
-    <w:lsdException w:name="List Table 7 Colorful Accent 4" w:uiPriority="52"/>
-    <w:lsdException w:name="List Table 1 Light Accent 5" w:uiPriority="46"/>
-    <w:lsdException w:name="List Table 2 Accent 5" w:uiPriority="47"/>
-    <w:lsdException w:name="List Table 3 Accent 5" w:uiPriority="48"/>
-    <w:lsdException w:name="List Table 4 Accent 5" w:uiPriority="49"/>
-    <w:lsdException w:name="List Table 5 Dark Accent 5" w:uiPriority="50"/>
-    <w:lsdException w:name="List Table 6 Colorful Accent 5" w:uiPriority="51"/>
-    <w:lsdException w:name="List Table 7 Colorful Accent 5" w:uiPriority="52"/>
-    <w:lsdException w:name="List Table 1 Light Accent 6" w:uiPriority="46"/>
-    <w:lsdException w:name="List Table 2 Accent 6" w:uiPriority="47"/>
-    <w:lsdException w:name="List Table 3 Accent 6" w:uiPriority="48"/>
-    <w:lsdException w:name="List Table 4 Accent 6" w:uiPriority="49"/>
-    <w:lsdException w:name="List Table 5 Dark Accent 6" w:uiPriority="50"/>
-    <w:lsdException w:name="List Table 6 Colorful Accent 6" w:uiPriority="51"/>
-    <w:lsdException w:name="List Table 7 Colorful Accent 6" w:uiPriority="52"/>
-    <w:lsdException w:name="Mention" w:semiHidden="1" w:uiPriority="99" w:unhideWhenUsed="1"/>
-    <w:lsdException w:name="Smart Hyperlink" w:semiHidden="1" w:uiPriority="99" w:unhideWhenUsed="1"/>
-    <w:lsdException w:name="Hashtag" w:semiHidden="1" w:uiPriority="99" w:unhideWhenUsed="1"/>
-    <w:lsdException w:name="Unresolved Mention" w:semiHidden="1" w:uiPriority="99" w:unhideWhenUsed="1"/>
-  </w:latentStyles>
-  <w:style w:type="paragraph" w:default="1" w:styleId="Normal">
+  <w:latentStyles w:count="276" w:defLockedState="0" w:defQFormat="0" w:defSemiHidden="0" w:defUIPriority="0" w:defUnhideWhenUsed="0"/>
+  <w:style w:default="1" w:styleId="Normal" w:type="paragraph">
     <w:name w:val="Normal"/>
     <w:qFormat/>
   </w:style>
-  <w:style w:type="paragraph" w:styleId="Heading1">
+  <w:style w:styleId="BodyText" w:type="paragraph">
+    <w:name w:val="Body Text"/>
+    <w:basedOn w:val="Normal"/>
+    <w:link w:val="BodyTextChar"/>
+    <w:qFormat/>
+    <w:pPr>
+      <w:spacing w:after="180" w:before="180"/>
+    </w:pPr>
+  </w:style>
+  <w:style w:customStyle="1" w:styleId="FirstParagraph" w:type="paragraph">
+    <w:name w:val="First Paragraph"/>
+    <w:basedOn w:val="BodyText"/>
+    <w:next w:val="BodyText"/>
+    <w:qFormat/>
+  </w:style>
+  <w:style w:customStyle="1" w:styleId="Compact" w:type="paragraph">
+    <w:name w:val="Compact"/>
+    <w:basedOn w:val="BodyText"/>
+    <w:qFormat/>
+    <w:pPr>
+      <w:spacing w:after="36" w:before="36"/>
+    </w:pPr>
+  </w:style>
+  <w:style w:styleId="Title" w:type="paragraph">
+    <w:name w:val="Title"/>
+    <w:basedOn w:val="Normal"/>
+    <w:next w:val="BodyText"/>
+    <w:link w:val="TitleChar"/>
+    <w:uiPriority w:val="10"/>
+    <w:qFormat/>
+    <w:rsid w:val="00A10FD9"/>
+    <w:pPr>
+      <w:spacing w:after="80" w:line="240" w:lineRule="auto"/>
+      <w:contextualSpacing/>
+      <w:jc w:val="center"/>
+    </w:pPr>
+    <w:rPr>
+      <w:rFonts w:asciiTheme="majorHAnsi" w:cstheme="majorBidi" w:eastAsiaTheme="majorEastAsia" w:hAnsiTheme="majorHAnsi"/>
+      <w:sz w:val="56"/>
+      <w:szCs w:val="56"/>
+    </w:rPr>
+  </w:style>
+  <w:style w:customStyle="1" w:styleId="TitleChar" w:type="character">
+    <w:name w:val="Title Char"/>
+    <w:basedOn w:val="DefaultParagraphFont"/>
+    <w:link w:val="Title"/>
+    <w:uiPriority w:val="10"/>
+    <w:rsid w:val="00A10FD9"/>
+    <w:rPr>
+      <w:rFonts w:asciiTheme="majorHAnsi" w:cstheme="majorBidi" w:eastAsiaTheme="majorEastAsia" w:hAnsiTheme="majorHAnsi"/>
+      <w:sz w:val="56"/>
+      <w:szCs w:val="56"/>
+    </w:rPr>
+  </w:style>
+  <w:style w:styleId="Subtitle" w:type="paragraph">
+    <w:name w:val="Subtitle"/>
+    <w:basedOn w:val="Title"/>
+    <w:next w:val="BodyText"/>
+    <w:link w:val="SubtitleChar"/>
+    <w:uiPriority w:val="11"/>
+    <w:qFormat/>
+    <w:rsid w:val="00A10FD9"/>
+    <w:pPr>
+      <w:numPr>
+        <w:ilvl w:val="1"/>
+      </w:numPr>
+    </w:pPr>
+    <w:rPr>
+      <w:rFonts w:cstheme="majorBidi" w:eastAsiaTheme="majorEastAsia"/>
+      <w:spacing w:val="15"/>
+      <w:sz w:val="28"/>
+      <w:szCs w:val="28"/>
+    </w:rPr>
+  </w:style>
+  <w:style w:customStyle="1" w:styleId="SubtitleChar" w:type="character">
+    <w:name w:val="Subtitle Char"/>
+    <w:basedOn w:val="DefaultParagraphFont"/>
+    <w:link w:val="Subtitle"/>
+    <w:uiPriority w:val="11"/>
+    <w:rsid w:val="00A10FD9"/>
+    <w:rPr>
+      <w:rFonts w:cstheme="majorBidi" w:eastAsiaTheme="majorEastAsia"/>
+      <w:color w:themeColor="text1" w:themeTint="A6" w:val="595959"/>
+      <w:spacing w:val="15"/>
+      <w:sz w:val="28"/>
+      <w:szCs w:val="28"/>
+    </w:rPr>
+  </w:style>
+  <w:style w:customStyle="1" w:styleId="Author" w:type="paragraph">
+    <w:name w:val="Author"/>
+    <w:basedOn w:val="Title"/>
+    <w:next w:val="BodyText"/>
+    <w:qFormat/>
+    <w:pPr>
+      <w:keepNext/>
+      <w:keepLines/>
+    </w:pPr>
+    <w:rPr>
+      <w:sz w:val="24"/>
+      <w:szCs w:val="24"/>
+    </w:rPr>
+  </w:style>
+  <w:style w:styleId="Date" w:type="paragraph">
+    <w:name w:val="Date"/>
+    <w:basedOn w:val="Title"/>
+    <w:next w:val="BodyText"/>
+    <w:qFormat/>
+    <w:pPr>
+      <w:keepNext/>
+      <w:keepLines/>
+    </w:pPr>
+    <w:rPr>
+      <w:sz w:val="24"/>
+      <w:szCs w:val="24"/>
+    </w:rPr>
+  </w:style>
+  <w:style w:customStyle="1" w:styleId="AbstractTitle" w:type="paragraph">
+    <w:name w:val="Abstract Title"/>
+    <w:basedOn w:val="Normal"/>
+    <w:next w:val="Abstract"/>
+    <w:qFormat/>
+    <w:pPr>
+      <w:keepNext/>
+      <w:keepLines/>
+      <w:spacing w:after="0" w:before="300"/>
+      <w:jc w:val="center"/>
+    </w:pPr>
+    <w:rPr>
+      <w:b/>
+      <w:sz w:val="20"/>
+      <w:szCs w:val="20"/>
+    </w:rPr>
+  </w:style>
+  <w:style w:customStyle="1" w:styleId="Abstract" w:type="paragraph">
+    <w:name w:val="Abstract"/>
+    <w:basedOn w:val="Normal"/>
+    <w:next w:val="BodyText"/>
+    <w:qFormat/>
+    <w:pPr>
+      <w:keepNext/>
+      <w:keepLines/>
+      <w:spacing w:after="300" w:before="100"/>
+    </w:pPr>
+    <w:rPr>
+      <w:sz w:val="20"/>
+      <w:szCs w:val="20"/>
+    </w:rPr>
+  </w:style>
+  <w:style w:styleId="Bibliography" w:type="paragraph">
+    <w:name w:val="Bibliography"/>
+    <w:basedOn w:val="Normal"/>
+    <w:next w:val="Bibliography"/>
+    <w:qFormat/>
+    <w:pPr/>
+    <w:rPr/>
+  </w:style>
+  <w:style w:styleId="Heading1" w:type="paragraph">
     <w:name w:val="heading 1"/>
     <w:basedOn w:val="Normal"/>
     <w:next w:val="BodyText"/>
@@ -4466,17 +4239,17 @@
     <w:pPr>
       <w:keepNext/>
       <w:keepLines/>
-      <w:spacing w:before="360" w:after="80"/>
+      <w:spacing w:after="80" w:before="360"/>
       <w:outlineLvl w:val="0"/>
     </w:pPr>
     <w:rPr>
-      <w:rFonts w:asciiTheme="majorHAnsi" w:eastAsiaTheme="majorEastAsia" w:hAnsiTheme="majorHAnsi" w:cstheme="majorBidi"/>
-      <w:color w:val="0F4761" w:themeColor="accent1" w:themeShade="BF"/>
+      <w:rFonts w:asciiTheme="majorHAnsi" w:cstheme="majorBidi" w:eastAsiaTheme="majorEastAsia" w:hAnsiTheme="majorHAnsi"/>
+      <w:color w:themeColor="accent1" w:themeShade="BF" w:val="0F4761"/>
       <w:sz w:val="40"/>
       <w:szCs w:val="40"/>
     </w:rPr>
   </w:style>
-  <w:style w:type="paragraph" w:styleId="Heading2">
+  <w:style w:styleId="Heading2" w:type="paragraph">
     <w:name w:val="heading 2"/>
     <w:basedOn w:val="Normal"/>
     <w:next w:val="BodyText"/>
@@ -4489,17 +4262,17 @@
     <w:pPr>
       <w:keepNext/>
       <w:keepLines/>
-      <w:spacing w:before="160" w:after="80"/>
+      <w:spacing w:after="80" w:before="160"/>
       <w:outlineLvl w:val="1"/>
     </w:pPr>
     <w:rPr>
-      <w:rFonts w:asciiTheme="majorHAnsi" w:eastAsiaTheme="majorEastAsia" w:hAnsiTheme="majorHAnsi" w:cstheme="majorBidi"/>
-      <w:color w:val="0F4761" w:themeColor="accent1" w:themeShade="BF"/>
+      <w:rFonts w:asciiTheme="majorHAnsi" w:cstheme="majorBidi" w:eastAsiaTheme="majorEastAsia" w:hAnsiTheme="majorHAnsi"/>
+      <w:color w:themeColor="accent1" w:themeShade="BF" w:val="0F4761"/>
       <w:sz w:val="32"/>
       <w:szCs w:val="32"/>
     </w:rPr>
   </w:style>
-  <w:style w:type="paragraph" w:styleId="Heading3">
+  <w:style w:styleId="Heading3" w:type="paragraph">
     <w:name w:val="heading 3"/>
     <w:basedOn w:val="Normal"/>
     <w:next w:val="BodyText"/>
@@ -4512,17 +4285,17 @@
     <w:pPr>
       <w:keepNext/>
       <w:keepLines/>
-      <w:spacing w:before="160" w:after="80"/>
+      <w:spacing w:after="80" w:before="160"/>
       <w:outlineLvl w:val="2"/>
     </w:pPr>
     <w:rPr>
-      <w:rFonts w:eastAsiaTheme="majorEastAsia" w:cstheme="majorBidi"/>
-      <w:color w:val="0F4761" w:themeColor="accent1" w:themeShade="BF"/>
+      <w:rFonts w:cstheme="majorBidi" w:eastAsiaTheme="majorEastAsia"/>
+      <w:color w:themeColor="accent1" w:themeShade="BF" w:val="0F4761"/>
       <w:sz w:val="28"/>
       <w:szCs w:val="28"/>
     </w:rPr>
   </w:style>
-  <w:style w:type="paragraph" w:styleId="Heading4">
+  <w:style w:styleId="Heading4" w:type="paragraph">
     <w:name w:val="heading 4"/>
     <w:basedOn w:val="Normal"/>
     <w:next w:val="BodyText"/>
@@ -4535,17 +4308,17 @@
     <w:pPr>
       <w:keepNext/>
       <w:keepLines/>
-      <w:spacing w:before="80" w:after="40"/>
+      <w:spacing w:after="40" w:before="80"/>
       <w:outlineLvl w:val="3"/>
     </w:pPr>
     <w:rPr>
-      <w:rFonts w:eastAsiaTheme="majorEastAsia" w:cstheme="majorBidi"/>
+      <w:rFonts w:cstheme="majorBidi" w:eastAsiaTheme="majorEastAsia"/>
       <w:i/>
       <w:iCs/>
-      <w:color w:val="0F4761" w:themeColor="accent1" w:themeShade="BF"/>
-    </w:rPr>
-  </w:style>
-  <w:style w:type="paragraph" w:styleId="Heading5">
+      <w:color w:themeColor="accent1" w:themeShade="BF" w:val="0F4761"/>
+    </w:rPr>
+  </w:style>
+  <w:style w:styleId="Heading5" w:type="paragraph">
     <w:name w:val="heading 5"/>
     <w:basedOn w:val="Normal"/>
     <w:next w:val="BodyText"/>
@@ -4558,15 +4331,15 @@
     <w:pPr>
       <w:keepNext/>
       <w:keepLines/>
-      <w:spacing w:before="80" w:after="40"/>
+      <w:spacing w:after="40" w:before="80"/>
       <w:outlineLvl w:val="4"/>
     </w:pPr>
     <w:rPr>
-      <w:rFonts w:eastAsiaTheme="majorEastAsia" w:cstheme="majorBidi"/>
-      <w:color w:val="0F4761" w:themeColor="accent1" w:themeShade="BF"/>
-    </w:rPr>
-  </w:style>
-  <w:style w:type="paragraph" w:styleId="Heading6">
+      <w:rFonts w:cstheme="majorBidi" w:eastAsiaTheme="majorEastAsia"/>
+      <w:color w:themeColor="accent1" w:themeShade="BF" w:val="0F4761"/>
+    </w:rPr>
+  </w:style>
+  <w:style w:styleId="Heading6" w:type="paragraph">
     <w:name w:val="heading 6"/>
     <w:basedOn w:val="Normal"/>
     <w:next w:val="BodyText"/>
@@ -4579,17 +4352,17 @@
     <w:pPr>
       <w:keepNext/>
       <w:keepLines/>
-      <w:spacing w:before="40" w:after="0"/>
+      <w:spacing w:after="0" w:before="40"/>
       <w:outlineLvl w:val="5"/>
     </w:pPr>
     <w:rPr>
-      <w:rFonts w:eastAsiaTheme="majorEastAsia" w:cstheme="majorBidi"/>
+      <w:rFonts w:cstheme="majorBidi" w:eastAsiaTheme="majorEastAsia"/>
       <w:i/>
       <w:iCs/>
-      <w:color w:val="595959" w:themeColor="text1" w:themeTint="A6"/>
-    </w:rPr>
-  </w:style>
-  <w:style w:type="paragraph" w:styleId="Heading7">
+      <w:color w:themeColor="text1" w:themeTint="A6" w:val="595959"/>
+    </w:rPr>
+  </w:style>
+  <w:style w:styleId="Heading7" w:type="paragraph">
     <w:name w:val="heading 7"/>
     <w:basedOn w:val="Normal"/>
     <w:next w:val="BodyText"/>
@@ -4602,15 +4375,15 @@
     <w:pPr>
       <w:keepNext/>
       <w:keepLines/>
-      <w:spacing w:before="40" w:after="0"/>
+      <w:spacing w:after="0" w:before="40"/>
       <w:outlineLvl w:val="6"/>
     </w:pPr>
     <w:rPr>
-      <w:rFonts w:eastAsiaTheme="majorEastAsia" w:cstheme="majorBidi"/>
-      <w:color w:val="595959" w:themeColor="text1" w:themeTint="A6"/>
-    </w:rPr>
-  </w:style>
-  <w:style w:type="paragraph" w:styleId="Heading8">
+      <w:rFonts w:cstheme="majorBidi" w:eastAsiaTheme="majorEastAsia"/>
+      <w:color w:themeColor="text1" w:themeTint="A6" w:val="595959"/>
+    </w:rPr>
+  </w:style>
+  <w:style w:styleId="Heading8" w:type="paragraph">
     <w:name w:val="heading 8"/>
     <w:basedOn w:val="Normal"/>
     <w:next w:val="BodyText"/>
@@ -4627,13 +4400,13 @@
       <w:outlineLvl w:val="7"/>
     </w:pPr>
     <w:rPr>
-      <w:rFonts w:eastAsiaTheme="majorEastAsia" w:cstheme="majorBidi"/>
+      <w:rFonts w:cstheme="majorBidi" w:eastAsiaTheme="majorEastAsia"/>
       <w:i/>
       <w:iCs/>
-      <w:color w:val="272727" w:themeColor="text1" w:themeTint="D8"/>
-    </w:rPr>
-  </w:style>
-  <w:style w:type="paragraph" w:styleId="Heading9">
+      <w:color w:themeColor="text1" w:themeTint="D8" w:val="272727"/>
+    </w:rPr>
+  </w:style>
+  <w:style w:styleId="Heading9" w:type="paragraph">
     <w:name w:val="heading 9"/>
     <w:basedOn w:val="Normal"/>
     <w:next w:val="BodyText"/>
@@ -4650,202 +4423,24 @@
       <w:outlineLvl w:val="8"/>
     </w:pPr>
     <w:rPr>
-      <w:rFonts w:eastAsiaTheme="majorEastAsia" w:cstheme="majorBidi"/>
-      <w:color w:val="272727" w:themeColor="text1" w:themeTint="D8"/>
-    </w:rPr>
-  </w:style>
-  <w:style w:type="character" w:default="1" w:styleId="DefaultParagraphFont">
-    <w:name w:val="Default Paragraph Font"/>
-    <w:uiPriority w:val="1"/>
-    <w:semiHidden/>
-    <w:unhideWhenUsed/>
-  </w:style>
-  <w:style w:type="table" w:default="1" w:styleId="TableNormal">
-    <w:name w:val="Normal Table"/>
-    <w:uiPriority w:val="99"/>
-    <w:semiHidden/>
-    <w:unhideWhenUsed/>
-    <w:tblPr>
-      <w:tblInd w:w="0" w:type="dxa"/>
-      <w:tblCellMar>
-        <w:top w:w="0" w:type="dxa"/>
-        <w:left w:w="108" w:type="dxa"/>
-        <w:bottom w:w="0" w:type="dxa"/>
-        <w:right w:w="108" w:type="dxa"/>
-      </w:tblCellMar>
-    </w:tblPr>
-  </w:style>
-  <w:style w:type="numbering" w:default="1" w:styleId="NoList">
-    <w:name w:val="No List"/>
-    <w:uiPriority w:val="99"/>
-    <w:semiHidden/>
-    <w:unhideWhenUsed/>
-  </w:style>
-  <w:style w:type="paragraph" w:styleId="BodyText">
-    <w:name w:val="Body Text"/>
-    <w:basedOn w:val="Normal"/>
-    <w:qFormat/>
-    <w:pPr>
-      <w:spacing w:before="180" w:after="180"/>
-    </w:pPr>
-  </w:style>
-  <w:style w:type="paragraph" w:customStyle="1" w:styleId="FirstParagraph">
-    <w:name w:val="First Paragraph"/>
-    <w:basedOn w:val="BodyText"/>
-    <w:next w:val="BodyText"/>
-    <w:qFormat/>
-  </w:style>
-  <w:style w:type="paragraph" w:customStyle="1" w:styleId="Compact">
-    <w:name w:val="Compact"/>
-    <w:basedOn w:val="BodyText"/>
-    <w:qFormat/>
-    <w:pPr>
-      <w:spacing w:before="36" w:after="36"/>
-    </w:pPr>
-  </w:style>
-  <w:style w:type="paragraph" w:styleId="Title">
-    <w:name w:val="Title"/>
-    <w:basedOn w:val="Normal"/>
-    <w:next w:val="BodyText"/>
-    <w:link w:val="TitleChar"/>
-    <w:uiPriority w:val="10"/>
-    <w:qFormat/>
-    <w:rsid w:val="00A10FD9"/>
-    <w:pPr>
-      <w:spacing w:after="80"/>
-      <w:contextualSpacing/>
-      <w:jc w:val="center"/>
-    </w:pPr>
-    <w:rPr>
-      <w:rFonts w:asciiTheme="majorHAnsi" w:eastAsiaTheme="majorEastAsia" w:hAnsiTheme="majorHAnsi" w:cstheme="majorBidi"/>
-      <w:sz w:val="56"/>
-      <w:szCs w:val="56"/>
-    </w:rPr>
-  </w:style>
-  <w:style w:type="character" w:customStyle="1" w:styleId="TitleChar">
-    <w:name w:val="Title Char"/>
-    <w:basedOn w:val="DefaultParagraphFont"/>
-    <w:link w:val="Title"/>
-    <w:uiPriority w:val="10"/>
-    <w:rsid w:val="00A10FD9"/>
-    <w:rPr>
-      <w:rFonts w:asciiTheme="majorHAnsi" w:eastAsiaTheme="majorEastAsia" w:hAnsiTheme="majorHAnsi" w:cstheme="majorBidi"/>
-      <w:sz w:val="56"/>
-      <w:szCs w:val="56"/>
-    </w:rPr>
-  </w:style>
-  <w:style w:type="paragraph" w:styleId="Subtitle">
-    <w:name w:val="Subtitle"/>
-    <w:basedOn w:val="Title"/>
-    <w:next w:val="BodyText"/>
-    <w:link w:val="SubtitleChar"/>
-    <w:uiPriority w:val="11"/>
-    <w:qFormat/>
-    <w:rsid w:val="00A10FD9"/>
-    <w:pPr>
-      <w:numPr>
-        <w:ilvl w:val="1"/>
-      </w:numPr>
-    </w:pPr>
-    <w:rPr>
-      <w:spacing w:val="15"/>
-      <w:sz w:val="28"/>
-      <w:szCs w:val="28"/>
-    </w:rPr>
-  </w:style>
-  <w:style w:type="character" w:customStyle="1" w:styleId="SubtitleChar">
-    <w:name w:val="Subtitle Char"/>
-    <w:basedOn w:val="DefaultParagraphFont"/>
-    <w:link w:val="Subtitle"/>
-    <w:uiPriority w:val="11"/>
-    <w:rsid w:val="00A10FD9"/>
-    <w:rPr>
-      <w:rFonts w:eastAsiaTheme="majorEastAsia" w:cstheme="majorBidi"/>
-      <w:color w:val="595959" w:themeColor="text1" w:themeTint="A6"/>
-      <w:spacing w:val="15"/>
-      <w:sz w:val="28"/>
-      <w:szCs w:val="28"/>
-    </w:rPr>
-  </w:style>
-  <w:style w:type="paragraph" w:customStyle="1" w:styleId="Author">
-    <w:name w:val="Author"/>
-    <w:basedOn w:val="Title"/>
-    <w:next w:val="BodyText"/>
-    <w:qFormat/>
-    <w:pPr>
-      <w:keepNext/>
-      <w:keepLines/>
-    </w:pPr>
-    <w:rPr>
-      <w:sz w:val="24"/>
-      <w:szCs w:val="24"/>
-    </w:rPr>
-  </w:style>
-  <w:style w:type="paragraph" w:styleId="Date">
-    <w:name w:val="Date"/>
-    <w:basedOn w:val="Title"/>
-    <w:next w:val="BodyText"/>
-    <w:qFormat/>
-    <w:pPr>
-      <w:keepNext/>
-      <w:keepLines/>
-    </w:pPr>
-    <w:rPr>
-      <w:sz w:val="24"/>
-      <w:szCs w:val="24"/>
-    </w:rPr>
-  </w:style>
-  <w:style w:type="paragraph" w:customStyle="1" w:styleId="AbstractTitle">
-    <w:name w:val="Abstract Title"/>
-    <w:basedOn w:val="Normal"/>
-    <w:next w:val="Abstract"/>
-    <w:qFormat/>
-    <w:pPr>
-      <w:keepNext/>
-      <w:keepLines/>
-      <w:spacing w:before="300" w:after="0"/>
-      <w:jc w:val="center"/>
-    </w:pPr>
-    <w:rPr>
-      <w:b/>
-      <w:sz w:val="20"/>
-      <w:szCs w:val="20"/>
-    </w:rPr>
-  </w:style>
-  <w:style w:type="paragraph" w:customStyle="1" w:styleId="Abstract">
-    <w:name w:val="Abstract"/>
-    <w:basedOn w:val="Normal"/>
-    <w:next w:val="BodyText"/>
-    <w:qFormat/>
-    <w:pPr>
-      <w:keepNext/>
-      <w:keepLines/>
-      <w:spacing w:before="100" w:after="300"/>
-    </w:pPr>
-    <w:rPr>
-      <w:sz w:val="20"/>
-      <w:szCs w:val="20"/>
-    </w:rPr>
-  </w:style>
-  <w:style w:type="paragraph" w:styleId="Bibliography">
-    <w:name w:val="Bibliography"/>
-    <w:basedOn w:val="Normal"/>
-    <w:qFormat/>
-  </w:style>
-  <w:style w:type="character" w:customStyle="1" w:styleId="Heading1Char">
+      <w:rFonts w:cstheme="majorBidi" w:eastAsiaTheme="majorEastAsia"/>
+      <w:color w:themeColor="text1" w:themeTint="D8" w:val="272727"/>
+    </w:rPr>
+  </w:style>
+  <w:style w:customStyle="1" w:styleId="Heading1Char" w:type="character">
     <w:name w:val="Heading 1 Char"/>
     <w:basedOn w:val="DefaultParagraphFont"/>
     <w:link w:val="Heading1"/>
     <w:uiPriority w:val="9"/>
     <w:rsid w:val="00A10FD9"/>
     <w:rPr>
-      <w:rFonts w:asciiTheme="majorHAnsi" w:eastAsiaTheme="majorEastAsia" w:hAnsiTheme="majorHAnsi" w:cstheme="majorBidi"/>
-      <w:color w:val="0F4761" w:themeColor="accent1" w:themeShade="BF"/>
+      <w:rFonts w:asciiTheme="majorHAnsi" w:cstheme="majorBidi" w:eastAsiaTheme="majorEastAsia" w:hAnsiTheme="majorHAnsi"/>
+      <w:color w:themeColor="accent1" w:themeShade="BF" w:val="0F4761"/>
       <w:sz w:val="40"/>
       <w:szCs w:val="40"/>
     </w:rPr>
   </w:style>
-  <w:style w:type="character" w:customStyle="1" w:styleId="Heading2Char">
+  <w:style w:customStyle="1" w:styleId="Heading2Char" w:type="character">
     <w:name w:val="Heading 2 Char"/>
     <w:basedOn w:val="DefaultParagraphFont"/>
     <w:link w:val="Heading2"/>
@@ -4853,13 +4448,13 @@
     <w:semiHidden/>
     <w:rsid w:val="00A10FD9"/>
     <w:rPr>
-      <w:rFonts w:asciiTheme="majorHAnsi" w:eastAsiaTheme="majorEastAsia" w:hAnsiTheme="majorHAnsi" w:cstheme="majorBidi"/>
-      <w:color w:val="0F4761" w:themeColor="accent1" w:themeShade="BF"/>
+      <w:rFonts w:asciiTheme="majorHAnsi" w:cstheme="majorBidi" w:eastAsiaTheme="majorEastAsia" w:hAnsiTheme="majorHAnsi"/>
+      <w:color w:themeColor="accent1" w:themeShade="BF" w:val="0F4761"/>
       <w:sz w:val="32"/>
       <w:szCs w:val="32"/>
     </w:rPr>
   </w:style>
-  <w:style w:type="character" w:customStyle="1" w:styleId="Heading3Char">
+  <w:style w:customStyle="1" w:styleId="Heading3Char" w:type="character">
     <w:name w:val="Heading 3 Char"/>
     <w:basedOn w:val="DefaultParagraphFont"/>
     <w:link w:val="Heading3"/>
@@ -4867,13 +4462,13 @@
     <w:semiHidden/>
     <w:rsid w:val="00A10FD9"/>
     <w:rPr>
-      <w:rFonts w:eastAsiaTheme="majorEastAsia" w:cstheme="majorBidi"/>
-      <w:color w:val="0F4761" w:themeColor="accent1" w:themeShade="BF"/>
+      <w:rFonts w:cstheme="majorBidi" w:eastAsiaTheme="majorEastAsia"/>
+      <w:color w:themeColor="accent1" w:themeShade="BF" w:val="0F4761"/>
       <w:sz w:val="28"/>
       <w:szCs w:val="28"/>
     </w:rPr>
   </w:style>
-  <w:style w:type="character" w:customStyle="1" w:styleId="Heading4Char">
+  <w:style w:customStyle="1" w:styleId="Heading4Char" w:type="character">
     <w:name w:val="Heading 4 Char"/>
     <w:basedOn w:val="DefaultParagraphFont"/>
     <w:link w:val="Heading4"/>
@@ -4881,13 +4476,13 @@
     <w:semiHidden/>
     <w:rsid w:val="00A10FD9"/>
     <w:rPr>
-      <w:rFonts w:eastAsiaTheme="majorEastAsia" w:cstheme="majorBidi"/>
+      <w:rFonts w:cstheme="majorBidi" w:eastAsiaTheme="majorEastAsia"/>
       <w:i/>
       <w:iCs/>
-      <w:color w:val="0F4761" w:themeColor="accent1" w:themeShade="BF"/>
-    </w:rPr>
-  </w:style>
-  <w:style w:type="character" w:customStyle="1" w:styleId="Heading5Char">
+      <w:color w:themeColor="accent1" w:themeShade="BF" w:val="0F4761"/>
+    </w:rPr>
+  </w:style>
+  <w:style w:customStyle="1" w:styleId="Heading5Char" w:type="character">
     <w:name w:val="Heading 5 Char"/>
     <w:basedOn w:val="DefaultParagraphFont"/>
     <w:link w:val="Heading5"/>
@@ -4895,11 +4490,11 @@
     <w:semiHidden/>
     <w:rsid w:val="00A10FD9"/>
     <w:rPr>
-      <w:rFonts w:eastAsiaTheme="majorEastAsia" w:cstheme="majorBidi"/>
-      <w:color w:val="0F4761" w:themeColor="accent1" w:themeShade="BF"/>
-    </w:rPr>
-  </w:style>
-  <w:style w:type="character" w:customStyle="1" w:styleId="Heading6Char">
+      <w:rFonts w:cstheme="majorBidi" w:eastAsiaTheme="majorEastAsia"/>
+      <w:color w:themeColor="accent1" w:themeShade="BF" w:val="0F4761"/>
+    </w:rPr>
+  </w:style>
+  <w:style w:customStyle="1" w:styleId="Heading6Char" w:type="character">
     <w:name w:val="Heading 6 Char"/>
     <w:basedOn w:val="DefaultParagraphFont"/>
     <w:link w:val="Heading6"/>
@@ -4907,13 +4502,13 @@
     <w:semiHidden/>
     <w:rsid w:val="00A10FD9"/>
     <w:rPr>
-      <w:rFonts w:eastAsiaTheme="majorEastAsia" w:cstheme="majorBidi"/>
+      <w:rFonts w:cstheme="majorBidi" w:eastAsiaTheme="majorEastAsia"/>
       <w:i/>
       <w:iCs/>
-      <w:color w:val="595959" w:themeColor="text1" w:themeTint="A6"/>
-    </w:rPr>
-  </w:style>
-  <w:style w:type="character" w:customStyle="1" w:styleId="Heading7Char">
+      <w:color w:themeColor="text1" w:themeTint="A6" w:val="595959"/>
+    </w:rPr>
+  </w:style>
+  <w:style w:customStyle="1" w:styleId="Heading7Char" w:type="character">
     <w:name w:val="Heading 7 Char"/>
     <w:basedOn w:val="DefaultParagraphFont"/>
     <w:link w:val="Heading7"/>
@@ -4921,11 +4516,11 @@
     <w:semiHidden/>
     <w:rsid w:val="00A10FD9"/>
     <w:rPr>
-      <w:rFonts w:eastAsiaTheme="majorEastAsia" w:cstheme="majorBidi"/>
-      <w:color w:val="595959" w:themeColor="text1" w:themeTint="A6"/>
-    </w:rPr>
-  </w:style>
-  <w:style w:type="character" w:customStyle="1" w:styleId="Heading8Char">
+      <w:rFonts w:cstheme="majorBidi" w:eastAsiaTheme="majorEastAsia"/>
+      <w:color w:themeColor="text1" w:themeTint="A6" w:val="595959"/>
+    </w:rPr>
+  </w:style>
+  <w:style w:customStyle="1" w:styleId="Heading8Char" w:type="character">
     <w:name w:val="Heading 8 Char"/>
     <w:basedOn w:val="DefaultParagraphFont"/>
     <w:link w:val="Heading8"/>
@@ -4933,13 +4528,13 @@
     <w:semiHidden/>
     <w:rsid w:val="00A10FD9"/>
     <w:rPr>
-      <w:rFonts w:eastAsiaTheme="majorEastAsia" w:cstheme="majorBidi"/>
+      <w:rFonts w:cstheme="majorBidi" w:eastAsiaTheme="majorEastAsia"/>
       <w:i/>
       <w:iCs/>
-      <w:color w:val="272727" w:themeColor="text1" w:themeTint="D8"/>
-    </w:rPr>
-  </w:style>
-  <w:style w:type="character" w:customStyle="1" w:styleId="Heading9Char">
+      <w:color w:themeColor="text1" w:themeTint="D8" w:val="272727"/>
+    </w:rPr>
+  </w:style>
+  <w:style w:customStyle="1" w:styleId="Heading9Char" w:type="character">
     <w:name w:val="Heading 9 Char"/>
     <w:basedOn w:val="DefaultParagraphFont"/>
     <w:link w:val="Heading9"/>
@@ -4947,11 +4542,11 @@
     <w:semiHidden/>
     <w:rsid w:val="00A10FD9"/>
     <w:rPr>
-      <w:rFonts w:eastAsiaTheme="majorEastAsia" w:cstheme="majorBidi"/>
-      <w:color w:val="272727" w:themeColor="text1" w:themeTint="D8"/>
-    </w:rPr>
-  </w:style>
-  <w:style w:type="paragraph" w:styleId="BlockText">
+      <w:rFonts w:cstheme="majorBidi" w:eastAsiaTheme="majorEastAsia"/>
+      <w:color w:themeColor="text1" w:themeTint="D8" w:val="272727"/>
+    </w:rPr>
+  </w:style>
+  <w:style w:styleId="BlockText" w:type="paragraph">
     <w:name w:val="Block Text"/>
     <w:basedOn w:val="BodyText"/>
     <w:next w:val="BodyText"/>
@@ -4959,18 +4554,19 @@
     <w:unhideWhenUsed/>
     <w:qFormat/>
     <w:pPr>
-      <w:spacing w:before="100" w:after="100"/>
-      <w:ind w:left="480" w:right="480"/>
+      <w:spacing w:after="100" w:before="100"/>
+      <w:ind w:firstLine="0" w:left="480" w:right="480"/>
     </w:pPr>
   </w:style>
-  <w:style w:type="paragraph" w:styleId="FootnoteText">
-    <w:name w:val="footnote text"/>
+  <w:style w:styleId="FootnoteText" w:type="paragraph">
+    <w:name w:val="Footnote Text"/>
     <w:basedOn w:val="Normal"/>
+    <w:next w:val="FootnoteText"/>
     <w:uiPriority w:val="9"/>
     <w:unhideWhenUsed/>
     <w:qFormat/>
   </w:style>
-  <w:style w:type="paragraph" w:customStyle="1" w:styleId="FootnoteBlockText">
+  <w:style w:styleId="FootnoteBlockText" w:type="paragraph">
     <w:name w:val="Footnote Block Text"/>
     <w:basedOn w:val="FootnoteText"/>
     <w:next w:val="FootnoteText"/>
@@ -4978,35 +4574,40 @@
     <w:unhideWhenUsed/>
     <w:qFormat/>
     <w:pPr>
-      <w:spacing w:before="100" w:after="100"/>
-      <w:ind w:left="480" w:right="480"/>
+      <w:spacing w:after="100" w:before="100"/>
+      <w:ind w:firstLine="0" w:left="480" w:right="480"/>
     </w:pPr>
   </w:style>
-  <w:style w:type="table" w:customStyle="1" w:styleId="Table">
+  <w:style w:default="1" w:styleId="DefaultParagraphFont" w:type="character">
+    <w:name w:val="Default Paragraph Font"/>
+    <w:semiHidden/>
+    <w:unhideWhenUsed/>
+  </w:style>
+  <w:style w:default="1" w:styleId="Table" w:type="table">
     <w:name w:val="Table"/>
+    <w:basedOn w:val="TableNormal"/>
     <w:semiHidden/>
     <w:unhideWhenUsed/>
     <w:qFormat/>
     <w:tblPr>
-      <w:tblInd w:w="0" w:type="dxa"/>
+      <w:tblInd w:type="dxa" w:w="0"/>
       <w:tblCellMar>
-        <w:top w:w="0" w:type="dxa"/>
-        <w:left w:w="108" w:type="dxa"/>
-        <w:bottom w:w="0" w:type="dxa"/>
-        <w:right w:w="108" w:type="dxa"/>
+        <w:top w:type="dxa" w:w="0"/>
+        <w:left w:type="dxa" w:w="108"/>
+        <w:bottom w:type="dxa" w:w="0"/>
+        <w:right w:type="dxa" w:w="108"/>
       </w:tblCellMar>
     </w:tblPr>
     <w:tblStylePr w:type="firstRow">
-      <w:tblPr/>
       <w:tcPr>
         <w:tcBorders>
-          <w:bottom w:val="single" w:sz="0" w:space="0" w:color="auto"/>
+          <w:bottom w:val="single"/>
         </w:tcBorders>
         <w:vAlign w:val="bottom"/>
       </w:tcPr>
     </w:tblStylePr>
   </w:style>
-  <w:style w:type="paragraph" w:customStyle="1" w:styleId="DefinitionTerm">
+  <w:style w:customStyle="1" w:styleId="DefinitionTerm" w:type="paragraph">
     <w:name w:val="Definition Term"/>
     <w:basedOn w:val="Normal"/>
     <w:next w:val="Definition"/>
@@ -5019,77 +4620,75 @@
       <w:b/>
     </w:rPr>
   </w:style>
-  <w:style w:type="paragraph" w:customStyle="1" w:styleId="Definition">
+  <w:style w:customStyle="1" w:styleId="Definition" w:type="paragraph">
     <w:name w:val="Definition"/>
     <w:basedOn w:val="Normal"/>
   </w:style>
-  <w:style w:type="paragraph" w:styleId="Caption">
-    <w:name w:val="caption"/>
+  <w:style w:styleId="Caption" w:type="paragraph">
+    <w:name w:val="Caption"/>
     <w:basedOn w:val="Normal"/>
-    <w:link w:val="CaptionChar"/>
+    <w:link w:val="BodyTextChar"/>
     <w:pPr>
-      <w:spacing w:after="120"/>
+      <w:spacing w:after="120" w:before="0"/>
     </w:pPr>
     <w:rPr>
       <w:i/>
     </w:rPr>
   </w:style>
-  <w:style w:type="paragraph" w:customStyle="1" w:styleId="TableCaption">
+  <w:style w:customStyle="1" w:styleId="TableCaption" w:type="paragraph">
     <w:name w:val="Table Caption"/>
     <w:basedOn w:val="Caption"/>
     <w:pPr>
       <w:keepNext/>
     </w:pPr>
   </w:style>
-  <w:style w:type="paragraph" w:customStyle="1" w:styleId="ImageCaption">
+  <w:style w:customStyle="1" w:styleId="ImageCaption" w:type="paragraph">
     <w:name w:val="Image Caption"/>
     <w:basedOn w:val="Caption"/>
   </w:style>
-  <w:style w:type="paragraph" w:customStyle="1" w:styleId="Figure">
+  <w:style w:customStyle="1" w:styleId="Figure" w:type="paragraph">
     <w:name w:val="Figure"/>
     <w:basedOn w:val="Normal"/>
   </w:style>
-  <w:style w:type="paragraph" w:customStyle="1" w:styleId="CaptionedFigure">
+  <w:style w:customStyle="1" w:styleId="CaptionedFigure" w:type="paragraph">
     <w:name w:val="Captioned Figure"/>
     <w:basedOn w:val="Figure"/>
     <w:pPr>
       <w:keepNext/>
     </w:pPr>
   </w:style>
-  <w:style w:type="character" w:customStyle="1" w:styleId="CaptionChar">
-    <w:name w:val="Caption Char"/>
+  <w:style w:customStyle="1" w:styleId="BodyTextChar" w:type="character">
+    <w:name w:val="Body Text Char"/>
     <w:basedOn w:val="DefaultParagraphFont"/>
-    <w:link w:val="Caption"/>
-  </w:style>
-  <w:style w:type="character" w:customStyle="1" w:styleId="VerbatimChar">
+    <w:link w:val="BodyText"/>
+  </w:style>
+  <w:style w:customStyle="1" w:styleId="VerbatimChar" w:type="character">
     <w:name w:val="Verbatim Char"/>
-    <w:basedOn w:val="CaptionChar"/>
-    <w:link w:val="SourceCode"/>
+    <w:basedOn w:val="BodyTextChar"/>
     <w:rPr>
       <w:rFonts w:ascii="Consolas" w:hAnsi="Consolas"/>
       <w:sz w:val="22"/>
     </w:rPr>
   </w:style>
-  <w:style w:type="character" w:customStyle="1" w:styleId="SectionNumber">
+  <w:style w:customStyle="1" w:styleId="SectionNumber" w:type="character">
     <w:name w:val="Section Number"/>
-    <w:basedOn w:val="CaptionChar"/>
-  </w:style>
-  <w:style w:type="character" w:styleId="FootnoteReference">
-    <w:name w:val="footnote reference"/>
-    <w:basedOn w:val="CaptionChar"/>
+    <w:basedOn w:val="BodyTextChar"/>
+  </w:style>
+  <w:style w:styleId="FootnoteReference" w:type="character">
+    <w:name w:val="Footnote Reference"/>
+    <w:basedOn w:val="BodyTextChar"/>
     <w:rPr>
       <w:vertAlign w:val="superscript"/>
     </w:rPr>
   </w:style>
-  <w:style w:type="character" w:styleId="Hyperlink">
+  <w:style w:styleId="Hyperlink" w:type="character">
     <w:name w:val="Hyperlink"/>
-    <w:basedOn w:val="CaptionChar"/>
-    <w:uiPriority w:val="99"/>
-    <w:rPr>
-      <w:color w:val="156082" w:themeColor="accent1"/>
-    </w:rPr>
-  </w:style>
-  <w:style w:type="paragraph" w:styleId="TOCHeading">
+    <w:basedOn w:val="BodyTextChar"/>
+    <w:rPr>
+      <w:color w:themeColor="accent1" w:val="4F81BD"/>
+    </w:rPr>
+  </w:style>
+  <w:style w:styleId="TOCHeading" w:type="paragraph">
     <w:name w:val="TOC Heading"/>
     <w:basedOn w:val="Heading1"/>
     <w:next w:val="BodyText"/>
@@ -5100,330 +4699,246 @@
       <w:spacing w:before="240" w:line="259" w:lineRule="auto"/>
       <w:outlineLvl w:val="9"/>
     </w:pPr>
+    <w:rPr>
+      <w:rFonts w:asciiTheme="majorHAnsi" w:cstheme="majorBidi" w:eastAsiaTheme="majorEastAsia" w:hAnsiTheme="majorHAnsi"/>
+      <w:b w:val="0"/>
+      <w:bCs w:val="0"/>
+      <w:color w:themeColor="accent1" w:themeShade="BF" w:val="365F91"/>
+    </w:rPr>
   </w:style>
   <w:style w:type="paragraph" w:customStyle="1" w:styleId="SourceCode">
     <w:name w:val="Source Code"/>
     <w:basedOn w:val="Normal"/>
     <w:link w:val="VerbatimChar"/>
     <w:pPr>
-      <w:wordWrap w:val="0"/>
+      <w:wordWrap w:val="off"/>
     </w:pPr>
   </w:style>
   <w:style w:type="character" w:customStyle="1" w:styleId="KeywordTok">
     <w:name w:val="KeywordTok"/>
     <w:basedOn w:val="VerbatimChar"/>
     <w:rPr>
-      <w:rFonts w:ascii="Consolas" w:hAnsi="Consolas"/>
       <w:b/>
       <w:color w:val="007020"/>
-      <w:sz w:val="22"/>
     </w:rPr>
   </w:style>
   <w:style w:type="character" w:customStyle="1" w:styleId="DataTypeTok">
     <w:name w:val="DataTypeTok"/>
     <w:basedOn w:val="VerbatimChar"/>
     <w:rPr>
-      <w:rFonts w:ascii="Consolas" w:hAnsi="Consolas"/>
       <w:color w:val="902000"/>
-      <w:sz w:val="22"/>
     </w:rPr>
   </w:style>
   <w:style w:type="character" w:customStyle="1" w:styleId="DecValTok">
     <w:name w:val="DecValTok"/>
     <w:basedOn w:val="VerbatimChar"/>
     <w:rPr>
-      <w:rFonts w:ascii="Consolas" w:hAnsi="Consolas"/>
-      <w:color w:val="40A070"/>
-      <w:sz w:val="22"/>
+      <w:color w:val="40a070"/>
     </w:rPr>
   </w:style>
   <w:style w:type="character" w:customStyle="1" w:styleId="BaseNTok">
     <w:name w:val="BaseNTok"/>
     <w:basedOn w:val="VerbatimChar"/>
     <w:rPr>
-      <w:rFonts w:ascii="Consolas" w:hAnsi="Consolas"/>
-      <w:color w:val="40A070"/>
-      <w:sz w:val="22"/>
+      <w:color w:val="40a070"/>
     </w:rPr>
   </w:style>
   <w:style w:type="character" w:customStyle="1" w:styleId="FloatTok">
     <w:name w:val="FloatTok"/>
     <w:basedOn w:val="VerbatimChar"/>
     <w:rPr>
-      <w:rFonts w:ascii="Consolas" w:hAnsi="Consolas"/>
-      <w:color w:val="40A070"/>
-      <w:sz w:val="22"/>
+      <w:color w:val="40a070"/>
     </w:rPr>
   </w:style>
   <w:style w:type="character" w:customStyle="1" w:styleId="ConstantTok">
     <w:name w:val="ConstantTok"/>
     <w:basedOn w:val="VerbatimChar"/>
     <w:rPr>
-      <w:rFonts w:ascii="Consolas" w:hAnsi="Consolas"/>
       <w:color w:val="880000"/>
-      <w:sz w:val="22"/>
     </w:rPr>
   </w:style>
   <w:style w:type="character" w:customStyle="1" w:styleId="CharTok">
     <w:name w:val="CharTok"/>
     <w:basedOn w:val="VerbatimChar"/>
     <w:rPr>
-      <w:rFonts w:ascii="Consolas" w:hAnsi="Consolas"/>
-      <w:color w:val="4070A0"/>
-      <w:sz w:val="22"/>
+      <w:color w:val="4070a0"/>
     </w:rPr>
   </w:style>
   <w:style w:type="character" w:customStyle="1" w:styleId="SpecialCharTok">
     <w:name w:val="SpecialCharTok"/>
     <w:basedOn w:val="VerbatimChar"/>
     <w:rPr>
-      <w:rFonts w:ascii="Consolas" w:hAnsi="Consolas"/>
-      <w:color w:val="4070A0"/>
-      <w:sz w:val="22"/>
+      <w:color w:val="4070a0"/>
     </w:rPr>
   </w:style>
   <w:style w:type="character" w:customStyle="1" w:styleId="StringTok">
     <w:name w:val="StringTok"/>
     <w:basedOn w:val="VerbatimChar"/>
     <w:rPr>
-      <w:rFonts w:ascii="Consolas" w:hAnsi="Consolas"/>
-      <w:color w:val="4070A0"/>
-      <w:sz w:val="22"/>
+      <w:color w:val="4070a0"/>
     </w:rPr>
   </w:style>
   <w:style w:type="character" w:customStyle="1" w:styleId="VerbatimStringTok">
     <w:name w:val="VerbatimStringTok"/>
     <w:basedOn w:val="VerbatimChar"/>
     <w:rPr>
-      <w:rFonts w:ascii="Consolas" w:hAnsi="Consolas"/>
-      <w:color w:val="4070A0"/>
-      <w:sz w:val="22"/>
+      <w:color w:val="4070a0"/>
     </w:rPr>
   </w:style>
   <w:style w:type="character" w:customStyle="1" w:styleId="SpecialStringTok">
     <w:name w:val="SpecialStringTok"/>
     <w:basedOn w:val="VerbatimChar"/>
     <w:rPr>
-      <w:rFonts w:ascii="Consolas" w:hAnsi="Consolas"/>
-      <w:color w:val="BB6688"/>
-      <w:sz w:val="22"/>
+      <w:color w:val="bb6688"/>
     </w:rPr>
   </w:style>
   <w:style w:type="character" w:customStyle="1" w:styleId="ImportTok">
     <w:name w:val="ImportTok"/>
     <w:basedOn w:val="VerbatimChar"/>
     <w:rPr>
-      <w:rFonts w:ascii="Consolas" w:hAnsi="Consolas"/>
       <w:b/>
       <w:color w:val="008000"/>
-      <w:sz w:val="22"/>
     </w:rPr>
   </w:style>
   <w:style w:type="character" w:customStyle="1" w:styleId="CommentTok">
     <w:name w:val="CommentTok"/>
     <w:basedOn w:val="VerbatimChar"/>
     <w:rPr>
-      <w:rFonts w:ascii="Consolas" w:hAnsi="Consolas"/>
       <w:i/>
-      <w:color w:val="60A0B0"/>
-      <w:sz w:val="22"/>
+      <w:color w:val="60a0b0"/>
     </w:rPr>
   </w:style>
   <w:style w:type="character" w:customStyle="1" w:styleId="DocumentationTok">
     <w:name w:val="DocumentationTok"/>
     <w:basedOn w:val="VerbatimChar"/>
     <w:rPr>
-      <w:rFonts w:ascii="Consolas" w:hAnsi="Consolas"/>
       <w:i/>
-      <w:color w:val="BA2121"/>
-      <w:sz w:val="22"/>
+      <w:color w:val="ba2121"/>
     </w:rPr>
   </w:style>
   <w:style w:type="character" w:customStyle="1" w:styleId="AnnotationTok">
     <w:name w:val="AnnotationTok"/>
     <w:basedOn w:val="VerbatimChar"/>
     <w:rPr>
-      <w:rFonts w:ascii="Consolas" w:hAnsi="Consolas"/>
       <w:b/>
       <w:i/>
-      <w:color w:val="60A0B0"/>
-      <w:sz w:val="22"/>
+      <w:color w:val="60a0b0"/>
     </w:rPr>
   </w:style>
   <w:style w:type="character" w:customStyle="1" w:styleId="CommentVarTok">
     <w:name w:val="CommentVarTok"/>
     <w:basedOn w:val="VerbatimChar"/>
     <w:rPr>
-      <w:rFonts w:ascii="Consolas" w:hAnsi="Consolas"/>
       <w:b/>
       <w:i/>
-      <w:color w:val="60A0B0"/>
-      <w:sz w:val="22"/>
+      <w:color w:val="60a0b0"/>
     </w:rPr>
   </w:style>
   <w:style w:type="character" w:customStyle="1" w:styleId="OtherTok">
     <w:name w:val="OtherTok"/>
     <w:basedOn w:val="VerbatimChar"/>
     <w:rPr>
-      <w:rFonts w:ascii="Consolas" w:hAnsi="Consolas"/>
       <w:color w:val="007020"/>
-      <w:sz w:val="22"/>
     </w:rPr>
   </w:style>
   <w:style w:type="character" w:customStyle="1" w:styleId="FunctionTok">
     <w:name w:val="FunctionTok"/>
     <w:basedOn w:val="VerbatimChar"/>
     <w:rPr>
-      <w:rFonts w:ascii="Consolas" w:hAnsi="Consolas"/>
-      <w:color w:val="06287E"/>
-      <w:sz w:val="22"/>
+      <w:color w:val="06287e"/>
     </w:rPr>
   </w:style>
   <w:style w:type="character" w:customStyle="1" w:styleId="VariableTok">
     <w:name w:val="VariableTok"/>
     <w:basedOn w:val="VerbatimChar"/>
     <w:rPr>
-      <w:rFonts w:ascii="Consolas" w:hAnsi="Consolas"/>
-      <w:color w:val="19177C"/>
-      <w:sz w:val="22"/>
+      <w:color w:val="19177c"/>
     </w:rPr>
   </w:style>
   <w:style w:type="character" w:customStyle="1" w:styleId="ControlFlowTok">
     <w:name w:val="ControlFlowTok"/>
     <w:basedOn w:val="VerbatimChar"/>
     <w:rPr>
-      <w:rFonts w:ascii="Consolas" w:hAnsi="Consolas"/>
       <w:b/>
       <w:color w:val="007020"/>
-      <w:sz w:val="22"/>
     </w:rPr>
   </w:style>
   <w:style w:type="character" w:customStyle="1" w:styleId="OperatorTok">
     <w:name w:val="OperatorTok"/>
     <w:basedOn w:val="VerbatimChar"/>
     <w:rPr>
-      <w:rFonts w:ascii="Consolas" w:hAnsi="Consolas"/>
       <w:color w:val="666666"/>
-      <w:sz w:val="22"/>
     </w:rPr>
   </w:style>
   <w:style w:type="character" w:customStyle="1" w:styleId="BuiltInTok">
     <w:name w:val="BuiltInTok"/>
     <w:basedOn w:val="VerbatimChar"/>
     <w:rPr>
-      <w:rFonts w:ascii="Consolas" w:hAnsi="Consolas"/>
       <w:color w:val="008000"/>
-      <w:sz w:val="22"/>
     </w:rPr>
   </w:style>
   <w:style w:type="character" w:customStyle="1" w:styleId="ExtensionTok">
     <w:name w:val="ExtensionTok"/>
     <w:basedOn w:val="VerbatimChar"/>
-    <w:rPr>
-      <w:rFonts w:ascii="Consolas" w:hAnsi="Consolas"/>
-      <w:sz w:val="22"/>
-    </w:rPr>
+    <w:rPr/>
   </w:style>
   <w:style w:type="character" w:customStyle="1" w:styleId="PreprocessorTok">
     <w:name w:val="PreprocessorTok"/>
     <w:basedOn w:val="VerbatimChar"/>
     <w:rPr>
-      <w:rFonts w:ascii="Consolas" w:hAnsi="Consolas"/>
-      <w:color w:val="BC7A00"/>
-      <w:sz w:val="22"/>
+      <w:color w:val="bc7a00"/>
     </w:rPr>
   </w:style>
   <w:style w:type="character" w:customStyle="1" w:styleId="AttributeTok">
     <w:name w:val="AttributeTok"/>
     <w:basedOn w:val="VerbatimChar"/>
     <w:rPr>
-      <w:rFonts w:ascii="Consolas" w:hAnsi="Consolas"/>
-      <w:color w:val="7D9029"/>
-      <w:sz w:val="22"/>
+      <w:color w:val="7d9029"/>
     </w:rPr>
   </w:style>
   <w:style w:type="character" w:customStyle="1" w:styleId="RegionMarkerTok">
     <w:name w:val="RegionMarkerTok"/>
     <w:basedOn w:val="VerbatimChar"/>
-    <w:rPr>
-      <w:rFonts w:ascii="Consolas" w:hAnsi="Consolas"/>
-      <w:sz w:val="22"/>
-    </w:rPr>
+    <w:rPr/>
   </w:style>
   <w:style w:type="character" w:customStyle="1" w:styleId="InformationTok">
     <w:name w:val="InformationTok"/>
     <w:basedOn w:val="VerbatimChar"/>
     <w:rPr>
-      <w:rFonts w:ascii="Consolas" w:hAnsi="Consolas"/>
       <w:b/>
       <w:i/>
-      <w:color w:val="60A0B0"/>
-      <w:sz w:val="22"/>
+      <w:color w:val="60a0b0"/>
     </w:rPr>
   </w:style>
   <w:style w:type="character" w:customStyle="1" w:styleId="WarningTok">
     <w:name w:val="WarningTok"/>
     <w:basedOn w:val="VerbatimChar"/>
     <w:rPr>
-      <w:rFonts w:ascii="Consolas" w:hAnsi="Consolas"/>
       <w:b/>
       <w:i/>
-      <w:color w:val="60A0B0"/>
-      <w:sz w:val="22"/>
+      <w:color w:val="60a0b0"/>
     </w:rPr>
   </w:style>
   <w:style w:type="character" w:customStyle="1" w:styleId="AlertTok">
     <w:name w:val="AlertTok"/>
     <w:basedOn w:val="VerbatimChar"/>
     <w:rPr>
-      <w:rFonts w:ascii="Consolas" w:hAnsi="Consolas"/>
       <w:b/>
-      <w:color w:val="FF0000"/>
-      <w:sz w:val="22"/>
+      <w:color w:val="ff0000"/>
     </w:rPr>
   </w:style>
   <w:style w:type="character" w:customStyle="1" w:styleId="ErrorTok">
     <w:name w:val="ErrorTok"/>
     <w:basedOn w:val="VerbatimChar"/>
     <w:rPr>
-      <w:rFonts w:ascii="Consolas" w:hAnsi="Consolas"/>
       <w:b/>
-      <w:color w:val="FF0000"/>
-      <w:sz w:val="22"/>
+      <w:color w:val="ff0000"/>
     </w:rPr>
   </w:style>
   <w:style w:type="character" w:customStyle="1" w:styleId="NormalTok">
     <w:name w:val="NormalTok"/>
     <w:basedOn w:val="VerbatimChar"/>
-    <w:rPr>
-      <w:rFonts w:ascii="Consolas" w:hAnsi="Consolas"/>
-      <w:sz w:val="22"/>
-    </w:rPr>
-  </w:style>
-  <w:style w:type="paragraph" w:styleId="TOC1">
-    <w:name w:val="toc 1"/>
-    <w:basedOn w:val="Normal"/>
-    <w:next w:val="Normal"/>
-    <w:autoRedefine/>
-    <w:uiPriority w:val="39"/>
-    <w:unhideWhenUsed/>
-    <w:rsid w:val="00864FF6"/>
-    <w:pPr>
-      <w:spacing w:after="100"/>
-    </w:pPr>
-  </w:style>
-  <w:style w:type="paragraph" w:styleId="TOC2">
-    <w:name w:val="toc 2"/>
-    <w:basedOn w:val="Normal"/>
-    <w:next w:val="Normal"/>
-    <w:autoRedefine/>
-    <w:uiPriority w:val="39"/>
-    <w:unhideWhenUsed/>
-    <w:rsid w:val="00864FF6"/>
-    <w:pPr>
-      <w:spacing w:after="100"/>
-      <w:ind w:left="240"/>
-    </w:pPr>
+    <w:rPr/>
   </w:style>
 </w:styles>
 </file>

--- a/BookLab-Task1-Handover.docx
+++ b/BookLab-Task1-Handover.docx
@@ -28,7 +28,7 @@
         </w:p>
       </w:sdtContent>
     </w:sdt>
-    <w:bookmarkStart w:id="26" w:name="booklab-handover-document"/>
+    <w:bookmarkStart w:id="28" w:name="booklab-handover-document"/>
     <w:p>
       <w:pPr>
         <w:pStyle w:val="Heading1"/>
@@ -138,9 +138,14 @@
             <w:pPr>
               <w:pStyle w:val="Compact"/>
             </w:pPr>
-            <w:r>
-              <w:t xml:space="preserve">https://adeeb-booklab-07111926.web.app</w:t>
-            </w:r>
+            <w:hyperlink r:id="rId9">
+              <w:r>
+                <w:rPr>
+                  <w:rStyle w:val="Hyperlink"/>
+                </w:rPr>
+                <w:t xml:space="preserve">https://adeeb-booklab-07111926.web.app</w:t>
+              </w:r>
+            </w:hyperlink>
           </w:p>
         </w:tc>
       </w:tr>
@@ -166,9 +171,14 @@
             <w:pPr>
               <w:pStyle w:val="Compact"/>
             </w:pPr>
-            <w:r>
-              <w:t xml:space="preserve">https://github.com/alishehroz-ideo/webgl-and-firebase-learning</w:t>
-            </w:r>
+            <w:hyperlink r:id="rId10">
+              <w:r>
+                <w:rPr>
+                  <w:rStyle w:val="Hyperlink"/>
+                </w:rPr>
+                <w:t xml:space="preserve">https://github.com/alishehroz-ideo/webgl-and-firebase-learning</w:t>
+              </w:r>
+            </w:hyperlink>
           </w:p>
         </w:tc>
       </w:tr>
@@ -208,7 +218,12 @@
         </w:pict>
       </w:r>
     </w:p>
-    <w:bookmarkStart w:id="12" w:name="overview-of-the-implementation"/>
+    <w:p>
+      <w:r>
+        <w:br w:type="page"/>
+      </w:r>
+    </w:p>
+    <w:bookmarkStart w:id="14" w:name="overview-of-the-implementation"/>
     <w:p>
       <w:pPr>
         <w:pStyle w:val="Heading2"/>
@@ -396,18 +411,18 @@
           <wp:inline>
             <wp:extent cx="5334000" cy="3580836"/>
             <wp:effectExtent b="0" l="0" r="0" t="0"/>
-            <wp:docPr descr="The Editor — a page being made (the real screen)." title="" id="10" name="Picture"/>
+            <wp:docPr descr="The Editor — a page being made (the real screen)." title="" id="12" name="Picture"/>
             <a:graphic>
               <a:graphicData uri="http://schemas.openxmlformats.org/drawingml/2006/picture">
                 <pic:pic>
                   <pic:nvPicPr>
-                    <pic:cNvPr descr="../video/shots/editor-screen.png" id="11" name="Picture"/>
+                    <pic:cNvPr descr="../video/shots/editor-screen.png" id="13" name="Picture"/>
                     <pic:cNvPicPr>
                       <a:picLocks noChangeArrowheads="1" noChangeAspect="1"/>
                     </pic:cNvPicPr>
                   </pic:nvPicPr>
                   <pic:blipFill>
-                    <a:blip r:embed="rId9"/>
+                    <a:blip r:embed="rId11"/>
                     <a:stretch>
                       <a:fillRect/>
                     </a:stretch>
@@ -442,8 +457,13 @@
         <w:t xml:space="preserve">The Editor — a page being made (the real screen).</w:t>
       </w:r>
     </w:p>
-    <w:bookmarkEnd w:id="12"/>
-    <w:bookmarkStart w:id="16" w:name="explanation-of-the-architecture"/>
+    <w:p>
+      <w:r>
+        <w:br w:type="page"/>
+      </w:r>
+    </w:p>
+    <w:bookmarkEnd w:id="14"/>
+    <w:bookmarkStart w:id="18" w:name="explanation-of-the-architecture"/>
     <w:p>
       <w:pPr>
         <w:pStyle w:val="Heading2"/>
@@ -485,18 +505,18 @@
           <wp:inline>
             <wp:extent cx="2397418" cy="4280006"/>
             <wp:effectExtent b="0" l="0" r="0" t="0"/>
-            <wp:docPr descr="The Unity project — App / Features / Services / Core / Models." title="" id="14" name="Picture"/>
+            <wp:docPr descr="The Unity project — App / Features / Services / Core / Models." title="" id="16" name="Picture"/>
             <a:graphic>
               <a:graphicData uri="http://schemas.openxmlformats.org/drawingml/2006/picture">
                 <pic:pic>
                   <pic:nvPicPr>
-                    <pic:cNvPr descr="../video/shots/project-folder.png" id="15" name="Picture"/>
+                    <pic:cNvPr descr="../video/shots/project-folder.png" id="17" name="Picture"/>
                     <pic:cNvPicPr>
                       <a:picLocks noChangeArrowheads="1" noChangeAspect="1"/>
                     </pic:cNvPicPr>
                   </pic:nvPicPr>
                   <pic:blipFill>
-                    <a:blip r:embed="rId13"/>
+                    <a:blip r:embed="rId15"/>
                     <a:stretch>
                       <a:fillRect/>
                     </a:stretch>
@@ -1082,8 +1102,13 @@
         <w:t xml:space="preserve">means here.</w:t>
       </w:r>
     </w:p>
-    <w:bookmarkEnd w:id="16"/>
-    <w:bookmarkStart w:id="17" w:name="how-asset-loading-caching-work"/>
+    <w:p>
+      <w:r>
+        <w:br w:type="page"/>
+      </w:r>
+    </w:p>
+    <w:bookmarkEnd w:id="18"/>
+    <w:bookmarkStart w:id="19" w:name="how-asset-loading-caching-work"/>
     <w:p>
       <w:pPr>
         <w:pStyle w:val="Heading2"/>
@@ -1529,8 +1554,13 @@
         <w:t xml:space="preserve">(has everything, always restockable). A cache miss simply re-downloads — no data is lost.</w:t>
       </w:r>
     </w:p>
-    <w:bookmarkEnd w:id="17"/>
-    <w:bookmarkStart w:id="21" w:name="how-data-is-saved-loaded"/>
+    <w:p>
+      <w:r>
+        <w:br w:type="page"/>
+      </w:r>
+    </w:p>
+    <w:bookmarkEnd w:id="19"/>
+    <w:bookmarkStart w:id="23" w:name="how-data-is-saved-loaded"/>
     <w:p>
       <w:pPr>
         <w:pStyle w:val="Heading2"/>
@@ -2162,18 +2192,18 @@
           <wp:inline>
             <wp:extent cx="3626863" cy="4011065"/>
             <wp:effectExtent b="0" l="0" r="0" t="0"/>
-            <wp:docPr descr="A saved book in the Realtime Database — references and numbers, never image bytes." title="" id="19" name="Picture"/>
+            <wp:docPr descr="A saved book in the Realtime Database — references and numbers, never image bytes." title="" id="21" name="Picture"/>
             <a:graphic>
               <a:graphicData uri="http://schemas.openxmlformats.org/drawingml/2006/picture">
                 <pic:pic>
                   <pic:nvPicPr>
-                    <pic:cNvPr descr="../video/shots/firebase-data.png" id="20" name="Picture"/>
+                    <pic:cNvPr descr="../video/shots/firebase-data.png" id="22" name="Picture"/>
                     <pic:cNvPicPr>
                       <a:picLocks noChangeArrowheads="1" noChangeAspect="1"/>
                     </pic:cNvPicPr>
                   </pic:nvPicPr>
                   <pic:blipFill>
-                    <a:blip r:embed="rId18"/>
+                    <a:blip r:embed="rId20"/>
                     <a:stretch>
                       <a:fillRect/>
                     </a:stretch>
@@ -2555,8 +2585,13 @@
         <w:t xml:space="preserve">cannot handle. On save, the shelf card uses the first page’s background as its cover (a true page snapshot is reserved; keeping the cover inline avoids paid Firebase Storage).</w:t>
       </w:r>
     </w:p>
-    <w:bookmarkEnd w:id="21"/>
-    <w:bookmarkStart w:id="22" w:name="key-decisions-challenges"/>
+    <w:p>
+      <w:r>
+        <w:br w:type="page"/>
+      </w:r>
+    </w:p>
+    <w:bookmarkEnd w:id="23"/>
+    <w:bookmarkStart w:id="24" w:name="key-decisions-challenges"/>
     <w:p>
       <w:pPr>
         <w:pStyle w:val="Heading2"/>
@@ -2910,8 +2945,13 @@
         <w:t xml:space="preserve">Realtime Database + Hosting on the free Spark plan; covers stored inline (no Storage), no Cloud Functions, no credit card.</w:t>
       </w:r>
     </w:p>
-    <w:bookmarkEnd w:id="22"/>
-    <w:bookmarkStart w:id="23" w:name="performance-scalability"/>
+    <w:p>
+      <w:r>
+        <w:br w:type="page"/>
+      </w:r>
+    </w:p>
+    <w:bookmarkEnd w:id="24"/>
+    <w:bookmarkStart w:id="25" w:name="performance-scalability"/>
     <w:p>
       <w:pPr>
         <w:pStyle w:val="Heading2"/>
@@ -3182,8 +3222,13 @@
         <w:t xml:space="preserve">for discovery; rely on CDN + browser cache for images.</w:t>
       </w:r>
     </w:p>
-    <w:bookmarkEnd w:id="23"/>
-    <w:bookmarkStart w:id="24" w:name="any-use-of-ai-tools"/>
+    <w:p>
+      <w:r>
+        <w:br w:type="page"/>
+      </w:r>
+    </w:p>
+    <w:bookmarkEnd w:id="25"/>
+    <w:bookmarkStart w:id="26" w:name="any-use-of-ai-tools"/>
     <w:p>
       <w:pPr>
         <w:pStyle w:val="Heading2"/>
@@ -3312,8 +3357,13 @@
         <w:t xml:space="preserve">The build was quicker for it — and the direction, the decisions, and the understanding are mine.</w:t>
       </w:r>
     </w:p>
-    <w:bookmarkEnd w:id="24"/>
-    <w:bookmarkStart w:id="25" w:name="tech-stack-running-deploying"/>
+    <w:p>
+      <w:r>
+        <w:br w:type="page"/>
+      </w:r>
+    </w:p>
+    <w:bookmarkEnd w:id="26"/>
+    <w:bookmarkStart w:id="27" w:name="tech-stack-running-deploying"/>
     <w:p>
       <w:pPr>
         <w:pStyle w:val="Heading2"/>
@@ -3638,9 +3688,14 @@
             <w:pPr>
               <w:pStyle w:val="Compact"/>
             </w:pPr>
-            <w:r>
-              <w:t xml:space="preserve">https://adeeb-booklab-07111926.web.app</w:t>
-            </w:r>
+            <w:hyperlink r:id="rId9">
+              <w:r>
+                <w:rPr>
+                  <w:rStyle w:val="Hyperlink"/>
+                </w:rPr>
+                <w:t xml:space="preserve">https://adeeb-booklab-07111926.web.app</w:t>
+              </w:r>
+            </w:hyperlink>
           </w:p>
         </w:tc>
       </w:tr>
@@ -3662,9 +3717,14 @@
             <w:pPr>
               <w:pStyle w:val="Compact"/>
             </w:pPr>
-            <w:r>
-              <w:t xml:space="preserve">https://github.com/alishehroz-ideo/webgl-and-firebase-learning</w:t>
-            </w:r>
+            <w:hyperlink r:id="rId10">
+              <w:r>
+                <w:rPr>
+                  <w:rStyle w:val="Hyperlink"/>
+                </w:rPr>
+                <w:t xml:space="preserve">https://github.com/alishehroz-ideo/webgl-and-firebase-learning</w:t>
+              </w:r>
+            </w:hyperlink>
           </w:p>
         </w:tc>
       </w:tr>
@@ -3699,8 +3759,8 @@
         <w:t xml:space="preserve">Art credit: sticker items are OpenMoji (CC BY-SA 4.0); backgrounds are generated flat illustrations.</w:t>
       </w:r>
     </w:p>
-    <w:bookmarkEnd w:id="25"/>
-    <w:bookmarkEnd w:id="26"/>
+    <w:bookmarkEnd w:id="27"/>
+    <w:bookmarkEnd w:id="28"/>
     <w:sectPr>
       <w:footnotePr>
         <w:numRestart w:val="eachSect"/>

--- a/BookLab-Task1-Handover.docx
+++ b/BookLab-Task1-Handover.docx
@@ -1,41 +1,669 @@
 
 <file path=word/document.xml><?xml version="1.0" encoding="utf-8"?>
-<w:document xmlns:w="http://schemas.openxmlformats.org/wordprocessingml/2006/main" xmlns:m="http://schemas.openxmlformats.org/officeDocument/2006/math" xmlns:r="http://schemas.openxmlformats.org/officeDocument/2006/relationships" xmlns:o="urn:schemas-microsoft-com:office:office" xmlns:v="urn:schemas-microsoft-com:vml" xmlns:w10="urn:schemas-microsoft-com:office:word" xmlns:a="http://schemas.openxmlformats.org/drawingml/2006/main" xmlns:pic="http://schemas.openxmlformats.org/drawingml/2006/picture" xmlns:wp="http://schemas.openxmlformats.org/drawingml/2006/wordprocessingDrawing">
+<w:document xmlns:wpc="http://schemas.microsoft.com/office/word/2010/wordprocessingCanvas" xmlns:cx="http://schemas.microsoft.com/office/drawing/2014/chartex" xmlns:cx1="http://schemas.microsoft.com/office/drawing/2015/9/8/chartex" xmlns:cx2="http://schemas.microsoft.com/office/drawing/2015/10/21/chartex" xmlns:cx3="http://schemas.microsoft.com/office/drawing/2016/5/9/chartex" xmlns:cx4="http://schemas.microsoft.com/office/drawing/2016/5/10/chartex" xmlns:cx5="http://schemas.microsoft.com/office/drawing/2016/5/11/chartex" xmlns:cx6="http://schemas.microsoft.com/office/drawing/2016/5/12/chartex" xmlns:cx7="http://schemas.microsoft.com/office/drawing/2016/5/13/chartex" xmlns:cx8="http://schemas.microsoft.com/office/drawing/2016/5/14/chartex" xmlns:mc="http://schemas.openxmlformats.org/markup-compatibility/2006" xmlns:aink="http://schemas.microsoft.com/office/drawing/2016/ink" xmlns:am3d="http://schemas.microsoft.com/office/drawing/2017/model3d" xmlns:o="urn:schemas-microsoft-com:office:office" xmlns:r="http://schemas.openxmlformats.org/officeDocument/2006/relationships" xmlns:m="http://schemas.openxmlformats.org/officeDocument/2006/math" xmlns:v="urn:schemas-microsoft-com:vml" xmlns:wp14="http://schemas.microsoft.com/office/word/2010/wordprocessingDrawing" xmlns:wp="http://schemas.openxmlformats.org/drawingml/2006/wordprocessingDrawing" xmlns:w10="urn:schemas-microsoft-com:office:word" xmlns:w="http://schemas.openxmlformats.org/wordprocessingml/2006/main" xmlns:w14="http://schemas.microsoft.com/office/word/2010/wordml" xmlns:w15="http://schemas.microsoft.com/office/word/2012/wordml" xmlns:w16cid="http://schemas.microsoft.com/office/word/2016/wordml/cid" xmlns:w16se="http://schemas.microsoft.com/office/word/2015/wordml/symex" xmlns:wpg="http://schemas.microsoft.com/office/word/2010/wordprocessingGroup" xmlns:wpi="http://schemas.microsoft.com/office/word/2010/wordprocessingInk" xmlns:wne="http://schemas.microsoft.com/office/word/2006/wordml" xmlns:wps="http://schemas.microsoft.com/office/word/2010/wordprocessingShape" mc:Ignorable="w14 w15 w16se w16cid wp14">
   <w:body>
     <w:sdt>
       <w:sdtPr>
+        <w:rPr>
+          <w:rFonts w:asciiTheme="minorHAnsi" w:eastAsiaTheme="minorEastAsia" w:hAnsiTheme="minorHAnsi" w:cstheme="minorBidi"/>
+          <w:color w:val="auto"/>
+          <w:sz w:val="24"/>
+          <w:szCs w:val="24"/>
+        </w:rPr>
+        <w:id w:val="-1199464545"/>
         <w:docPartObj>
           <w:docPartGallery w:val="Table of Contents"/>
           <w:docPartUnique/>
         </w:docPartObj>
       </w:sdtPr>
+      <w:sdtEndPr/>
       <w:sdtContent>
         <w:p>
           <w:pPr>
             <w:pStyle w:val="TOCHeading"/>
           </w:pPr>
           <w:r>
-            <w:t xml:space="preserve">Table of Contents</w:t>
+            <w:t>Table of Contents</w:t>
           </w:r>
         </w:p>
         <w:p>
+          <w:pPr>
+            <w:pStyle w:val="TOC1"/>
+            <w:tabs>
+              <w:tab w:val="right" w:leader="dot" w:pos="9350"/>
+            </w:tabs>
+            <w:rPr>
+              <w:noProof/>
+            </w:rPr>
+          </w:pPr>
           <w:r>
-            <w:fldChar w:fldCharType="begin" w:dirty="true"/>
-            <w:instrText xml:space="preserve">TOC \o "1-2" \h \z \u</w:instrText>
+            <w:fldChar w:fldCharType="begin"/>
+          </w:r>
+          <w:r>
+            <w:instrText>TOC \o "1-2" \h \z \u</w:instrText>
+          </w:r>
+          <w:r>
             <w:fldChar w:fldCharType="separate"/>
+          </w:r>
+          <w:hyperlink w:anchor="_Toc235061760" w:history="1">
+            <w:r>
+              <w:rPr>
+                <w:rStyle w:val="Hyperlink"/>
+                <w:noProof/>
+              </w:rPr>
+              <w:t>BookLab — Handover Document</w:t>
+            </w:r>
+            <w:r>
+              <w:rPr>
+                <w:noProof/>
+                <w:webHidden/>
+              </w:rPr>
+              <w:tab/>
+            </w:r>
+            <w:r>
+              <w:rPr>
+                <w:noProof/>
+                <w:webHidden/>
+              </w:rPr>
+              <w:fldChar w:fldCharType="begin"/>
+            </w:r>
+            <w:r>
+              <w:rPr>
+                <w:noProof/>
+                <w:webHidden/>
+              </w:rPr>
+              <w:instrText xml:space="preserve"> PAGEREF _Toc235061760 \h </w:instrText>
+            </w:r>
+            <w:r>
+              <w:rPr>
+                <w:noProof/>
+                <w:webHidden/>
+              </w:rPr>
+            </w:r>
+            <w:r>
+              <w:rPr>
+                <w:noProof/>
+                <w:webHidden/>
+              </w:rPr>
+              <w:fldChar w:fldCharType="separate"/>
+            </w:r>
+            <w:r>
+              <w:rPr>
+                <w:noProof/>
+                <w:webHidden/>
+              </w:rPr>
+              <w:t>1</w:t>
+            </w:r>
+            <w:r>
+              <w:rPr>
+                <w:noProof/>
+                <w:webHidden/>
+              </w:rPr>
+              <w:fldChar w:fldCharType="end"/>
+            </w:r>
+          </w:hyperlink>
+        </w:p>
+        <w:p>
+          <w:pPr>
+            <w:pStyle w:val="TOC2"/>
+            <w:tabs>
+              <w:tab w:val="right" w:leader="dot" w:pos="9350"/>
+            </w:tabs>
+            <w:rPr>
+              <w:noProof/>
+            </w:rPr>
+          </w:pPr>
+          <w:hyperlink w:anchor="_Toc235061761" w:history="1">
+            <w:r>
+              <w:rPr>
+                <w:rStyle w:val="Hyperlink"/>
+                <w:noProof/>
+              </w:rPr>
+              <w:t>1. Overview of the implementation</w:t>
+            </w:r>
+            <w:r>
+              <w:rPr>
+                <w:noProof/>
+                <w:webHidden/>
+              </w:rPr>
+              <w:tab/>
+            </w:r>
+            <w:r>
+              <w:rPr>
+                <w:noProof/>
+                <w:webHidden/>
+              </w:rPr>
+              <w:fldChar w:fldCharType="begin"/>
+            </w:r>
+            <w:r>
+              <w:rPr>
+                <w:noProof/>
+                <w:webHidden/>
+              </w:rPr>
+              <w:instrText xml:space="preserve"> PAGEREF _Toc235061761 \h </w:instrText>
+            </w:r>
+            <w:r>
+              <w:rPr>
+                <w:noProof/>
+                <w:webHidden/>
+              </w:rPr>
+            </w:r>
+            <w:r>
+              <w:rPr>
+                <w:noProof/>
+                <w:webHidden/>
+              </w:rPr>
+              <w:fldChar w:fldCharType="separate"/>
+            </w:r>
+            <w:r>
+              <w:rPr>
+                <w:noProof/>
+                <w:webHidden/>
+              </w:rPr>
+              <w:t>2</w:t>
+            </w:r>
+            <w:r>
+              <w:rPr>
+                <w:noProof/>
+                <w:webHidden/>
+              </w:rPr>
+              <w:fldChar w:fldCharType="end"/>
+            </w:r>
+          </w:hyperlink>
+        </w:p>
+        <w:p>
+          <w:pPr>
+            <w:pStyle w:val="TOC2"/>
+            <w:tabs>
+              <w:tab w:val="right" w:leader="dot" w:pos="9350"/>
+            </w:tabs>
+            <w:rPr>
+              <w:noProof/>
+            </w:rPr>
+          </w:pPr>
+          <w:hyperlink w:anchor="_Toc235061762" w:history="1">
+            <w:r>
+              <w:rPr>
+                <w:rStyle w:val="Hyperlink"/>
+                <w:noProof/>
+              </w:rPr>
+              <w:t>2. Explanation of the architecture</w:t>
+            </w:r>
+            <w:r>
+              <w:rPr>
+                <w:noProof/>
+                <w:webHidden/>
+              </w:rPr>
+              <w:tab/>
+            </w:r>
+            <w:r>
+              <w:rPr>
+                <w:noProof/>
+                <w:webHidden/>
+              </w:rPr>
+              <w:fldChar w:fldCharType="begin"/>
+            </w:r>
+            <w:r>
+              <w:rPr>
+                <w:noProof/>
+                <w:webHidden/>
+              </w:rPr>
+              <w:instrText xml:space="preserve"> PAGEREF _Toc235061762 \h </w:instrText>
+            </w:r>
+            <w:r>
+              <w:rPr>
+                <w:noProof/>
+                <w:webHidden/>
+              </w:rPr>
+            </w:r>
+            <w:r>
+              <w:rPr>
+                <w:noProof/>
+                <w:webHidden/>
+              </w:rPr>
+              <w:fldChar w:fldCharType="separate"/>
+            </w:r>
+            <w:r>
+              <w:rPr>
+                <w:noProof/>
+                <w:webHidden/>
+              </w:rPr>
+              <w:t>3</w:t>
+            </w:r>
+            <w:r>
+              <w:rPr>
+                <w:noProof/>
+                <w:webHidden/>
+              </w:rPr>
+              <w:fldChar w:fldCharType="end"/>
+            </w:r>
+          </w:hyperlink>
+        </w:p>
+        <w:p>
+          <w:pPr>
+            <w:pStyle w:val="TOC2"/>
+            <w:tabs>
+              <w:tab w:val="right" w:leader="dot" w:pos="9350"/>
+            </w:tabs>
+            <w:rPr>
+              <w:noProof/>
+            </w:rPr>
+          </w:pPr>
+          <w:hyperlink w:anchor="_Toc235061763" w:history="1">
+            <w:r>
+              <w:rPr>
+                <w:rStyle w:val="Hyperlink"/>
+                <w:noProof/>
+              </w:rPr>
+              <w:t>3. How asset loading &amp; caching work</w:t>
+            </w:r>
+            <w:r>
+              <w:rPr>
+                <w:noProof/>
+                <w:webHidden/>
+              </w:rPr>
+              <w:tab/>
+            </w:r>
+            <w:r>
+              <w:rPr>
+                <w:noProof/>
+                <w:webHidden/>
+              </w:rPr>
+              <w:fldChar w:fldCharType="begin"/>
+            </w:r>
+            <w:r>
+              <w:rPr>
+                <w:noProof/>
+                <w:webHidden/>
+              </w:rPr>
+              <w:instrText xml:space="preserve"> PAGEREF _Toc235061763 \h </w:instrText>
+            </w:r>
+            <w:r>
+              <w:rPr>
+                <w:noProof/>
+                <w:webHidden/>
+              </w:rPr>
+            </w:r>
+            <w:r>
+              <w:rPr>
+                <w:noProof/>
+                <w:webHidden/>
+              </w:rPr>
+              <w:fldChar w:fldCharType="separate"/>
+            </w:r>
+            <w:r>
+              <w:rPr>
+                <w:noProof/>
+                <w:webHidden/>
+              </w:rPr>
+              <w:t>5</w:t>
+            </w:r>
+            <w:r>
+              <w:rPr>
+                <w:noProof/>
+                <w:webHidden/>
+              </w:rPr>
+              <w:fldChar w:fldCharType="end"/>
+            </w:r>
+          </w:hyperlink>
+        </w:p>
+        <w:p>
+          <w:pPr>
+            <w:pStyle w:val="TOC2"/>
+            <w:tabs>
+              <w:tab w:val="right" w:leader="dot" w:pos="9350"/>
+            </w:tabs>
+            <w:rPr>
+              <w:noProof/>
+            </w:rPr>
+          </w:pPr>
+          <w:hyperlink w:anchor="_Toc235061764" w:history="1">
+            <w:r>
+              <w:rPr>
+                <w:rStyle w:val="Hyperlink"/>
+                <w:noProof/>
+              </w:rPr>
+              <w:t>4. How data is saved &amp; loaded</w:t>
+            </w:r>
+            <w:r>
+              <w:rPr>
+                <w:noProof/>
+                <w:webHidden/>
+              </w:rPr>
+              <w:tab/>
+            </w:r>
+            <w:r>
+              <w:rPr>
+                <w:noProof/>
+                <w:webHidden/>
+              </w:rPr>
+              <w:fldChar w:fldCharType="begin"/>
+            </w:r>
+            <w:r>
+              <w:rPr>
+                <w:noProof/>
+                <w:webHidden/>
+              </w:rPr>
+              <w:instrText xml:space="preserve"> PAGEREF _Toc235061764 \h </w:instrText>
+            </w:r>
+            <w:r>
+              <w:rPr>
+                <w:noProof/>
+                <w:webHidden/>
+              </w:rPr>
+            </w:r>
+            <w:r>
+              <w:rPr>
+                <w:noProof/>
+                <w:webHidden/>
+              </w:rPr>
+              <w:fldChar w:fldCharType="separate"/>
+            </w:r>
+            <w:r>
+              <w:rPr>
+                <w:noProof/>
+                <w:webHidden/>
+              </w:rPr>
+              <w:t>6</w:t>
+            </w:r>
+            <w:r>
+              <w:rPr>
+                <w:noProof/>
+                <w:webHidden/>
+              </w:rPr>
+              <w:fldChar w:fldCharType="end"/>
+            </w:r>
+          </w:hyperlink>
+        </w:p>
+        <w:p>
+          <w:pPr>
+            <w:pStyle w:val="TOC2"/>
+            <w:tabs>
+              <w:tab w:val="right" w:leader="dot" w:pos="9350"/>
+            </w:tabs>
+            <w:rPr>
+              <w:noProof/>
+            </w:rPr>
+          </w:pPr>
+          <w:hyperlink w:anchor="_Toc235061765" w:history="1">
+            <w:r>
+              <w:rPr>
+                <w:rStyle w:val="Hyperlink"/>
+                <w:noProof/>
+              </w:rPr>
+              <w:t>5. Key decisions &amp; challenges</w:t>
+            </w:r>
+            <w:r>
+              <w:rPr>
+                <w:noProof/>
+                <w:webHidden/>
+              </w:rPr>
+              <w:tab/>
+            </w:r>
+            <w:r>
+              <w:rPr>
+                <w:noProof/>
+                <w:webHidden/>
+              </w:rPr>
+              <w:fldChar w:fldCharType="begin"/>
+            </w:r>
+            <w:r>
+              <w:rPr>
+                <w:noProof/>
+                <w:webHidden/>
+              </w:rPr>
+              <w:instrText xml:space="preserve"> PAGEREF _Toc235061765 \h </w:instrText>
+            </w:r>
+            <w:r>
+              <w:rPr>
+                <w:noProof/>
+                <w:webHidden/>
+              </w:rPr>
+            </w:r>
+            <w:r>
+              <w:rPr>
+                <w:noProof/>
+                <w:webHidden/>
+              </w:rPr>
+              <w:fldChar w:fldCharType="separate"/>
+            </w:r>
+            <w:r>
+              <w:rPr>
+                <w:noProof/>
+                <w:webHidden/>
+              </w:rPr>
+              <w:t>8</w:t>
+            </w:r>
+            <w:r>
+              <w:rPr>
+                <w:noProof/>
+                <w:webHidden/>
+              </w:rPr>
+              <w:fldChar w:fldCharType="end"/>
+            </w:r>
+          </w:hyperlink>
+        </w:p>
+        <w:p>
+          <w:pPr>
+            <w:pStyle w:val="TOC2"/>
+            <w:tabs>
+              <w:tab w:val="right" w:leader="dot" w:pos="9350"/>
+            </w:tabs>
+            <w:rPr>
+              <w:noProof/>
+            </w:rPr>
+          </w:pPr>
+          <w:hyperlink w:anchor="_Toc235061766" w:history="1">
+            <w:r>
+              <w:rPr>
+                <w:rStyle w:val="Hyperlink"/>
+                <w:noProof/>
+              </w:rPr>
+              <w:t>6. Performance &amp; scalability</w:t>
+            </w:r>
+            <w:r>
+              <w:rPr>
+                <w:noProof/>
+                <w:webHidden/>
+              </w:rPr>
+              <w:tab/>
+            </w:r>
+            <w:r>
+              <w:rPr>
+                <w:noProof/>
+                <w:webHidden/>
+              </w:rPr>
+              <w:fldChar w:fldCharType="begin"/>
+            </w:r>
+            <w:r>
+              <w:rPr>
+                <w:noProof/>
+                <w:webHidden/>
+              </w:rPr>
+              <w:instrText xml:space="preserve"> PAGEREF _Toc235061766 \h </w:instrText>
+            </w:r>
+            <w:r>
+              <w:rPr>
+                <w:noProof/>
+                <w:webHidden/>
+              </w:rPr>
+            </w:r>
+            <w:r>
+              <w:rPr>
+                <w:noProof/>
+                <w:webHidden/>
+              </w:rPr>
+              <w:fldChar w:fldCharType="separate"/>
+            </w:r>
+            <w:r>
+              <w:rPr>
+                <w:noProof/>
+                <w:webHidden/>
+              </w:rPr>
+              <w:t>9</w:t>
+            </w:r>
+            <w:r>
+              <w:rPr>
+                <w:noProof/>
+                <w:webHidden/>
+              </w:rPr>
+              <w:fldChar w:fldCharType="end"/>
+            </w:r>
+          </w:hyperlink>
+        </w:p>
+        <w:p>
+          <w:pPr>
+            <w:pStyle w:val="TOC2"/>
+            <w:tabs>
+              <w:tab w:val="right" w:leader="dot" w:pos="9350"/>
+            </w:tabs>
+            <w:rPr>
+              <w:noProof/>
+            </w:rPr>
+          </w:pPr>
+          <w:hyperlink w:anchor="_Toc235061767" w:history="1">
+            <w:r>
+              <w:rPr>
+                <w:rStyle w:val="Hyperlink"/>
+                <w:noProof/>
+              </w:rPr>
+              <w:t>7. Any use of AI tools</w:t>
+            </w:r>
+            <w:r>
+              <w:rPr>
+                <w:noProof/>
+                <w:webHidden/>
+              </w:rPr>
+              <w:tab/>
+            </w:r>
+            <w:r>
+              <w:rPr>
+                <w:noProof/>
+                <w:webHidden/>
+              </w:rPr>
+              <w:fldChar w:fldCharType="begin"/>
+            </w:r>
+            <w:r>
+              <w:rPr>
+                <w:noProof/>
+                <w:webHidden/>
+              </w:rPr>
+              <w:instrText xml:space="preserve"> PAGEREF _Toc235061767 \h </w:instrText>
+            </w:r>
+            <w:r>
+              <w:rPr>
+                <w:noProof/>
+                <w:webHidden/>
+              </w:rPr>
+            </w:r>
+            <w:r>
+              <w:rPr>
+                <w:noProof/>
+                <w:webHidden/>
+              </w:rPr>
+              <w:fldChar w:fldCharType="separate"/>
+            </w:r>
+            <w:r>
+              <w:rPr>
+                <w:noProof/>
+                <w:webHidden/>
+              </w:rPr>
+              <w:t>10</w:t>
+            </w:r>
+            <w:r>
+              <w:rPr>
+                <w:noProof/>
+                <w:webHidden/>
+              </w:rPr>
+              <w:fldChar w:fldCharType="end"/>
+            </w:r>
+          </w:hyperlink>
+        </w:p>
+        <w:p>
+          <w:pPr>
+            <w:pStyle w:val="TOC2"/>
+            <w:tabs>
+              <w:tab w:val="right" w:leader="dot" w:pos="9350"/>
+            </w:tabs>
+            <w:rPr>
+              <w:noProof/>
+            </w:rPr>
+          </w:pPr>
+          <w:hyperlink w:anchor="_Toc235061768" w:history="1">
+            <w:r>
+              <w:rPr>
+                <w:rStyle w:val="Hyperlink"/>
+                <w:noProof/>
+              </w:rPr>
+              <w:t>8. Tech stack, running &amp; deploying</w:t>
+            </w:r>
+            <w:r>
+              <w:rPr>
+                <w:noProof/>
+                <w:webHidden/>
+              </w:rPr>
+              <w:tab/>
+            </w:r>
+            <w:r>
+              <w:rPr>
+                <w:noProof/>
+                <w:webHidden/>
+              </w:rPr>
+              <w:fldChar w:fldCharType="begin"/>
+            </w:r>
+            <w:r>
+              <w:rPr>
+                <w:noProof/>
+                <w:webHidden/>
+              </w:rPr>
+              <w:instrText xml:space="preserve"> PAGEREF _Toc235061768 \h </w:instrText>
+            </w:r>
+            <w:r>
+              <w:rPr>
+                <w:noProof/>
+                <w:webHidden/>
+              </w:rPr>
+            </w:r>
+            <w:r>
+              <w:rPr>
+                <w:noProof/>
+                <w:webHidden/>
+              </w:rPr>
+              <w:fldChar w:fldCharType="separate"/>
+            </w:r>
+            <w:r>
+              <w:rPr>
+                <w:noProof/>
+                <w:webHidden/>
+              </w:rPr>
+              <w:t>11</w:t>
+            </w:r>
+            <w:r>
+              <w:rPr>
+                <w:noProof/>
+                <w:webHidden/>
+              </w:rPr>
+              <w:fldChar w:fldCharType="end"/>
+            </w:r>
+          </w:hyperlink>
+        </w:p>
+        <w:p>
+          <w:r>
             <w:fldChar w:fldCharType="end"/>
           </w:r>
         </w:p>
       </w:sdtContent>
     </w:sdt>
-    <w:bookmarkStart w:id="28" w:name="booklab-handover-document"/>
     <w:p>
       <w:pPr>
         <w:pStyle w:val="Heading1"/>
       </w:pPr>
-      <w:r>
-        <w:t xml:space="preserve">BookLab — Handover Document</w:t>
-      </w:r>
+      <w:bookmarkStart w:id="0" w:name="booklab-handover-document"/>
+      <w:bookmarkStart w:id="1" w:name="_Toc235061760"/>
+      <w:r>
+        <w:t>BookLab — Handover Document</w:t>
+      </w:r>
+      <w:bookmarkEnd w:id="1"/>
     </w:p>
     <w:p>
       <w:pPr>
@@ -46,23 +674,25 @@
           <w:b/>
           <w:bCs/>
         </w:rPr>
-        <w:t xml:space="preserve">Task 1: Interactive Content Creation (WebGL / Firebase)</w:t>
+        <w:t>Task 1: Interactive Content Creation (WebGL / Firebase)</w:t>
       </w:r>
     </w:p>
     <w:tbl>
       <w:tblPr>
         <w:tblStyle w:val="Table"/>
-        <w:tblW w:type="pct" w:w="5000"/>
+        <w:tblW w:w="5000" w:type="pct"/>
         <w:tblLayout w:type="fixed"/>
-        <w:tblLook w:firstRow="0" w:lastRow="0" w:firstColumn="0" w:lastColumn="0" w:noHBand="0" w:noVBand="0" w:val="0000"/>
+        <w:tblLook w:val="0000" w:firstRow="0" w:lastRow="0" w:firstColumn="0" w:lastColumn="0" w:noHBand="0" w:noVBand="0"/>
       </w:tblPr>
       <w:tblGrid>
-        <w:gridCol w:w="3960"/>
-        <w:gridCol w:w="3960"/>
+        <w:gridCol w:w="4788"/>
+        <w:gridCol w:w="4788"/>
       </w:tblGrid>
       <w:tr>
         <w:tc>
-          <w:tcPr/>
+          <w:tcPr>
+            <w:tcW w:w="3960" w:type="dxa"/>
+          </w:tcPr>
           <w:p>
             <w:pPr>
               <w:pStyle w:val="Compact"/>
@@ -72,25 +702,29 @@
                 <w:b/>
                 <w:bCs/>
               </w:rPr>
-              <w:t xml:space="preserve">Author</w:t>
+              <w:t>Author</w:t>
             </w:r>
           </w:p>
         </w:tc>
         <w:tc>
-          <w:tcPr/>
+          <w:tcPr>
+            <w:tcW w:w="3960" w:type="dxa"/>
+          </w:tcPr>
           <w:p>
             <w:pPr>
               <w:pStyle w:val="Compact"/>
             </w:pPr>
             <w:r>
-              <w:t xml:space="preserve">Ali Shehroz</w:t>
+              <w:t>Ali Shehroz</w:t>
             </w:r>
           </w:p>
         </w:tc>
       </w:tr>
       <w:tr>
         <w:tc>
-          <w:tcPr/>
+          <w:tcPr>
+            <w:tcW w:w="3960" w:type="dxa"/>
+          </w:tcPr>
           <w:p>
             <w:pPr>
               <w:pStyle w:val="Compact"/>
@@ -100,25 +734,29 @@
                 <w:b/>
                 <w:bCs/>
               </w:rPr>
-              <w:t xml:space="preserve">For</w:t>
+              <w:t>For</w:t>
             </w:r>
           </w:p>
         </w:tc>
         <w:tc>
-          <w:tcPr/>
+          <w:tcPr>
+            <w:tcW w:w="3960" w:type="dxa"/>
+          </w:tcPr>
           <w:p>
             <w:pPr>
               <w:pStyle w:val="Compact"/>
             </w:pPr>
             <w:r>
-              <w:t xml:space="preserve">Adeeb · Phase 1 Technical Assessment</w:t>
+              <w:t>Adeeb · Phase 1 Technical Assessment</w:t>
             </w:r>
           </w:p>
         </w:tc>
       </w:tr>
       <w:tr>
         <w:tc>
-          <w:tcPr/>
+          <w:tcPr>
+            <w:tcW w:w="3960" w:type="dxa"/>
+          </w:tcPr>
           <w:p>
             <w:pPr>
               <w:pStyle w:val="Compact"/>
@@ -128,22 +766,36 @@
                 <w:b/>
                 <w:bCs/>
               </w:rPr>
-              <w:t xml:space="preserve">Live app</w:t>
+              <w:t>Live app</w:t>
             </w:r>
           </w:p>
         </w:tc>
         <w:tc>
-          <w:tcPr/>
+          <w:tcPr>
+            <w:tcW w:w="3960" w:type="dxa"/>
+          </w:tcPr>
           <w:p>
             <w:pPr>
               <w:pStyle w:val="Compact"/>
             </w:pPr>
-            <w:hyperlink r:id="rId9">
+            <w:hyperlink r:id="rId5">
               <w:r>
                 <w:rPr>
                   <w:rStyle w:val="Hyperlink"/>
                 </w:rPr>
-                <w:t xml:space="preserve">https://adeeb-booklab-07111926.web.app</w:t>
+                <w:t>https://adeeb-booklab-0</w:t>
+              </w:r>
+              <w:r>
+                <w:rPr>
+                  <w:rStyle w:val="Hyperlink"/>
+                </w:rPr>
+                <w:t>7</w:t>
+              </w:r>
+              <w:r>
+                <w:rPr>
+                  <w:rStyle w:val="Hyperlink"/>
+                </w:rPr>
+                <w:t>111926.web.app</w:t>
               </w:r>
             </w:hyperlink>
           </w:p>
@@ -151,7 +803,9 @@
       </w:tr>
       <w:tr>
         <w:tc>
-          <w:tcPr/>
+          <w:tcPr>
+            <w:tcW w:w="3960" w:type="dxa"/>
+          </w:tcPr>
           <w:p>
             <w:pPr>
               <w:pStyle w:val="Compact"/>
@@ -161,22 +815,38 @@
                 <w:b/>
                 <w:bCs/>
               </w:rPr>
-              <w:t xml:space="preserve">Repository</w:t>
+              <w:t>Repository</w:t>
             </w:r>
           </w:p>
         </w:tc>
         <w:tc>
-          <w:tcPr/>
+          <w:tcPr>
+            <w:tcW w:w="3960" w:type="dxa"/>
+          </w:tcPr>
           <w:p>
             <w:pPr>
               <w:pStyle w:val="Compact"/>
             </w:pPr>
-            <w:hyperlink r:id="rId10">
+            <w:hyperlink r:id="rId6">
               <w:r>
                 <w:rPr>
                   <w:rStyle w:val="Hyperlink"/>
                 </w:rPr>
-                <w:t xml:space="preserve">https://github.com/alishehroz-ideo/webgl-and-firebase-learning</w:t>
+                <w:t>https://github.com/alishehroz-ideo/webgl-and-firebase-</w:t>
+              </w:r>
+              <w:bookmarkStart w:id="2" w:name="_GoBack"/>
+              <w:bookmarkEnd w:id="2"/>
+              <w:r>
+                <w:rPr>
+                  <w:rStyle w:val="Hyperlink"/>
+                </w:rPr>
+                <w:t>l</w:t>
+              </w:r>
+              <w:r>
+                <w:rPr>
+                  <w:rStyle w:val="Hyperlink"/>
+                </w:rPr>
+                <w:t>earning</w:t>
               </w:r>
             </w:hyperlink>
           </w:p>
@@ -184,7 +854,9 @@
       </w:tr>
       <w:tr>
         <w:tc>
-          <w:tcPr/>
+          <w:tcPr>
+            <w:tcW w:w="3960" w:type="dxa"/>
+          </w:tcPr>
           <w:p>
             <w:pPr>
               <w:pStyle w:val="Compact"/>
@@ -194,18 +866,27 @@
                 <w:b/>
                 <w:bCs/>
               </w:rPr>
-              <w:t xml:space="preserve">Stack</w:t>
+              <w:t>Sta</w:t>
+            </w:r>
+            <w:r>
+              <w:rPr>
+                <w:b/>
+                <w:bCs/>
+              </w:rPr>
+              <w:t>ck</w:t>
             </w:r>
           </w:p>
         </w:tc>
         <w:tc>
-          <w:tcPr/>
+          <w:tcPr>
+            <w:tcW w:w="3960" w:type="dxa"/>
+          </w:tcPr>
           <w:p>
             <w:pPr>
               <w:pStyle w:val="Compact"/>
             </w:pPr>
             <w:r>
-              <w:t xml:space="preserve">Unity 6 WebGL · Firebase (Realtime Database + Hosting) · REST</w:t>
+              <w:t>Unity 6 WebGL · Firebase (Realtime Database + Hosting) · REST</w:t>
             </w:r>
           </w:p>
         </w:tc>
@@ -214,7 +895,7 @@
     <w:p>
       <w:r>
         <w:pict>
-          <v:rect style="width:0;height:1.5pt" o:hralign="center" o:hrstd="t" o:hr="t"/>
+          <v:rect id="_x0000_i1025" style="width:0;height:1.5pt" o:hralign="center" o:hrstd="t" o:hr="t"/>
         </w:pict>
       </w:r>
     </w:p>
@@ -223,21 +904,27 @@
         <w:br w:type="page"/>
       </w:r>
     </w:p>
-    <w:bookmarkStart w:id="14" w:name="overview-of-the-implementation"/>
     <w:p>
       <w:pPr>
         <w:pStyle w:val="Heading2"/>
       </w:pPr>
-      <w:r>
-        <w:t xml:space="preserve">1. Overview of the implementation</w:t>
-      </w:r>
+      <w:bookmarkStart w:id="3" w:name="overview-of-the-implementation"/>
+      <w:bookmarkStart w:id="4" w:name="_Toc235061761"/>
+      <w:r>
+        <w:lastRenderedPageBreak/>
+        <w:t>1. Overview of the implementation</w:t>
+      </w:r>
+      <w:bookmarkEnd w:id="4"/>
     </w:p>
     <w:p>
       <w:pPr>
         <w:pStyle w:val="FirstParagraph"/>
       </w:pPr>
       <w:r>
-        <w:t xml:space="preserve">BookLab is a browser-based storybook maker for children. A child picks a scene, drags and scales stickers across one or more pages, names and saves the book to the cloud, and it appears as a cover-card on their shelf to read back.</w:t>
+        <w:t xml:space="preserve">BookLab is a browser-based storybook maker for children. A child picks a scene, drags and scales stickers across one or more pages, names and saves the </w:t>
+      </w:r>
+      <w:r>
+        <w:t>book to the cloud, and it appears as a cover-card on their shelf to read back.</w:t>
       </w:r>
     </w:p>
     <w:p>
@@ -245,55 +932,44 @@
         <w:pStyle w:val="BodyText"/>
       </w:pPr>
       <w:r>
-        <w:t xml:space="preserve">It is a</w:t>
-      </w:r>
-      <w:r>
-        <w:t xml:space="preserve"> </w:t>
-      </w:r>
-      <w:r>
-        <w:rPr>
-          <w:b/>
-          <w:bCs/>
-        </w:rPr>
-        <w:t xml:space="preserve">Unity WebGL</w:t>
-      </w:r>
-      <w:r>
-        <w:t xml:space="preserve"> </w:t>
-      </w:r>
-      <w:r>
-        <w:t xml:space="preserve">application served in the browser, with all content and assets on</w:t>
-      </w:r>
-      <w:r>
-        <w:t xml:space="preserve"> </w:t>
-      </w:r>
-      <w:r>
-        <w:rPr>
-          <w:b/>
-          <w:bCs/>
-        </w:rPr>
-        <w:t xml:space="preserve">Firebase</w:t>
-      </w:r>
-      <w:r>
-        <w:t xml:space="preserve"> </w:t>
-      </w:r>
-      <w:r>
-        <w:t xml:space="preserve">— running entirely on the free (Spark) plan. The whole experience is a single</w:t>
-      </w:r>
-      <w:r>
-        <w:t xml:space="preserve"> </w:t>
-      </w:r>
-      <w:r>
-        <w:rPr>
-          <w:b/>
-          <w:bCs/>
-        </w:rPr>
-        <w:t xml:space="preserve">create → save → read</w:t>
-      </w:r>
-      <w:r>
-        <w:t xml:space="preserve"> </w:t>
-      </w:r>
-      <w:r>
-        <w:t xml:space="preserve">loop across three screens:</w:t>
+        <w:t xml:space="preserve">It is a </w:t>
+      </w:r>
+      <w:r>
+        <w:rPr>
+          <w:b/>
+          <w:bCs/>
+        </w:rPr>
+        <w:t>Unity WebGL</w:t>
+      </w:r>
+      <w:r>
+        <w:t xml:space="preserve"> application served in the browser, with all content and assets on </w:t>
+      </w:r>
+      <w:r>
+        <w:rPr>
+          <w:b/>
+          <w:bCs/>
+        </w:rPr>
+        <w:t>Firebase</w:t>
+      </w:r>
+      <w:r>
+        <w:t xml:space="preserve"> — running entirely on the free (Spark) plan. The whole experience is a single </w:t>
+      </w:r>
+      <w:r>
+        <w:rPr>
+          <w:b/>
+          <w:bCs/>
+        </w:rPr>
+        <w:t>crea</w:t>
+      </w:r>
+      <w:r>
+        <w:rPr>
+          <w:b/>
+          <w:bCs/>
+        </w:rPr>
+        <w:t>te → save → read</w:t>
+      </w:r>
+      <w:r>
+        <w:t xml:space="preserve"> loop across three screens:</w:t>
       </w:r>
     </w:p>
     <w:p>
@@ -301,7 +977,7 @@
         <w:pStyle w:val="Compact"/>
         <w:numPr>
           <w:ilvl w:val="0"/>
-          <w:numId w:val="1001"/>
+          <w:numId w:val="2"/>
         </w:numPr>
       </w:pPr>
       <w:r>
@@ -309,29 +985,20 @@
           <w:b/>
           <w:bCs/>
         </w:rPr>
-        <w:t xml:space="preserve">Main Menu</w:t>
-      </w:r>
-      <w:r>
-        <w:t xml:space="preserve"> </w:t>
-      </w:r>
-      <w:r>
-        <w:t xml:space="preserve">— the shelf of saved books, shown as cover-cards, plus a</w:t>
-      </w:r>
-      <w:r>
-        <w:t xml:space="preserve"> </w:t>
+        <w:t>Main Menu</w:t>
+      </w:r>
+      <w:r>
+        <w:t xml:space="preserve"> — the shelf of saved books, shown as cover-cards, plus a </w:t>
       </w:r>
       <w:r>
         <w:rPr>
           <w:i/>
           <w:iCs/>
         </w:rPr>
-        <w:t xml:space="preserve">Create New</w:t>
-      </w:r>
-      <w:r>
-        <w:t xml:space="preserve"> </w:t>
-      </w:r>
-      <w:r>
-        <w:t xml:space="preserve">button.</w:t>
+        <w:t>Create New</w:t>
+      </w:r>
+      <w:r>
+        <w:t xml:space="preserve"> button.</w:t>
       </w:r>
     </w:p>
     <w:p>
@@ -339,7 +1006,7 @@
         <w:pStyle w:val="Compact"/>
         <w:numPr>
           <w:ilvl w:val="0"/>
-          <w:numId w:val="1001"/>
+          <w:numId w:val="2"/>
         </w:numPr>
       </w:pPr>
       <w:r>
@@ -347,13 +1014,10 @@
           <w:b/>
           <w:bCs/>
         </w:rPr>
-        <w:t xml:space="preserve">Editor</w:t>
-      </w:r>
-      <w:r>
-        <w:t xml:space="preserve"> </w:t>
-      </w:r>
-      <w:r>
-        <w:t xml:space="preserve">— pick a background, drop / drag / scale / delete stickers, add multiple pages, name it, save.</w:t>
+        <w:t>Editor</w:t>
+      </w:r>
+      <w:r>
+        <w:t xml:space="preserve"> — pick a background, drop / drag / scale / delete stickers, add multiple pages, name it, save.</w:t>
       </w:r>
     </w:p>
     <w:p>
@@ -361,7 +1025,7 @@
         <w:pStyle w:val="Compact"/>
         <w:numPr>
           <w:ilvl w:val="0"/>
-          <w:numId w:val="1001"/>
+          <w:numId w:val="2"/>
         </w:numPr>
       </w:pPr>
       <w:r>
@@ -369,13 +1033,13 @@
           <w:b/>
           <w:bCs/>
         </w:rPr>
-        <w:t xml:space="preserve">Playback</w:t>
+        <w:t>Playback</w:t>
       </w:r>
       <w:r>
         <w:t xml:space="preserve"> </w:t>
       </w:r>
       <w:r>
-        <w:t xml:space="preserve">— open a saved book and flip through its pages, read-only.</w:t>
+        <w:t>— open a saved book and flip through its pages, read-only.</w:t>
       </w:r>
     </w:p>
     <w:p>
@@ -383,23 +1047,17 @@
         <w:pStyle w:val="FirstParagraph"/>
       </w:pPr>
       <w:r>
-        <w:t xml:space="preserve">It targets</w:t>
-      </w:r>
-      <w:r>
-        <w:t xml:space="preserve"> </w:t>
-      </w:r>
-      <w:r>
-        <w:rPr>
-          <w:b/>
-          <w:bCs/>
-        </w:rPr>
-        <w:t xml:space="preserve">1920×1080</w:t>
-      </w:r>
-      <w:r>
-        <w:t xml:space="preserve"> </w:t>
-      </w:r>
-      <w:r>
-        <w:t xml:space="preserve">and scales to any screen via a CanvasScaler reference resolution.</w:t>
+        <w:t xml:space="preserve">It targets </w:t>
+      </w:r>
+      <w:r>
+        <w:rPr>
+          <w:b/>
+          <w:bCs/>
+        </w:rPr>
+        <w:t>1920×1080</w:t>
+      </w:r>
+      <w:r>
+        <w:t xml:space="preserve"> and scales to any screen via a CanvasScaler reference resolution.</w:t>
       </w:r>
     </w:p>
     <w:p>
@@ -407,22 +1065,26 @@
         <w:pStyle w:val="CaptionedFigure"/>
       </w:pPr>
       <w:r>
+        <w:rPr>
+          <w:noProof/>
+        </w:rPr>
         <w:drawing>
-          <wp:inline>
+          <wp:inline distT="0" distB="0" distL="0" distR="0">
             <wp:extent cx="5334000" cy="3580836"/>
-            <wp:effectExtent b="0" l="0" r="0" t="0"/>
-            <wp:docPr descr="The Editor — a page being made (the real screen)." title="" id="12" name="Picture"/>
-            <a:graphic>
+            <wp:effectExtent l="0" t="0" r="0" b="0"/>
+            <wp:docPr id="12" name="Picture" descr="The Editor — a page being made (the real screen)."/>
+            <wp:cNvGraphicFramePr/>
+            <a:graphic xmlns:a="http://schemas.openxmlformats.org/drawingml/2006/main">
               <a:graphicData uri="http://schemas.openxmlformats.org/drawingml/2006/picture">
-                <pic:pic>
+                <pic:pic xmlns:pic="http://schemas.openxmlformats.org/drawingml/2006/picture">
                   <pic:nvPicPr>
-                    <pic:cNvPr descr="../video/shots/editor-screen.png" id="13" name="Picture"/>
+                    <pic:cNvPr id="13" name="Picture" descr="../video/shots/editor-screen.png"/>
                     <pic:cNvPicPr>
-                      <a:picLocks noChangeArrowheads="1" noChangeAspect="1"/>
+                      <a:picLocks noChangeAspect="1" noChangeArrowheads="1"/>
                     </pic:cNvPicPr>
                   </pic:nvPicPr>
                   <pic:blipFill>
-                    <a:blip r:embed="rId11"/>
+                    <a:blip r:embed="rId7"/>
                     <a:stretch>
                       <a:fillRect/>
                     </a:stretch>
@@ -454,7 +1116,7 @@
         <w:pStyle w:val="ImageCaption"/>
       </w:pPr>
       <w:r>
-        <w:t xml:space="preserve">The Editor — a page being made (the real screen).</w:t>
+        <w:t>The Editor — a page being made (the real screen).</w:t>
       </w:r>
     </w:p>
     <w:p>
@@ -462,38 +1124,38 @@
         <w:br w:type="page"/>
       </w:r>
     </w:p>
-    <w:bookmarkEnd w:id="14"/>
-    <w:bookmarkStart w:id="18" w:name="explanation-of-the-architecture"/>
     <w:p>
       <w:pPr>
         <w:pStyle w:val="Heading2"/>
       </w:pPr>
-      <w:r>
-        <w:t xml:space="preserve">2. Explanation of the architecture</w:t>
-      </w:r>
+      <w:bookmarkStart w:id="5" w:name="explanation-of-the-architecture"/>
+      <w:bookmarkStart w:id="6" w:name="_Toc235061762"/>
+      <w:bookmarkEnd w:id="3"/>
+      <w:r>
+        <w:lastRenderedPageBreak/>
+        <w:t>2. Explanation of the architecture</w:t>
+      </w:r>
+      <w:bookmarkEnd w:id="6"/>
     </w:p>
     <w:p>
       <w:pPr>
         <w:pStyle w:val="FirstParagraph"/>
       </w:pPr>
       <w:r>
-        <w:t xml:space="preserve">The code follows a clear</w:t>
-      </w:r>
-      <w:r>
-        <w:t xml:space="preserve"> </w:t>
-      </w:r>
-      <w:r>
-        <w:rPr>
-          <w:b/>
-          <w:bCs/>
-        </w:rPr>
-        <w:t xml:space="preserve">MVC + event-driven</w:t>
-      </w:r>
-      <w:r>
-        <w:t xml:space="preserve"> </w:t>
-      </w:r>
-      <w:r>
-        <w:t xml:space="preserve">pattern, organised into layers where each layer has one responsibility and only depends downward. The layering is visible directly in the Unity project — each folder is one layer:</w:t>
+        <w:t>The code follows a cl</w:t>
+      </w:r>
+      <w:r>
+        <w:t xml:space="preserve">ear </w:t>
+      </w:r>
+      <w:r>
+        <w:rPr>
+          <w:b/>
+          <w:bCs/>
+        </w:rPr>
+        <w:t>MVC + event-driven</w:t>
+      </w:r>
+      <w:r>
+        <w:t xml:space="preserve"> pattern, organised into layers where each layer has one responsibility and only depends downward. The layering is visible directly in the Unity project — each folder is one layer:</w:t>
       </w:r>
     </w:p>
     <w:p>
@@ -501,22 +1163,26 @@
         <w:pStyle w:val="CaptionedFigure"/>
       </w:pPr>
       <w:r>
+        <w:rPr>
+          <w:noProof/>
+        </w:rPr>
         <w:drawing>
-          <wp:inline>
+          <wp:inline distT="0" distB="0" distL="0" distR="0">
             <wp:extent cx="2397418" cy="4280006"/>
-            <wp:effectExtent b="0" l="0" r="0" t="0"/>
-            <wp:docPr descr="The Unity project — App / Features / Services / Core / Models." title="" id="16" name="Picture"/>
-            <a:graphic>
+            <wp:effectExtent l="0" t="0" r="0" b="0"/>
+            <wp:docPr id="16" name="Picture" descr="The Unity project — App / Features / Services / Core / Models."/>
+            <wp:cNvGraphicFramePr/>
+            <a:graphic xmlns:a="http://schemas.openxmlformats.org/drawingml/2006/main">
               <a:graphicData uri="http://schemas.openxmlformats.org/drawingml/2006/picture">
-                <pic:pic>
+                <pic:pic xmlns:pic="http://schemas.openxmlformats.org/drawingml/2006/picture">
                   <pic:nvPicPr>
-                    <pic:cNvPr descr="../video/shots/project-folder.png" id="17" name="Picture"/>
+                    <pic:cNvPr id="17" name="Picture" descr="../video/shots/project-folder.png"/>
                     <pic:cNvPicPr>
-                      <a:picLocks noChangeArrowheads="1" noChangeAspect="1"/>
+                      <a:picLocks noChangeAspect="1" noChangeArrowheads="1"/>
                     </pic:cNvPicPr>
                   </pic:nvPicPr>
                   <pic:blipFill>
-                    <a:blip r:embed="rId15"/>
+                    <a:blip r:embed="rId8"/>
                     <a:stretch>
                       <a:fillRect/>
                     </a:stretch>
@@ -548,50 +1214,57 @@
         <w:pStyle w:val="ImageCaption"/>
       </w:pPr>
       <w:r>
-        <w:t xml:space="preserve">The Unity project — App / Features / Services / Core / Models.</w:t>
+        <w:t>The Unity project — App / Features / Services / Core / Models.</w:t>
       </w:r>
     </w:p>
     <w:tbl>
       <w:tblPr>
         <w:tblStyle w:val="Table"/>
-        <w:tblW w:type="pct" w:w="5000"/>
+        <w:tblW w:w="5000" w:type="pct"/>
         <w:tblLayout w:type="fixed"/>
-        <w:tblLook w:firstRow="1" w:lastRow="0" w:firstColumn="0" w:lastColumn="0" w:noHBand="0" w:noVBand="0" w:val="0020"/>
+        <w:tblLook w:val="0020" w:firstRow="1" w:lastRow="0" w:firstColumn="0" w:lastColumn="0" w:noHBand="0" w:noVBand="0"/>
       </w:tblPr>
       <w:tblGrid>
-        <w:gridCol w:w="3960"/>
-        <w:gridCol w:w="3960"/>
+        <w:gridCol w:w="4788"/>
+        <w:gridCol w:w="4788"/>
       </w:tblGrid>
       <w:tr>
         <w:trPr>
-          <w:tblHeader w:val="on"/>
+          <w:cnfStyle w:val="100000000000" w:firstRow="1" w:lastRow="0" w:firstColumn="0" w:lastColumn="0" w:oddVBand="0" w:evenVBand="0" w:oddHBand="0" w:evenHBand="0" w:firstRowFirstColumn="0" w:firstRowLastColumn="0" w:lastRowFirstColumn="0" w:lastRowLastColumn="0"/>
+          <w:tblHeader/>
         </w:trPr>
         <w:tc>
-          <w:tcPr/>
+          <w:tcPr>
+            <w:tcW w:w="3960" w:type="dxa"/>
+          </w:tcPr>
           <w:p>
             <w:pPr>
               <w:pStyle w:val="Compact"/>
             </w:pPr>
             <w:r>
-              <w:t xml:space="preserve">Layer</w:t>
+              <w:t>Layer</w:t>
             </w:r>
           </w:p>
         </w:tc>
         <w:tc>
-          <w:tcPr/>
+          <w:tcPr>
+            <w:tcW w:w="3960" w:type="dxa"/>
+          </w:tcPr>
           <w:p>
             <w:pPr>
               <w:pStyle w:val="Compact"/>
             </w:pPr>
             <w:r>
-              <w:t xml:space="preserve">Responsibility</w:t>
+              <w:t>Responsibility</w:t>
             </w:r>
           </w:p>
         </w:tc>
       </w:tr>
       <w:tr>
         <w:tc>
-          <w:tcPr/>
+          <w:tcPr>
+            <w:tcW w:w="3960" w:type="dxa"/>
+          </w:tcPr>
           <w:p>
             <w:pPr>
               <w:pStyle w:val="Compact"/>
@@ -601,12 +1274,14 @@
                 <w:b/>
                 <w:bCs/>
               </w:rPr>
-              <w:t xml:space="preserve">App</w:t>
+              <w:t>App</w:t>
             </w:r>
           </w:p>
         </w:tc>
         <w:tc>
-          <w:tcPr/>
+          <w:tcPr>
+            <w:tcW w:w="3960" w:type="dxa"/>
+          </w:tcPr>
           <w:p>
             <w:pPr>
               <w:pStyle w:val="Compact"/>
@@ -615,35 +1290,28 @@
               <w:rPr>
                 <w:rStyle w:val="VerbatimChar"/>
               </w:rPr>
-              <w:t xml:space="preserve">Bootstrap</w:t>
-            </w:r>
-            <w:r>
-              <w:t xml:space="preserve"> </w:t>
-            </w:r>
-            <w:r>
-              <w:t xml:space="preserve">auto-starts the app and builds the Full-HD canvas + input;</w:t>
-            </w:r>
-            <w:r>
-              <w:t xml:space="preserve"> </w:t>
+              <w:t>Bootstrap</w:t>
+            </w:r>
+            <w:r>
+              <w:t xml:space="preserve"> auto-starts the app and builds the Full-HD canvas + input; </w:t>
             </w:r>
             <w:r>
               <w:rPr>
                 <w:rStyle w:val="VerbatimChar"/>
               </w:rPr>
-              <w:t xml:space="preserve">AppRoot</w:t>
-            </w:r>
-            <w:r>
-              <w:t xml:space="preserve"> </w:t>
-            </w:r>
-            <w:r>
-              <w:t xml:space="preserve">owns the single canvas and swaps the active screen.</w:t>
+              <w:t>AppRoot</w:t>
+            </w:r>
+            <w:r>
+              <w:t xml:space="preserve"> owns the single canvas and swaps the active screen.</w:t>
             </w:r>
           </w:p>
         </w:tc>
       </w:tr>
       <w:tr>
         <w:tc>
-          <w:tcPr/>
+          <w:tcPr>
+            <w:tcW w:w="3960" w:type="dxa"/>
+          </w:tcPr>
           <w:p>
             <w:pPr>
               <w:pStyle w:val="Compact"/>
@@ -653,12 +1321,14 @@
                 <w:b/>
                 <w:bCs/>
               </w:rPr>
-              <w:t xml:space="preserve">Features · MVC</w:t>
+              <w:t>Features · MVC</w:t>
             </w:r>
           </w:p>
         </w:tc>
         <w:tc>
-          <w:tcPr/>
+          <w:tcPr>
+            <w:tcW w:w="3960" w:type="dxa"/>
+          </w:tcPr>
           <w:p>
             <w:pPr>
               <w:pStyle w:val="Compact"/>
@@ -667,44 +1337,43 @@
               <w:rPr>
                 <w:rStyle w:val="VerbatimChar"/>
               </w:rPr>
-              <w:t xml:space="preserve">MainMenu</w:t>
-            </w:r>
-            <w:r>
-              <w:t xml:space="preserve">,</w:t>
-            </w:r>
-            <w:r>
-              <w:t xml:space="preserve"> </w:t>
+              <w:t>MainMenu</w:t>
+            </w:r>
+            <w:r>
+              <w:t xml:space="preserve">, </w:t>
             </w:r>
             <w:r>
               <w:rPr>
                 <w:rStyle w:val="VerbatimChar"/>
               </w:rPr>
-              <w:t xml:space="preserve">Editor</w:t>
-            </w:r>
-            <w:r>
-              <w:t xml:space="preserve">,</w:t>
-            </w:r>
-            <w:r>
-              <w:t xml:space="preserve"> </w:t>
+              <w:t>Editor</w:t>
+            </w:r>
+            <w:r>
+              <w:t xml:space="preserve">, </w:t>
             </w:r>
             <w:r>
               <w:rPr>
                 <w:rStyle w:val="VerbatimChar"/>
               </w:rPr>
-              <w:t xml:space="preserve">Playback</w:t>
-            </w:r>
-            <w:r>
-              <w:t xml:space="preserve"> </w:t>
-            </w:r>
-            <w:r>
-              <w:t xml:space="preserve">— each a Controller (logic) plus a code-built View.</w:t>
+              <w:t>Play</w:t>
+            </w:r>
+            <w:r>
+              <w:rPr>
+                <w:rStyle w:val="VerbatimChar"/>
+              </w:rPr>
+              <w:t>back</w:t>
+            </w:r>
+            <w:r>
+              <w:t xml:space="preserve"> — each a Controller (logic) plus a code-built View.</w:t>
             </w:r>
           </w:p>
         </w:tc>
       </w:tr>
       <w:tr>
         <w:tc>
-          <w:tcPr/>
+          <w:tcPr>
+            <w:tcW w:w="3960" w:type="dxa"/>
+          </w:tcPr>
           <w:p>
             <w:pPr>
               <w:pStyle w:val="Compact"/>
@@ -714,12 +1383,14 @@
                 <w:b/>
                 <w:bCs/>
               </w:rPr>
-              <w:t xml:space="preserve">Services</w:t>
+              <w:t>Services</w:t>
             </w:r>
           </w:p>
         </w:tc>
         <w:tc>
-          <w:tcPr/>
+          <w:tcPr>
+            <w:tcW w:w="3960" w:type="dxa"/>
+          </w:tcPr>
           <w:p>
             <w:pPr>
               <w:pStyle w:val="Compact"/>
@@ -728,86 +1399,55 @@
               <w:rPr>
                 <w:rStyle w:val="VerbatimChar"/>
               </w:rPr>
-              <w:t xml:space="preserve">ContentApi</w:t>
-            </w:r>
-            <w:r>
-              <w:t xml:space="preserve"> </w:t>
-            </w:r>
-            <w:r>
-              <w:t xml:space="preserve">— the typed</w:t>
-            </w:r>
-            <w:r>
-              <w:t xml:space="preserve"> </w:t>
-            </w:r>
-            <w:r>
-              <w:t xml:space="preserve">“front door”</w:t>
-            </w:r>
-            <w:r>
-              <w:t xml:space="preserve">:</w:t>
-            </w:r>
-            <w:r>
-              <w:t xml:space="preserve"> </w:t>
+              <w:t>ContentApi</w:t>
+            </w:r>
+            <w:r>
+              <w:t xml:space="preserve"> — the typed “front door”: </w:t>
             </w:r>
             <w:r>
               <w:rPr>
                 <w:rStyle w:val="VerbatimChar"/>
               </w:rPr>
-              <w:t xml:space="preserve">SaveBook</w:t>
-            </w:r>
-            <w:r>
-              <w:t xml:space="preserve"> </w:t>
-            </w:r>
-            <w:r>
-              <w:t xml:space="preserve">/</w:t>
-            </w:r>
-            <w:r>
-              <w:t xml:space="preserve"> </w:t>
+              <w:t>SaveBook</w:t>
+            </w:r>
+            <w:r>
+              <w:t xml:space="preserve"> / </w:t>
             </w:r>
             <w:r>
               <w:rPr>
                 <w:rStyle w:val="VerbatimChar"/>
               </w:rPr>
-              <w:t xml:space="preserve">LoadBook</w:t>
-            </w:r>
-            <w:r>
-              <w:t xml:space="preserve"> </w:t>
-            </w:r>
-            <w:r>
-              <w:t xml:space="preserve">/</w:t>
-            </w:r>
-            <w:r>
-              <w:t xml:space="preserve"> </w:t>
+              <w:t>LoadBook</w:t>
+            </w:r>
+            <w:r>
+              <w:t xml:space="preserve"> / </w:t>
             </w:r>
             <w:r>
               <w:rPr>
                 <w:rStyle w:val="VerbatimChar"/>
               </w:rPr>
-              <w:t xml:space="preserve">ListBooks</w:t>
-            </w:r>
-            <w:r>
-              <w:t xml:space="preserve"> </w:t>
-            </w:r>
-            <w:r>
-              <w:t xml:space="preserve">/</w:t>
-            </w:r>
-            <w:r>
-              <w:t xml:space="preserve"> </w:t>
+              <w:t>ListBooks</w:t>
+            </w:r>
+            <w:r>
+              <w:t xml:space="preserve"> / </w:t>
             </w:r>
             <w:r>
               <w:rPr>
                 <w:rStyle w:val="VerbatimChar"/>
               </w:rPr>
-              <w:t xml:space="preserve">GetCatalog</w:t>
-            </w:r>
-            <w:r>
-              <w:t xml:space="preserve">. The app never touches URLs or JSON directly.</w:t>
+              <w:t>GetCatalog</w:t>
+            </w:r>
+            <w:r>
+              <w:t>. The app never touches URLs or JSON directly.</w:t>
             </w:r>
           </w:p>
         </w:tc>
       </w:tr>
       <w:tr>
         <w:tc>
-          <w:tcPr/>
+          <w:tcPr>
+            <w:tcW w:w="3960" w:type="dxa"/>
+          </w:tcPr>
           <w:p>
             <w:pPr>
               <w:pStyle w:val="Compact"/>
@@ -817,12 +1457,14 @@
                 <w:b/>
                 <w:bCs/>
               </w:rPr>
-              <w:t xml:space="preserve">Core</w:t>
+              <w:t>Core</w:t>
             </w:r>
           </w:p>
         </w:tc>
         <w:tc>
-          <w:tcPr/>
+          <w:tcPr>
+            <w:tcW w:w="3960" w:type="dxa"/>
+          </w:tcPr>
           <w:p>
             <w:pPr>
               <w:pStyle w:val="Compact"/>
@@ -831,80 +1473,62 @@
               <w:rPr>
                 <w:rStyle w:val="VerbatimChar"/>
               </w:rPr>
-              <w:t xml:space="preserve">FirebaseClient</w:t>
+              <w:t>FirebaseClient</w:t>
             </w:r>
             <w:r>
               <w:t xml:space="preserve"> </w:t>
             </w:r>
             <w:r>
-              <w:t xml:space="preserve">(the only code that touches the network) +</w:t>
-            </w:r>
-            <w:r>
-              <w:t xml:space="preserve"> </w:t>
+              <w:t xml:space="preserve">(the only code that touches the network) + </w:t>
             </w:r>
             <w:r>
               <w:rPr>
                 <w:rStyle w:val="VerbatimChar"/>
               </w:rPr>
-              <w:t xml:space="preserve">FirebaseEndpoints</w:t>
-            </w:r>
-            <w:r>
-              <w:t xml:space="preserve"> </w:t>
-            </w:r>
-            <w:r>
-              <w:t xml:space="preserve">(all URLs in one place);</w:t>
-            </w:r>
-            <w:r>
-              <w:t xml:space="preserve"> </w:t>
+              <w:t>FirebaseEndpoints</w:t>
+            </w:r>
+            <w:r>
+              <w:t xml:space="preserve"> (all URLs </w:t>
+            </w:r>
+            <w:r>
+              <w:lastRenderedPageBreak/>
+              <w:t xml:space="preserve">in one place); </w:t>
             </w:r>
             <w:r>
               <w:rPr>
                 <w:rStyle w:val="VerbatimChar"/>
               </w:rPr>
-              <w:t xml:space="preserve">EventBus</w:t>
-            </w:r>
-            <w:r>
-              <w:t xml:space="preserve"> </w:t>
-            </w:r>
-            <w:r>
-              <w:t xml:space="preserve">(publish/subscribe);</w:t>
-            </w:r>
-            <w:r>
-              <w:t xml:space="preserve"> </w:t>
+              <w:t>EventBus</w:t>
+            </w:r>
+            <w:r>
+              <w:t xml:space="preserve"> (publish/subscribe); </w:t>
             </w:r>
             <w:r>
               <w:rPr>
                 <w:rStyle w:val="VerbatimChar"/>
               </w:rPr>
-              <w:t xml:space="preserve">AssetService</w:t>
-            </w:r>
-            <w:r>
-              <w:t xml:space="preserve"> </w:t>
-            </w:r>
-            <w:r>
-              <w:t xml:space="preserve">(the two-tier image cache);</w:t>
-            </w:r>
-            <w:r>
-              <w:t xml:space="preserve"> </w:t>
+              <w:t>AssetService</w:t>
+            </w:r>
+            <w:r>
+              <w:t xml:space="preserve"> (the two-tier image cache); </w:t>
             </w:r>
             <w:r>
               <w:rPr>
                 <w:rStyle w:val="VerbatimChar"/>
               </w:rPr>
-              <w:t xml:space="preserve">UiFactory</w:t>
-            </w:r>
-            <w:r>
-              <w:t xml:space="preserve"> </w:t>
-            </w:r>
-            <w:r>
-              <w:t xml:space="preserve">(code-built UI helpers).</w:t>
+              <w:t>UiFactory</w:t>
+            </w:r>
+            <w:r>
+              <w:t xml:space="preserve"> (code-built UI helpers).</w:t>
             </w:r>
           </w:p>
         </w:tc>
       </w:tr>
       <w:tr>
         <w:tc>
-          <w:tcPr/>
+          <w:tcPr>
+            <w:tcW w:w="3960" w:type="dxa"/>
+          </w:tcPr>
           <w:p>
             <w:pPr>
               <w:pStyle w:val="Compact"/>
@@ -914,26 +1538,15 @@
                 <w:b/>
                 <w:bCs/>
               </w:rPr>
-              <w:t xml:space="preserve">Models ·</w:t>
-            </w:r>
-            <w:r>
-              <w:rPr>
-                <w:b/>
-                <w:bCs/>
-              </w:rPr>
-              <w:t xml:space="preserve"> </w:t>
-            </w:r>
-            <w:r>
-              <w:rPr>
-                <w:b/>
-                <w:bCs/>
-              </w:rPr>
-              <w:t xml:space="preserve">“M”</w:t>
+              <w:lastRenderedPageBreak/>
+              <w:t>Models · “M”</w:t>
             </w:r>
           </w:p>
         </w:tc>
         <w:tc>
-          <w:tcPr/>
+          <w:tcPr>
+            <w:tcW w:w="3960" w:type="dxa"/>
+          </w:tcPr>
           <w:p>
             <w:pPr>
               <w:pStyle w:val="Compact"/>
@@ -942,28 +1555,25 @@
               <w:rPr>
                 <w:rStyle w:val="VerbatimChar"/>
               </w:rPr>
-              <w:t xml:space="preserve">BookModel → PageModel → PlacedObjectModel</w:t>
-            </w:r>
-            <w:r>
-              <w:t xml:space="preserve"> </w:t>
-            </w:r>
-            <w:r>
-              <w:t xml:space="preserve">and</w:t>
-            </w:r>
-            <w:r>
-              <w:t xml:space="preserve"> </w:t>
+              <w:t>BookModel → PageModel → PlacedObjectModel</w:t>
+            </w:r>
+            <w:r>
+              <w:t xml:space="preserve"> and </w:t>
             </w:r>
             <w:r>
               <w:rPr>
                 <w:rStyle w:val="VerbatimChar"/>
               </w:rPr>
-              <w:t xml:space="preserve">AssetCatalog</w:t>
-            </w:r>
-            <w:r>
-              <w:t xml:space="preserve"> </w:t>
-            </w:r>
-            <w:r>
-              <w:t xml:space="preserve">— pure data, no Unity dependencies.</w:t>
+              <w:t>Asse</w:t>
+            </w:r>
+            <w:r>
+              <w:rPr>
+                <w:rStyle w:val="VerbatimChar"/>
+              </w:rPr>
+              <w:t>tCatalog</w:t>
+            </w:r>
+            <w:r>
+              <w:t xml:space="preserve"> — pure data, no Unity dependencies.</w:t>
             </w:r>
           </w:p>
         </w:tc>
@@ -978,98 +1588,68 @@
           <w:b/>
           <w:bCs/>
         </w:rPr>
-        <w:t xml:space="preserve">Event-driven navigation.</w:t>
-      </w:r>
-      <w:r>
-        <w:t xml:space="preserve"> </w:t>
-      </w:r>
-      <w:r>
-        <w:t xml:space="preserve">Screens never reference one another. They</w:t>
-      </w:r>
-      <w:r>
-        <w:t xml:space="preserve"> </w:t>
+        <w:t>Event-driven navigation.</w:t>
+      </w:r>
+      <w:r>
+        <w:t xml:space="preserve"> Screens never reference one another. They </w:t>
       </w:r>
       <w:r>
         <w:rPr>
           <w:i/>
           <w:iCs/>
         </w:rPr>
-        <w:t xml:space="preserve">publish</w:t>
-      </w:r>
-      <w:r>
-        <w:t xml:space="preserve"> </w:t>
-      </w:r>
-      <w:r>
-        <w:t xml:space="preserve">navigation events on the</w:t>
-      </w:r>
-      <w:r>
-        <w:t xml:space="preserve"> </w:t>
+        <w:t>publish</w:t>
+      </w:r>
+      <w:r>
+        <w:t xml:space="preserve"> navigation events on the </w:t>
       </w:r>
       <w:r>
         <w:rPr>
           <w:rStyle w:val="VerbatimChar"/>
         </w:rPr>
-        <w:t xml:space="preserve">EventBus</w:t>
-      </w:r>
-      <w:r>
-        <w:t xml:space="preserve"> </w:t>
-      </w:r>
-      <w:r>
-        <w:t xml:space="preserve">—</w:t>
-      </w:r>
-      <w:r>
-        <w:t xml:space="preserve"> </w:t>
+        <w:t>EventBus</w:t>
+      </w:r>
+      <w:r>
+        <w:t xml:space="preserve"> — </w:t>
       </w:r>
       <w:r>
         <w:rPr>
           <w:rStyle w:val="VerbatimChar"/>
         </w:rPr>
-        <w:t xml:space="preserve">OpenBookRequest</w:t>
-      </w:r>
-      <w:r>
-        <w:t xml:space="preserve">,</w:t>
-      </w:r>
-      <w:r>
-        <w:t xml:space="preserve"> </w:t>
+        <w:t>OpenBookRequest</w:t>
+      </w:r>
+      <w:r>
+        <w:t xml:space="preserve">, </w:t>
       </w:r>
       <w:r>
         <w:rPr>
           <w:rStyle w:val="VerbatimChar"/>
         </w:rPr>
-        <w:t xml:space="preserve">CreateBookRequest</w:t>
-      </w:r>
-      <w:r>
-        <w:t xml:space="preserve">,</w:t>
-      </w:r>
-      <w:r>
-        <w:t xml:space="preserve"> </w:t>
+        <w:t>CreateBookRequest</w:t>
+      </w:r>
+      <w:r>
+        <w:t xml:space="preserve">, </w:t>
       </w:r>
       <w:r>
         <w:rPr>
           <w:rStyle w:val="VerbatimChar"/>
         </w:rPr>
-        <w:t xml:space="preserve">GoHomeRequest</w:t>
-      </w:r>
-      <w:r>
-        <w:t xml:space="preserve"> </w:t>
-      </w:r>
-      <w:r>
-        <w:t xml:space="preserve">— and</w:t>
-      </w:r>
-      <w:r>
-        <w:t xml:space="preserve"> </w:t>
+        <w:t>GoHomeRequest</w:t>
+      </w:r>
+      <w:r>
+        <w:t xml:space="preserve"> — and </w:t>
       </w:r>
       <w:r>
         <w:rPr>
           <w:rStyle w:val="VerbatimChar"/>
         </w:rPr>
-        <w:t xml:space="preserve">AppRoot</w:t>
-      </w:r>
-      <w:r>
-        <w:t xml:space="preserve"> </w:t>
-      </w:r>
-      <w:r>
-        <w:t xml:space="preserve">subscribes and swaps the screen. This keeps every feature decoupled and independently testable, and makes adding a screen a local change.</w:t>
+        <w:t>AppRoot</w:t>
+      </w:r>
+      <w:r>
+        <w:t xml:space="preserve"> subscribes and swaps the screen. Th</w:t>
+      </w:r>
+      <w:r>
+        <w:t>is keeps every feature decoupled and independently testable, and makes adding a screen a local change.</w:t>
       </w:r>
     </w:p>
     <w:p>
@@ -1081,25 +1661,13 @@
           <w:b/>
           <w:bCs/>
         </w:rPr>
-        <w:t xml:space="preserve">Why this matters.</w:t>
-      </w:r>
-      <w:r>
-        <w:t xml:space="preserve"> </w:t>
-      </w:r>
-      <w:r>
-        <w:t xml:space="preserve">MVC keeps data, view, and logic separate; the event bus keeps the screens from knowing about each other. Together they make the codebase easy to read, extend, and reason about — which is what</w:t>
-      </w:r>
-      <w:r>
-        <w:t xml:space="preserve"> </w:t>
-      </w:r>
-      <w:r>
-        <w:t xml:space="preserve">“scalable systems”</w:t>
-      </w:r>
-      <w:r>
-        <w:t xml:space="preserve"> </w:t>
-      </w:r>
-      <w:r>
-        <w:t xml:space="preserve">means here.</w:t>
+        <w:t>Why this matters.</w:t>
+      </w:r>
+      <w:r>
+        <w:t xml:space="preserve"> MVC keeps data, view, and logic separate; the event bus keeps the screens from knowing about each other. Together they make the codebas</w:t>
+      </w:r>
+      <w:r>
+        <w:t>e easy to read, extend, and reason about — which is what “scalable systems” means here.</w:t>
       </w:r>
     </w:p>
     <w:p>
@@ -1107,87 +1675,75 @@
         <w:br w:type="page"/>
       </w:r>
     </w:p>
-    <w:bookmarkEnd w:id="18"/>
-    <w:bookmarkStart w:id="19" w:name="how-asset-loading-caching-work"/>
     <w:p>
       <w:pPr>
         <w:pStyle w:val="Heading2"/>
       </w:pPr>
-      <w:r>
-        <w:t xml:space="preserve">3. How asset loading &amp; caching work</w:t>
-      </w:r>
+      <w:bookmarkStart w:id="7" w:name="how-asset-loading-caching-work"/>
+      <w:bookmarkStart w:id="8" w:name="_Toc235061763"/>
+      <w:bookmarkEnd w:id="5"/>
+      <w:r>
+        <w:lastRenderedPageBreak/>
+        <w:t>3. How asset loading &amp; caching work</w:t>
+      </w:r>
+      <w:bookmarkEnd w:id="8"/>
     </w:p>
     <w:p>
       <w:pPr>
         <w:pStyle w:val="FirstParagraph"/>
       </w:pPr>
       <w:r>
-        <w:t xml:space="preserve">Backgrounds and stickers are</w:t>
-      </w:r>
-      <w:r>
-        <w:t xml:space="preserve"> </w:t>
-      </w:r>
-      <w:r>
-        <w:rPr>
-          <w:b/>
-          <w:bCs/>
-        </w:rPr>
-        <w:t xml:space="preserve">not baked into the build</w:t>
-      </w:r>
-      <w:r>
-        <w:t xml:space="preserve">. A catalog in Firebase lists each asset’s</w:t>
-      </w:r>
-      <w:r>
-        <w:t xml:space="preserve"> </w:t>
+        <w:t xml:space="preserve">Backgrounds and stickers are </w:t>
+      </w:r>
+      <w:r>
+        <w:rPr>
+          <w:b/>
+          <w:bCs/>
+        </w:rPr>
+        <w:t>not baked into the build</w:t>
+      </w:r>
+      <w:r>
+        <w:t xml:space="preserve">. A catalog in Firebase lists each asset’s </w:t>
       </w:r>
       <w:r>
         <w:rPr>
           <w:rStyle w:val="VerbatimChar"/>
         </w:rPr>
-        <w:t xml:space="preserve">id</w:t>
-      </w:r>
-      <w:r>
-        <w:t xml:space="preserve">,</w:t>
-      </w:r>
-      <w:r>
-        <w:t xml:space="preserve"> </w:t>
+        <w:t>id</w:t>
+      </w:r>
+      <w:r>
+        <w:t xml:space="preserve">, </w:t>
       </w:r>
       <w:r>
         <w:rPr>
           <w:rStyle w:val="VerbatimChar"/>
         </w:rPr>
-        <w:t xml:space="preserve">name</w:t>
-      </w:r>
-      <w:r>
-        <w:t xml:space="preserve">, and</w:t>
-      </w:r>
-      <w:r>
-        <w:t xml:space="preserve"> </w:t>
+        <w:t>name</w:t>
+      </w:r>
+      <w:r>
+        <w:t xml:space="preserve">, and </w:t>
       </w:r>
       <w:r>
         <w:rPr>
           <w:rStyle w:val="VerbatimChar"/>
         </w:rPr>
-        <w:t xml:space="preserve">url</w:t>
-      </w:r>
-      <w:r>
-        <w:t xml:space="preserve">; the picker menus are built from it, and an image is downloaded</w:t>
-      </w:r>
-      <w:r>
-        <w:t xml:space="preserve"> </w:t>
-      </w:r>
-      <w:r>
-        <w:rPr>
-          <w:b/>
-          <w:bCs/>
-        </w:rPr>
-        <w:t xml:space="preserve">only when it is first shown</w:t>
-      </w:r>
-      <w:r>
-        <w:t xml:space="preserve"> </w:t>
-      </w:r>
-      <w:r>
-        <w:t xml:space="preserve">(opening a picker, placing or viewing an item).</w:t>
+        <w:t>url</w:t>
+      </w:r>
+      <w:r>
+        <w:t>; the picker menu</w:t>
+      </w:r>
+      <w:r>
+        <w:t xml:space="preserve">s are built from it, and an image is downloaded </w:t>
+      </w:r>
+      <w:r>
+        <w:rPr>
+          <w:b/>
+          <w:bCs/>
+        </w:rPr>
+        <w:t>only when it is first shown</w:t>
+      </w:r>
+      <w:r>
+        <w:t xml:space="preserve"> (opening a picker, placing or viewing an item).</w:t>
       </w:r>
     </w:p>
     <w:p>
@@ -1199,7 +1755,7 @@
           <w:b/>
           <w:bCs/>
         </w:rPr>
-        <w:t xml:space="preserve">Two-tier cache (</w:t>
+        <w:t>Two-tier cache (</w:t>
       </w:r>
       <w:r>
         <w:rPr>
@@ -1207,14 +1763,14 @@
           <w:b/>
           <w:bCs/>
         </w:rPr>
-        <w:t xml:space="preserve">AssetService</w:t>
-      </w:r>
-      <w:r>
-        <w:rPr>
-          <w:b/>
-          <w:bCs/>
-        </w:rPr>
-        <w:t xml:space="preserve">):</w:t>
+        <w:t>AssetService</w:t>
+      </w:r>
+      <w:r>
+        <w:rPr>
+          <w:b/>
+          <w:bCs/>
+        </w:rPr>
+        <w:t>):</w:t>
       </w:r>
     </w:p>
     <w:p>
@@ -1222,7 +1778,7 @@
         <w:pStyle w:val="Compact"/>
         <w:numPr>
           <w:ilvl w:val="0"/>
-          <w:numId w:val="1002"/>
+          <w:numId w:val="3"/>
         </w:numPr>
       </w:pPr>
       <w:r>
@@ -1230,25 +1786,19 @@
           <w:b/>
           <w:bCs/>
         </w:rPr>
-        <w:t xml:space="preserve">Memory</w:t>
-      </w:r>
-      <w:r>
-        <w:t xml:space="preserve"> </w:t>
-      </w:r>
-      <w:r>
-        <w:t xml:space="preserve">— a</w:t>
-      </w:r>
-      <w:r>
-        <w:t xml:space="preserve"> </w:t>
+        <w:t>Memory</w:t>
+      </w:r>
+      <w:r>
+        <w:t xml:space="preserve"> — a </w:t>
       </w:r>
       <w:r>
         <w:rPr>
           <w:rStyle w:val="VerbatimChar"/>
         </w:rPr>
-        <w:t xml:space="preserve">Dictionary&lt;url, Sprite&gt;</w:t>
-      </w:r>
-      <w:r>
-        <w:t xml:space="preserve">, instant reuse for the session.</w:t>
+        <w:t>Dictionary&lt;url, Sprite&gt;</w:t>
+      </w:r>
+      <w:r>
+        <w:t>, instant reuse for the session.</w:t>
       </w:r>
     </w:p>
     <w:p>
@@ -1256,7 +1806,7 @@
         <w:pStyle w:val="Compact"/>
         <w:numPr>
           <w:ilvl w:val="0"/>
-          <w:numId w:val="1002"/>
+          <w:numId w:val="3"/>
         </w:numPr>
       </w:pPr>
       <w:r>
@@ -1264,38 +1814,32 @@
           <w:b/>
           <w:bCs/>
         </w:rPr>
-        <w:t xml:space="preserve">Disk</w:t>
+        <w:t>Disk</w:t>
       </w:r>
       <w:r>
         <w:t xml:space="preserve"> </w:t>
       </w:r>
       <w:r>
-        <w:t xml:space="preserve">— the downloaded bytes are written to</w:t>
-      </w:r>
-      <w:r>
-        <w:t xml:space="preserve"> </w:t>
+        <w:t xml:space="preserve">— the downloaded bytes are written to </w:t>
       </w:r>
       <w:r>
         <w:rPr>
           <w:rStyle w:val="VerbatimChar"/>
         </w:rPr>
-        <w:t xml:space="preserve">Application.persistentDataPath</w:t>
-      </w:r>
-      <w:r>
-        <w:t xml:space="preserve">, which in WebGL is the browser’s</w:t>
-      </w:r>
-      <w:r>
-        <w:t xml:space="preserve"> </w:t>
-      </w:r>
-      <w:r>
-        <w:rPr>
-          <w:b/>
-          <w:bCs/>
-        </w:rPr>
-        <w:t xml:space="preserve">IndexedDB</w:t>
-      </w:r>
-      <w:r>
-        <w:t xml:space="preserve">, so they survive page reloads.</w:t>
+        <w:t>Application.persistentDataPath</w:t>
+      </w:r>
+      <w:r>
+        <w:t xml:space="preserve">, which in WebGL is the browser’s </w:t>
+      </w:r>
+      <w:r>
+        <w:rPr>
+          <w:b/>
+          <w:bCs/>
+        </w:rPr>
+        <w:t>IndexedDB</w:t>
+      </w:r>
+      <w:r>
+        <w:t>, so they survive page reloads.</w:t>
       </w:r>
     </w:p>
     <w:p>
@@ -1303,63 +1847,48 @@
         <w:pStyle w:val="FirstParagraph"/>
       </w:pPr>
       <w:r>
-        <w:t xml:space="preserve">The lookup order is</w:t>
-      </w:r>
-      <w:r>
-        <w:t xml:space="preserve"> </w:t>
-      </w:r>
-      <w:r>
-        <w:rPr>
-          <w:b/>
-          <w:bCs/>
-        </w:rPr>
-        <w:t xml:space="preserve">memory → disk → download</w:t>
-      </w:r>
-      <w:r>
-        <w:t xml:space="preserve"> </w:t>
-      </w:r>
-      <w:r>
-        <w:t xml:space="preserve">(via</w:t>
-      </w:r>
-      <w:r>
-        <w:t xml:space="preserve"> </w:t>
+        <w:t xml:space="preserve">The lookup order is </w:t>
+      </w:r>
+      <w:r>
+        <w:rPr>
+          <w:b/>
+          <w:bCs/>
+        </w:rPr>
+        <w:t>memory → disk → download</w:t>
+      </w:r>
+      <w:r>
+        <w:t xml:space="preserve"> (via </w:t>
       </w:r>
       <w:r>
         <w:rPr>
           <w:rStyle w:val="VerbatimChar"/>
         </w:rPr>
-        <w:t xml:space="preserve">UnityWebRequest</w:t>
-      </w:r>
-      <w:r>
-        <w:t xml:space="preserve">), storing into both tiers on a miss. Concurrent requests for the same URL are</w:t>
-      </w:r>
-      <w:r>
-        <w:t xml:space="preserve"> </w:t>
-      </w:r>
-      <w:r>
-        <w:rPr>
-          <w:b/>
-          <w:bCs/>
-        </w:rPr>
-        <w:t xml:space="preserve">de-duplicated in flight</w:t>
-      </w:r>
-      <w:r>
-        <w:t xml:space="preserve"> </w:t>
-      </w:r>
-      <w:r>
-        <w:t xml:space="preserve">(a</w:t>
-      </w:r>
-      <w:r>
-        <w:t xml:space="preserve"> </w:t>
+        <w:t>UnityWebRequest</w:t>
+      </w:r>
+      <w:r>
+        <w:t>), storing into both tiers on a miss. Concurrent</w:t>
+      </w:r>
+      <w:r>
+        <w:t xml:space="preserve"> requests for the same URL are </w:t>
+      </w:r>
+      <w:r>
+        <w:rPr>
+          <w:b/>
+          <w:bCs/>
+        </w:rPr>
+        <w:t>de-duplicated in flight</w:t>
+      </w:r>
+      <w:r>
+        <w:t xml:space="preserve"> (a </w:t>
       </w:r>
       <w:r>
         <w:rPr>
           <w:rStyle w:val="VerbatimChar"/>
         </w:rPr>
-        <w:t xml:space="preserve">Dictionary&lt;url, Task&lt;Sprite&gt;&gt;</w:t>
-      </w:r>
-      <w:r>
-        <w:t xml:space="preserve">), so an asset never downloads twice.</w:t>
+        <w:t>Dictionary&lt;url, Task&lt;Sprite&gt;&gt;</w:t>
+      </w:r>
+      <w:r>
+        <w:t>), so an asset never downloads twice.</w:t>
       </w:r>
     </w:p>
     <w:p>
@@ -1371,7 +1900,7 @@
           <w:b/>
           <w:bCs/>
         </w:rPr>
-        <w:t xml:space="preserve">WebGL caching limitations:</w:t>
+        <w:t>WebGL caching limitations:</w:t>
       </w:r>
     </w:p>
     <w:p>
@@ -1379,20 +1908,20 @@
         <w:pStyle w:val="Compact"/>
         <w:numPr>
           <w:ilvl w:val="0"/>
-          <w:numId w:val="1003"/>
+          <w:numId w:val="4"/>
         </w:numPr>
       </w:pPr>
       <w:r>
         <w:rPr>
           <w:rStyle w:val="VerbatimChar"/>
         </w:rPr>
-        <w:t xml:space="preserve">persistentDataPath</w:t>
-      </w:r>
-      <w:r>
-        <w:t xml:space="preserve"> </w:t>
-      </w:r>
-      <w:r>
-        <w:t xml:space="preserve">is not a real filesystem — it is IndexedDB, flushed asynchronously, so a copy can be lost if the tab closes the instant after a download.</w:t>
+        <w:t>persistentDataPath</w:t>
+      </w:r>
+      <w:r>
+        <w:t xml:space="preserve"> is not a real filesystem — it is IndexedDB, flushed asynchronously, so a copy can be </w:t>
+      </w:r>
+      <w:r>
+        <w:t>lost if the tab closes the instant after a download.</w:t>
       </w:r>
     </w:p>
     <w:p>
@@ -1400,56 +1929,41 @@
         <w:pStyle w:val="Compact"/>
         <w:numPr>
           <w:ilvl w:val="0"/>
-          <w:numId w:val="1003"/>
+          <w:numId w:val="4"/>
         </w:numPr>
       </w:pPr>
       <w:r>
-        <w:t xml:space="preserve">IndexedDB is</w:t>
-      </w:r>
-      <w:r>
-        <w:t xml:space="preserve"> </w:t>
-      </w:r>
-      <w:r>
-        <w:rPr>
-          <w:b/>
-          <w:bCs/>
-        </w:rPr>
-        <w:t xml:space="preserve">per-browser and per-origin</w:t>
-      </w:r>
-      <w:r>
-        <w:t xml:space="preserve"> </w:t>
-      </w:r>
-      <w:r>
-        <w:t xml:space="preserve">(not shared across browsers or devices), has a</w:t>
-      </w:r>
-      <w:r>
-        <w:t xml:space="preserve"> </w:t>
-      </w:r>
-      <w:r>
-        <w:rPr>
-          <w:b/>
-          <w:bCs/>
-        </w:rPr>
-        <w:t xml:space="preserve">storage quota</w:t>
-      </w:r>
-      <w:r>
-        <w:t xml:space="preserve">, and can be</w:t>
-      </w:r>
-      <w:r>
-        <w:t xml:space="preserve"> </w:t>
-      </w:r>
-      <w:r>
-        <w:rPr>
-          <w:b/>
-          <w:bCs/>
-        </w:rPr>
-        <w:t xml:space="preserve">evicted</w:t>
-      </w:r>
-      <w:r>
-        <w:t xml:space="preserve"> </w:t>
-      </w:r>
-      <w:r>
-        <w:t xml:space="preserve">by the browser under pressure or cleared by the user.</w:t>
+        <w:t xml:space="preserve">IndexedDB is </w:t>
+      </w:r>
+      <w:r>
+        <w:rPr>
+          <w:b/>
+          <w:bCs/>
+        </w:rPr>
+        <w:t>per-browser and per-origin</w:t>
+      </w:r>
+      <w:r>
+        <w:t xml:space="preserve"> (not shared across browsers or devices), has a </w:t>
+      </w:r>
+      <w:r>
+        <w:rPr>
+          <w:b/>
+          <w:bCs/>
+        </w:rPr>
+        <w:t>storage quota</w:t>
+      </w:r>
+      <w:r>
+        <w:t xml:space="preserve">, and can be </w:t>
+      </w:r>
+      <w:r>
+        <w:rPr>
+          <w:b/>
+          <w:bCs/>
+        </w:rPr>
+        <w:t>evicted</w:t>
+      </w:r>
+      <w:r>
+        <w:t xml:space="preserve"> by the browser under pressure or cleared by the user.</w:t>
       </w:r>
     </w:p>
     <w:p>
@@ -1457,39 +1971,24 @@
         <w:pStyle w:val="Compact"/>
         <w:numPr>
           <w:ilvl w:val="0"/>
-          <w:numId w:val="1003"/>
+          <w:numId w:val="4"/>
         </w:numPr>
       </w:pPr>
       <w:r>
-        <w:t xml:space="preserve">WebGL is</w:t>
+        <w:t xml:space="preserve">WebGL is </w:t>
+      </w:r>
+      <w:r>
+        <w:rPr>
+          <w:b/>
+          <w:bCs/>
+        </w:rPr>
+        <w:t>single-threaded</w:t>
       </w:r>
       <w:r>
         <w:t xml:space="preserve"> </w:t>
       </w:r>
       <w:r>
-        <w:rPr>
-          <w:b/>
-          <w:bCs/>
-        </w:rPr>
-        <w:t xml:space="preserve">single-threaded</w:t>
-      </w:r>
-      <w:r>
-        <w:t xml:space="preserve"> </w:t>
-      </w:r>
-      <w:r>
-        <w:t xml:space="preserve">— there are no background threads, so all downloads run on the main thread. This is exactly why</w:t>
-      </w:r>
-      <w:r>
-        <w:t xml:space="preserve"> </w:t>
-      </w:r>
-      <w:r>
-        <w:t xml:space="preserve">“download once, reuse”</w:t>
-      </w:r>
-      <w:r>
-        <w:t xml:space="preserve"> </w:t>
-      </w:r>
-      <w:r>
-        <w:t xml:space="preserve">matters for smoothness.</w:t>
+        <w:t>— there are no background threads, so all downloads run on the main thread. This is exactly why “download once, reuse” matters for smoothness.</w:t>
       </w:r>
     </w:p>
     <w:p>
@@ -1497,11 +1996,14 @@
         <w:pStyle w:val="Compact"/>
         <w:numPr>
           <w:ilvl w:val="0"/>
-          <w:numId w:val="1003"/>
+          <w:numId w:val="4"/>
         </w:numPr>
       </w:pPr>
       <w:r>
-        <w:t xml:space="preserve">A limited memory heap means too many large textures can exhaust memory; a production build would add an LRU eviction policy on the memory tier.</w:t>
+        <w:t>A limited memory heap means too many large textures can exhaust memory; a production build would add an LRU evict</w:t>
+      </w:r>
+      <w:r>
+        <w:t>ion policy on the memory tier.</w:t>
       </w:r>
     </w:p>
     <w:p>
@@ -1513,146 +2015,379 @@
           <w:b/>
           <w:bCs/>
         </w:rPr>
-        <w:t xml:space="preserve">Mental model.</w:t>
-      </w:r>
-      <w:r>
-        <w:t xml:space="preserve"> </w:t>
-      </w:r>
-      <w:r>
-        <w:t xml:space="preserve">The cache is a</w:t>
-      </w:r>
-      <w:r>
-        <w:t xml:space="preserve"> </w:t>
+        <w:t>Mental model.</w:t>
+      </w:r>
+      <w:r>
+        <w:t xml:space="preserve"> The cache is a </w:t>
       </w:r>
       <w:r>
         <w:rPr>
           <w:i/>
           <w:iCs/>
         </w:rPr>
-        <w:t xml:space="preserve">fridge</w:t>
-      </w:r>
-      <w:r>
-        <w:t xml:space="preserve"> </w:t>
-      </w:r>
-      <w:r>
-        <w:t xml:space="preserve">(fast, limited, per-browser, evicts old items); the cloud + CDN is the</w:t>
-      </w:r>
-      <w:r>
-        <w:t xml:space="preserve"> </w:t>
+        <w:t>fridge</w:t>
+      </w:r>
+      <w:r>
+        <w:t xml:space="preserve"> (fast, limited, per-browser, evicts old items); the cloud + CDN is the </w:t>
       </w:r>
       <w:r>
         <w:rPr>
           <w:i/>
           <w:iCs/>
         </w:rPr>
-        <w:t xml:space="preserve">warehouse</w:t>
-      </w:r>
-      <w:r>
+        <w:t>warehouse</w:t>
+      </w:r>
+      <w:r>
+        <w:t xml:space="preserve"> (has everything, always restockable). A cache miss simply re-downloads — no data is lost.</w:t>
+      </w:r>
+    </w:p>
+    <w:p>
+      <w:r>
+        <w:br w:type="page"/>
+      </w:r>
+    </w:p>
+    <w:p>
+      <w:pPr>
+        <w:pStyle w:val="Heading2"/>
+      </w:pPr>
+      <w:bookmarkStart w:id="9" w:name="how-data-is-saved-loaded"/>
+      <w:bookmarkStart w:id="10" w:name="_Toc235061764"/>
+      <w:bookmarkEnd w:id="7"/>
+      <w:r>
+        <w:lastRenderedPageBreak/>
+        <w:t>4. How data is s</w:t>
+      </w:r>
+      <w:r>
+        <w:t>aved &amp; loaded</w:t>
+      </w:r>
+      <w:bookmarkEnd w:id="10"/>
+    </w:p>
+    <w:p>
+      <w:pPr>
+        <w:pStyle w:val="FirstParagraph"/>
+      </w:pPr>
+      <w:r>
+        <w:rPr>
+          <w:b/>
+          <w:bCs/>
+        </w:rPr>
+        <w:t>The “recipe” model.</w:t>
+      </w:r>
+      <w:r>
+        <w:t xml:space="preserve"> A saved book stores </w:t>
+      </w:r>
+      <w:r>
+        <w:rPr>
+          <w:b/>
+          <w:bCs/>
+        </w:rPr>
+        <w:t>references and numbers, never image bytes</w:t>
+      </w:r>
+      <w:r>
+        <w:t xml:space="preserve">. Each placed object records which asset it is and where it sits, as </w:t>
+      </w:r>
+      <w:r>
+        <w:rPr>
+          <w:b/>
+          <w:bCs/>
+        </w:rPr>
+        <w:t>normalized 0–1 coordinates</w:t>
+      </w:r>
+      <w:r>
+        <w:t xml:space="preserve"> — so a book created at one resolution replays correctly at any ot</w:t>
+      </w:r>
+      <w:r>
+        <w:t>her.</w:t>
+      </w:r>
+    </w:p>
+    <w:p>
+      <w:pPr>
+        <w:pStyle w:val="SourceCode"/>
+      </w:pPr>
+      <w:r>
+        <w:rPr>
+          <w:rStyle w:val="ErrorTok"/>
+        </w:rPr>
+        <w:t>//</w:t>
+      </w:r>
+      <w:r>
+        <w:rPr>
+          <w:rStyle w:val="NormalTok"/>
+        </w:rPr>
         <w:t xml:space="preserve"> </w:t>
       </w:r>
       <w:r>
-        <w:t xml:space="preserve">(has everything, always restockable). A cache miss simply re-downloads — no data is lost.</w:t>
-      </w:r>
-    </w:p>
-    <w:p>
-      <w:r>
-        <w:br w:type="page"/>
-      </w:r>
-    </w:p>
-    <w:bookmarkEnd w:id="19"/>
-    <w:bookmarkStart w:id="23" w:name="how-data-is-saved-loaded"/>
-    <w:p>
-      <w:pPr>
-        <w:pStyle w:val="Heading2"/>
-      </w:pPr>
-      <w:r>
-        <w:t xml:space="preserve">4. How data is saved &amp; loaded</w:t>
-      </w:r>
-    </w:p>
-    <w:p>
-      <w:pPr>
-        <w:pStyle w:val="FirstParagraph"/>
-      </w:pPr>
-      <w:r>
-        <w:rPr>
-          <w:b/>
-          <w:bCs/>
-        </w:rPr>
-        <w:t xml:space="preserve">The</w:t>
-      </w:r>
-      <w:r>
-        <w:rPr>
-          <w:b/>
-          <w:bCs/>
+        <w:rPr>
+          <w:rStyle w:val="ErrorTok"/>
+        </w:rPr>
+        <w:t>one</w:t>
+      </w:r>
+      <w:r>
+        <w:rPr>
+          <w:rStyle w:val="NormalTok"/>
         </w:rPr>
         <w:t xml:space="preserve"> </w:t>
       </w:r>
       <w:r>
         <w:rPr>
-          <w:b/>
-          <w:bCs/>
-        </w:rPr>
-        <w:t xml:space="preserve">“recipe”</w:t>
-      </w:r>
-      <w:r>
-        <w:rPr>
-          <w:b/>
-          <w:bCs/>
+          <w:rStyle w:val="ErrorTok"/>
+        </w:rPr>
+        <w:t>placed</w:t>
+      </w:r>
+      <w:r>
+        <w:rPr>
+          <w:rStyle w:val="NormalTok"/>
         </w:rPr>
         <w:t xml:space="preserve"> </w:t>
       </w:r>
       <w:r>
         <w:rPr>
-          <w:b/>
-          <w:bCs/>
-        </w:rPr>
-        <w:t xml:space="preserve">model.</w:t>
-      </w:r>
-      <w:r>
+          <w:rStyle w:val="ErrorTok"/>
+        </w:rPr>
+        <w:t>sticker</w:t>
+      </w:r>
+      <w:r>
+        <w:br/>
+      </w:r>
+      <w:r>
+        <w:rPr>
+          <w:rStyle w:val="FunctionTok"/>
+        </w:rPr>
+        <w:t>{</w:t>
+      </w:r>
+      <w:r>
+        <w:rPr>
+          <w:rStyle w:val="NormalTok"/>
+        </w:rPr>
         <w:t xml:space="preserve"> </w:t>
       </w:r>
       <w:r>
-        <w:t xml:space="preserve">A saved book stores</w:t>
-      </w:r>
-      <w:r>
+        <w:rPr>
+          <w:rStyle w:val="DataTypeTok"/>
+        </w:rPr>
+        <w:t>"assetId"</w:t>
+      </w:r>
+      <w:r>
+        <w:rPr>
+          <w:rStyle w:val="FunctionTok"/>
+        </w:rPr>
+        <w:t>:</w:t>
+      </w:r>
+      <w:r>
+        <w:rPr>
+          <w:rStyle w:val="NormalTok"/>
+        </w:rPr>
         <w:t xml:space="preserve"> </w:t>
       </w:r>
       <w:r>
         <w:rPr>
-          <w:b/>
-          <w:bCs/>
-        </w:rPr>
-        <w:t xml:space="preserve">references and numbers, never image bytes</w:t>
-      </w:r>
-      <w:r>
-        <w:t xml:space="preserve">. Each placed object records which asset it is and where it sits, as</w:t>
-      </w:r>
-      <w:r>
+          <w:rStyle w:val="StringTok"/>
+        </w:rPr>
+        <w:t>"obj_camel"</w:t>
+      </w:r>
+      <w:r>
+        <w:rPr>
+          <w:rStyle w:val="FunctionTok"/>
+        </w:rPr>
+        <w:t>,</w:t>
+      </w:r>
+      <w:r>
+        <w:rPr>
+          <w:rStyle w:val="NormalTok"/>
+        </w:rPr>
         <w:t xml:space="preserve"> </w:t>
       </w:r>
       <w:r>
         <w:rPr>
-          <w:b/>
-          <w:bCs/>
-        </w:rPr>
-        <w:t xml:space="preserve">normalized 0–1 coordinates</w:t>
-      </w:r>
-      <w:r>
+          <w:rStyle w:val="DataTypeTok"/>
+        </w:rPr>
+        <w:t>"x"</w:t>
+      </w:r>
+      <w:r>
+        <w:rPr>
+          <w:rStyle w:val="FunctionTok"/>
+        </w:rPr>
+        <w:t>:</w:t>
+      </w:r>
+      <w:r>
+        <w:rPr>
+          <w:rStyle w:val="NormalTok"/>
+        </w:rPr>
         <w:t xml:space="preserve"> </w:t>
       </w:r>
       <w:r>
-        <w:t xml:space="preserve">— so a book created at one resolution replays correctly at any other.</w:t>
-      </w:r>
-    </w:p>
-    <w:p>
-      <w:pPr>
-        <w:pStyle w:val="SourceCode"/>
-      </w:pPr>
+        <w:rPr>
+          <w:rStyle w:val="FloatTok"/>
+        </w:rPr>
+        <w:t>0.62</w:t>
+      </w:r>
+      <w:r>
+        <w:rPr>
+          <w:rStyle w:val="FunctionTok"/>
+        </w:rPr>
+        <w:t>,</w:t>
+      </w:r>
+      <w:r>
+        <w:rPr>
+          <w:rStyle w:val="NormalTok"/>
+        </w:rPr>
+        <w:t xml:space="preserve"> </w:t>
+      </w:r>
+      <w:r>
+        <w:rPr>
+          <w:rStyle w:val="DataTypeTok"/>
+        </w:rPr>
+        <w:t>"y"</w:t>
+      </w:r>
+      <w:r>
+        <w:rPr>
+          <w:rStyle w:val="FunctionTok"/>
+        </w:rPr>
+        <w:t>:</w:t>
+      </w:r>
+      <w:r>
+        <w:rPr>
+          <w:rStyle w:val="NormalTok"/>
+        </w:rPr>
+        <w:t xml:space="preserve"> </w:t>
+      </w:r>
+      <w:r>
+        <w:rPr>
+          <w:rStyle w:val="FloatTok"/>
+        </w:rPr>
+        <w:t>0.55</w:t>
+      </w:r>
+      <w:r>
+        <w:rPr>
+          <w:rStyle w:val="FunctionTok"/>
+        </w:rPr>
+        <w:t>,</w:t>
+      </w:r>
+      <w:r>
+        <w:rPr>
+          <w:rStyle w:val="NormalTok"/>
+        </w:rPr>
+        <w:t xml:space="preserve"> </w:t>
+      </w:r>
+      <w:r>
+        <w:rPr>
+          <w:rStyle w:val="DataTypeTok"/>
+        </w:rPr>
+        <w:t>"scale"</w:t>
+      </w:r>
+      <w:r>
+        <w:rPr>
+          <w:rStyle w:val="FunctionTok"/>
+        </w:rPr>
+        <w:t>:</w:t>
+      </w:r>
+      <w:r>
+        <w:rPr>
+          <w:rStyle w:val="NormalTok"/>
+        </w:rPr>
+        <w:t xml:space="preserve"> </w:t>
+      </w:r>
+      <w:r>
+        <w:rPr>
+          <w:rStyle w:val="FloatTok"/>
+        </w:rPr>
+        <w:t>0.8</w:t>
+      </w:r>
+      <w:r>
+        <w:rPr>
+          <w:rStyle w:val="FunctionTok"/>
+        </w:rPr>
+        <w:t>,</w:t>
+      </w:r>
+      <w:r>
+        <w:rPr>
+          <w:rStyle w:val="NormalTok"/>
+        </w:rPr>
+        <w:t xml:space="preserve"> </w:t>
+      </w:r>
+      <w:r>
+        <w:rPr>
+          <w:rStyle w:val="DataTypeTok"/>
+        </w:rPr>
+        <w:t>"rotation"</w:t>
+      </w:r>
+      <w:r>
+        <w:rPr>
+          <w:rStyle w:val="FunctionTok"/>
+        </w:rPr>
+        <w:t>:</w:t>
+      </w:r>
+      <w:r>
+        <w:rPr>
+          <w:rStyle w:val="NormalTok"/>
+        </w:rPr>
+        <w:t xml:space="preserve"> </w:t>
+      </w:r>
+      <w:r>
+        <w:rPr>
+          <w:rStyle w:val="DecValTok"/>
+        </w:rPr>
+        <w:t>0</w:t>
+      </w:r>
+      <w:r>
+        <w:rPr>
+          <w:rStyle w:val="FunctionTok"/>
+        </w:rPr>
+        <w:t>,</w:t>
+      </w:r>
+      <w:r>
+        <w:rPr>
+          <w:rStyle w:val="NormalTok"/>
+        </w:rPr>
+        <w:t xml:space="preserve"> </w:t>
+      </w:r>
+      <w:r>
+        <w:rPr>
+          <w:rStyle w:val="DataTypeTok"/>
+        </w:rPr>
+        <w:t>"z"</w:t>
+      </w:r>
+      <w:r>
+        <w:rPr>
+          <w:rStyle w:val="FunctionTok"/>
+        </w:rPr>
+        <w:t>:</w:t>
+      </w:r>
+      <w:r>
+        <w:rPr>
+          <w:rStyle w:val="NormalTok"/>
+        </w:rPr>
+        <w:t xml:space="preserve"> </w:t>
+      </w:r>
+      <w:r>
+        <w:rPr>
+          <w:rStyle w:val="DecValTok"/>
+        </w:rPr>
+        <w:t>1</w:t>
+      </w:r>
+      <w:r>
+        <w:rPr>
+          <w:rStyle w:val="NormalTok"/>
+        </w:rPr>
+        <w:t xml:space="preserve"> </w:t>
+      </w:r>
+      <w:r>
+        <w:rPr>
+          <w:rStyle w:val="FunctionTok"/>
+        </w:rPr>
+        <w:t>}</w:t>
+      </w:r>
+      <w:r>
+        <w:br/>
+      </w:r>
+      <w:r>
+        <w:br/>
+      </w:r>
       <w:r>
         <w:rPr>
           <w:rStyle w:val="ErrorTok"/>
         </w:rPr>
-        <w:t xml:space="preserve">//</w:t>
+        <w:t>//</w:t>
       </w:r>
       <w:r>
         <w:rPr>
@@ -1664,7 +2399,7 @@
         <w:rPr>
           <w:rStyle w:val="ErrorTok"/>
         </w:rPr>
-        <w:t xml:space="preserve">one</w:t>
+        <w:t>a</w:t>
       </w:r>
       <w:r>
         <w:rPr>
@@ -1676,7 +2411,7 @@
         <w:rPr>
           <w:rStyle w:val="ErrorTok"/>
         </w:rPr>
-        <w:t xml:space="preserve">placed</w:t>
+        <w:t>book</w:t>
       </w:r>
       <w:r>
         <w:rPr>
@@ -1688,16 +2423,160 @@
         <w:rPr>
           <w:rStyle w:val="ErrorTok"/>
         </w:rPr>
-        <w:t xml:space="preserve">sticker</w:t>
+        <w:t>=</w:t>
+      </w:r>
+      <w:r>
+        <w:rPr>
+          <w:rStyle w:val="NormalTok"/>
+        </w:rPr>
+        <w:t xml:space="preserve"> </w:t>
+      </w:r>
+      <w:r>
+        <w:rPr>
+          <w:rStyle w:val="ErrorTok"/>
+        </w:rPr>
+        <w:t>title</w:t>
+      </w:r>
+      <w:r>
+        <w:rPr>
+          <w:rStyle w:val="NormalTok"/>
+        </w:rPr>
+        <w:t xml:space="preserve"> </w:t>
+      </w:r>
+      <w:r>
+        <w:rPr>
+          <w:rStyle w:val="ErrorTok"/>
+        </w:rPr>
+        <w:t>+</w:t>
+      </w:r>
+      <w:r>
+        <w:rPr>
+          <w:rStyle w:val="NormalTok"/>
+        </w:rPr>
+        <w:t xml:space="preserve"> </w:t>
+      </w:r>
+      <w:r>
+        <w:rPr>
+          <w:rStyle w:val="ErrorTok"/>
+        </w:rPr>
+        <w:t>timestamps</w:t>
+      </w:r>
+      <w:r>
+        <w:rPr>
+          <w:rStyle w:val="NormalTok"/>
+        </w:rPr>
+        <w:t xml:space="preserve"> </w:t>
+      </w:r>
+      <w:r>
+        <w:rPr>
+          <w:rStyle w:val="ErrorTok"/>
+        </w:rPr>
+        <w:t>+</w:t>
+      </w:r>
+      <w:r>
+        <w:rPr>
+          <w:rStyle w:val="NormalTok"/>
+        </w:rPr>
+        <w:t xml:space="preserve"> </w:t>
+      </w:r>
+      <w:r>
+        <w:rPr>
+          <w:rStyle w:val="ErrorTok"/>
+        </w:rPr>
+        <w:t>pages</w:t>
+      </w:r>
+      <w:r>
+        <w:rPr>
+          <w:rStyle w:val="NormalTok"/>
+        </w:rPr>
+        <w:t xml:space="preserve"> </w:t>
+      </w:r>
+      <w:r>
+        <w:rPr>
+          <w:rStyle w:val="ErrorTok"/>
+        </w:rPr>
+        <w:t>(each</w:t>
+      </w:r>
+      <w:r>
+        <w:rPr>
+          <w:rStyle w:val="NormalTok"/>
+        </w:rPr>
+        <w:t xml:space="preserve"> </w:t>
+      </w:r>
+      <w:r>
+        <w:rPr>
+          <w:rStyle w:val="ErrorTok"/>
+        </w:rPr>
+        <w:t>page</w:t>
+      </w:r>
+      <w:r>
+        <w:rPr>
+          <w:rStyle w:val="NormalTok"/>
+        </w:rPr>
+        <w:t xml:space="preserve"> </w:t>
+      </w:r>
+      <w:r>
+        <w:rPr>
+          <w:rStyle w:val="ErrorTok"/>
+        </w:rPr>
+        <w:t>=</w:t>
+      </w:r>
+      <w:r>
+        <w:rPr>
+          <w:rStyle w:val="NormalTok"/>
+        </w:rPr>
+        <w:t xml:space="preserve"> </w:t>
+      </w:r>
+      <w:r>
+        <w:rPr>
+          <w:rStyle w:val="ErrorTok"/>
+        </w:rPr>
+        <w:t>background</w:t>
+      </w:r>
+      <w:r>
+        <w:rPr>
+          <w:rStyle w:val="NormalTok"/>
+        </w:rPr>
+        <w:t xml:space="preserve"> </w:t>
+      </w:r>
+      <w:r>
+        <w:rPr>
+          <w:rStyle w:val="ErrorTok"/>
+        </w:rPr>
+        <w:t>+</w:t>
+      </w:r>
+      <w:r>
+        <w:rPr>
+          <w:rStyle w:val="NormalTok"/>
+        </w:rPr>
+        <w:t xml:space="preserve"> </w:t>
+      </w:r>
+      <w:r>
+        <w:rPr>
+          <w:rStyle w:val="ErrorTok"/>
+        </w:rPr>
+        <w:t>placed</w:t>
+      </w:r>
+      <w:r>
+        <w:rPr>
+          <w:rStyle w:val="NormalTok"/>
+        </w:rPr>
+        <w:t xml:space="preserve"> </w:t>
+      </w:r>
+      <w:r>
+        <w:rPr>
+          <w:rStyle w:val="ErrorTok"/>
+        </w:rPr>
+        <w:t>objects)</w:t>
       </w:r>
       <w:r>
         <w:br/>
       </w:r>
       <w:r>
         <w:rPr>
-          <w:rStyle w:val="FunctionTok"/>
-        </w:rPr>
-        <w:t xml:space="preserve">{</w:t>
+          <w:rStyle w:val="ErrorTok"/>
+        </w:rPr>
+        <w:t>BookModel</w:t>
       </w:r>
       <w:r>
         <w:rPr>
@@ -1707,15 +2586,9 @@
       </w:r>
       <w:r>
         <w:rPr>
-          <w:rStyle w:val="DataTypeTok"/>
-        </w:rPr>
-        <w:t xml:space="preserve">"assetId"</w:t>
-      </w:r>
-      <w:r>
-        <w:rPr>
-          <w:rStyle w:val="FunctionTok"/>
-        </w:rPr>
-        <w:t xml:space="preserve">:</w:t>
+          <w:rStyle w:val="ErrorTok"/>
+        </w:rPr>
+        <w:t>-&gt;</w:t>
       </w:r>
       <w:r>
         <w:rPr>
@@ -1725,15 +2598,15 @@
       </w:r>
       <w:r>
         <w:rPr>
-          <w:rStyle w:val="StringTok"/>
-        </w:rPr>
-        <w:t xml:space="preserve">"obj_camel"</w:t>
-      </w:r>
-      <w:r>
-        <w:rPr>
-          <w:rStyle w:val="FunctionTok"/>
-        </w:rPr>
-        <w:t xml:space="preserve">,</w:t>
+          <w:rStyle w:val="ErrorTok"/>
+        </w:rPr>
+        <w:t>PageModel</w:t>
+      </w:r>
+      <w:r>
+        <w:rPr>
+          <w:rStyle w:val="OtherTok"/>
+        </w:rPr>
+        <w:t>[]</w:t>
       </w:r>
       <w:r>
         <w:rPr>
@@ -1743,15 +2616,9 @@
       </w:r>
       <w:r>
         <w:rPr>
-          <w:rStyle w:val="DataTypeTok"/>
-        </w:rPr>
-        <w:t xml:space="preserve">"x"</w:t>
-      </w:r>
-      <w:r>
-        <w:rPr>
-          <w:rStyle w:val="FunctionTok"/>
-        </w:rPr>
-        <w:t xml:space="preserve">:</w:t>
+          <w:rStyle w:val="ErrorTok"/>
+        </w:rPr>
+        <w:t>-&gt;</w:t>
       </w:r>
       <w:r>
         <w:rPr>
@@ -1761,426 +2628,15 @@
       </w:r>
       <w:r>
         <w:rPr>
-          <w:rStyle w:val="FloatTok"/>
-        </w:rPr>
-        <w:t xml:space="preserve">0.62</w:t>
-      </w:r>
-      <w:r>
-        <w:rPr>
-          <w:rStyle w:val="FunctionTok"/>
-        </w:rPr>
-        <w:t xml:space="preserve">,</w:t>
-      </w:r>
-      <w:r>
-        <w:rPr>
-          <w:rStyle w:val="NormalTok"/>
-        </w:rPr>
-        <w:t xml:space="preserve"> </w:t>
-      </w:r>
-      <w:r>
-        <w:rPr>
-          <w:rStyle w:val="DataTypeTok"/>
-        </w:rPr>
-        <w:t xml:space="preserve">"y"</w:t>
-      </w:r>
-      <w:r>
-        <w:rPr>
-          <w:rStyle w:val="FunctionTok"/>
-        </w:rPr>
-        <w:t xml:space="preserve">:</w:t>
-      </w:r>
-      <w:r>
-        <w:rPr>
-          <w:rStyle w:val="NormalTok"/>
-        </w:rPr>
-        <w:t xml:space="preserve"> </w:t>
-      </w:r>
-      <w:r>
-        <w:rPr>
-          <w:rStyle w:val="FloatTok"/>
-        </w:rPr>
-        <w:t xml:space="preserve">0.55</w:t>
-      </w:r>
-      <w:r>
-        <w:rPr>
-          <w:rStyle w:val="FunctionTok"/>
-        </w:rPr>
-        <w:t xml:space="preserve">,</w:t>
-      </w:r>
-      <w:r>
-        <w:rPr>
-          <w:rStyle w:val="NormalTok"/>
-        </w:rPr>
-        <w:t xml:space="preserve"> </w:t>
-      </w:r>
-      <w:r>
-        <w:rPr>
-          <w:rStyle w:val="DataTypeTok"/>
-        </w:rPr>
-        <w:t xml:space="preserve">"scale"</w:t>
-      </w:r>
-      <w:r>
-        <w:rPr>
-          <w:rStyle w:val="FunctionTok"/>
-        </w:rPr>
-        <w:t xml:space="preserve">:</w:t>
-      </w:r>
-      <w:r>
-        <w:rPr>
-          <w:rStyle w:val="NormalTok"/>
-        </w:rPr>
-        <w:t xml:space="preserve"> </w:t>
-      </w:r>
-      <w:r>
-        <w:rPr>
-          <w:rStyle w:val="FloatTok"/>
-        </w:rPr>
-        <w:t xml:space="preserve">0.8</w:t>
-      </w:r>
-      <w:r>
-        <w:rPr>
-          <w:rStyle w:val="FunctionTok"/>
-        </w:rPr>
-        <w:t xml:space="preserve">,</w:t>
-      </w:r>
-      <w:r>
-        <w:rPr>
-          <w:rStyle w:val="NormalTok"/>
-        </w:rPr>
-        <w:t xml:space="preserve"> </w:t>
-      </w:r>
-      <w:r>
-        <w:rPr>
-          <w:rStyle w:val="DataTypeTok"/>
-        </w:rPr>
-        <w:t xml:space="preserve">"rotation"</w:t>
-      </w:r>
-      <w:r>
-        <w:rPr>
-          <w:rStyle w:val="FunctionTok"/>
-        </w:rPr>
-        <w:t xml:space="preserve">:</w:t>
-      </w:r>
-      <w:r>
-        <w:rPr>
-          <w:rStyle w:val="NormalTok"/>
-        </w:rPr>
-        <w:t xml:space="preserve"> </w:t>
-      </w:r>
-      <w:r>
-        <w:rPr>
-          <w:rStyle w:val="DecValTok"/>
-        </w:rPr>
-        <w:t xml:space="preserve">0</w:t>
-      </w:r>
-      <w:r>
-        <w:rPr>
-          <w:rStyle w:val="FunctionTok"/>
-        </w:rPr>
-        <w:t xml:space="preserve">,</w:t>
-      </w:r>
-      <w:r>
-        <w:rPr>
-          <w:rStyle w:val="NormalTok"/>
-        </w:rPr>
-        <w:t xml:space="preserve"> </w:t>
-      </w:r>
-      <w:r>
-        <w:rPr>
-          <w:rStyle w:val="DataTypeTok"/>
-        </w:rPr>
-        <w:t xml:space="preserve">"z"</w:t>
-      </w:r>
-      <w:r>
-        <w:rPr>
-          <w:rStyle w:val="FunctionTok"/>
-        </w:rPr>
-        <w:t xml:space="preserve">:</w:t>
-      </w:r>
-      <w:r>
-        <w:rPr>
-          <w:rStyle w:val="NormalTok"/>
-        </w:rPr>
-        <w:t xml:space="preserve"> </w:t>
-      </w:r>
-      <w:r>
-        <w:rPr>
-          <w:rStyle w:val="DecValTok"/>
-        </w:rPr>
-        <w:t xml:space="preserve">1</w:t>
-      </w:r>
-      <w:r>
-        <w:rPr>
-          <w:rStyle w:val="NormalTok"/>
-        </w:rPr>
-        <w:t xml:space="preserve"> </w:t>
-      </w:r>
-      <w:r>
-        <w:rPr>
-          <w:rStyle w:val="FunctionTok"/>
-        </w:rPr>
-        <w:t xml:space="preserve">}</w:t>
-      </w:r>
-      <w:r>
-        <w:br/>
-      </w:r>
-      <w:r>
-        <w:br/>
-      </w:r>
-      <w:r>
-        <w:rPr>
           <w:rStyle w:val="ErrorTok"/>
         </w:rPr>
-        <w:t xml:space="preserve">//</w:t>
-      </w:r>
-      <w:r>
-        <w:rPr>
-          <w:rStyle w:val="NormalTok"/>
-        </w:rPr>
-        <w:t xml:space="preserve"> </w:t>
-      </w:r>
-      <w:r>
-        <w:rPr>
-          <w:rStyle w:val="ErrorTok"/>
-        </w:rPr>
-        <w:t xml:space="preserve">a</w:t>
-      </w:r>
-      <w:r>
-        <w:rPr>
-          <w:rStyle w:val="NormalTok"/>
-        </w:rPr>
-        <w:t xml:space="preserve"> </w:t>
-      </w:r>
-      <w:r>
-        <w:rPr>
-          <w:rStyle w:val="ErrorTok"/>
-        </w:rPr>
-        <w:t xml:space="preserve">book</w:t>
-      </w:r>
-      <w:r>
-        <w:rPr>
-          <w:rStyle w:val="NormalTok"/>
-        </w:rPr>
-        <w:t xml:space="preserve"> </w:t>
-      </w:r>
-      <w:r>
-        <w:rPr>
-          <w:rStyle w:val="ErrorTok"/>
-        </w:rPr>
-        <w:t xml:space="preserve">=</w:t>
-      </w:r>
-      <w:r>
-        <w:rPr>
-          <w:rStyle w:val="NormalTok"/>
-        </w:rPr>
-        <w:t xml:space="preserve"> </w:t>
-      </w:r>
-      <w:r>
-        <w:rPr>
-          <w:rStyle w:val="ErrorTok"/>
-        </w:rPr>
-        <w:t xml:space="preserve">title</w:t>
-      </w:r>
-      <w:r>
-        <w:rPr>
-          <w:rStyle w:val="NormalTok"/>
-        </w:rPr>
-        <w:t xml:space="preserve"> </w:t>
-      </w:r>
-      <w:r>
-        <w:rPr>
-          <w:rStyle w:val="ErrorTok"/>
-        </w:rPr>
-        <w:t xml:space="preserve">+</w:t>
-      </w:r>
-      <w:r>
-        <w:rPr>
-          <w:rStyle w:val="NormalTok"/>
-        </w:rPr>
-        <w:t xml:space="preserve"> </w:t>
-      </w:r>
-      <w:r>
-        <w:rPr>
-          <w:rStyle w:val="ErrorTok"/>
-        </w:rPr>
-        <w:t xml:space="preserve">timestamps</w:t>
-      </w:r>
-      <w:r>
-        <w:rPr>
-          <w:rStyle w:val="NormalTok"/>
-        </w:rPr>
-        <w:t xml:space="preserve"> </w:t>
-      </w:r>
-      <w:r>
-        <w:rPr>
-          <w:rStyle w:val="ErrorTok"/>
-        </w:rPr>
-        <w:t xml:space="preserve">+</w:t>
-      </w:r>
-      <w:r>
-        <w:rPr>
-          <w:rStyle w:val="NormalTok"/>
-        </w:rPr>
-        <w:t xml:space="preserve"> </w:t>
-      </w:r>
-      <w:r>
-        <w:rPr>
-          <w:rStyle w:val="ErrorTok"/>
-        </w:rPr>
-        <w:t xml:space="preserve">pages</w:t>
-      </w:r>
-      <w:r>
-        <w:rPr>
-          <w:rStyle w:val="NormalTok"/>
-        </w:rPr>
-        <w:t xml:space="preserve"> </w:t>
-      </w:r>
-      <w:r>
-        <w:rPr>
-          <w:rStyle w:val="ErrorTok"/>
-        </w:rPr>
-        <w:t xml:space="preserve">(each</w:t>
-      </w:r>
-      <w:r>
-        <w:rPr>
-          <w:rStyle w:val="NormalTok"/>
-        </w:rPr>
-        <w:t xml:space="preserve"> </w:t>
-      </w:r>
-      <w:r>
-        <w:rPr>
-          <w:rStyle w:val="ErrorTok"/>
-        </w:rPr>
-        <w:t xml:space="preserve">page</w:t>
-      </w:r>
-      <w:r>
-        <w:rPr>
-          <w:rStyle w:val="NormalTok"/>
-        </w:rPr>
-        <w:t xml:space="preserve"> </w:t>
-      </w:r>
-      <w:r>
-        <w:rPr>
-          <w:rStyle w:val="ErrorTok"/>
-        </w:rPr>
-        <w:t xml:space="preserve">=</w:t>
-      </w:r>
-      <w:r>
-        <w:rPr>
-          <w:rStyle w:val="NormalTok"/>
-        </w:rPr>
-        <w:t xml:space="preserve"> </w:t>
-      </w:r>
-      <w:r>
-        <w:rPr>
-          <w:rStyle w:val="ErrorTok"/>
-        </w:rPr>
-        <w:t xml:space="preserve">background</w:t>
-      </w:r>
-      <w:r>
-        <w:rPr>
-          <w:rStyle w:val="NormalTok"/>
-        </w:rPr>
-        <w:t xml:space="preserve"> </w:t>
-      </w:r>
-      <w:r>
-        <w:rPr>
-          <w:rStyle w:val="ErrorTok"/>
-        </w:rPr>
-        <w:t xml:space="preserve">+</w:t>
-      </w:r>
-      <w:r>
-        <w:rPr>
-          <w:rStyle w:val="NormalTok"/>
-        </w:rPr>
-        <w:t xml:space="preserve"> </w:t>
-      </w:r>
-      <w:r>
-        <w:rPr>
-          <w:rStyle w:val="ErrorTok"/>
-        </w:rPr>
-        <w:t xml:space="preserve">placed</w:t>
-      </w:r>
-      <w:r>
-        <w:rPr>
-          <w:rStyle w:val="NormalTok"/>
-        </w:rPr>
-        <w:t xml:space="preserve"> </w:t>
-      </w:r>
-      <w:r>
-        <w:rPr>
-          <w:rStyle w:val="ErrorTok"/>
-        </w:rPr>
-        <w:t xml:space="preserve">objects)</w:t>
-      </w:r>
-      <w:r>
-        <w:br/>
-      </w:r>
-      <w:r>
-        <w:rPr>
-          <w:rStyle w:val="ErrorTok"/>
-        </w:rPr>
-        <w:t xml:space="preserve">BookModel</w:t>
-      </w:r>
-      <w:r>
-        <w:rPr>
-          <w:rStyle w:val="NormalTok"/>
-        </w:rPr>
-        <w:t xml:space="preserve"> </w:t>
-      </w:r>
-      <w:r>
-        <w:rPr>
-          <w:rStyle w:val="ErrorTok"/>
-        </w:rPr>
-        <w:t xml:space="preserve">-&gt;</w:t>
-      </w:r>
-      <w:r>
-        <w:rPr>
-          <w:rStyle w:val="NormalTok"/>
-        </w:rPr>
-        <w:t xml:space="preserve"> </w:t>
-      </w:r>
-      <w:r>
-        <w:rPr>
-          <w:rStyle w:val="ErrorTok"/>
-        </w:rPr>
-        <w:t xml:space="preserve">PageModel</w:t>
+        <w:t>PlacedObjectModel</w:t>
       </w:r>
       <w:r>
         <w:rPr>
           <w:rStyle w:val="OtherTok"/>
         </w:rPr>
-        <w:t xml:space="preserve">[]</w:t>
-      </w:r>
-      <w:r>
-        <w:rPr>
-          <w:rStyle w:val="NormalTok"/>
-        </w:rPr>
-        <w:t xml:space="preserve"> </w:t>
-      </w:r>
-      <w:r>
-        <w:rPr>
-          <w:rStyle w:val="ErrorTok"/>
-        </w:rPr>
-        <w:t xml:space="preserve">-&gt;</w:t>
-      </w:r>
-      <w:r>
-        <w:rPr>
-          <w:rStyle w:val="NormalTok"/>
-        </w:rPr>
-        <w:t xml:space="preserve"> </w:t>
-      </w:r>
-      <w:r>
-        <w:rPr>
-          <w:rStyle w:val="ErrorTok"/>
-        </w:rPr>
-        <w:t xml:space="preserve">PlacedObjectModel</w:t>
-      </w:r>
-      <w:r>
-        <w:rPr>
-          <w:rStyle w:val="OtherTok"/>
-        </w:rPr>
-        <w:t xml:space="preserve">[]</w:t>
+        <w:t>[]</w:t>
       </w:r>
     </w:p>
     <w:p>
@@ -2188,22 +2644,26 @@
         <w:pStyle w:val="CaptionedFigure"/>
       </w:pPr>
       <w:r>
+        <w:rPr>
+          <w:noProof/>
+        </w:rPr>
         <w:drawing>
-          <wp:inline>
+          <wp:inline distT="0" distB="0" distL="0" distR="0">
             <wp:extent cx="3626863" cy="4011065"/>
-            <wp:effectExtent b="0" l="0" r="0" t="0"/>
-            <wp:docPr descr="A saved book in the Realtime Database — references and numbers, never image bytes." title="" id="21" name="Picture"/>
-            <a:graphic>
+            <wp:effectExtent l="0" t="0" r="0" b="0"/>
+            <wp:docPr id="21" name="Picture" descr="A saved book in the Realtime Database — references and numbers, never image bytes."/>
+            <wp:cNvGraphicFramePr/>
+            <a:graphic xmlns:a="http://schemas.openxmlformats.org/drawingml/2006/main">
               <a:graphicData uri="http://schemas.openxmlformats.org/drawingml/2006/picture">
-                <pic:pic>
+                <pic:pic xmlns:pic="http://schemas.openxmlformats.org/drawingml/2006/picture">
                   <pic:nvPicPr>
-                    <pic:cNvPr descr="../video/shots/firebase-data.png" id="22" name="Picture"/>
+                    <pic:cNvPr id="22" name="Picture" descr="../video/shots/firebase-data.png"/>
                     <pic:cNvPicPr>
-                      <a:picLocks noChangeArrowheads="1" noChangeAspect="1"/>
+                      <a:picLocks noChangeAspect="1" noChangeArrowheads="1"/>
                     </pic:cNvPicPr>
                   </pic:nvPicPr>
                   <pic:blipFill>
-                    <a:blip r:embed="rId20"/>
+                    <a:blip r:embed="rId9"/>
                     <a:stretch>
                       <a:fillRect/>
                     </a:stretch>
@@ -2235,7 +2695,7 @@
         <w:pStyle w:val="ImageCaption"/>
       </w:pPr>
       <w:r>
-        <w:t xml:space="preserve">A saved book in the Realtime Database — references and numbers, never image bytes.</w:t>
+        <w:t>A saved book in the Realtime Database — references and numbers, never image bytes.</w:t>
       </w:r>
     </w:p>
     <w:p>
@@ -2247,179 +2707,147 @@
           <w:b/>
           <w:bCs/>
         </w:rPr>
-        <w:t xml:space="preserve">Firebase over REST (no SDK).</w:t>
-      </w:r>
-      <w:r>
-        <w:t xml:space="preserve"> </w:t>
-      </w:r>
-      <w:r>
-        <w:t xml:space="preserve">The Firebase Unity SDK</w:t>
-      </w:r>
-      <w:r>
-        <w:t xml:space="preserve"> </w:t>
-      </w:r>
-      <w:r>
-        <w:rPr>
-          <w:b/>
-          <w:bCs/>
-        </w:rPr>
-        <w:t xml:space="preserve">does not support WebGL</w:t>
-      </w:r>
-      <w:r>
-        <w:t xml:space="preserve">, so every data operation uses the</w:t>
-      </w:r>
-      <w:r>
-        <w:t xml:space="preserve"> </w:t>
-      </w:r>
-      <w:r>
-        <w:rPr>
-          <w:b/>
-          <w:bCs/>
-        </w:rPr>
-        <w:t xml:space="preserve">Realtime Database REST API</w:t>
-      </w:r>
-      <w:r>
-        <w:t xml:space="preserve"> </w:t>
-      </w:r>
-      <w:r>
-        <w:t xml:space="preserve">through</w:t>
-      </w:r>
-      <w:r>
-        <w:t xml:space="preserve"> </w:t>
+        <w:t>Firebase over REST (no SDK).</w:t>
+      </w:r>
+      <w:r>
+        <w:t xml:space="preserve"> The Firebase Unity SDK </w:t>
+      </w:r>
+      <w:r>
+        <w:rPr>
+          <w:b/>
+          <w:bCs/>
+        </w:rPr>
+        <w:t>does not support WebGL</w:t>
+      </w:r>
+      <w:r>
+        <w:t xml:space="preserve">, so every data operation uses the </w:t>
+      </w:r>
+      <w:r>
+        <w:rPr>
+          <w:b/>
+          <w:bCs/>
+        </w:rPr>
+        <w:t>Realtime Database REST API</w:t>
+      </w:r>
+      <w:r>
+        <w:t xml:space="preserve"> through </w:t>
       </w:r>
       <w:r>
         <w:rPr>
           <w:rStyle w:val="VerbatimChar"/>
         </w:rPr>
-        <w:t xml:space="preserve">UnityWebRequest</w:t>
-      </w:r>
-      <w:r>
-        <w:t xml:space="preserve">:</w:t>
-      </w:r>
-      <w:r>
-        <w:t xml:space="preserve"> </w:t>
+        <w:t>UnityWebRequest</w:t>
+      </w:r>
+      <w:r>
+        <w:t xml:space="preserve">: </w:t>
       </w:r>
       <w:r>
         <w:rPr>
           <w:rStyle w:val="VerbatimChar"/>
         </w:rPr>
-        <w:t xml:space="preserve">GET</w:t>
-      </w:r>
-      <w:r>
-        <w:t xml:space="preserve"> </w:t>
-      </w:r>
-      <w:r>
-        <w:t xml:space="preserve">on</w:t>
-      </w:r>
-      <w:r>
-        <w:t xml:space="preserve"> </w:t>
+        <w:t>GET</w:t>
+      </w:r>
+      <w:r>
+        <w:t xml:space="preserve"> on </w:t>
       </w:r>
       <w:r>
         <w:rPr>
           <w:rStyle w:val="VerbatimChar"/>
         </w:rPr>
-        <w:t xml:space="preserve">/path.json</w:t>
-      </w:r>
-      <w:r>
-        <w:t xml:space="preserve"> </w:t>
-      </w:r>
-      <w:r>
-        <w:t xml:space="preserve">to read,</w:t>
-      </w:r>
-      <w:r>
-        <w:t xml:space="preserve"> </w:t>
+        <w:t>/path.json</w:t>
+      </w:r>
+      <w:r>
+        <w:t xml:space="preserve"> to read, </w:t>
       </w:r>
       <w:r>
         <w:rPr>
           <w:rStyle w:val="VerbatimChar"/>
         </w:rPr>
-        <w:t xml:space="preserve">PUT</w:t>
-      </w:r>
-      <w:r>
-        <w:t xml:space="preserve"> </w:t>
-      </w:r>
-      <w:r>
-        <w:t xml:space="preserve">to write. Async is achieved by wrapping the callback-based request in a</w:t>
-      </w:r>
-      <w:r>
-        <w:t xml:space="preserve"> </w:t>
+        <w:t>PUT</w:t>
+      </w:r>
+      <w:r>
+        <w:t xml:space="preserve"> to write. Async is achieved by wrapping the callback-based request in a </w:t>
       </w:r>
       <w:r>
         <w:rPr>
           <w:rStyle w:val="VerbatimChar"/>
         </w:rPr>
-        <w:t xml:space="preserve">TaskCompletionSource</w:t>
-      </w:r>
-      <w:r>
-        <w:t xml:space="preserve">, giving clean</w:t>
-      </w:r>
-      <w:r>
-        <w:t xml:space="preserve"> </w:t>
+        <w:t>TaskCompletionSource</w:t>
+      </w:r>
+      <w:r>
+        <w:t xml:space="preserve">, giving clean </w:t>
       </w:r>
       <w:r>
         <w:rPr>
           <w:rStyle w:val="VerbatimChar"/>
         </w:rPr>
-        <w:t xml:space="preserve">async/await</w:t>
-      </w:r>
-      <w:r>
-        <w:t xml:space="preserve"> </w:t>
-      </w:r>
-      <w:r>
-        <w:t xml:space="preserve">with no coroutines and no blocking the frame.</w:t>
+        <w:t>async/await</w:t>
+      </w:r>
+      <w:r>
+        <w:t xml:space="preserve"> with no coroutines and no blocking the frame.</w:t>
       </w:r>
     </w:p>
     <w:tbl>
       <w:tblPr>
         <w:tblStyle w:val="Table"/>
-        <w:tblW w:type="auto" w:w="0"/>
-        <w:tblLook w:firstRow="1" w:lastRow="0" w:firstColumn="0" w:lastColumn="0" w:noHBand="0" w:noVBand="0" w:val="0020"/>
+        <w:tblW w:w="0" w:type="auto"/>
+        <w:tblLook w:val="0020" w:firstRow="1" w:lastRow="0" w:firstColumn="0" w:lastColumn="0" w:noHBand="0" w:noVBand="0"/>
       </w:tblPr>
       <w:tblGrid>
-        <w:gridCol w:w="3960"/>
-        <w:gridCol w:w="3960"/>
+        <w:gridCol w:w="2692"/>
+        <w:gridCol w:w="4087"/>
       </w:tblGrid>
       <w:tr>
         <w:trPr>
-          <w:tblHeader w:val="on"/>
+          <w:cnfStyle w:val="100000000000" w:firstRow="1" w:lastRow="0" w:firstColumn="0" w:lastColumn="0" w:oddVBand="0" w:evenVBand="0" w:oddHBand="0" w:evenHBand="0" w:firstRowFirstColumn="0" w:firstRowLastColumn="0" w:lastRowFirstColumn="0" w:lastRowLastColumn="0"/>
+          <w:tblHeader/>
         </w:trPr>
         <w:tc>
-          <w:tcPr/>
+          <w:tcPr>
+            <w:tcW w:w="0" w:type="auto"/>
+          </w:tcPr>
           <w:p>
             <w:pPr>
               <w:pStyle w:val="Compact"/>
             </w:pPr>
             <w:r>
-              <w:t xml:space="preserve">Action</w:t>
+              <w:t>Action</w:t>
             </w:r>
           </w:p>
         </w:tc>
         <w:tc>
-          <w:tcPr/>
+          <w:tcPr>
+            <w:tcW w:w="0" w:type="auto"/>
+          </w:tcPr>
           <w:p>
             <w:pPr>
               <w:pStyle w:val="Compact"/>
             </w:pPr>
             <w:r>
-              <w:t xml:space="preserve">Request</w:t>
+              <w:t>Request</w:t>
             </w:r>
           </w:p>
         </w:tc>
       </w:tr>
       <w:tr>
         <w:tc>
-          <w:tcPr/>
+          <w:tcPr>
+            <w:tcW w:w="0" w:type="auto"/>
+          </w:tcPr>
           <w:p>
             <w:pPr>
               <w:pStyle w:val="Compact"/>
             </w:pPr>
             <w:r>
-              <w:t xml:space="preserve">Read the picker catalog</w:t>
+              <w:lastRenderedPageBreak/>
+              <w:t>Read the picker catalog</w:t>
             </w:r>
           </w:p>
         </w:tc>
         <w:tc>
-          <w:tcPr/>
+          <w:tcPr>
+            <w:tcW w:w="0" w:type="auto"/>
+          </w:tcPr>
           <w:p>
             <w:pPr>
               <w:pStyle w:val="Compact"/>
@@ -2428,25 +2856,32 @@
               <w:rPr>
                 <w:rStyle w:val="VerbatimChar"/>
               </w:rPr>
-              <w:t xml:space="preserve">GET /assetCatalog.json</w:t>
+              <w:t>GET /assetCatalog.json</w:t>
             </w:r>
           </w:p>
         </w:tc>
       </w:tr>
       <w:tr>
         <w:tc>
-          <w:tcPr/>
+          <w:tcPr>
+            <w:tcW w:w="0" w:type="auto"/>
+          </w:tcPr>
           <w:p>
             <w:pPr>
               <w:pStyle w:val="Compact"/>
             </w:pPr>
             <w:r>
-              <w:t xml:space="preserve">List a child’s books (shelf)</w:t>
+              <w:t>Lis</w:t>
+            </w:r>
+            <w:r>
+              <w:t>t a child’s books (shelf)</w:t>
             </w:r>
           </w:p>
         </w:tc>
         <w:tc>
-          <w:tcPr/>
+          <w:tcPr>
+            <w:tcW w:w="0" w:type="auto"/>
+          </w:tcPr>
           <w:p>
             <w:pPr>
               <w:pStyle w:val="Compact"/>
@@ -2455,25 +2890,29 @@
               <w:rPr>
                 <w:rStyle w:val="VerbatimChar"/>
               </w:rPr>
-              <w:t xml:space="preserve">GET /books/{kidId}.json</w:t>
+              <w:t>GET /books/{kidId}.json</w:t>
             </w:r>
           </w:p>
         </w:tc>
       </w:tr>
       <w:tr>
         <w:tc>
-          <w:tcPr/>
+          <w:tcPr>
+            <w:tcW w:w="0" w:type="auto"/>
+          </w:tcPr>
           <w:p>
             <w:pPr>
               <w:pStyle w:val="Compact"/>
             </w:pPr>
             <w:r>
-              <w:t xml:space="preserve">Load one book</w:t>
+              <w:t>Load one book</w:t>
             </w:r>
           </w:p>
         </w:tc>
         <w:tc>
-          <w:tcPr/>
+          <w:tcPr>
+            <w:tcW w:w="0" w:type="auto"/>
+          </w:tcPr>
           <w:p>
             <w:pPr>
               <w:pStyle w:val="Compact"/>
@@ -2482,14 +2921,16 @@
               <w:rPr>
                 <w:rStyle w:val="VerbatimChar"/>
               </w:rPr>
-              <w:t xml:space="preserve">GET /books/{kidId}/{bookId}.json</w:t>
+              <w:t>GET /books/{kidId}/{bookId}.json</w:t>
             </w:r>
           </w:p>
         </w:tc>
       </w:tr>
       <w:tr>
         <w:tc>
-          <w:tcPr/>
+          <w:tcPr>
+            <w:tcW w:w="0" w:type="auto"/>
+          </w:tcPr>
           <w:p>
             <w:pPr>
               <w:pStyle w:val="Compact"/>
@@ -2499,18 +2940,17 @@
                 <w:b/>
                 <w:bCs/>
               </w:rPr>
-              <w:t xml:space="preserve">Save</w:t>
-            </w:r>
-            <w:r>
-              <w:t xml:space="preserve"> </w:t>
-            </w:r>
-            <w:r>
-              <w:t xml:space="preserve">a book</w:t>
+              <w:t>Save</w:t>
+            </w:r>
+            <w:r>
+              <w:t xml:space="preserve"> a book</w:t>
             </w:r>
           </w:p>
         </w:tc>
         <w:tc>
-          <w:tcPr/>
+          <w:tcPr>
+            <w:tcW w:w="0" w:type="auto"/>
+          </w:tcPr>
           <w:p>
             <w:pPr>
               <w:pStyle w:val="Compact"/>
@@ -2519,7 +2959,7 @@
               <w:rPr>
                 <w:rStyle w:val="VerbatimChar"/>
               </w:rPr>
-              <w:t xml:space="preserve">PUT /books/{kidId}/{bookId}.json</w:t>
+              <w:t>PUT /books/{kidId}/{bookId}.json</w:t>
             </w:r>
           </w:p>
         </w:tc>
@@ -2530,107 +2970,167 @@
         <w:pStyle w:val="BodyText"/>
       </w:pPr>
       <w:r>
-        <w:t xml:space="preserve">Books are stored under a per-child path (</w:t>
+        <w:t>Books are stored under a per-child path (</w:t>
       </w:r>
       <w:r>
         <w:rPr>
           <w:rStyle w:val="VerbatimChar"/>
         </w:rPr>
-        <w:t xml:space="preserve">/books/{kidId}/…</w:t>
-      </w:r>
-      <w:r>
-        <w:t xml:space="preserve">) — a single</w:t>
+        <w:t>/books/{kidId}/…</w:t>
+      </w:r>
+      <w:r>
+        <w:t xml:space="preserve">) — a single </w:t>
+      </w:r>
+      <w:r>
+        <w:rPr>
+          <w:rStyle w:val="VerbatimChar"/>
+        </w:rPr>
+        <w:t>demo</w:t>
       </w:r>
       <w:r>
         <w:t xml:space="preserve"> </w:t>
       </w:r>
       <w:r>
+        <w:t xml:space="preserve">id in this build, but the structure is deliberately ready to scale (see §6). JSON is parsed with </w:t>
+      </w:r>
+      <w:r>
+        <w:rPr>
+          <w:b/>
+          <w:bCs/>
+        </w:rPr>
+        <w:t>Newtonsoft</w:t>
+      </w:r>
+      <w:r>
+        <w:t xml:space="preserve">, because the Realtime Database returns objects keyed by id, which Unity’s built-in </w:t>
+      </w:r>
+      <w:r>
         <w:rPr>
           <w:rStyle w:val="VerbatimChar"/>
         </w:rPr>
-        <w:t xml:space="preserve">demo</w:t>
-      </w:r>
-      <w:r>
-        <w:t xml:space="preserve"> </w:t>
-      </w:r>
-      <w:r>
-        <w:t xml:space="preserve">id in this build, but the structure is deliberately ready to scale (see §6). JSON is parsed with</w:t>
-      </w:r>
-      <w:r>
-        <w:t xml:space="preserve"> </w:t>
-      </w:r>
-      <w:r>
-        <w:rPr>
-          <w:b/>
-          <w:bCs/>
-        </w:rPr>
-        <w:t xml:space="preserve">Newtonsoft</w:t>
-      </w:r>
-      <w:r>
-        <w:t xml:space="preserve">, because the Realtime Database returns objects keyed by id, which Unity’s built-in</w:t>
-      </w:r>
-      <w:r>
-        <w:t xml:space="preserve"> </w:t>
+        <w:t>JsonUtility</w:t>
+      </w:r>
+      <w:r>
+        <w:t xml:space="preserve"> cannot handle. On save, the shelf card uses the first</w:t>
+      </w:r>
+      <w:r>
+        <w:t xml:space="preserve"> page’s background as its cover (a true page snapshot is reserved; keeping the cover inline avoids paid Firebase Storage).</w:t>
+      </w:r>
+    </w:p>
+    <w:p>
+      <w:r>
+        <w:br w:type="page"/>
+      </w:r>
+    </w:p>
+    <w:p>
+      <w:pPr>
+        <w:pStyle w:val="Heading2"/>
+      </w:pPr>
+      <w:bookmarkStart w:id="11" w:name="key-decisions-challenges"/>
+      <w:bookmarkStart w:id="12" w:name="_Toc235061765"/>
+      <w:bookmarkEnd w:id="9"/>
+      <w:r>
+        <w:lastRenderedPageBreak/>
+        <w:t>5. Key decisions &amp; challenges</w:t>
+      </w:r>
+      <w:bookmarkEnd w:id="12"/>
+    </w:p>
+    <w:p>
+      <w:pPr>
+        <w:pStyle w:val="FirstParagraph"/>
+      </w:pPr>
+      <w:r>
+        <w:rPr>
+          <w:b/>
+          <w:bCs/>
+        </w:rPr>
+        <w:t>REST, not the SDK.</w:t>
+      </w:r>
+      <w:r>
+        <w:t xml:space="preserve"> The Firebase Unity SDK is unavailable in WebGL, so the entire data layer is REST o</w:t>
+      </w:r>
+      <w:r>
+        <w:t xml:space="preserve">ver </w:t>
       </w:r>
       <w:r>
         <w:rPr>
           <w:rStyle w:val="VerbatimChar"/>
         </w:rPr>
-        <w:t xml:space="preserve">JsonUtility</w:t>
-      </w:r>
-      <w:r>
-        <w:t xml:space="preserve"> </w:t>
-      </w:r>
-      <w:r>
-        <w:t xml:space="preserve">cannot handle. On save, the shelf card uses the first page’s background as its cover (a true page snapshot is reserved; keeping the cover inline avoids paid Firebase Storage).</w:t>
-      </w:r>
-    </w:p>
-    <w:p>
-      <w:r>
-        <w:br w:type="page"/>
-      </w:r>
-    </w:p>
-    <w:bookmarkEnd w:id="23"/>
-    <w:bookmarkStart w:id="24" w:name="key-decisions-challenges"/>
-    <w:p>
-      <w:pPr>
-        <w:pStyle w:val="Heading2"/>
-      </w:pPr>
-      <w:r>
-        <w:t xml:space="preserve">5. Key decisions &amp; challenges</w:t>
-      </w:r>
-    </w:p>
-    <w:p>
-      <w:pPr>
-        <w:pStyle w:val="FirstParagraph"/>
-      </w:pPr>
-      <w:r>
-        <w:rPr>
-          <w:b/>
-          <w:bCs/>
-        </w:rPr>
-        <w:t xml:space="preserve">REST, not the SDK.</w:t>
-      </w:r>
-      <w:r>
-        <w:t xml:space="preserve"> </w:t>
-      </w:r>
-      <w:r>
-        <w:t xml:space="preserve">The Firebase Unity SDK is unavailable in WebGL, so the entire data layer is REST over</w:t>
-      </w:r>
-      <w:r>
-        <w:t xml:space="preserve"> </w:t>
+        <w:t>UnityWebRequest</w:t>
+      </w:r>
+      <w:r>
+        <w:t xml:space="preserve"> — the WebGL-safe path, and the decision that shapes everything else.</w:t>
+      </w:r>
+    </w:p>
+    <w:p>
+      <w:pPr>
+        <w:pStyle w:val="BodyText"/>
+      </w:pPr>
+      <w:r>
+        <w:rPr>
+          <w:b/>
+          <w:bCs/>
+        </w:rPr>
+        <w:t>References, not images.</w:t>
+      </w:r>
+      <w:r>
+        <w:t xml:space="preserve"> Books store asset ids + normalized transforms; art is hosted once and cached. A direct benefit: </w:t>
+      </w:r>
+      <w:r>
+        <w:rPr>
+          <w:b/>
+          <w:bCs/>
+        </w:rPr>
+        <w:t>art can be added or swapped with zero code chan</w:t>
+      </w:r>
+      <w:r>
+        <w:rPr>
+          <w:b/>
+          <w:bCs/>
+        </w:rPr>
+        <w:t>ges</w:t>
+      </w:r>
+      <w:r>
+        <w:t>. The desert &amp; sea theme was dropped in by editing the catalog and hosting the files — no rebuild.</w:t>
+      </w:r>
+    </w:p>
+    <w:p>
+      <w:pPr>
+        <w:pStyle w:val="BodyText"/>
+      </w:pPr>
+      <w:r>
+        <w:rPr>
+          <w:b/>
+          <w:bCs/>
+        </w:rPr>
+        <w:t>Resolution-independent placement.</w:t>
+      </w:r>
+      <w:r>
+        <w:t xml:space="preserve"> A dragged sticker’s pixel position is meaningless across screens. The editor maps the pointer → stage-local space (</w:t>
       </w:r>
       <w:r>
         <w:rPr>
           <w:rStyle w:val="VerbatimChar"/>
         </w:rPr>
-        <w:t xml:space="preserve">UnityWebRequest</w:t>
-      </w:r>
-      <w:r>
-        <w:t xml:space="preserve"> </w:t>
-      </w:r>
-      <w:r>
-        <w:t xml:space="preserve">— the WebGL-safe path, and the decision that shapes everything else.</w:t>
+        <w:t>RectT</w:t>
+      </w:r>
+      <w:r>
+        <w:rPr>
+          <w:rStyle w:val="VerbatimChar"/>
+        </w:rPr>
+        <w:t>ransformUtility.ScreenPointToLocalPointInRectangle</w:t>
+      </w:r>
+      <w:r>
+        <w:t xml:space="preserve">) → </w:t>
+      </w:r>
+      <w:r>
+        <w:rPr>
+          <w:b/>
+          <w:bCs/>
+        </w:rPr>
+        <w:t>normalized 0–1</w:t>
+      </w:r>
+      <w:r>
+        <w:t>, and stores that. A book made on a phone replays pixel-perfect on a desktop.</w:t>
       </w:r>
     </w:p>
     <w:p>
@@ -2642,26 +3142,34 @@
           <w:b/>
           <w:bCs/>
         </w:rPr>
-        <w:t xml:space="preserve">References, not images.</w:t>
-      </w:r>
-      <w:r>
-        <w:t xml:space="preserve"> </w:t>
-      </w:r>
-      <w:r>
-        <w:t xml:space="preserve">Books store asset ids + normalized transforms; art is hosted once and cached. A direct benefit:</w:t>
-      </w:r>
-      <w:r>
-        <w:t xml:space="preserve"> </w:t>
-      </w:r>
-      <w:r>
-        <w:rPr>
-          <w:b/>
-          <w:bCs/>
-        </w:rPr>
-        <w:t xml:space="preserve">art can be added or swapped with zero code changes</w:t>
-      </w:r>
-      <w:r>
-        <w:t xml:space="preserve">. The desert &amp; sea theme was dropped in by editing the catalog and hosting the files — no rebuild.</w:t>
+        <w:t>Async in a single-threaded runtime.</w:t>
+      </w:r>
+      <w:r>
+        <w:t xml:space="preserve"> Unity’s web requests are callback-based; wrapping each in a </w:t>
+      </w:r>
+      <w:r>
+        <w:rPr>
+          <w:rStyle w:val="VerbatimChar"/>
+        </w:rPr>
+        <w:t>TaskCompletion</w:t>
+      </w:r>
+      <w:r>
+        <w:rPr>
+          <w:rStyle w:val="VerbatimChar"/>
+        </w:rPr>
+        <w:t>Source</w:t>
+      </w:r>
+      <w:r>
+        <w:t xml:space="preserve"> gives clean </w:t>
+      </w:r>
+      <w:r>
+        <w:rPr>
+          <w:rStyle w:val="VerbatimChar"/>
+        </w:rPr>
+        <w:t>async/await</w:t>
+      </w:r>
+      <w:r>
+        <w:t xml:space="preserve"> in WebGL’s single thread, without coroutines or frame stalls.</w:t>
       </w:r>
     </w:p>
     <w:p>
@@ -2673,258 +3181,117 @@
           <w:b/>
           <w:bCs/>
         </w:rPr>
-        <w:t xml:space="preserve">Resolution-independent placement.</w:t>
-      </w:r>
-      <w:r>
-        <w:t xml:space="preserve"> </w:t>
-      </w:r>
-      <w:r>
-        <w:t xml:space="preserve">A dragged sticker’s pixel position is meaningless across screens. The editor maps the pointer → stage-local space (</w:t>
+        <w:t>Hosting the compressed build (the hardest bug).</w:t>
+      </w:r>
+      <w:r>
+        <w:t xml:space="preserve"> Unity’s gzip build (</w:t>
       </w:r>
       <w:r>
         <w:rPr>
           <w:rStyle w:val="VerbatimChar"/>
         </w:rPr>
-        <w:t xml:space="preserve">RectTransformUtility.ScreenPointToLocalPointInRectangle</w:t>
-      </w:r>
-      <w:r>
-        <w:t xml:space="preserve">) →</w:t>
-      </w:r>
-      <w:r>
-        <w:t xml:space="preserve"> </w:t>
-      </w:r>
-      <w:r>
-        <w:rPr>
-          <w:b/>
-          <w:bCs/>
-        </w:rPr>
-        <w:t xml:space="preserve">normalized 0–1</w:t>
-      </w:r>
-      <w:r>
-        <w:t xml:space="preserve">, and stores that. A book made on a phone replays pixel-perfect on a desktop.</w:t>
-      </w:r>
-    </w:p>
-    <w:p>
-      <w:pPr>
-        <w:pStyle w:val="BodyText"/>
-      </w:pPr>
-      <w:r>
-        <w:rPr>
-          <w:b/>
-          <w:bCs/>
-        </w:rPr>
-        <w:t xml:space="preserve">Async in a single-threaded runtime.</w:t>
-      </w:r>
-      <w:r>
-        <w:t xml:space="preserve"> </w:t>
-      </w:r>
-      <w:r>
-        <w:t xml:space="preserve">Unity’s web requests are callback-based; wrapping each in a</w:t>
-      </w:r>
-      <w:r>
-        <w:t xml:space="preserve"> </w:t>
+        <w:t>.wasm.gz</w:t>
+      </w:r>
+      <w:r>
+        <w:t xml:space="preserve"> / </w:t>
       </w:r>
       <w:r>
         <w:rPr>
           <w:rStyle w:val="VerbatimChar"/>
         </w:rPr>
-        <w:t xml:space="preserve">TaskCompletionSource</w:t>
-      </w:r>
-      <w:r>
-        <w:t xml:space="preserve"> </w:t>
-      </w:r>
-      <w:r>
-        <w:t xml:space="preserve">gives clean</w:t>
-      </w:r>
-      <w:r>
-        <w:t xml:space="preserve"> </w:t>
+        <w:t>.data.gz</w:t>
+      </w:r>
+      <w:r>
+        <w:t xml:space="preserve"> / </w:t>
       </w:r>
       <w:r>
         <w:rPr>
           <w:rStyle w:val="VerbatimChar"/>
         </w:rPr>
-        <w:t xml:space="preserve">async/await</w:t>
-      </w:r>
-      <w:r>
-        <w:t xml:space="preserve"> </w:t>
-      </w:r>
-      <w:r>
-        <w:t xml:space="preserve">in WebGL’s single thread, without coroutines or frame stalls.</w:t>
-      </w:r>
-    </w:p>
-    <w:p>
-      <w:pPr>
-        <w:pStyle w:val="BodyText"/>
-      </w:pPr>
-      <w:r>
-        <w:rPr>
-          <w:b/>
-          <w:bCs/>
-        </w:rPr>
-        <w:t xml:space="preserve">Hosting the compressed build (the hardest bug).</w:t>
-      </w:r>
-      <w:r>
-        <w:t xml:space="preserve"> </w:t>
-      </w:r>
-      <w:r>
-        <w:t xml:space="preserve">Unity’s gzip build (</w:t>
+        <w:t>.framework.js.gz</w:t>
+      </w:r>
+      <w:r>
+        <w:t xml:space="preserve">) fought Firebase Hosting: Firebase </w:t>
+      </w:r>
+      <w:r>
+        <w:rPr>
+          <w:b/>
+          <w:bCs/>
+        </w:rPr>
+        <w:t xml:space="preserve">strips </w:t>
       </w:r>
       <w:r>
         <w:rPr>
           <w:rStyle w:val="VerbatimChar"/>
-        </w:rPr>
-        <w:t xml:space="preserve">.wasm.gz</w:t>
-      </w:r>
-      <w:r>
-        <w:t xml:space="preserve"> </w:t>
-      </w:r>
-      <w:r>
-        <w:t xml:space="preserve">/</w:t>
-      </w:r>
-      <w:r>
-        <w:t xml:space="preserve"> </w:t>
+          <w:b/>
+          <w:bCs/>
+        </w:rPr>
+        <w:t>Content-Encodi</w:t>
       </w:r>
       <w:r>
         <w:rPr>
           <w:rStyle w:val="VerbatimChar"/>
-        </w:rPr>
-        <w:t xml:space="preserve">.data.gz</w:t>
-      </w:r>
-      <w:r>
-        <w:t xml:space="preserve"> </w:t>
-      </w:r>
-      <w:r>
-        <w:t xml:space="preserve">/</w:t>
-      </w:r>
-      <w:r>
-        <w:t xml:space="preserve"> </w:t>
+          <w:b/>
+          <w:bCs/>
+        </w:rPr>
+        <w:t>ng</w:t>
+      </w:r>
+      <w:r>
+        <w:rPr>
+          <w:b/>
+          <w:bCs/>
+        </w:rPr>
+        <w:t xml:space="preserve"> from any </w:t>
       </w:r>
       <w:r>
         <w:rPr>
           <w:rStyle w:val="VerbatimChar"/>
-        </w:rPr>
-        <w:t xml:space="preserve">.framework.js.gz</w:t>
-      </w:r>
-      <w:r>
-        <w:t xml:space="preserve">) fought Firebase Hosting: Firebase</w:t>
-      </w:r>
-      <w:r>
-        <w:t xml:space="preserve"> </w:t>
-      </w:r>
-      <w:r>
-        <w:rPr>
-          <w:b/>
-          <w:bCs/>
-        </w:rPr>
-        <w:t xml:space="preserve">strips</w:t>
-      </w:r>
-      <w:r>
-        <w:rPr>
-          <w:b/>
-          <w:bCs/>
-        </w:rPr>
-        <w:t xml:space="preserve"> </w:t>
-      </w:r>
-      <w:r>
-        <w:rPr>
-          <w:rStyle w:val="VerbatimChar"/>
-          <w:b/>
-          <w:bCs/>
-        </w:rPr>
-        <w:t xml:space="preserve">Content-Encoding</w:t>
-      </w:r>
-      <w:r>
-        <w:rPr>
-          <w:b/>
-          <w:bCs/>
-        </w:rPr>
-        <w:t xml:space="preserve"> </w:t>
-      </w:r>
-      <w:r>
-        <w:rPr>
-          <w:b/>
-          <w:bCs/>
-        </w:rPr>
-        <w:t xml:space="preserve">from any</w:t>
-      </w:r>
-      <w:r>
-        <w:rPr>
-          <w:b/>
-          <w:bCs/>
-        </w:rPr>
-        <w:t xml:space="preserve"> </w:t>
-      </w:r>
-      <w:r>
-        <w:rPr>
-          <w:rStyle w:val="VerbatimChar"/>
-          <w:b/>
-          <w:bCs/>
-        </w:rPr>
-        <w:t xml:space="preserve">.js</w:t>
-      </w:r>
-      <w:r>
-        <w:rPr>
-          <w:b/>
-          <w:bCs/>
-        </w:rPr>
-        <w:t xml:space="preserve"> </w:t>
-      </w:r>
-      <w:r>
-        <w:rPr>
-          <w:b/>
-          <w:bCs/>
-        </w:rPr>
-        <w:t xml:space="preserve">filename</w:t>
-      </w:r>
-      <w:r>
-        <w:t xml:space="preserve"> </w:t>
-      </w:r>
-      <w:r>
-        <w:t xml:space="preserve">and caches encodings inconsistently across its CDN, so the WebAssembly failed to load with an</w:t>
-      </w:r>
-      <w:r>
-        <w:t xml:space="preserve"> </w:t>
+          <w:b/>
+          <w:bCs/>
+        </w:rPr>
+        <w:t>.js</w:t>
+      </w:r>
+      <w:r>
+        <w:rPr>
+          <w:b/>
+          <w:bCs/>
+        </w:rPr>
+        <w:t xml:space="preserve"> filename</w:t>
+      </w:r>
+      <w:r>
+        <w:t xml:space="preserve"> and caches encodings inconsistently across its CDN, so the WebAssembly failed to load with an </w:t>
       </w:r>
       <w:r>
         <w:rPr>
           <w:i/>
           <w:iCs/>
         </w:rPr>
-        <w:t xml:space="preserve">“expected magic word”</w:t>
-      </w:r>
-      <w:r>
-        <w:t xml:space="preserve"> </w:t>
-      </w:r>
-      <w:r>
-        <w:t xml:space="preserve">error. The fix:</w:t>
-      </w:r>
-      <w:r>
-        <w:t xml:space="preserve"> </w:t>
-      </w:r>
-      <w:r>
-        <w:rPr>
-          <w:b/>
-          <w:bCs/>
-        </w:rPr>
-        <w:t xml:space="preserve">ship the payload uncompressed and let Firebase gzip it natively</w:t>
-      </w:r>
-      <w:r>
-        <w:t xml:space="preserve"> </w:t>
-      </w:r>
-      <w:r>
-        <w:t xml:space="preserve">over the wire — reliable and cache-consistent. This is automated in</w:t>
-      </w:r>
-      <w:r>
-        <w:t xml:space="preserve"> </w:t>
+        <w:t>“expected magic word”</w:t>
+      </w:r>
+      <w:r>
+        <w:t xml:space="preserve"> error. The fix: </w:t>
+      </w:r>
+      <w:r>
+        <w:rPr>
+          <w:b/>
+          <w:bCs/>
+        </w:rPr>
+        <w:t>ship the payload uncompressed and let Firebase gzip it natively</w:t>
+      </w:r>
+      <w:r>
+        <w:t xml:space="preserve"> over the wire — reliable and cache-</w:t>
+      </w:r>
+      <w:r>
+        <w:t xml:space="preserve">consistent. This is automated in </w:t>
       </w:r>
       <w:r>
         <w:rPr>
           <w:rStyle w:val="VerbatimChar"/>
         </w:rPr>
-        <w:t xml:space="preserve">firebase/deploy-hosting.sh</w:t>
-      </w:r>
-      <w:r>
-        <w:t xml:space="preserve">.</w:t>
+        <w:t>firebase/deploy-hosting.sh</w:t>
+      </w:r>
+      <w:r>
+        <w:t>.</w:t>
       </w:r>
     </w:p>
     <w:p>
@@ -2936,13 +3303,10 @@
           <w:b/>
           <w:bCs/>
         </w:rPr>
-        <w:t xml:space="preserve">Free-tier by design.</w:t>
-      </w:r>
-      <w:r>
-        <w:t xml:space="preserve"> </w:t>
-      </w:r>
-      <w:r>
-        <w:t xml:space="preserve">Realtime Database + Hosting on the free Spark plan; covers stored inline (no Storage), no Cloud Functions, no credit card.</w:t>
+        <w:t>Free-tier by design.</w:t>
+      </w:r>
+      <w:r>
+        <w:t xml:space="preserve"> Realtime Database + Hosting on the free Spark plan; covers stored inline (no Storage), no Cloud Functions, no credit card.</w:t>
       </w:r>
     </w:p>
     <w:p>
@@ -2950,15 +3314,18 @@
         <w:br w:type="page"/>
       </w:r>
     </w:p>
-    <w:bookmarkEnd w:id="24"/>
-    <w:bookmarkStart w:id="25" w:name="performance-scalability"/>
     <w:p>
       <w:pPr>
         <w:pStyle w:val="Heading2"/>
       </w:pPr>
-      <w:r>
-        <w:t xml:space="preserve">6. Performance &amp; scalability</w:t>
-      </w:r>
+      <w:bookmarkStart w:id="13" w:name="performance-scalability"/>
+      <w:bookmarkStart w:id="14" w:name="_Toc235061766"/>
+      <w:bookmarkEnd w:id="11"/>
+      <w:r>
+        <w:lastRenderedPageBreak/>
+        <w:t>6. Performance &amp; scalability</w:t>
+      </w:r>
+      <w:bookmarkEnd w:id="14"/>
     </w:p>
     <w:p>
       <w:pPr>
@@ -2969,7 +3336,7 @@
           <w:b/>
           <w:bCs/>
         </w:rPr>
-        <w:t xml:space="preserve">Performance awareness (WebGL):</w:t>
+        <w:t>Performance awareness (WebGL):</w:t>
       </w:r>
     </w:p>
     <w:p>
@@ -2977,7 +3344,7 @@
         <w:pStyle w:val="Compact"/>
         <w:numPr>
           <w:ilvl w:val="0"/>
-          <w:numId w:val="1004"/>
+          <w:numId w:val="5"/>
         </w:numPr>
       </w:pPr>
       <w:r>
@@ -2985,13 +3352,10 @@
           <w:b/>
           <w:bCs/>
         </w:rPr>
-        <w:t xml:space="preserve">On-demand loading</w:t>
-      </w:r>
-      <w:r>
-        <w:t xml:space="preserve"> </w:t>
-      </w:r>
-      <w:r>
-        <w:t xml:space="preserve">— nothing downloads until it is actually shown.</w:t>
+        <w:t>On-demand loading</w:t>
+      </w:r>
+      <w:r>
+        <w:t xml:space="preserve"> — nothing downloads until it is actually shown.</w:t>
       </w:r>
     </w:p>
     <w:p>
@@ -2999,7 +3363,7 @@
         <w:pStyle w:val="Compact"/>
         <w:numPr>
           <w:ilvl w:val="0"/>
-          <w:numId w:val="1004"/>
+          <w:numId w:val="5"/>
         </w:numPr>
       </w:pPr>
       <w:r>
@@ -3007,13 +3371,10 @@
           <w:b/>
           <w:bCs/>
         </w:rPr>
-        <w:t xml:space="preserve">Two-tier caching</w:t>
-      </w:r>
-      <w:r>
-        <w:t xml:space="preserve"> </w:t>
-      </w:r>
-      <w:r>
-        <w:t xml:space="preserve">— every asset downloads at most once per browser; in-flight de-dup prevents duplicate fetches.</w:t>
+        <w:t>Two-tier caching</w:t>
+      </w:r>
+      <w:r>
+        <w:t xml:space="preserve"> — every asset downloads at most once per browser; in-flight de-dup prevents duplicate fetches.</w:t>
       </w:r>
     </w:p>
     <w:p>
@@ -3021,7 +3382,7 @@
         <w:pStyle w:val="Compact"/>
         <w:numPr>
           <w:ilvl w:val="0"/>
-          <w:numId w:val="1004"/>
+          <w:numId w:val="5"/>
         </w:numPr>
       </w:pPr>
       <w:r>
@@ -3029,13 +3390,13 @@
           <w:b/>
           <w:bCs/>
         </w:rPr>
-        <w:t xml:space="preserve">Responsive by construction</w:t>
-      </w:r>
-      <w:r>
-        <w:t xml:space="preserve"> </w:t>
-      </w:r>
-      <w:r>
-        <w:t xml:space="preserve">— a CanvasScaler with a 1920×1080 reference scales cleanly to any screen; positions are normalized.</w:t>
+        <w:t>Responsive by construction</w:t>
+      </w:r>
+      <w:r>
+        <w:t xml:space="preserve"> — a CanvasScaler wit</w:t>
+      </w:r>
+      <w:r>
+        <w:t>h a 1920×1080 reference scales cleanly to any screen; positions are normalized.</w:t>
       </w:r>
     </w:p>
     <w:p>
@@ -3043,7 +3404,7 @@
         <w:pStyle w:val="Compact"/>
         <w:numPr>
           <w:ilvl w:val="0"/>
-          <w:numId w:val="1004"/>
+          <w:numId w:val="5"/>
         </w:numPr>
       </w:pPr>
       <w:r>
@@ -3051,93 +3412,66 @@
           <w:b/>
           <w:bCs/>
         </w:rPr>
-        <w:t xml:space="preserve">Single-thread-friendly I/O</w:t>
+        <w:t>Single-thread-friendly I/O</w:t>
+      </w:r>
+      <w:r>
+        <w:t xml:space="preserve"> — non-blocking </w:t>
+      </w:r>
+      <w:r>
+        <w:rPr>
+          <w:rStyle w:val="VerbatimChar"/>
+        </w:rPr>
+        <w:t>async/await</w:t>
+      </w:r>
+      <w:r>
+        <w:t xml:space="preserve"> over web requests keeps the frame responsive.</w:t>
+      </w:r>
+    </w:p>
+    <w:p>
+      <w:pPr>
+        <w:pStyle w:val="FirstParagraph"/>
+      </w:pPr>
+      <w:r>
+        <w:rPr>
+          <w:b/>
+          <w:bCs/>
+        </w:rPr>
+        <w:t>Scaling to many children &amp; large libraries.</w:t>
       </w:r>
       <w:r>
         <w:t xml:space="preserve"> </w:t>
       </w:r>
       <w:r>
-        <w:t xml:space="preserve">— non-blocking</w:t>
-      </w:r>
-      <w:r>
-        <w:t xml:space="preserve"> </w:t>
+        <w:t xml:space="preserve">Data splits into two kinds that scale very differently: </w:t>
+      </w:r>
+      <w:r>
+        <w:rPr>
+          <w:b/>
+          <w:bCs/>
+        </w:rPr>
+        <w:t>shared</w:t>
+      </w:r>
+      <w:r>
+        <w:t xml:space="preserve"> (the catalog + images — one copy for everyone, CDN-served, does not grow with users) and </w:t>
+      </w:r>
+      <w:r>
+        <w:rPr>
+          <w:b/>
+          <w:bCs/>
+        </w:rPr>
+        <w:t>per-child</w:t>
+      </w:r>
+      <w:r>
+        <w:t xml:space="preserve"> (each child loads only their own </w:t>
       </w:r>
       <w:r>
         <w:rPr>
           <w:rStyle w:val="VerbatimChar"/>
         </w:rPr>
-        <w:t xml:space="preserve">async/await</w:t>
-      </w:r>
-      <w:r>
-        <w:t xml:space="preserve"> </w:t>
-      </w:r>
-      <w:r>
-        <w:t xml:space="preserve">over web requests keeps the frame responsive.</w:t>
-      </w:r>
-    </w:p>
-    <w:p>
-      <w:pPr>
-        <w:pStyle w:val="FirstParagraph"/>
-      </w:pPr>
-      <w:r>
-        <w:rPr>
-          <w:b/>
-          <w:bCs/>
-        </w:rPr>
-        <w:t xml:space="preserve">Scaling to many children &amp; large libraries.</w:t>
-      </w:r>
-      <w:r>
-        <w:t xml:space="preserve"> </w:t>
-      </w:r>
-      <w:r>
-        <w:t xml:space="preserve">Data splits into two kinds that scale very differently:</w:t>
-      </w:r>
-      <w:r>
-        <w:t xml:space="preserve"> </w:t>
-      </w:r>
-      <w:r>
-        <w:rPr>
-          <w:b/>
-          <w:bCs/>
-        </w:rPr>
-        <w:t xml:space="preserve">shared</w:t>
-      </w:r>
-      <w:r>
-        <w:t xml:space="preserve"> </w:t>
-      </w:r>
-      <w:r>
-        <w:t xml:space="preserve">(the catalog + images — one copy for everyone, CDN-served, does not grow with users) and</w:t>
-      </w:r>
-      <w:r>
-        <w:t xml:space="preserve"> </w:t>
-      </w:r>
-      <w:r>
-        <w:rPr>
-          <w:b/>
-          <w:bCs/>
-        </w:rPr>
-        <w:t xml:space="preserve">per-child</w:t>
-      </w:r>
-      <w:r>
-        <w:t xml:space="preserve"> </w:t>
-      </w:r>
-      <w:r>
-        <w:t xml:space="preserve">(each child loads only their own</w:t>
-      </w:r>
-      <w:r>
-        <w:t xml:space="preserve"> </w:t>
-      </w:r>
-      <w:r>
-        <w:rPr>
-          <w:rStyle w:val="VerbatimChar"/>
-        </w:rPr>
-        <w:t xml:space="preserve">/books/{kidId}</w:t>
-      </w:r>
-      <w:r>
-        <w:t xml:space="preserve"> </w:t>
-      </w:r>
-      <w:r>
-        <w:t xml:space="preserve">slice, never everyone’s).</w:t>
+        <w:t>/books/{kidId}</w:t>
+      </w:r>
+      <w:r>
+        <w:t xml:space="preserve"> slice, never everyone’s).</w:t>
       </w:r>
     </w:p>
     <w:p>
@@ -3145,7 +3479,7 @@
         <w:pStyle w:val="Compact"/>
         <w:numPr>
           <w:ilvl w:val="0"/>
-          <w:numId w:val="1005"/>
+          <w:numId w:val="6"/>
         </w:numPr>
       </w:pPr>
       <w:r>
@@ -3153,13 +3487,13 @@
           <w:b/>
           <w:bCs/>
         </w:rPr>
-        <w:t xml:space="preserve">8,000 children:</w:t>
-      </w:r>
-      <w:r>
-        <w:t xml:space="preserve"> </w:t>
-      </w:r>
-      <w:r>
-        <w:t xml:space="preserve">the shared art is one cached/CDN copy for all; each child pulls only their small slice; recipes are tiny text.</w:t>
+        <w:t>8,000 children:</w:t>
+      </w:r>
+      <w:r>
+        <w:t xml:space="preserve"> the </w:t>
+      </w:r>
+      <w:r>
+        <w:t>shared art is one cached/CDN copy for all; each child pulls only their small slice; recipes are tiny text.</w:t>
       </w:r>
     </w:p>
     <w:p>
@@ -3167,7 +3501,7 @@
         <w:pStyle w:val="Compact"/>
         <w:numPr>
           <w:ilvl w:val="0"/>
-          <w:numId w:val="1005"/>
+          <w:numId w:val="6"/>
         </w:numPr>
       </w:pPr>
       <w:r>
@@ -3175,13 +3509,13 @@
           <w:b/>
           <w:bCs/>
         </w:rPr>
-        <w:t xml:space="preserve">50,000 images:</w:t>
-      </w:r>
-      <w:r>
-        <w:t xml:space="preserve"> </w:t>
-      </w:r>
-      <w:r>
-        <w:t xml:space="preserve">the cloud + CDN is the source of truth; IndexedDB holds only the recently-used subset per browser (evicted items simply re-download). A production build adds an LRU cap so it never exceeds the quota.</w:t>
+        <w:t>50,000 images:</w:t>
+      </w:r>
+      <w:r>
+        <w:t xml:space="preserve"> the cloud + CDN is the source of truth; IndexedDB holds only the recently-used subset per browser (evicted items simply re-download). </w:t>
+      </w:r>
+      <w:r>
+        <w:t>A production build adds an LRU cap so it never exceeds the quota.</w:t>
       </w:r>
     </w:p>
     <w:p>
@@ -3189,7 +3523,7 @@
         <w:pStyle w:val="Compact"/>
         <w:numPr>
           <w:ilvl w:val="0"/>
-          <w:numId w:val="1005"/>
+          <w:numId w:val="6"/>
         </w:numPr>
       </w:pPr>
       <w:r>
@@ -3197,29 +3531,20 @@
           <w:b/>
           <w:bCs/>
         </w:rPr>
-        <w:t xml:space="preserve">Growth path:</w:t>
-      </w:r>
-      <w:r>
-        <w:t xml:space="preserve"> </w:t>
-      </w:r>
-      <w:r>
-        <w:t xml:space="preserve">fetch only the child’s node; paginate the shelf; add a derived</w:t>
-      </w:r>
-      <w:r>
-        <w:t xml:space="preserve"> </w:t>
-      </w:r>
-      <w:r>
-        <w:rPr>
-          <w:b/>
-          <w:bCs/>
-        </w:rPr>
-        <w:t xml:space="preserve">search index / search service</w:t>
-      </w:r>
-      <w:r>
-        <w:t xml:space="preserve"> </w:t>
-      </w:r>
-      <w:r>
-        <w:t xml:space="preserve">for discovery; rely on CDN + browser cache for images.</w:t>
+        <w:t>Growth path:</w:t>
+      </w:r>
+      <w:r>
+        <w:t xml:space="preserve"> fetch only the child’s node; paginate the shelf; add a derived </w:t>
+      </w:r>
+      <w:r>
+        <w:rPr>
+          <w:b/>
+          <w:bCs/>
+        </w:rPr>
+        <w:t>search index / search service</w:t>
+      </w:r>
+      <w:r>
+        <w:t xml:space="preserve"> for discovery; rely on CDN + browser cache for images.</w:t>
       </w:r>
     </w:p>
     <w:p>
@@ -3227,38 +3552,38 @@
         <w:br w:type="page"/>
       </w:r>
     </w:p>
-    <w:bookmarkEnd w:id="25"/>
-    <w:bookmarkStart w:id="26" w:name="any-use-of-ai-tools"/>
     <w:p>
       <w:pPr>
         <w:pStyle w:val="Heading2"/>
       </w:pPr>
-      <w:r>
-        <w:t xml:space="preserve">7. Any use of AI tools</w:t>
-      </w:r>
+      <w:bookmarkStart w:id="15" w:name="any-use-of-ai-tools"/>
+      <w:bookmarkStart w:id="16" w:name="_Toc235061767"/>
+      <w:bookmarkEnd w:id="13"/>
+      <w:r>
+        <w:lastRenderedPageBreak/>
+        <w:t>7. Any use of AI tools</w:t>
+      </w:r>
+      <w:bookmarkEnd w:id="16"/>
     </w:p>
     <w:p>
       <w:pPr>
         <w:pStyle w:val="FirstParagraph"/>
       </w:pPr>
       <w:r>
-        <w:t xml:space="preserve">I built BookLab with</w:t>
-      </w:r>
-      <w:r>
-        <w:t xml:space="preserve"> </w:t>
-      </w:r>
-      <w:r>
-        <w:rPr>
-          <w:b/>
-          <w:bCs/>
-        </w:rPr>
-        <w:t xml:space="preserve">Claude Code</w:t>
-      </w:r>
-      <w:r>
-        <w:t xml:space="preserve"> </w:t>
-      </w:r>
-      <w:r>
-        <w:t xml:space="preserve">(Claude Opus 4.8, in VS Code) as a pair-programmer. It genuinely sped the work up — while I set the direction, made the decisions, and reviewed everything, so I understand every part and can extend it.</w:t>
+        <w:t>I bu</w:t>
+      </w:r>
+      <w:r>
+        <w:t xml:space="preserve">ilt BookLab with </w:t>
+      </w:r>
+      <w:r>
+        <w:rPr>
+          <w:b/>
+          <w:bCs/>
+        </w:rPr>
+        <w:t>Claude Code</w:t>
+      </w:r>
+      <w:r>
+        <w:t xml:space="preserve"> (Claude Opus 4.8, in VS Code) as a pair-programmer. It genuinely sped the work up — while I set the direction, made the decisions, and reviewed everything, so I understand every part and can extend it.</w:t>
       </w:r>
     </w:p>
     <w:p>
@@ -3266,7 +3591,7 @@
         <w:pStyle w:val="Compact"/>
         <w:numPr>
           <w:ilvl w:val="0"/>
-          <w:numId w:val="1006"/>
+          <w:numId w:val="7"/>
         </w:numPr>
       </w:pPr>
       <w:r>
@@ -3274,13 +3599,13 @@
           <w:b/>
           <w:bCs/>
         </w:rPr>
-        <w:t xml:space="preserve">Planning &amp; architecture</w:t>
-      </w:r>
-      <w:r>
-        <w:t xml:space="preserve"> </w:t>
-      </w:r>
-      <w:r>
-        <w:t xml:space="preserve">— we talked through the brief and shaped the structure together: a layered MVC + event-driven design, mirrored from a REST-in-WebGL pattern I trust.</w:t>
+        <w:t>Planning &amp; architecture</w:t>
+      </w:r>
+      <w:r>
+        <w:t xml:space="preserve"> —</w:t>
+      </w:r>
+      <w:r>
+        <w:t xml:space="preserve"> we talked through the brief and shaped the structure together: a layered MVC + event-driven design, mirrored from a REST-in-WebGL pattern I trust.</w:t>
       </w:r>
     </w:p>
     <w:p>
@@ -3288,7 +3613,7 @@
         <w:pStyle w:val="Compact"/>
         <w:numPr>
           <w:ilvl w:val="0"/>
-          <w:numId w:val="1006"/>
+          <w:numId w:val="7"/>
         </w:numPr>
       </w:pPr>
       <w:r>
@@ -3296,13 +3621,13 @@
           <w:b/>
           <w:bCs/>
         </w:rPr>
-        <w:t xml:space="preserve">Implementation</w:t>
-      </w:r>
-      <w:r>
-        <w:t xml:space="preserve"> </w:t>
-      </w:r>
-      <w:r>
-        <w:t xml:space="preserve">— it wrote much of the code alongside me (the data models, the REST client, save/load, the two-tier cache, the screens), which I reviewed and adjusted as we went.</w:t>
+        <w:t>Implementation</w:t>
+      </w:r>
+      <w:r>
+        <w:t xml:space="preserve"> — it wrote much of the code alongside me (the data models, the REST client, save/load, the tw</w:t>
+      </w:r>
+      <w:r>
+        <w:t>o-tier cache, the screens), which I reviewed and adjusted as we went.</w:t>
       </w:r>
     </w:p>
     <w:p>
@@ -3310,7 +3635,7 @@
         <w:pStyle w:val="Compact"/>
         <w:numPr>
           <w:ilvl w:val="0"/>
-          <w:numId w:val="1006"/>
+          <w:numId w:val="7"/>
         </w:numPr>
       </w:pPr>
       <w:r>
@@ -3318,13 +3643,10 @@
           <w:b/>
           <w:bCs/>
         </w:rPr>
-        <w:t xml:space="preserve">Debugging the hard parts</w:t>
-      </w:r>
-      <w:r>
-        <w:t xml:space="preserve"> </w:t>
-      </w:r>
-      <w:r>
-        <w:t xml:space="preserve">— a real help on the tricky WebGL + Firebase issues: the SDK not supporting WebGL, and getting the compressed build to boot on Hosting.</w:t>
+        <w:t>Debugging the hard parts</w:t>
+      </w:r>
+      <w:r>
+        <w:t xml:space="preserve"> — a real help on the tricky WebGL + Firebase issues: the SDK not supporting WebGL, and getting the compressed build to boot on Hosting.</w:t>
       </w:r>
     </w:p>
     <w:p>
@@ -3332,7 +3654,7 @@
         <w:pStyle w:val="Compact"/>
         <w:numPr>
           <w:ilvl w:val="0"/>
-          <w:numId w:val="1006"/>
+          <w:numId w:val="7"/>
         </w:numPr>
       </w:pPr>
       <w:r>
@@ -3340,13 +3662,13 @@
           <w:b/>
           <w:bCs/>
         </w:rPr>
-        <w:t xml:space="preserve">Ops from the CLI</w:t>
-      </w:r>
-      <w:r>
-        <w:t xml:space="preserve"> </w:t>
-      </w:r>
-      <w:r>
-        <w:t xml:space="preserve">— Firebase project setup, seeding the database, and Hosting deploys, kept fast.</w:t>
+        <w:t>Ops from the CLI</w:t>
+      </w:r>
+      <w:r>
+        <w:t xml:space="preserve"> — Fireba</w:t>
+      </w:r>
+      <w:r>
+        <w:t>se project setup, seeding the database, and Hosting deploys, kept fast.</w:t>
       </w:r>
     </w:p>
     <w:p>
@@ -3354,7 +3676,7 @@
         <w:pStyle w:val="FirstParagraph"/>
       </w:pPr>
       <w:r>
-        <w:t xml:space="preserve">The build was quicker for it — and the direction, the decisions, and the understanding are mine.</w:t>
+        <w:t>The build was quicker for it — and the direction, the decisions, and the understanding are mine.</w:t>
       </w:r>
     </w:p>
     <w:p>
@@ -3362,283 +3684,272 @@
         <w:br w:type="page"/>
       </w:r>
     </w:p>
-    <w:bookmarkEnd w:id="26"/>
-    <w:bookmarkStart w:id="27" w:name="tech-stack-running-deploying"/>
     <w:p>
       <w:pPr>
         <w:pStyle w:val="Heading2"/>
       </w:pPr>
-      <w:r>
-        <w:t xml:space="preserve">8. Tech stack, running &amp; deploying</w:t>
-      </w:r>
+      <w:bookmarkStart w:id="17" w:name="tech-stack-running-deploying"/>
+      <w:bookmarkStart w:id="18" w:name="_Toc235061768"/>
+      <w:bookmarkEnd w:id="15"/>
+      <w:r>
+        <w:lastRenderedPageBreak/>
+        <w:t>8. Tech stack, running &amp; deploying</w:t>
+      </w:r>
+      <w:bookmarkEnd w:id="18"/>
     </w:p>
     <w:tbl>
       <w:tblPr>
         <w:tblStyle w:val="Table"/>
-        <w:tblW w:type="pct" w:w="5000"/>
+        <w:tblW w:w="5000" w:type="pct"/>
         <w:tblLayout w:type="fixed"/>
-        <w:tblLook w:firstRow="1" w:lastRow="0" w:firstColumn="0" w:lastColumn="0" w:noHBand="0" w:noVBand="0" w:val="0020"/>
+        <w:tblLook w:val="0020" w:firstRow="1" w:lastRow="0" w:firstColumn="0" w:lastColumn="0" w:noHBand="0" w:noVBand="0"/>
       </w:tblPr>
       <w:tblGrid>
-        <w:gridCol w:w="3960"/>
-        <w:gridCol w:w="3960"/>
+        <w:gridCol w:w="4788"/>
+        <w:gridCol w:w="4788"/>
       </w:tblGrid>
       <w:tr>
         <w:trPr>
-          <w:tblHeader w:val="on"/>
+          <w:cnfStyle w:val="100000000000" w:firstRow="1" w:lastRow="0" w:firstColumn="0" w:lastColumn="0" w:oddVBand="0" w:evenVBand="0" w:oddHBand="0" w:evenHBand="0" w:firstRowFirstColumn="0" w:firstRowLastColumn="0" w:lastRowFirstColumn="0" w:lastRowLastColumn="0"/>
+          <w:tblHeader/>
         </w:trPr>
         <w:tc>
-          <w:tcPr/>
+          <w:tcPr>
+            <w:tcW w:w="3960" w:type="dxa"/>
+          </w:tcPr>
           <w:p>
             <w:pPr>
               <w:pStyle w:val="Compact"/>
             </w:pPr>
             <w:r>
-              <w:t xml:space="preserve">Item</w:t>
+              <w:t>Item</w:t>
             </w:r>
           </w:p>
         </w:tc>
         <w:tc>
-          <w:tcPr/>
+          <w:tcPr>
+            <w:tcW w:w="3960" w:type="dxa"/>
+          </w:tcPr>
           <w:p>
             <w:pPr>
               <w:pStyle w:val="Compact"/>
             </w:pPr>
             <w:r>
-              <w:t xml:space="preserve">Detail</w:t>
+              <w:t>Detail</w:t>
             </w:r>
           </w:p>
         </w:tc>
       </w:tr>
       <w:tr>
         <w:tc>
-          <w:tcPr/>
+          <w:tcPr>
+            <w:tcW w:w="3960" w:type="dxa"/>
+          </w:tcPr>
           <w:p>
             <w:pPr>
               <w:pStyle w:val="Compact"/>
             </w:pPr>
             <w:r>
-              <w:t xml:space="preserve">Engine</w:t>
+              <w:t>Engine</w:t>
             </w:r>
           </w:p>
         </w:tc>
         <w:tc>
-          <w:tcPr/>
+          <w:tcPr>
+            <w:tcW w:w="3960" w:type="dxa"/>
+          </w:tcPr>
           <w:p>
             <w:pPr>
               <w:pStyle w:val="Compact"/>
             </w:pPr>
             <w:r>
-              <w:t xml:space="preserve">Unity</w:t>
-            </w:r>
-            <w:r>
-              <w:t xml:space="preserve"> </w:t>
+              <w:t xml:space="preserve">Unity </w:t>
             </w:r>
             <w:r>
               <w:rPr>
                 <w:b/>
                 <w:bCs/>
               </w:rPr>
-              <w:t xml:space="preserve">6000.4.3f1</w:t>
-            </w:r>
-            <w:r>
-              <w:t xml:space="preserve"> </w:t>
-            </w:r>
-            <w:r>
-              <w:t xml:space="preserve">(URP), Input System, Newtonsoft JSON</w:t>
+              <w:t>6000.4.3f1</w:t>
+            </w:r>
+            <w:r>
+              <w:t xml:space="preserve"> (URP), Input </w:t>
+            </w:r>
+            <w:r>
+              <w:t>System, Newtonsoft JSON</w:t>
             </w:r>
           </w:p>
         </w:tc>
       </w:tr>
       <w:tr>
         <w:tc>
-          <w:tcPr/>
+          <w:tcPr>
+            <w:tcW w:w="3960" w:type="dxa"/>
+          </w:tcPr>
           <w:p>
             <w:pPr>
               <w:pStyle w:val="Compact"/>
             </w:pPr>
             <w:r>
-              <w:t xml:space="preserve">Backend</w:t>
+              <w:t>Backend</w:t>
             </w:r>
           </w:p>
         </w:tc>
         <w:tc>
-          <w:tcPr/>
+          <w:tcPr>
+            <w:tcW w:w="3960" w:type="dxa"/>
+          </w:tcPr>
           <w:p>
             <w:pPr>
               <w:pStyle w:val="Compact"/>
             </w:pPr>
             <w:r>
-              <w:t xml:space="preserve">Firebase</w:t>
-            </w:r>
-            <w:r>
-              <w:t xml:space="preserve"> </w:t>
+              <w:t xml:space="preserve">Firebase </w:t>
             </w:r>
             <w:r>
               <w:rPr>
                 <w:b/>
                 <w:bCs/>
               </w:rPr>
-              <w:t xml:space="preserve">Realtime Database</w:t>
-            </w:r>
-            <w:r>
-              <w:t xml:space="preserve"> </w:t>
-            </w:r>
-            <w:r>
-              <w:t xml:space="preserve">+</w:t>
-            </w:r>
-            <w:r>
-              <w:t xml:space="preserve"> </w:t>
+              <w:t>Realtime Database</w:t>
+            </w:r>
+            <w:r>
+              <w:t xml:space="preserve"> + </w:t>
             </w:r>
             <w:r>
               <w:rPr>
                 <w:b/>
                 <w:bCs/>
               </w:rPr>
-              <w:t xml:space="preserve">Hosting</w:t>
-            </w:r>
-            <w:r>
-              <w:t xml:space="preserve"> </w:t>
-            </w:r>
-            <w:r>
-              <w:t xml:space="preserve">— project</w:t>
-            </w:r>
-            <w:r>
-              <w:t xml:space="preserve"> </w:t>
+              <w:t>Hosting</w:t>
+            </w:r>
+            <w:r>
+              <w:t xml:space="preserve"> — project </w:t>
             </w:r>
             <w:r>
               <w:rPr>
                 <w:rStyle w:val="VerbatimChar"/>
               </w:rPr>
-              <w:t xml:space="preserve">adeeb-booklab-07111926</w:t>
-            </w:r>
-            <w:r>
-              <w:t xml:space="preserve"> </w:t>
-            </w:r>
-            <w:r>
-              <w:t xml:space="preserve">(Spark / free)</w:t>
+              <w:t>adeeb-booklab-07111926</w:t>
+            </w:r>
+            <w:r>
+              <w:t xml:space="preserve"> (Spark / free)</w:t>
             </w:r>
           </w:p>
         </w:tc>
       </w:tr>
       <w:tr>
         <w:tc>
-          <w:tcPr/>
+          <w:tcPr>
+            <w:tcW w:w="3960" w:type="dxa"/>
+          </w:tcPr>
           <w:p>
             <w:pPr>
               <w:pStyle w:val="Compact"/>
             </w:pPr>
             <w:r>
-              <w:t xml:space="preserve">Run in editor</w:t>
+              <w:t>Run in editor</w:t>
             </w:r>
           </w:p>
         </w:tc>
         <w:tc>
-          <w:tcPr/>
+          <w:tcPr>
+            <w:tcW w:w="3960" w:type="dxa"/>
+          </w:tcPr>
           <w:p>
             <w:pPr>
               <w:pStyle w:val="Compact"/>
             </w:pPr>
             <w:r>
-              <w:t xml:space="preserve">Open the project and press</w:t>
-            </w:r>
-            <w:r>
-              <w:t xml:space="preserve"> </w:t>
+              <w:t xml:space="preserve">Open the project and press </w:t>
             </w:r>
             <w:r>
               <w:rPr>
                 <w:b/>
                 <w:bCs/>
               </w:rPr>
-              <w:t xml:space="preserve">Play</w:t>
-            </w:r>
-            <w:r>
-              <w:t xml:space="preserve"> </w:t>
-            </w:r>
-            <w:r>
-              <w:t xml:space="preserve">(the app auto-starts via</w:t>
-            </w:r>
-            <w:r>
-              <w:t xml:space="preserve"> </w:t>
+              <w:t>Play</w:t>
+            </w:r>
+            <w:r>
+              <w:t xml:space="preserve"> (the app auto-starts via </w:t>
             </w:r>
             <w:r>
               <w:rPr>
                 <w:rStyle w:val="VerbatimChar"/>
               </w:rPr>
-              <w:t xml:space="preserve">Bootstrap</w:t>
-            </w:r>
-            <w:r>
-              <w:t xml:space="preserve">)</w:t>
+              <w:t>Bootstrap</w:t>
+            </w:r>
+            <w:r>
+              <w:t>)</w:t>
             </w:r>
           </w:p>
         </w:tc>
       </w:tr>
       <w:tr>
         <w:tc>
-          <w:tcPr/>
+          <w:tcPr>
+            <w:tcW w:w="3960" w:type="dxa"/>
+          </w:tcPr>
           <w:p>
             <w:pPr>
               <w:pStyle w:val="Compact"/>
             </w:pPr>
             <w:r>
-              <w:t xml:space="preserve">Build</w:t>
+              <w:t>Build</w:t>
             </w:r>
           </w:p>
         </w:tc>
         <w:tc>
-          <w:tcPr/>
+          <w:tcPr>
+            <w:tcW w:w="3960" w:type="dxa"/>
+          </w:tcPr>
           <w:p>
             <w:pPr>
               <w:pStyle w:val="Compact"/>
             </w:pPr>
             <w:r>
-              <w:t xml:space="preserve">Unity menu</w:t>
-            </w:r>
-            <w:r>
-              <w:t xml:space="preserve"> </w:t>
+              <w:t xml:space="preserve">Unity menu </w:t>
             </w:r>
             <w:r>
               <w:rPr>
                 <w:b/>
                 <w:bCs/>
               </w:rPr>
-              <w:t xml:space="preserve">BookLab → Build WebGL</w:t>
-            </w:r>
-            <w:r>
-              <w:t xml:space="preserve"> </w:t>
-            </w:r>
-            <w:r>
-              <w:t xml:space="preserve">(outputs</w:t>
-            </w:r>
-            <w:r>
-              <w:t xml:space="preserve"> </w:t>
+              <w:t>BookLab → Build WebGL</w:t>
+            </w:r>
+            <w:r>
+              <w:t xml:space="preserve"> (outputs </w:t>
             </w:r>
             <w:r>
               <w:rPr>
                 <w:rStyle w:val="VerbatimChar"/>
               </w:rPr>
-              <w:t xml:space="preserve">Build/WebGL</w:t>
-            </w:r>
-            <w:r>
-              <w:t xml:space="preserve">)</w:t>
+              <w:t>Build/WebGL</w:t>
+            </w:r>
+            <w:r>
+              <w:t>)</w:t>
             </w:r>
           </w:p>
         </w:tc>
       </w:tr>
       <w:tr>
         <w:tc>
-          <w:tcPr/>
+          <w:tcPr>
+            <w:tcW w:w="3960" w:type="dxa"/>
+          </w:tcPr>
           <w:p>
             <w:pPr>
               <w:pStyle w:val="Compact"/>
             </w:pPr>
             <w:r>
-              <w:t xml:space="preserve">Deploy</w:t>
+              <w:t>Deploy</w:t>
             </w:r>
           </w:p>
         </w:tc>
         <w:tc>
-          <w:tcPr/>
+          <w:tcPr>
+            <w:tcW w:w="3960" w:type="dxa"/>
+          </w:tcPr>
           <w:p>
             <w:pPr>
               <w:pStyle w:val="Compact"/>
@@ -3647,72 +3958,41 @@
               <w:rPr>
                 <w:rStyle w:val="VerbatimChar"/>
               </w:rPr>
-              <w:t xml:space="preserve">bash firebase/deploy-hosting.sh</w:t>
-            </w:r>
-            <w:r>
-              <w:t xml:space="preserve"> </w:t>
-            </w:r>
-            <w:r>
-              <w:t xml:space="preserve">— assembles</w:t>
-            </w:r>
-            <w:r>
-              <w:t xml:space="preserve"> </w:t>
+              <w:t>bash firebase/deploy-hosting.sh</w:t>
+            </w:r>
+            <w:r>
+              <w:t xml:space="preserve"> — assembles </w:t>
             </w:r>
             <w:r>
               <w:rPr>
                 <w:rStyle w:val="VerbatimChar"/>
               </w:rPr>
-              <w:t xml:space="preserve">public/</w:t>
-            </w:r>
-            <w:r>
-              <w:t xml:space="preserve">, applies the gzip workaround, deploys</w:t>
+              <w:t>public/</w:t>
+            </w:r>
+            <w:r>
+              <w:t>, applies the gzip workaround, deploys</w:t>
             </w:r>
           </w:p>
         </w:tc>
       </w:tr>
       <w:tr>
         <w:tc>
-          <w:tcPr/>
+          <w:tcPr>
+            <w:tcW w:w="3960" w:type="dxa"/>
+          </w:tcPr>
           <w:p>
             <w:pPr>
               <w:pStyle w:val="Compact"/>
             </w:pPr>
             <w:r>
-              <w:t xml:space="preserve">Live</w:t>
+              <w:t>Live</w:t>
             </w:r>
           </w:p>
         </w:tc>
         <w:tc>
-          <w:tcPr/>
-          <w:p>
-            <w:pPr>
-              <w:pStyle w:val="Compact"/>
-            </w:pPr>
-            <w:hyperlink r:id="rId9">
-              <w:r>
-                <w:rPr>
-                  <w:rStyle w:val="Hyperlink"/>
-                </w:rPr>
-                <w:t xml:space="preserve">https://adeeb-booklab-07111926.web.app</w:t>
-              </w:r>
-            </w:hyperlink>
-          </w:p>
-        </w:tc>
-      </w:tr>
-      <w:tr>
-        <w:tc>
-          <w:tcPr/>
-          <w:p>
-            <w:pPr>
-              <w:pStyle w:val="Compact"/>
-            </w:pPr>
-            <w:r>
-              <w:t xml:space="preserve">Repository</w:t>
-            </w:r>
-          </w:p>
-        </w:tc>
-        <w:tc>
-          <w:tcPr/>
+          <w:tcPr>
+            <w:tcW w:w="3960" w:type="dxa"/>
+          </w:tcPr>
           <w:p>
             <w:pPr>
               <w:pStyle w:val="Compact"/>
@@ -3722,7 +4002,40 @@
                 <w:rPr>
                   <w:rStyle w:val="Hyperlink"/>
                 </w:rPr>
-                <w:t xml:space="preserve">https://github.com/alishehroz-ideo/webgl-and-firebase-learning</w:t>
+                <w:t>https://adeeb-booklab-07111926.web.app</w:t>
+              </w:r>
+            </w:hyperlink>
+          </w:p>
+        </w:tc>
+      </w:tr>
+      <w:tr>
+        <w:tc>
+          <w:tcPr>
+            <w:tcW w:w="3960" w:type="dxa"/>
+          </w:tcPr>
+          <w:p>
+            <w:pPr>
+              <w:pStyle w:val="Compact"/>
+            </w:pPr>
+            <w:r>
+              <w:t>Repository</w:t>
+            </w:r>
+          </w:p>
+        </w:tc>
+        <w:tc>
+          <w:tcPr>
+            <w:tcW w:w="3960" w:type="dxa"/>
+          </w:tcPr>
+          <w:p>
+            <w:pPr>
+              <w:pStyle w:val="Compact"/>
+            </w:pPr>
+            <w:hyperlink r:id="rId11">
+              <w:r>
+                <w:rPr>
+                  <w:rStyle w:val="Hyperlink"/>
+                </w:rPr>
+                <w:t>https://github.com/alishehroz-ideo/webgl-and-firebase-learning</w:t>
               </w:r>
             </w:hyperlink>
           </w:p>
@@ -3738,13 +4051,10 @@
           <w:b/>
           <w:bCs/>
         </w:rPr>
-        <w:t xml:space="preserve">Deliverables:</w:t>
-      </w:r>
-      <w:r>
-        <w:t xml:space="preserve"> </w:t>
-      </w:r>
-      <w:r>
-        <w:t xml:space="preserve">Git repository · live WebGL build · this handover document · video walkthrough.</w:t>
+        <w:t>Deliverables:</w:t>
+      </w:r>
+      <w:r>
+        <w:t xml:space="preserve"> Git repository · live WebGL build · this handover document · video walkthrough.</w:t>
       </w:r>
     </w:p>
     <w:p>
@@ -3756,48 +4066,36 @@
           <w:i/>
           <w:iCs/>
         </w:rPr>
-        <w:t xml:space="preserve">Art credit: sticker items are OpenMoji (CC BY-SA 4.0); backgrounds are generated flat illustrations.</w:t>
-      </w:r>
-    </w:p>
-    <w:bookmarkEnd w:id="27"/>
-    <w:bookmarkEnd w:id="28"/>
+        <w:t>Art credit: sticker items are OpenMoji (CC BY-</w:t>
+      </w:r>
+      <w:r>
+        <w:rPr>
+          <w:i/>
+          <w:iCs/>
+        </w:rPr>
+        <w:t>SA 4.0); backgrounds are generated flat illustrations.</w:t>
+      </w:r>
+      <w:bookmarkEnd w:id="0"/>
+      <w:bookmarkEnd w:id="17"/>
+    </w:p>
     <w:sectPr>
       <w:footnotePr>
         <w:numRestart w:val="eachSect"/>
       </w:footnotePr>
+      <w:pgSz w:w="12240" w:h="15840"/>
+      <w:pgMar w:top="1440" w:right="1440" w:bottom="1440" w:left="1440" w:header="720" w:footer="720" w:gutter="0"/>
+      <w:cols w:space="720"/>
     </w:sectPr>
   </w:body>
 </w:document>
 </file>
 
-<file path=word/comments.xml><?xml version="1.0" encoding="utf-8"?>
-<w:comments xmlns:w="http://schemas.openxmlformats.org/wordprocessingml/2006/main" xmlns:m="http://schemas.openxmlformats.org/officeDocument/2006/math" xmlns:r="http://schemas.openxmlformats.org/officeDocument/2006/relationships" xmlns:o="urn:schemas-microsoft-com:office:office" xmlns:v="urn:schemas-microsoft-com:vml" xmlns:w10="urn:schemas-microsoft-com:office:word" xmlns:a="http://schemas.openxmlformats.org/drawingml/2006/main" xmlns:pic="http://schemas.openxmlformats.org/drawingml/2006/picture" xmlns:wp="http://schemas.openxmlformats.org/drawingml/2006/wordprocessingDrawing"/>
-</file>
-
-<file path=word/footnotes.xml><?xml version="1.0" encoding="utf-8"?>
-<w:footnotes xmlns:w="http://schemas.openxmlformats.org/wordprocessingml/2006/main" xmlns:m="http://schemas.openxmlformats.org/officeDocument/2006/math" xmlns:r="http://schemas.openxmlformats.org/officeDocument/2006/relationships" xmlns:o="urn:schemas-microsoft-com:office:office" xmlns:v="urn:schemas-microsoft-com:vml" xmlns:w10="urn:schemas-microsoft-com:office:word" xmlns:a="http://schemas.openxmlformats.org/drawingml/2006/main" xmlns:pic="http://schemas.openxmlformats.org/drawingml/2006/picture" xmlns:wp="http://schemas.openxmlformats.org/drawingml/2006/wordprocessingDrawing">
-  <w:footnote w:type="continuationSeparator" w:id="0">
-    <w:p>
-      <w:r>
-        <w:continuationSeparator/>
-      </w:r>
-    </w:p>
-  </w:footnote>
-  <w:footnote w:type="separator" w:id="-1">
-    <w:p>
-      <w:r>
-        <w:separator/>
-      </w:r>
-    </w:p>
-  </w:footnote>
-</w:footnotes>
-</file>
-
 <file path=word/numbering.xml><?xml version="1.0" encoding="utf-8"?>
-<w:numbering xmlns:w="http://schemas.openxmlformats.org/wordprocessingml/2006/main">
-  <w:abstractNum w:abstractNumId="990">
+<w:numbering xmlns:wpc="http://schemas.microsoft.com/office/word/2010/wordprocessingCanvas" xmlns:cx="http://schemas.microsoft.com/office/drawing/2014/chartex" xmlns:cx1="http://schemas.microsoft.com/office/drawing/2015/9/8/chartex" xmlns:cx2="http://schemas.microsoft.com/office/drawing/2015/10/21/chartex" xmlns:cx3="http://schemas.microsoft.com/office/drawing/2016/5/9/chartex" xmlns:cx4="http://schemas.microsoft.com/office/drawing/2016/5/10/chartex" xmlns:cx5="http://schemas.microsoft.com/office/drawing/2016/5/11/chartex" xmlns:cx6="http://schemas.microsoft.com/office/drawing/2016/5/12/chartex" xmlns:cx7="http://schemas.microsoft.com/office/drawing/2016/5/13/chartex" xmlns:cx8="http://schemas.microsoft.com/office/drawing/2016/5/14/chartex" xmlns:mc="http://schemas.openxmlformats.org/markup-compatibility/2006" xmlns:aink="http://schemas.microsoft.com/office/drawing/2016/ink" xmlns:am3d="http://schemas.microsoft.com/office/drawing/2017/model3d" xmlns:o="urn:schemas-microsoft-com:office:office" xmlns:r="http://schemas.openxmlformats.org/officeDocument/2006/relationships" xmlns:m="http://schemas.openxmlformats.org/officeDocument/2006/math" xmlns:v="urn:schemas-microsoft-com:vml" xmlns:wp14="http://schemas.microsoft.com/office/word/2010/wordprocessingDrawing" xmlns:wp="http://schemas.openxmlformats.org/drawingml/2006/wordprocessingDrawing" xmlns:w10="urn:schemas-microsoft-com:office:word" xmlns:w="http://schemas.openxmlformats.org/wordprocessingml/2006/main" xmlns:w14="http://schemas.microsoft.com/office/word/2010/wordml" xmlns:w15="http://schemas.microsoft.com/office/word/2012/wordml" xmlns:w16cid="http://schemas.microsoft.com/office/word/2016/wordml/cid" xmlns:w16se="http://schemas.microsoft.com/office/word/2015/wordml/symex" xmlns:wpg="http://schemas.microsoft.com/office/word/2010/wordprocessingGroup" xmlns:wpi="http://schemas.microsoft.com/office/word/2010/wordprocessingInk" xmlns:wne="http://schemas.microsoft.com/office/word/2006/wordml" xmlns:wps="http://schemas.microsoft.com/office/word/2010/wordprocessingShape" mc:Ignorable="w14 w15 w16se w16cid wp14">
+  <w:abstractNum w:abstractNumId="0" w15:restartNumberingAfterBreak="0">
     <w:nsid w:val="0000A990"/>
     <w:multiLevelType w:val="multilevel"/>
+    <w:tmpl w:val="36ACB79C"/>
     <w:lvl w:ilvl="0">
       <w:numFmt w:val="bullet"/>
       <w:lvlText w:val=" "/>
@@ -3871,9 +4169,10 @@
       </w:pPr>
     </w:lvl>
   </w:abstractNum>
-  <w:abstractNum w:abstractNumId="991">
+  <w:abstractNum w:abstractNumId="1" w15:restartNumberingAfterBreak="0">
     <w:nsid w:val="0000A991"/>
     <w:multiLevelType w:val="multilevel"/>
+    <w:tmpl w:val="925C74BC"/>
     <w:lvl w:ilvl="0">
       <w:numFmt w:val="bullet"/>
       <w:lvlText w:val=""/>
@@ -3974,9 +4273,10 @@
       </w:rPr>
     </w:lvl>
   </w:abstractNum>
-  <w:abstractNum w:abstractNumId="99411">
+  <w:abstractNum w:abstractNumId="2" w15:restartNumberingAfterBreak="0">
     <w:nsid w:val="00A99411"/>
     <w:multiLevelType w:val="multilevel"/>
+    <w:tmpl w:val="F342ED7A"/>
     <w:lvl w:ilvl="0">
       <w:start w:val="1"/>
       <w:numFmt w:val="decimal"/>
@@ -4059,14 +4359,14 @@
       </w:pPr>
     </w:lvl>
   </w:abstractNum>
-  <w:num w:numId="1000">
-    <w:abstractNumId w:val="990"/>
+  <w:num w:numId="1">
+    <w:abstractNumId w:val="0"/>
   </w:num>
-  <w:num w:numId="1001">
-    <w:abstractNumId w:val="991"/>
+  <w:num w:numId="2">
+    <w:abstractNumId w:val="1"/>
   </w:num>
-  <w:num w:numId="1002">
-    <w:abstractNumId w:val="99411"/>
+  <w:num w:numId="3">
+    <w:abstractNumId w:val="2"/>
     <w:lvlOverride w:ilvl="0">
       <w:startOverride w:val="1"/>
     </w:lvlOverride>
@@ -4095,30 +4395,30 @@
       <w:startOverride w:val="1"/>
     </w:lvlOverride>
   </w:num>
-  <w:num w:numId="1003">
-    <w:abstractNumId w:val="991"/>
+  <w:num w:numId="4">
+    <w:abstractNumId w:val="1"/>
   </w:num>
-  <w:num w:numId="1004">
-    <w:abstractNumId w:val="991"/>
+  <w:num w:numId="5">
+    <w:abstractNumId w:val="1"/>
   </w:num>
-  <w:num w:numId="1005">
-    <w:abstractNumId w:val="991"/>
+  <w:num w:numId="6">
+    <w:abstractNumId w:val="1"/>
   </w:num>
-  <w:num w:numId="1006">
-    <w:abstractNumId w:val="991"/>
+  <w:num w:numId="7">
+    <w:abstractNumId w:val="1"/>
   </w:num>
 </w:numbering>
 </file>
 
 <file path=word/styles.xml><?xml version="1.0" encoding="utf-8"?>
-<w:styles xmlns:r="http://schemas.openxmlformats.org/officeDocument/2006/relationships" xmlns:w="http://schemas.openxmlformats.org/wordprocessingml/2006/main">
+<w:styles xmlns:mc="http://schemas.openxmlformats.org/markup-compatibility/2006" xmlns:r="http://schemas.openxmlformats.org/officeDocument/2006/relationships" xmlns:w="http://schemas.openxmlformats.org/wordprocessingml/2006/main" xmlns:w14="http://schemas.microsoft.com/office/word/2010/wordml" xmlns:w15="http://schemas.microsoft.com/office/word/2012/wordml" xmlns:w16cid="http://schemas.microsoft.com/office/word/2016/wordml/cid" xmlns:w16se="http://schemas.microsoft.com/office/word/2015/wordml/symex" mc:Ignorable="w14 w15 w16se w16cid">
   <w:docDefaults>
     <w:rPrDefault>
       <w:rPr>
-        <w:rFonts w:asciiTheme="minorHAnsi" w:cstheme="minorBidi" w:eastAsiaTheme="minorEastAsia" w:hAnsiTheme="minorHAnsi"/>
+        <w:rFonts w:asciiTheme="minorHAnsi" w:eastAsiaTheme="minorEastAsia" w:hAnsiTheme="minorHAnsi" w:cstheme="minorBidi"/>
         <w:sz w:val="24"/>
         <w:szCs w:val="24"/>
-        <w:lang w:bidi="ar-SA" w:eastAsia="zh-CN" w:val="en-US"/>
+        <w:lang w:val="en-US" w:eastAsia="zh-CN" w:bidi="ar-SA"/>
       </w:rPr>
     </w:rPrDefault>
     <w:pPrDefault>
@@ -4127,168 +4427,340 @@
       </w:pPr>
     </w:pPrDefault>
   </w:docDefaults>
-  <w:latentStyles w:count="276" w:defLockedState="0" w:defQFormat="0" w:defSemiHidden="0" w:defUIPriority="0" w:defUnhideWhenUsed="0"/>
-  <w:style w:default="1" w:styleId="Normal" w:type="paragraph">
+  <w:latentStyles w:defLockedState="0" w:defUIPriority="0" w:defSemiHidden="0" w:defUnhideWhenUsed="0" w:defQFormat="0" w:count="375">
+    <w:lsdException w:name="heading 6" w:semiHidden="1" w:unhideWhenUsed="1"/>
+    <w:lsdException w:name="index 3" w:semiHidden="1" w:unhideWhenUsed="1"/>
+    <w:lsdException w:name="index 4" w:semiHidden="1" w:unhideWhenUsed="1"/>
+    <w:lsdException w:name="index 5" w:semiHidden="1" w:unhideWhenUsed="1"/>
+    <w:lsdException w:name="index 6" w:semiHidden="1" w:unhideWhenUsed="1"/>
+    <w:lsdException w:name="index 7" w:semiHidden="1" w:unhideWhenUsed="1"/>
+    <w:lsdException w:name="index 8" w:semiHidden="1" w:unhideWhenUsed="1"/>
+    <w:lsdException w:name="index 9" w:semiHidden="1" w:unhideWhenUsed="1"/>
+    <w:lsdException w:name="toc 1" w:semiHidden="1" w:uiPriority="39" w:unhideWhenUsed="1"/>
+    <w:lsdException w:name="toc 2" w:semiHidden="1" w:uiPriority="39" w:unhideWhenUsed="1"/>
+    <w:lsdException w:name="toc 3" w:semiHidden="1" w:unhideWhenUsed="1"/>
+    <w:lsdException w:name="toc 4" w:semiHidden="1" w:unhideWhenUsed="1"/>
+    <w:lsdException w:name="toc 5" w:semiHidden="1" w:unhideWhenUsed="1"/>
+    <w:lsdException w:name="toc 6" w:semiHidden="1" w:unhideWhenUsed="1"/>
+    <w:lsdException w:name="toc 7" w:semiHidden="1" w:unhideWhenUsed="1"/>
+    <w:lsdException w:name="toc 8" w:semiHidden="1" w:unhideWhenUsed="1"/>
+    <w:lsdException w:name="toc 9" w:semiHidden="1" w:unhideWhenUsed="1"/>
+    <w:lsdException w:name="Normal Indent" w:semiHidden="1" w:unhideWhenUsed="1"/>
+    <w:lsdException w:name="footnote text" w:semiHidden="1" w:unhideWhenUsed="1"/>
+    <w:lsdException w:name="annotation text" w:semiHidden="1" w:unhideWhenUsed="1"/>
+    <w:lsdException w:name="header" w:semiHidden="1" w:unhideWhenUsed="1"/>
+    <w:lsdException w:name="footer" w:semiHidden="1" w:unhideWhenUsed="1"/>
+    <w:lsdException w:name="index heading" w:semiHidden="1" w:unhideWhenUsed="1"/>
+    <w:lsdException w:name="caption" w:semiHidden="1" w:unhideWhenUsed="1"/>
+    <w:lsdException w:name="table of figures" w:semiHidden="1" w:unhideWhenUsed="1"/>
+    <w:lsdException w:name="envelope address" w:semiHidden="1" w:unhideWhenUsed="1"/>
+    <w:lsdException w:name="envelope return" w:semiHidden="1" w:unhideWhenUsed="1"/>
+    <w:lsdException w:name="footnote reference" w:semiHidden="1" w:unhideWhenUsed="1"/>
+    <w:lsdException w:name="annotation reference" w:semiHidden="1" w:unhideWhenUsed="1"/>
+    <w:lsdException w:name="line number" w:semiHidden="1" w:unhideWhenUsed="1"/>
+    <w:lsdException w:name="page number" w:semiHidden="1" w:unhideWhenUsed="1"/>
+    <w:lsdException w:name="endnote reference" w:semiHidden="1" w:unhideWhenUsed="1"/>
+    <w:lsdException w:name="endnote text" w:semiHidden="1" w:unhideWhenUsed="1"/>
+    <w:lsdException w:name="table of authorities" w:semiHidden="1" w:unhideWhenUsed="1"/>
+    <w:lsdException w:name="macro" w:semiHidden="1" w:unhideWhenUsed="1"/>
+    <w:lsdException w:name="toa heading" w:semiHidden="1" w:unhideWhenUsed="1"/>
+    <w:lsdException w:name="List" w:semiHidden="1" w:unhideWhenUsed="1"/>
+    <w:lsdException w:name="List Bullet" w:semiHidden="1" w:unhideWhenUsed="1"/>
+    <w:lsdException w:name="List Number" w:semiHidden="1" w:unhideWhenUsed="1"/>
+    <w:lsdException w:name="List 2" w:semiHidden="1" w:unhideWhenUsed="1"/>
+    <w:lsdException w:name="List 3" w:semiHidden="1" w:unhideWhenUsed="1"/>
+    <w:lsdException w:name="List 4" w:semiHidden="1" w:unhideWhenUsed="1"/>
+    <w:lsdException w:name="List 5" w:semiHidden="1" w:unhideWhenUsed="1"/>
+    <w:lsdException w:name="List Bullet 3" w:semiHidden="1" w:unhideWhenUsed="1"/>
+    <w:lsdException w:name="List Bullet 4" w:semiHidden="1" w:unhideWhenUsed="1"/>
+    <w:lsdException w:name="List Number 3" w:semiHidden="1" w:unhideWhenUsed="1"/>
+    <w:lsdException w:name="List Number 4" w:semiHidden="1" w:unhideWhenUsed="1"/>
+    <w:lsdException w:name="List Number 5" w:semiHidden="1" w:unhideWhenUsed="1"/>
+    <w:lsdException w:name="Closing" w:semiHidden="1" w:unhideWhenUsed="1"/>
+    <w:lsdException w:name="Signature" w:semiHidden="1" w:unhideWhenUsed="1"/>
+    <w:lsdException w:name="Default Paragraph Font" w:semiHidden="1" w:unhideWhenUsed="1"/>
+    <w:lsdException w:name="Body Text" w:semiHidden="1" w:unhideWhenUsed="1"/>
+    <w:lsdException w:name="Body Text Indent" w:semiHidden="1" w:unhideWhenUsed="1"/>
+    <w:lsdException w:name="List Continue" w:semiHidden="1" w:unhideWhenUsed="1"/>
+    <w:lsdException w:name="List Continue 2" w:semiHidden="1" w:unhideWhenUsed="1"/>
+    <w:lsdException w:name="List Continue 3" w:semiHidden="1" w:unhideWhenUsed="1"/>
+    <w:lsdException w:name="List Continue 4" w:semiHidden="1" w:unhideWhenUsed="1"/>
+    <w:lsdException w:name="List Continue 5" w:semiHidden="1" w:unhideWhenUsed="1"/>
+    <w:lsdException w:name="Message Header" w:semiHidden="1" w:unhideWhenUsed="1"/>
+    <w:lsdException w:name="Salutation" w:semiHidden="1" w:unhideWhenUsed="1"/>
+    <w:lsdException w:name="Date" w:semiHidden="1" w:unhideWhenUsed="1"/>
+    <w:lsdException w:name="Body Text First Indent" w:semiHidden="1" w:unhideWhenUsed="1"/>
+    <w:lsdException w:name="Body Text First Indent 2" w:semiHidden="1" w:unhideWhenUsed="1"/>
+    <w:lsdException w:name="Body Text Indent 3" w:semiHidden="1" w:unhideWhenUsed="1"/>
+    <w:lsdException w:name="Block Text" w:semiHidden="1" w:unhideWhenUsed="1"/>
+    <w:lsdException w:name="Hyperlink" w:semiHidden="1" w:uiPriority="99" w:unhideWhenUsed="1"/>
+    <w:lsdException w:name="FollowedHyperlink" w:semiHidden="1" w:unhideWhenUsed="1"/>
+    <w:lsdException w:name="Document Map" w:semiHidden="1" w:unhideWhenUsed="1"/>
+    <w:lsdException w:name="Plain Text" w:semiHidden="1" w:unhideWhenUsed="1"/>
+    <w:lsdException w:name="E-mail Signature" w:semiHidden="1" w:unhideWhenUsed="1"/>
+    <w:lsdException w:name="HTML Top of Form" w:semiHidden="1" w:unhideWhenUsed="1"/>
+    <w:lsdException w:name="HTML Bottom of Form" w:semiHidden="1" w:unhideWhenUsed="1"/>
+    <w:lsdException w:name="Normal (Web)" w:semiHidden="1" w:unhideWhenUsed="1"/>
+    <w:lsdException w:name="HTML Acronym" w:semiHidden="1" w:unhideWhenUsed="1"/>
+    <w:lsdException w:name="HTML Address" w:semiHidden="1" w:unhideWhenUsed="1"/>
+    <w:lsdException w:name="HTML Cite" w:semiHidden="1" w:unhideWhenUsed="1"/>
+    <w:lsdException w:name="HTML Code" w:semiHidden="1" w:unhideWhenUsed="1"/>
+    <w:lsdException w:name="HTML Definition" w:semiHidden="1" w:unhideWhenUsed="1"/>
+    <w:lsdException w:name="HTML Keyboard" w:semiHidden="1" w:unhideWhenUsed="1"/>
+    <w:lsdException w:name="HTML Preformatted" w:semiHidden="1" w:unhideWhenUsed="1"/>
+    <w:lsdException w:name="HTML Sample" w:semiHidden="1" w:unhideWhenUsed="1"/>
+    <w:lsdException w:name="HTML Typewriter" w:semiHidden="1" w:unhideWhenUsed="1"/>
+    <w:lsdException w:name="HTML Variable" w:semiHidden="1" w:unhideWhenUsed="1"/>
+    <w:lsdException w:name="Normal Table" w:semiHidden="1" w:unhideWhenUsed="1"/>
+    <w:lsdException w:name="annotation subject" w:semiHidden="1" w:unhideWhenUsed="1"/>
+    <w:lsdException w:name="No List" w:semiHidden="1" w:unhideWhenUsed="1"/>
+    <w:lsdException w:name="Outline List 1" w:semiHidden="1" w:unhideWhenUsed="1"/>
+    <w:lsdException w:name="Outline List 2" w:semiHidden="1" w:unhideWhenUsed="1"/>
+    <w:lsdException w:name="Outline List 3" w:semiHidden="1" w:unhideWhenUsed="1"/>
+    <w:lsdException w:name="Table Simple 1" w:semiHidden="1" w:unhideWhenUsed="1"/>
+    <w:lsdException w:name="Table Simple 2" w:semiHidden="1" w:unhideWhenUsed="1"/>
+    <w:lsdException w:name="Table Simple 3" w:semiHidden="1" w:unhideWhenUsed="1"/>
+    <w:lsdException w:name="Table Classic 1" w:semiHidden="1" w:unhideWhenUsed="1"/>
+    <w:lsdException w:name="Table Classic 2" w:semiHidden="1" w:unhideWhenUsed="1"/>
+    <w:lsdException w:name="Table Classic 3" w:semiHidden="1" w:unhideWhenUsed="1"/>
+    <w:lsdException w:name="Table Classic 4" w:semiHidden="1" w:unhideWhenUsed="1"/>
+    <w:lsdException w:name="Table Colorful 1" w:semiHidden="1" w:unhideWhenUsed="1"/>
+    <w:lsdException w:name="Table Colorful 2" w:semiHidden="1" w:unhideWhenUsed="1"/>
+    <w:lsdException w:name="Table Colorful 3" w:semiHidden="1" w:unhideWhenUsed="1"/>
+    <w:lsdException w:name="Table Columns 1" w:semiHidden="1" w:unhideWhenUsed="1"/>
+    <w:lsdException w:name="Table Columns 2" w:semiHidden="1" w:unhideWhenUsed="1"/>
+    <w:lsdException w:name="Table Columns 3" w:semiHidden="1" w:unhideWhenUsed="1"/>
+    <w:lsdException w:name="Table Columns 4" w:semiHidden="1" w:unhideWhenUsed="1"/>
+    <w:lsdException w:name="Table Columns 5" w:semiHidden="1" w:unhideWhenUsed="1"/>
+    <w:lsdException w:name="Table Grid 1" w:semiHidden="1" w:unhideWhenUsed="1"/>
+    <w:lsdException w:name="Table Grid 2" w:semiHidden="1" w:unhideWhenUsed="1"/>
+    <w:lsdException w:name="Table Grid 3" w:semiHidden="1" w:unhideWhenUsed="1"/>
+    <w:lsdException w:name="Table Grid 4" w:semiHidden="1" w:unhideWhenUsed="1"/>
+    <w:lsdException w:name="Table Grid 5" w:semiHidden="1" w:unhideWhenUsed="1"/>
+    <w:lsdException w:name="Table Grid 6" w:semiHidden="1" w:unhideWhenUsed="1"/>
+    <w:lsdException w:name="Table Grid 7" w:semiHidden="1" w:unhideWhenUsed="1"/>
+    <w:lsdException w:name="Table Grid 8" w:semiHidden="1" w:unhideWhenUsed="1"/>
+    <w:lsdException w:name="Table List 1" w:semiHidden="1" w:unhideWhenUsed="1"/>
+    <w:lsdException w:name="Table List 2" w:semiHidden="1" w:unhideWhenUsed="1"/>
+    <w:lsdException w:name="Table List 3" w:semiHidden="1" w:unhideWhenUsed="1"/>
+    <w:lsdException w:name="Table List 4" w:semiHidden="1" w:unhideWhenUsed="1"/>
+    <w:lsdException w:name="Table List 5" w:semiHidden="1" w:unhideWhenUsed="1"/>
+    <w:lsdException w:name="Table List 6" w:semiHidden="1" w:unhideWhenUsed="1"/>
+    <w:lsdException w:name="Table List 7" w:semiHidden="1" w:unhideWhenUsed="1"/>
+    <w:lsdException w:name="Table List 8" w:semiHidden="1" w:unhideWhenUsed="1"/>
+    <w:lsdException w:name="Table 3D effects 1" w:semiHidden="1" w:unhideWhenUsed="1"/>
+    <w:lsdException w:name="Table 3D effects 2" w:semiHidden="1" w:unhideWhenUsed="1"/>
+    <w:lsdException w:name="Table 3D effects 3" w:semiHidden="1" w:unhideWhenUsed="1"/>
+    <w:lsdException w:name="Table Contemporary" w:semiHidden="1" w:unhideWhenUsed="1"/>
+    <w:lsdException w:name="Table Elegant" w:semiHidden="1" w:unhideWhenUsed="1"/>
+    <w:lsdException w:name="Table Professional" w:semiHidden="1" w:unhideWhenUsed="1"/>
+    <w:lsdException w:name="Table Subtle 1" w:semiHidden="1" w:unhideWhenUsed="1"/>
+    <w:lsdException w:name="Table Subtle 2" w:semiHidden="1" w:unhideWhenUsed="1"/>
+    <w:lsdException w:name="Table Web 1" w:semiHidden="1" w:unhideWhenUsed="1"/>
+    <w:lsdException w:name="Table Web 2" w:semiHidden="1" w:unhideWhenUsed="1"/>
+    <w:lsdException w:name="Table Web 3" w:semiHidden="1" w:unhideWhenUsed="1"/>
+    <w:lsdException w:name="Balloon Text" w:semiHidden="1" w:unhideWhenUsed="1"/>
+    <w:lsdException w:name="Table Theme" w:semiHidden="1" w:unhideWhenUsed="1"/>
+    <w:lsdException w:name="Placeholder Text" w:semiHidden="1"/>
+    <w:lsdException w:name="Light Shading"/>
+    <w:lsdException w:name="Light List"/>
+    <w:lsdException w:name="Light Grid"/>
+    <w:lsdException w:name="Dark List"/>
+    <w:lsdException w:name="Colorful Shading"/>
+    <w:lsdException w:name="Colorful List"/>
+    <w:lsdException w:name="Colorful Grid"/>
+    <w:lsdException w:name="Light Shading Accent 1"/>
+    <w:lsdException w:name="Light List Accent 1"/>
+    <w:lsdException w:name="Light Grid Accent 1"/>
+    <w:lsdException w:name="Medium Shading 1 Accent 1"/>
+    <w:lsdException w:name="Medium Shading 2 Accent 1"/>
+    <w:lsdException w:name="Medium List 1 Accent 1"/>
+    <w:lsdException w:name="Revision" w:semiHidden="1"/>
+    <w:lsdException w:name="Medium List 2 Accent 1"/>
+    <w:lsdException w:name="Medium Grid 1 Accent 1"/>
+    <w:lsdException w:name="Medium Grid 2 Accent 1"/>
+    <w:lsdException w:name="Medium Grid 3 Accent 1"/>
+    <w:lsdException w:name="Dark List Accent 1"/>
+    <w:lsdException w:name="Colorful Shading Accent 1"/>
+    <w:lsdException w:name="Colorful List Accent 1"/>
+    <w:lsdException w:name="Colorful Grid Accent 1"/>
+    <w:lsdException w:name="Light Shading Accent 2"/>
+    <w:lsdException w:name="Light List Accent 2"/>
+    <w:lsdException w:name="Light Grid Accent 2"/>
+    <w:lsdException w:name="Medium Shading 1 Accent 2"/>
+    <w:lsdException w:name="Medium Shading 2 Accent 2"/>
+    <w:lsdException w:name="Medium List 1 Accent 2"/>
+    <w:lsdException w:name="Medium List 2 Accent 2"/>
+    <w:lsdException w:name="Medium Grid 1 Accent 2"/>
+    <w:lsdException w:name="Medium Grid 2 Accent 2"/>
+    <w:lsdException w:name="Medium Grid 3 Accent 2"/>
+    <w:lsdException w:name="Dark List Accent 2"/>
+    <w:lsdException w:name="Colorful Shading Accent 2"/>
+    <w:lsdException w:name="Colorful List Accent 2"/>
+    <w:lsdException w:name="Colorful Grid Accent 2"/>
+    <w:lsdException w:name="Light Shading Accent 3"/>
+    <w:lsdException w:name="Light List Accent 3"/>
+    <w:lsdException w:name="Light Grid Accent 3"/>
+    <w:lsdException w:name="Medium Shading 1 Accent 3"/>
+    <w:lsdException w:name="Medium Shading 2 Accent 3"/>
+    <w:lsdException w:name="Medium List 1 Accent 3"/>
+    <w:lsdException w:name="Medium List 2 Accent 3"/>
+    <w:lsdException w:name="Medium Grid 1 Accent 3"/>
+    <w:lsdException w:name="Medium Grid 2 Accent 3"/>
+    <w:lsdException w:name="Medium Grid 3 Accent 3"/>
+    <w:lsdException w:name="Dark List Accent 3"/>
+    <w:lsdException w:name="Colorful Shading Accent 3"/>
+    <w:lsdException w:name="Colorful List Accent 3"/>
+    <w:lsdException w:name="Colorful Grid Accent 3"/>
+    <w:lsdException w:name="Light Shading Accent 4"/>
+    <w:lsdException w:name="Light List Accent 4"/>
+    <w:lsdException w:name="Light Grid Accent 4"/>
+    <w:lsdException w:name="Medium Shading 1 Accent 4"/>
+    <w:lsdException w:name="Medium Shading 2 Accent 4"/>
+    <w:lsdException w:name="Medium List 1 Accent 4"/>
+    <w:lsdException w:name="Medium List 2 Accent 4"/>
+    <w:lsdException w:name="Medium Grid 1 Accent 4"/>
+    <w:lsdException w:name="Medium Grid 2 Accent 4"/>
+    <w:lsdException w:name="Medium Grid 3 Accent 4"/>
+    <w:lsdException w:name="Dark List Accent 4"/>
+    <w:lsdException w:name="Colorful Shading Accent 4"/>
+    <w:lsdException w:name="Colorful List Accent 4"/>
+    <w:lsdException w:name="Colorful Grid Accent 4"/>
+    <w:lsdException w:name="Light Shading Accent 5"/>
+    <w:lsdException w:name="Light List Accent 5"/>
+    <w:lsdException w:name="Light Grid Accent 5"/>
+    <w:lsdException w:name="Medium Shading 1 Accent 5"/>
+    <w:lsdException w:name="Medium Shading 2 Accent 5"/>
+    <w:lsdException w:name="Medium List 1 Accent 5"/>
+    <w:lsdException w:name="Medium List 2 Accent 5"/>
+    <w:lsdException w:name="Medium Grid 1 Accent 5"/>
+    <w:lsdException w:name="Medium Grid 2 Accent 5"/>
+    <w:lsdException w:name="Medium Grid 3 Accent 5"/>
+    <w:lsdException w:name="Dark List Accent 5"/>
+    <w:lsdException w:name="Colorful Shading Accent 5"/>
+    <w:lsdException w:name="Colorful List Accent 5"/>
+    <w:lsdException w:name="Colorful Grid Accent 5"/>
+    <w:lsdException w:name="Light Shading Accent 6"/>
+    <w:lsdException w:name="Light List Accent 6"/>
+    <w:lsdException w:name="Light Grid Accent 6"/>
+    <w:lsdException w:name="Medium Shading 1 Accent 6"/>
+    <w:lsdException w:name="Medium Shading 2 Accent 6"/>
+    <w:lsdException w:name="Medium List 1 Accent 6"/>
+    <w:lsdException w:name="Medium List 2 Accent 6"/>
+    <w:lsdException w:name="Medium Grid 1 Accent 6"/>
+    <w:lsdException w:name="Medium Grid 2 Accent 6"/>
+    <w:lsdException w:name="Medium Grid 3 Accent 6"/>
+    <w:lsdException w:name="Dark List Accent 6"/>
+    <w:lsdException w:name="Colorful Shading Accent 6"/>
+    <w:lsdException w:name="Colorful List Accent 6"/>
+    <w:lsdException w:name="Colorful Grid Accent 6"/>
+    <w:lsdException w:name="Bibliography" w:semiHidden="1" w:unhideWhenUsed="1"/>
+    <w:lsdException w:name="TOC Heading" w:semiHidden="1" w:unhideWhenUsed="1"/>
+    <w:lsdException w:name="Grid Table 4" w:uiPriority="49"/>
+    <w:lsdException w:name="Grid Table 5 Dark" w:uiPriority="50"/>
+    <w:lsdException w:name="Grid Table 6 Colorful" w:uiPriority="51"/>
+    <w:lsdException w:name="Grid Table 7 Colorful" w:uiPriority="52"/>
+    <w:lsdException w:name="Grid Table 1 Light Accent 1" w:uiPriority="46"/>
+    <w:lsdException w:name="Grid Table 2 Accent 1" w:uiPriority="47"/>
+    <w:lsdException w:name="Grid Table 3 Accent 1" w:uiPriority="48"/>
+    <w:lsdException w:name="Grid Table 4 Accent 1" w:uiPriority="49"/>
+    <w:lsdException w:name="Grid Table 5 Dark Accent 1" w:uiPriority="50"/>
+    <w:lsdException w:name="Grid Table 6 Colorful Accent 1" w:uiPriority="51"/>
+    <w:lsdException w:name="Grid Table 7 Colorful Accent 1" w:uiPriority="52"/>
+    <w:lsdException w:name="Grid Table 1 Light Accent 2" w:uiPriority="46"/>
+    <w:lsdException w:name="Grid Table 2 Accent 2" w:uiPriority="47"/>
+    <w:lsdException w:name="Grid Table 3 Accent 2" w:uiPriority="48"/>
+    <w:lsdException w:name="Grid Table 4 Accent 2" w:uiPriority="49"/>
+    <w:lsdException w:name="Grid Table 5 Dark Accent 2" w:uiPriority="50"/>
+    <w:lsdException w:name="Grid Table 6 Colorful Accent 2" w:uiPriority="51"/>
+    <w:lsdException w:name="Grid Table 7 Colorful Accent 2" w:uiPriority="52"/>
+    <w:lsdException w:name="Grid Table 1 Light Accent 3" w:uiPriority="46"/>
+    <w:lsdException w:name="Grid Table 2 Accent 3" w:uiPriority="47"/>
+    <w:lsdException w:name="Grid Table 3 Accent 3" w:uiPriority="48"/>
+    <w:lsdException w:name="Grid Table 4 Accent 3" w:uiPriority="49"/>
+    <w:lsdException w:name="Grid Table 5 Dark Accent 3" w:uiPriority="50"/>
+    <w:lsdException w:name="Grid Table 6 Colorful Accent 3" w:uiPriority="51"/>
+    <w:lsdException w:name="Grid Table 7 Colorful Accent 3" w:uiPriority="52"/>
+    <w:lsdException w:name="Grid Table 1 Light Accent 4" w:uiPriority="46"/>
+    <w:lsdException w:name="Grid Table 2 Accent 4" w:uiPriority="47"/>
+    <w:lsdException w:name="Grid Table 3 Accent 4" w:uiPriority="48"/>
+    <w:lsdException w:name="Grid Table 4 Accent 4" w:uiPriority="49"/>
+    <w:lsdException w:name="Grid Table 5 Dark Accent 4" w:uiPriority="50"/>
+    <w:lsdException w:name="Grid Table 6 Colorful Accent 4" w:uiPriority="51"/>
+    <w:lsdException w:name="Grid Table 7 Colorful Accent 4" w:uiPriority="52"/>
+    <w:lsdException w:name="Grid Table 1 Light Accent 5" w:uiPriority="46"/>
+    <w:lsdException w:name="Grid Table 2 Accent 5" w:uiPriority="47"/>
+    <w:lsdException w:name="Grid Table 3 Accent 5" w:uiPriority="48"/>
+    <w:lsdException w:name="Grid Table 4 Accent 5" w:uiPriority="49"/>
+    <w:lsdException w:name="Grid Table 5 Dark Accent 5" w:uiPriority="50"/>
+    <w:lsdException w:name="Grid Table 6 Colorful Accent 5" w:uiPriority="51"/>
+    <w:lsdException w:name="Grid Table 7 Colorful Accent 5" w:uiPriority="52"/>
+    <w:lsdException w:name="Grid Table 1 Light Accent 6" w:uiPriority="46"/>
+    <w:lsdException w:name="Grid Table 2 Accent 6" w:uiPriority="47"/>
+    <w:lsdException w:name="Grid Table 3 Accent 6" w:uiPriority="48"/>
+    <w:lsdException w:name="Grid Table 4 Accent 6" w:uiPriority="49"/>
+    <w:lsdException w:name="Grid Table 5 Dark Accent 6" w:uiPriority="50"/>
+    <w:lsdException w:name="Grid Table 6 Colorful Accent 6" w:uiPriority="51"/>
+    <w:lsdException w:name="Grid Table 7 Colorful Accent 6" w:uiPriority="52"/>
+    <w:lsdException w:name="List Table 1 Light" w:uiPriority="46"/>
+    <w:lsdException w:name="List Table 2" w:uiPriority="47"/>
+    <w:lsdException w:name="List Table 3" w:uiPriority="48"/>
+    <w:lsdException w:name="List Table 4" w:uiPriority="49"/>
+    <w:lsdException w:name="List Table 5 Dark" w:uiPriority="50"/>
+    <w:lsdException w:name="List Table 6 Colorful" w:uiPriority="51"/>
+    <w:lsdException w:name="List Table 7 Colorful" w:uiPriority="52"/>
+    <w:lsdException w:name="List Table 1 Light Accent 1" w:uiPriority="46"/>
+    <w:lsdException w:name="List Table 2 Accent 1" w:uiPriority="47"/>
+    <w:lsdException w:name="List Table 3 Accent 1" w:uiPriority="48"/>
+    <w:lsdException w:name="List Table 4 Accent 1" w:uiPriority="49"/>
+    <w:lsdException w:name="List Table 5 Dark Accent 1" w:uiPriority="50"/>
+    <w:lsdException w:name="List Table 6 Colorful Accent 1" w:uiPriority="51"/>
+    <w:lsdException w:name="List Table 7 Colorful Accent 1" w:uiPriority="52"/>
+    <w:lsdException w:name="List Table 1 Light Accent 2" w:uiPriority="46"/>
+    <w:lsdException w:name="List Table 2 Accent 2" w:uiPriority="47"/>
+    <w:lsdException w:name="List Table 3 Accent 2" w:uiPriority="48"/>
+    <w:lsdException w:name="List Table 4 Accent 2" w:uiPriority="49"/>
+    <w:lsdException w:name="List Table 5 Dark Accent 2" w:uiPriority="50"/>
+    <w:lsdException w:name="List Table 6 Colorful Accent 2" w:uiPriority="51"/>
+    <w:lsdException w:name="List Table 7 Colorful Accent 2" w:uiPriority="52"/>
+    <w:lsdException w:name="List Table 1 Light Accent 3" w:uiPriority="46"/>
+    <w:lsdException w:name="List Table 2 Accent 3" w:uiPriority="47"/>
+    <w:lsdException w:name="List Table 3 Accent 3" w:uiPriority="48"/>
+    <w:lsdException w:name="List Table 4 Accent 3" w:uiPriority="49"/>
+    <w:lsdException w:name="List Table 5 Dark Accent 3" w:uiPriority="50"/>
+    <w:lsdException w:name="List Table 6 Colorful Accent 3" w:uiPriority="51"/>
+    <w:lsdException w:name="List Table 7 Colorful Accent 3" w:uiPriority="52"/>
+    <w:lsdException w:name="List Table 1 Light Accent 4" w:uiPriority="46"/>
+    <w:lsdException w:name="List Table 2 Accent 4" w:uiPriority="47"/>
+    <w:lsdException w:name="List Table 3 Accent 4" w:uiPriority="48"/>
+    <w:lsdException w:name="List Table 4 Accent 4" w:uiPriority="49"/>
+    <w:lsdException w:name="List Table 5 Dark Accent 4" w:uiPriority="50"/>
+    <w:lsdException w:name="List Table 6 Colorful Accent 4" w:uiPriority="51"/>
+    <w:lsdException w:name="List Table 7 Colorful Accent 4" w:uiPriority="52"/>
+    <w:lsdException w:name="List Table 1 Light Accent 5" w:uiPriority="46"/>
+    <w:lsdException w:name="List Table 2 Accent 5" w:uiPriority="47"/>
+    <w:lsdException w:name="List Table 3 Accent 5" w:uiPriority="48"/>
+    <w:lsdException w:name="List Table 4 Accent 5" w:uiPriority="49"/>
+    <w:lsdException w:name="List Table 5 Dark Accent 5" w:uiPriority="50"/>
+    <w:lsdException w:name="List Table 6 Colorful Accent 5" w:uiPriority="51"/>
+    <w:lsdException w:name="List Table 7 Colorful Accent 5" w:uiPriority="52"/>
+    <w:lsdException w:name="List Table 1 Light Accent 6" w:uiPriority="46"/>
+    <w:lsdException w:name="List Table 2 Accent 6" w:uiPriority="47"/>
+    <w:lsdException w:name="List Table 3 Accent 6" w:uiPriority="48"/>
+    <w:lsdException w:name="List Table 4 Accent 6" w:uiPriority="49"/>
+    <w:lsdException w:name="List Table 5 Dark Accent 6" w:uiPriority="50"/>
+    <w:lsdException w:name="List Table 6 Colorful Accent 6" w:uiPriority="51"/>
+    <w:lsdException w:name="List Table 7 Colorful Accent 6" w:uiPriority="52"/>
+    <w:lsdException w:name="Mention" w:semiHidden="1" w:uiPriority="99" w:unhideWhenUsed="1"/>
+    <w:lsdException w:name="Smart Hyperlink" w:semiHidden="1" w:uiPriority="99" w:unhideWhenUsed="1"/>
+    <w:lsdException w:name="Hashtag" w:semiHidden="1" w:uiPriority="99" w:unhideWhenUsed="1"/>
+    <w:lsdException w:name="Unresolved Mention" w:semiHidden="1" w:uiPriority="99" w:unhideWhenUsed="1"/>
+  </w:latentStyles>
+  <w:style w:type="paragraph" w:default="1" w:styleId="Normal">
     <w:name w:val="Normal"/>
     <w:qFormat/>
   </w:style>
-  <w:style w:styleId="BodyText" w:type="paragraph">
-    <w:name w:val="Body Text"/>
-    <w:basedOn w:val="Normal"/>
-    <w:link w:val="BodyTextChar"/>
-    <w:qFormat/>
-    <w:pPr>
-      <w:spacing w:after="180" w:before="180"/>
-    </w:pPr>
-  </w:style>
-  <w:style w:customStyle="1" w:styleId="FirstParagraph" w:type="paragraph">
-    <w:name w:val="First Paragraph"/>
-    <w:basedOn w:val="BodyText"/>
-    <w:next w:val="BodyText"/>
-    <w:qFormat/>
-  </w:style>
-  <w:style w:customStyle="1" w:styleId="Compact" w:type="paragraph">
-    <w:name w:val="Compact"/>
-    <w:basedOn w:val="BodyText"/>
-    <w:qFormat/>
-    <w:pPr>
-      <w:spacing w:after="36" w:before="36"/>
-    </w:pPr>
-  </w:style>
-  <w:style w:styleId="Title" w:type="paragraph">
-    <w:name w:val="Title"/>
-    <w:basedOn w:val="Normal"/>
-    <w:next w:val="BodyText"/>
-    <w:link w:val="TitleChar"/>
-    <w:uiPriority w:val="10"/>
-    <w:qFormat/>
-    <w:rsid w:val="00A10FD9"/>
-    <w:pPr>
-      <w:spacing w:after="80" w:line="240" w:lineRule="auto"/>
-      <w:contextualSpacing/>
-      <w:jc w:val="center"/>
-    </w:pPr>
-    <w:rPr>
-      <w:rFonts w:asciiTheme="majorHAnsi" w:cstheme="majorBidi" w:eastAsiaTheme="majorEastAsia" w:hAnsiTheme="majorHAnsi"/>
-      <w:sz w:val="56"/>
-      <w:szCs w:val="56"/>
-    </w:rPr>
-  </w:style>
-  <w:style w:customStyle="1" w:styleId="TitleChar" w:type="character">
-    <w:name w:val="Title Char"/>
-    <w:basedOn w:val="DefaultParagraphFont"/>
-    <w:link w:val="Title"/>
-    <w:uiPriority w:val="10"/>
-    <w:rsid w:val="00A10FD9"/>
-    <w:rPr>
-      <w:rFonts w:asciiTheme="majorHAnsi" w:cstheme="majorBidi" w:eastAsiaTheme="majorEastAsia" w:hAnsiTheme="majorHAnsi"/>
-      <w:sz w:val="56"/>
-      <w:szCs w:val="56"/>
-    </w:rPr>
-  </w:style>
-  <w:style w:styleId="Subtitle" w:type="paragraph">
-    <w:name w:val="Subtitle"/>
-    <w:basedOn w:val="Title"/>
-    <w:next w:val="BodyText"/>
-    <w:link w:val="SubtitleChar"/>
-    <w:uiPriority w:val="11"/>
-    <w:qFormat/>
-    <w:rsid w:val="00A10FD9"/>
-    <w:pPr>
-      <w:numPr>
-        <w:ilvl w:val="1"/>
-      </w:numPr>
-    </w:pPr>
-    <w:rPr>
-      <w:rFonts w:cstheme="majorBidi" w:eastAsiaTheme="majorEastAsia"/>
-      <w:spacing w:val="15"/>
-      <w:sz w:val="28"/>
-      <w:szCs w:val="28"/>
-    </w:rPr>
-  </w:style>
-  <w:style w:customStyle="1" w:styleId="SubtitleChar" w:type="character">
-    <w:name w:val="Subtitle Char"/>
-    <w:basedOn w:val="DefaultParagraphFont"/>
-    <w:link w:val="Subtitle"/>
-    <w:uiPriority w:val="11"/>
-    <w:rsid w:val="00A10FD9"/>
-    <w:rPr>
-      <w:rFonts w:cstheme="majorBidi" w:eastAsiaTheme="majorEastAsia"/>
-      <w:color w:themeColor="text1" w:themeTint="A6" w:val="595959"/>
-      <w:spacing w:val="15"/>
-      <w:sz w:val="28"/>
-      <w:szCs w:val="28"/>
-    </w:rPr>
-  </w:style>
-  <w:style w:customStyle="1" w:styleId="Author" w:type="paragraph">
-    <w:name w:val="Author"/>
-    <w:basedOn w:val="Title"/>
-    <w:next w:val="BodyText"/>
-    <w:qFormat/>
-    <w:pPr>
-      <w:keepNext/>
-      <w:keepLines/>
-    </w:pPr>
-    <w:rPr>
-      <w:sz w:val="24"/>
-      <w:szCs w:val="24"/>
-    </w:rPr>
-  </w:style>
-  <w:style w:styleId="Date" w:type="paragraph">
-    <w:name w:val="Date"/>
-    <w:basedOn w:val="Title"/>
-    <w:next w:val="BodyText"/>
-    <w:qFormat/>
-    <w:pPr>
-      <w:keepNext/>
-      <w:keepLines/>
-    </w:pPr>
-    <w:rPr>
-      <w:sz w:val="24"/>
-      <w:szCs w:val="24"/>
-    </w:rPr>
-  </w:style>
-  <w:style w:customStyle="1" w:styleId="AbstractTitle" w:type="paragraph">
-    <w:name w:val="Abstract Title"/>
-    <w:basedOn w:val="Normal"/>
-    <w:next w:val="Abstract"/>
-    <w:qFormat/>
-    <w:pPr>
-      <w:keepNext/>
-      <w:keepLines/>
-      <w:spacing w:after="0" w:before="300"/>
-      <w:jc w:val="center"/>
-    </w:pPr>
-    <w:rPr>
-      <w:b/>
-      <w:sz w:val="20"/>
-      <w:szCs w:val="20"/>
-    </w:rPr>
-  </w:style>
-  <w:style w:customStyle="1" w:styleId="Abstract" w:type="paragraph">
-    <w:name w:val="Abstract"/>
-    <w:basedOn w:val="Normal"/>
-    <w:next w:val="BodyText"/>
-    <w:qFormat/>
-    <w:pPr>
-      <w:keepNext/>
-      <w:keepLines/>
-      <w:spacing w:after="300" w:before="100"/>
-    </w:pPr>
-    <w:rPr>
-      <w:sz w:val="20"/>
-      <w:szCs w:val="20"/>
-    </w:rPr>
-  </w:style>
-  <w:style w:styleId="Bibliography" w:type="paragraph">
-    <w:name w:val="Bibliography"/>
-    <w:basedOn w:val="Normal"/>
-    <w:next w:val="Bibliography"/>
-    <w:qFormat/>
-    <w:pPr/>
-    <w:rPr/>
-  </w:style>
-  <w:style w:styleId="Heading1" w:type="paragraph">
+  <w:style w:type="paragraph" w:styleId="Heading1">
     <w:name w:val="heading 1"/>
     <w:basedOn w:val="Normal"/>
     <w:next w:val="BodyText"/>
@@ -4299,17 +4771,17 @@
     <w:pPr>
       <w:keepNext/>
       <w:keepLines/>
-      <w:spacing w:after="80" w:before="360"/>
+      <w:spacing w:before="360" w:after="80"/>
       <w:outlineLvl w:val="0"/>
     </w:pPr>
     <w:rPr>
-      <w:rFonts w:asciiTheme="majorHAnsi" w:cstheme="majorBidi" w:eastAsiaTheme="majorEastAsia" w:hAnsiTheme="majorHAnsi"/>
-      <w:color w:themeColor="accent1" w:themeShade="BF" w:val="0F4761"/>
+      <w:rFonts w:asciiTheme="majorHAnsi" w:eastAsiaTheme="majorEastAsia" w:hAnsiTheme="majorHAnsi" w:cstheme="majorBidi"/>
+      <w:color w:val="0F4761" w:themeColor="accent1" w:themeShade="BF"/>
       <w:sz w:val="40"/>
       <w:szCs w:val="40"/>
     </w:rPr>
   </w:style>
-  <w:style w:styleId="Heading2" w:type="paragraph">
+  <w:style w:type="paragraph" w:styleId="Heading2">
     <w:name w:val="heading 2"/>
     <w:basedOn w:val="Normal"/>
     <w:next w:val="BodyText"/>
@@ -4322,17 +4794,17 @@
     <w:pPr>
       <w:keepNext/>
       <w:keepLines/>
-      <w:spacing w:after="80" w:before="160"/>
+      <w:spacing w:before="160" w:after="80"/>
       <w:outlineLvl w:val="1"/>
     </w:pPr>
     <w:rPr>
-      <w:rFonts w:asciiTheme="majorHAnsi" w:cstheme="majorBidi" w:eastAsiaTheme="majorEastAsia" w:hAnsiTheme="majorHAnsi"/>
-      <w:color w:themeColor="accent1" w:themeShade="BF" w:val="0F4761"/>
+      <w:rFonts w:asciiTheme="majorHAnsi" w:eastAsiaTheme="majorEastAsia" w:hAnsiTheme="majorHAnsi" w:cstheme="majorBidi"/>
+      <w:color w:val="0F4761" w:themeColor="accent1" w:themeShade="BF"/>
       <w:sz w:val="32"/>
       <w:szCs w:val="32"/>
     </w:rPr>
   </w:style>
-  <w:style w:styleId="Heading3" w:type="paragraph">
+  <w:style w:type="paragraph" w:styleId="Heading3">
     <w:name w:val="heading 3"/>
     <w:basedOn w:val="Normal"/>
     <w:next w:val="BodyText"/>
@@ -4345,17 +4817,17 @@
     <w:pPr>
       <w:keepNext/>
       <w:keepLines/>
-      <w:spacing w:after="80" w:before="160"/>
+      <w:spacing w:before="160" w:after="80"/>
       <w:outlineLvl w:val="2"/>
     </w:pPr>
     <w:rPr>
-      <w:rFonts w:cstheme="majorBidi" w:eastAsiaTheme="majorEastAsia"/>
-      <w:color w:themeColor="accent1" w:themeShade="BF" w:val="0F4761"/>
+      <w:rFonts w:eastAsiaTheme="majorEastAsia" w:cstheme="majorBidi"/>
+      <w:color w:val="0F4761" w:themeColor="accent1" w:themeShade="BF"/>
       <w:sz w:val="28"/>
       <w:szCs w:val="28"/>
     </w:rPr>
   </w:style>
-  <w:style w:styleId="Heading4" w:type="paragraph">
+  <w:style w:type="paragraph" w:styleId="Heading4">
     <w:name w:val="heading 4"/>
     <w:basedOn w:val="Normal"/>
     <w:next w:val="BodyText"/>
@@ -4368,17 +4840,17 @@
     <w:pPr>
       <w:keepNext/>
       <w:keepLines/>
-      <w:spacing w:after="40" w:before="80"/>
+      <w:spacing w:before="80" w:after="40"/>
       <w:outlineLvl w:val="3"/>
     </w:pPr>
     <w:rPr>
-      <w:rFonts w:cstheme="majorBidi" w:eastAsiaTheme="majorEastAsia"/>
+      <w:rFonts w:eastAsiaTheme="majorEastAsia" w:cstheme="majorBidi"/>
       <w:i/>
       <w:iCs/>
-      <w:color w:themeColor="accent1" w:themeShade="BF" w:val="0F4761"/>
-    </w:rPr>
-  </w:style>
-  <w:style w:styleId="Heading5" w:type="paragraph">
+      <w:color w:val="0F4761" w:themeColor="accent1" w:themeShade="BF"/>
+    </w:rPr>
+  </w:style>
+  <w:style w:type="paragraph" w:styleId="Heading5">
     <w:name w:val="heading 5"/>
     <w:basedOn w:val="Normal"/>
     <w:next w:val="BodyText"/>
@@ -4391,15 +4863,15 @@
     <w:pPr>
       <w:keepNext/>
       <w:keepLines/>
-      <w:spacing w:after="40" w:before="80"/>
+      <w:spacing w:before="80" w:after="40"/>
       <w:outlineLvl w:val="4"/>
     </w:pPr>
     <w:rPr>
-      <w:rFonts w:cstheme="majorBidi" w:eastAsiaTheme="majorEastAsia"/>
-      <w:color w:themeColor="accent1" w:themeShade="BF" w:val="0F4761"/>
-    </w:rPr>
-  </w:style>
-  <w:style w:styleId="Heading6" w:type="paragraph">
+      <w:rFonts w:eastAsiaTheme="majorEastAsia" w:cstheme="majorBidi"/>
+      <w:color w:val="0F4761" w:themeColor="accent1" w:themeShade="BF"/>
+    </w:rPr>
+  </w:style>
+  <w:style w:type="paragraph" w:styleId="Heading6">
     <w:name w:val="heading 6"/>
     <w:basedOn w:val="Normal"/>
     <w:next w:val="BodyText"/>
@@ -4412,17 +4884,17 @@
     <w:pPr>
       <w:keepNext/>
       <w:keepLines/>
-      <w:spacing w:after="0" w:before="40"/>
+      <w:spacing w:before="40" w:after="0"/>
       <w:outlineLvl w:val="5"/>
     </w:pPr>
     <w:rPr>
-      <w:rFonts w:cstheme="majorBidi" w:eastAsiaTheme="majorEastAsia"/>
+      <w:rFonts w:eastAsiaTheme="majorEastAsia" w:cstheme="majorBidi"/>
       <w:i/>
       <w:iCs/>
-      <w:color w:themeColor="text1" w:themeTint="A6" w:val="595959"/>
-    </w:rPr>
-  </w:style>
-  <w:style w:styleId="Heading7" w:type="paragraph">
+      <w:color w:val="595959" w:themeColor="text1" w:themeTint="A6"/>
+    </w:rPr>
+  </w:style>
+  <w:style w:type="paragraph" w:styleId="Heading7">
     <w:name w:val="heading 7"/>
     <w:basedOn w:val="Normal"/>
     <w:next w:val="BodyText"/>
@@ -4435,15 +4907,15 @@
     <w:pPr>
       <w:keepNext/>
       <w:keepLines/>
-      <w:spacing w:after="0" w:before="40"/>
+      <w:spacing w:before="40" w:after="0"/>
       <w:outlineLvl w:val="6"/>
     </w:pPr>
     <w:rPr>
-      <w:rFonts w:cstheme="majorBidi" w:eastAsiaTheme="majorEastAsia"/>
-      <w:color w:themeColor="text1" w:themeTint="A6" w:val="595959"/>
-    </w:rPr>
-  </w:style>
-  <w:style w:styleId="Heading8" w:type="paragraph">
+      <w:rFonts w:eastAsiaTheme="majorEastAsia" w:cstheme="majorBidi"/>
+      <w:color w:val="595959" w:themeColor="text1" w:themeTint="A6"/>
+    </w:rPr>
+  </w:style>
+  <w:style w:type="paragraph" w:styleId="Heading8">
     <w:name w:val="heading 8"/>
     <w:basedOn w:val="Normal"/>
     <w:next w:val="BodyText"/>
@@ -4460,13 +4932,13 @@
       <w:outlineLvl w:val="7"/>
     </w:pPr>
     <w:rPr>
-      <w:rFonts w:cstheme="majorBidi" w:eastAsiaTheme="majorEastAsia"/>
+      <w:rFonts w:eastAsiaTheme="majorEastAsia" w:cstheme="majorBidi"/>
       <w:i/>
       <w:iCs/>
-      <w:color w:themeColor="text1" w:themeTint="D8" w:val="272727"/>
-    </w:rPr>
-  </w:style>
-  <w:style w:styleId="Heading9" w:type="paragraph">
+      <w:color w:val="272727" w:themeColor="text1" w:themeTint="D8"/>
+    </w:rPr>
+  </w:style>
+  <w:style w:type="paragraph" w:styleId="Heading9">
     <w:name w:val="heading 9"/>
     <w:basedOn w:val="Normal"/>
     <w:next w:val="BodyText"/>
@@ -4483,24 +4955,202 @@
       <w:outlineLvl w:val="8"/>
     </w:pPr>
     <w:rPr>
-      <w:rFonts w:cstheme="majorBidi" w:eastAsiaTheme="majorEastAsia"/>
-      <w:color w:themeColor="text1" w:themeTint="D8" w:val="272727"/>
-    </w:rPr>
-  </w:style>
-  <w:style w:customStyle="1" w:styleId="Heading1Char" w:type="character">
+      <w:rFonts w:eastAsiaTheme="majorEastAsia" w:cstheme="majorBidi"/>
+      <w:color w:val="272727" w:themeColor="text1" w:themeTint="D8"/>
+    </w:rPr>
+  </w:style>
+  <w:style w:type="character" w:default="1" w:styleId="DefaultParagraphFont">
+    <w:name w:val="Default Paragraph Font"/>
+    <w:uiPriority w:val="1"/>
+    <w:semiHidden/>
+    <w:unhideWhenUsed/>
+  </w:style>
+  <w:style w:type="table" w:default="1" w:styleId="TableNormal">
+    <w:name w:val="Normal Table"/>
+    <w:uiPriority w:val="99"/>
+    <w:semiHidden/>
+    <w:unhideWhenUsed/>
+    <w:tblPr>
+      <w:tblInd w:w="0" w:type="dxa"/>
+      <w:tblCellMar>
+        <w:top w:w="0" w:type="dxa"/>
+        <w:left w:w="108" w:type="dxa"/>
+        <w:bottom w:w="0" w:type="dxa"/>
+        <w:right w:w="108" w:type="dxa"/>
+      </w:tblCellMar>
+    </w:tblPr>
+  </w:style>
+  <w:style w:type="numbering" w:default="1" w:styleId="NoList">
+    <w:name w:val="No List"/>
+    <w:uiPriority w:val="99"/>
+    <w:semiHidden/>
+    <w:unhideWhenUsed/>
+  </w:style>
+  <w:style w:type="paragraph" w:styleId="BodyText">
+    <w:name w:val="Body Text"/>
+    <w:basedOn w:val="Normal"/>
+    <w:qFormat/>
+    <w:pPr>
+      <w:spacing w:before="180" w:after="180"/>
+    </w:pPr>
+  </w:style>
+  <w:style w:type="paragraph" w:customStyle="1" w:styleId="FirstParagraph">
+    <w:name w:val="First Paragraph"/>
+    <w:basedOn w:val="BodyText"/>
+    <w:next w:val="BodyText"/>
+    <w:qFormat/>
+  </w:style>
+  <w:style w:type="paragraph" w:customStyle="1" w:styleId="Compact">
+    <w:name w:val="Compact"/>
+    <w:basedOn w:val="BodyText"/>
+    <w:qFormat/>
+    <w:pPr>
+      <w:spacing w:before="36" w:after="36"/>
+    </w:pPr>
+  </w:style>
+  <w:style w:type="paragraph" w:styleId="Title">
+    <w:name w:val="Title"/>
+    <w:basedOn w:val="Normal"/>
+    <w:next w:val="BodyText"/>
+    <w:link w:val="TitleChar"/>
+    <w:uiPriority w:val="10"/>
+    <w:qFormat/>
+    <w:rsid w:val="00A10FD9"/>
+    <w:pPr>
+      <w:spacing w:after="80"/>
+      <w:contextualSpacing/>
+      <w:jc w:val="center"/>
+    </w:pPr>
+    <w:rPr>
+      <w:rFonts w:asciiTheme="majorHAnsi" w:eastAsiaTheme="majorEastAsia" w:hAnsiTheme="majorHAnsi" w:cstheme="majorBidi"/>
+      <w:sz w:val="56"/>
+      <w:szCs w:val="56"/>
+    </w:rPr>
+  </w:style>
+  <w:style w:type="character" w:customStyle="1" w:styleId="TitleChar">
+    <w:name w:val="Title Char"/>
+    <w:basedOn w:val="DefaultParagraphFont"/>
+    <w:link w:val="Title"/>
+    <w:uiPriority w:val="10"/>
+    <w:rsid w:val="00A10FD9"/>
+    <w:rPr>
+      <w:rFonts w:asciiTheme="majorHAnsi" w:eastAsiaTheme="majorEastAsia" w:hAnsiTheme="majorHAnsi" w:cstheme="majorBidi"/>
+      <w:sz w:val="56"/>
+      <w:szCs w:val="56"/>
+    </w:rPr>
+  </w:style>
+  <w:style w:type="paragraph" w:styleId="Subtitle">
+    <w:name w:val="Subtitle"/>
+    <w:basedOn w:val="Title"/>
+    <w:next w:val="BodyText"/>
+    <w:link w:val="SubtitleChar"/>
+    <w:uiPriority w:val="11"/>
+    <w:qFormat/>
+    <w:rsid w:val="00A10FD9"/>
+    <w:pPr>
+      <w:numPr>
+        <w:ilvl w:val="1"/>
+      </w:numPr>
+    </w:pPr>
+    <w:rPr>
+      <w:spacing w:val="15"/>
+      <w:sz w:val="28"/>
+      <w:szCs w:val="28"/>
+    </w:rPr>
+  </w:style>
+  <w:style w:type="character" w:customStyle="1" w:styleId="SubtitleChar">
+    <w:name w:val="Subtitle Char"/>
+    <w:basedOn w:val="DefaultParagraphFont"/>
+    <w:link w:val="Subtitle"/>
+    <w:uiPriority w:val="11"/>
+    <w:rsid w:val="00A10FD9"/>
+    <w:rPr>
+      <w:rFonts w:eastAsiaTheme="majorEastAsia" w:cstheme="majorBidi"/>
+      <w:color w:val="595959" w:themeColor="text1" w:themeTint="A6"/>
+      <w:spacing w:val="15"/>
+      <w:sz w:val="28"/>
+      <w:szCs w:val="28"/>
+    </w:rPr>
+  </w:style>
+  <w:style w:type="paragraph" w:customStyle="1" w:styleId="Author">
+    <w:name w:val="Author"/>
+    <w:basedOn w:val="Title"/>
+    <w:next w:val="BodyText"/>
+    <w:qFormat/>
+    <w:pPr>
+      <w:keepNext/>
+      <w:keepLines/>
+    </w:pPr>
+    <w:rPr>
+      <w:sz w:val="24"/>
+      <w:szCs w:val="24"/>
+    </w:rPr>
+  </w:style>
+  <w:style w:type="paragraph" w:styleId="Date">
+    <w:name w:val="Date"/>
+    <w:basedOn w:val="Title"/>
+    <w:next w:val="BodyText"/>
+    <w:qFormat/>
+    <w:pPr>
+      <w:keepNext/>
+      <w:keepLines/>
+    </w:pPr>
+    <w:rPr>
+      <w:sz w:val="24"/>
+      <w:szCs w:val="24"/>
+    </w:rPr>
+  </w:style>
+  <w:style w:type="paragraph" w:customStyle="1" w:styleId="AbstractTitle">
+    <w:name w:val="Abstract Title"/>
+    <w:basedOn w:val="Normal"/>
+    <w:next w:val="Abstract"/>
+    <w:qFormat/>
+    <w:pPr>
+      <w:keepNext/>
+      <w:keepLines/>
+      <w:spacing w:before="300" w:after="0"/>
+      <w:jc w:val="center"/>
+    </w:pPr>
+    <w:rPr>
+      <w:b/>
+      <w:sz w:val="20"/>
+      <w:szCs w:val="20"/>
+    </w:rPr>
+  </w:style>
+  <w:style w:type="paragraph" w:customStyle="1" w:styleId="Abstract">
+    <w:name w:val="Abstract"/>
+    <w:basedOn w:val="Normal"/>
+    <w:next w:val="BodyText"/>
+    <w:qFormat/>
+    <w:pPr>
+      <w:keepNext/>
+      <w:keepLines/>
+      <w:spacing w:before="100" w:after="300"/>
+    </w:pPr>
+    <w:rPr>
+      <w:sz w:val="20"/>
+      <w:szCs w:val="20"/>
+    </w:rPr>
+  </w:style>
+  <w:style w:type="paragraph" w:styleId="Bibliography">
+    <w:name w:val="Bibliography"/>
+    <w:basedOn w:val="Normal"/>
+    <w:qFormat/>
+  </w:style>
+  <w:style w:type="character" w:customStyle="1" w:styleId="Heading1Char">
     <w:name w:val="Heading 1 Char"/>
     <w:basedOn w:val="DefaultParagraphFont"/>
     <w:link w:val="Heading1"/>
     <w:uiPriority w:val="9"/>
     <w:rsid w:val="00A10FD9"/>
     <w:rPr>
-      <w:rFonts w:asciiTheme="majorHAnsi" w:cstheme="majorBidi" w:eastAsiaTheme="majorEastAsia" w:hAnsiTheme="majorHAnsi"/>
-      <w:color w:themeColor="accent1" w:themeShade="BF" w:val="0F4761"/>
+      <w:rFonts w:asciiTheme="majorHAnsi" w:eastAsiaTheme="majorEastAsia" w:hAnsiTheme="majorHAnsi" w:cstheme="majorBidi"/>
+      <w:color w:val="0F4761" w:themeColor="accent1" w:themeShade="BF"/>
       <w:sz w:val="40"/>
       <w:szCs w:val="40"/>
     </w:rPr>
   </w:style>
-  <w:style w:customStyle="1" w:styleId="Heading2Char" w:type="character">
+  <w:style w:type="character" w:customStyle="1" w:styleId="Heading2Char">
     <w:name w:val="Heading 2 Char"/>
     <w:basedOn w:val="DefaultParagraphFont"/>
     <w:link w:val="Heading2"/>
@@ -4508,13 +5158,13 @@
     <w:semiHidden/>
     <w:rsid w:val="00A10FD9"/>
     <w:rPr>
-      <w:rFonts w:asciiTheme="majorHAnsi" w:cstheme="majorBidi" w:eastAsiaTheme="majorEastAsia" w:hAnsiTheme="majorHAnsi"/>
-      <w:color w:themeColor="accent1" w:themeShade="BF" w:val="0F4761"/>
+      <w:rFonts w:asciiTheme="majorHAnsi" w:eastAsiaTheme="majorEastAsia" w:hAnsiTheme="majorHAnsi" w:cstheme="majorBidi"/>
+      <w:color w:val="0F4761" w:themeColor="accent1" w:themeShade="BF"/>
       <w:sz w:val="32"/>
       <w:szCs w:val="32"/>
     </w:rPr>
   </w:style>
-  <w:style w:customStyle="1" w:styleId="Heading3Char" w:type="character">
+  <w:style w:type="character" w:customStyle="1" w:styleId="Heading3Char">
     <w:name w:val="Heading 3 Char"/>
     <w:basedOn w:val="DefaultParagraphFont"/>
     <w:link w:val="Heading3"/>
@@ -4522,13 +5172,13 @@
     <w:semiHidden/>
     <w:rsid w:val="00A10FD9"/>
     <w:rPr>
-      <w:rFonts w:cstheme="majorBidi" w:eastAsiaTheme="majorEastAsia"/>
-      <w:color w:themeColor="accent1" w:themeShade="BF" w:val="0F4761"/>
+      <w:rFonts w:eastAsiaTheme="majorEastAsia" w:cstheme="majorBidi"/>
+      <w:color w:val="0F4761" w:themeColor="accent1" w:themeShade="BF"/>
       <w:sz w:val="28"/>
       <w:szCs w:val="28"/>
     </w:rPr>
   </w:style>
-  <w:style w:customStyle="1" w:styleId="Heading4Char" w:type="character">
+  <w:style w:type="character" w:customStyle="1" w:styleId="Heading4Char">
     <w:name w:val="Heading 4 Char"/>
     <w:basedOn w:val="DefaultParagraphFont"/>
     <w:link w:val="Heading4"/>
@@ -4536,13 +5186,13 @@
     <w:semiHidden/>
     <w:rsid w:val="00A10FD9"/>
     <w:rPr>
-      <w:rFonts w:cstheme="majorBidi" w:eastAsiaTheme="majorEastAsia"/>
+      <w:rFonts w:eastAsiaTheme="majorEastAsia" w:cstheme="majorBidi"/>
       <w:i/>
       <w:iCs/>
-      <w:color w:themeColor="accent1" w:themeShade="BF" w:val="0F4761"/>
-    </w:rPr>
-  </w:style>
-  <w:style w:customStyle="1" w:styleId="Heading5Char" w:type="character">
+      <w:color w:val="0F4761" w:themeColor="accent1" w:themeShade="BF"/>
+    </w:rPr>
+  </w:style>
+  <w:style w:type="character" w:customStyle="1" w:styleId="Heading5Char">
     <w:name w:val="Heading 5 Char"/>
     <w:basedOn w:val="DefaultParagraphFont"/>
     <w:link w:val="Heading5"/>
@@ -4550,11 +5200,11 @@
     <w:semiHidden/>
     <w:rsid w:val="00A10FD9"/>
     <w:rPr>
-      <w:rFonts w:cstheme="majorBidi" w:eastAsiaTheme="majorEastAsia"/>
-      <w:color w:themeColor="accent1" w:themeShade="BF" w:val="0F4761"/>
-    </w:rPr>
-  </w:style>
-  <w:style w:customStyle="1" w:styleId="Heading6Char" w:type="character">
+      <w:rFonts w:eastAsiaTheme="majorEastAsia" w:cstheme="majorBidi"/>
+      <w:color w:val="0F4761" w:themeColor="accent1" w:themeShade="BF"/>
+    </w:rPr>
+  </w:style>
+  <w:style w:type="character" w:customStyle="1" w:styleId="Heading6Char">
     <w:name w:val="Heading 6 Char"/>
     <w:basedOn w:val="DefaultParagraphFont"/>
     <w:link w:val="Heading6"/>
@@ -4562,13 +5212,13 @@
     <w:semiHidden/>
     <w:rsid w:val="00A10FD9"/>
     <w:rPr>
-      <w:rFonts w:cstheme="majorBidi" w:eastAsiaTheme="majorEastAsia"/>
+      <w:rFonts w:eastAsiaTheme="majorEastAsia" w:cstheme="majorBidi"/>
       <w:i/>
       <w:iCs/>
-      <w:color w:themeColor="text1" w:themeTint="A6" w:val="595959"/>
-    </w:rPr>
-  </w:style>
-  <w:style w:customStyle="1" w:styleId="Heading7Char" w:type="character">
+      <w:color w:val="595959" w:themeColor="text1" w:themeTint="A6"/>
+    </w:rPr>
+  </w:style>
+  <w:style w:type="character" w:customStyle="1" w:styleId="Heading7Char">
     <w:name w:val="Heading 7 Char"/>
     <w:basedOn w:val="DefaultParagraphFont"/>
     <w:link w:val="Heading7"/>
@@ -4576,11 +5226,11 @@
     <w:semiHidden/>
     <w:rsid w:val="00A10FD9"/>
     <w:rPr>
-      <w:rFonts w:cstheme="majorBidi" w:eastAsiaTheme="majorEastAsia"/>
-      <w:color w:themeColor="text1" w:themeTint="A6" w:val="595959"/>
-    </w:rPr>
-  </w:style>
-  <w:style w:customStyle="1" w:styleId="Heading8Char" w:type="character">
+      <w:rFonts w:eastAsiaTheme="majorEastAsia" w:cstheme="majorBidi"/>
+      <w:color w:val="595959" w:themeColor="text1" w:themeTint="A6"/>
+    </w:rPr>
+  </w:style>
+  <w:style w:type="character" w:customStyle="1" w:styleId="Heading8Char">
     <w:name w:val="Heading 8 Char"/>
     <w:basedOn w:val="DefaultParagraphFont"/>
     <w:link w:val="Heading8"/>
@@ -4588,13 +5238,13 @@
     <w:semiHidden/>
     <w:rsid w:val="00A10FD9"/>
     <w:rPr>
-      <w:rFonts w:cstheme="majorBidi" w:eastAsiaTheme="majorEastAsia"/>
+      <w:rFonts w:eastAsiaTheme="majorEastAsia" w:cstheme="majorBidi"/>
       <w:i/>
       <w:iCs/>
-      <w:color w:themeColor="text1" w:themeTint="D8" w:val="272727"/>
-    </w:rPr>
-  </w:style>
-  <w:style w:customStyle="1" w:styleId="Heading9Char" w:type="character">
+      <w:color w:val="272727" w:themeColor="text1" w:themeTint="D8"/>
+    </w:rPr>
+  </w:style>
+  <w:style w:type="character" w:customStyle="1" w:styleId="Heading9Char">
     <w:name w:val="Heading 9 Char"/>
     <w:basedOn w:val="DefaultParagraphFont"/>
     <w:link w:val="Heading9"/>
@@ -4602,11 +5252,11 @@
     <w:semiHidden/>
     <w:rsid w:val="00A10FD9"/>
     <w:rPr>
-      <w:rFonts w:cstheme="majorBidi" w:eastAsiaTheme="majorEastAsia"/>
-      <w:color w:themeColor="text1" w:themeTint="D8" w:val="272727"/>
-    </w:rPr>
-  </w:style>
-  <w:style w:styleId="BlockText" w:type="paragraph">
+      <w:rFonts w:eastAsiaTheme="majorEastAsia" w:cstheme="majorBidi"/>
+      <w:color w:val="272727" w:themeColor="text1" w:themeTint="D8"/>
+    </w:rPr>
+  </w:style>
+  <w:style w:type="paragraph" w:styleId="BlockText">
     <w:name w:val="Block Text"/>
     <w:basedOn w:val="BodyText"/>
     <w:next w:val="BodyText"/>
@@ -4614,19 +5264,18 @@
     <w:unhideWhenUsed/>
     <w:qFormat/>
     <w:pPr>
-      <w:spacing w:after="100" w:before="100"/>
-      <w:ind w:firstLine="0" w:left="480" w:right="480"/>
+      <w:spacing w:before="100" w:after="100"/>
+      <w:ind w:left="480" w:right="480"/>
     </w:pPr>
   </w:style>
-  <w:style w:styleId="FootnoteText" w:type="paragraph">
-    <w:name w:val="Footnote Text"/>
+  <w:style w:type="paragraph" w:styleId="FootnoteText">
+    <w:name w:val="footnote text"/>
     <w:basedOn w:val="Normal"/>
-    <w:next w:val="FootnoteText"/>
     <w:uiPriority w:val="9"/>
     <w:unhideWhenUsed/>
     <w:qFormat/>
   </w:style>
-  <w:style w:styleId="FootnoteBlockText" w:type="paragraph">
+  <w:style w:type="paragraph" w:customStyle="1" w:styleId="FootnoteBlockText">
     <w:name w:val="Footnote Block Text"/>
     <w:basedOn w:val="FootnoteText"/>
     <w:next w:val="FootnoteText"/>
@@ -4634,40 +5283,35 @@
     <w:unhideWhenUsed/>
     <w:qFormat/>
     <w:pPr>
-      <w:spacing w:after="100" w:before="100"/>
-      <w:ind w:firstLine="0" w:left="480" w:right="480"/>
+      <w:spacing w:before="100" w:after="100"/>
+      <w:ind w:left="480" w:right="480"/>
     </w:pPr>
   </w:style>
-  <w:style w:default="1" w:styleId="DefaultParagraphFont" w:type="character">
-    <w:name w:val="Default Paragraph Font"/>
-    <w:semiHidden/>
-    <w:unhideWhenUsed/>
-  </w:style>
-  <w:style w:default="1" w:styleId="Table" w:type="table">
+  <w:style w:type="table" w:customStyle="1" w:styleId="Table">
     <w:name w:val="Table"/>
-    <w:basedOn w:val="TableNormal"/>
     <w:semiHidden/>
     <w:unhideWhenUsed/>
     <w:qFormat/>
     <w:tblPr>
-      <w:tblInd w:type="dxa" w:w="0"/>
+      <w:tblInd w:w="0" w:type="dxa"/>
       <w:tblCellMar>
-        <w:top w:type="dxa" w:w="0"/>
-        <w:left w:type="dxa" w:w="108"/>
-        <w:bottom w:type="dxa" w:w="0"/>
-        <w:right w:type="dxa" w:w="108"/>
+        <w:top w:w="0" w:type="dxa"/>
+        <w:left w:w="108" w:type="dxa"/>
+        <w:bottom w:w="0" w:type="dxa"/>
+        <w:right w:w="108" w:type="dxa"/>
       </w:tblCellMar>
     </w:tblPr>
     <w:tblStylePr w:type="firstRow">
+      <w:tblPr/>
       <w:tcPr>
         <w:tcBorders>
-          <w:bottom w:val="single"/>
+          <w:bottom w:val="single" w:sz="0" w:space="0" w:color="auto"/>
         </w:tcBorders>
         <w:vAlign w:val="bottom"/>
       </w:tcPr>
     </w:tblStylePr>
   </w:style>
-  <w:style w:customStyle="1" w:styleId="DefinitionTerm" w:type="paragraph">
+  <w:style w:type="paragraph" w:customStyle="1" w:styleId="DefinitionTerm">
     <w:name w:val="Definition Term"/>
     <w:basedOn w:val="Normal"/>
     <w:next w:val="Definition"/>
@@ -4680,75 +5324,77 @@
       <w:b/>
     </w:rPr>
   </w:style>
-  <w:style w:customStyle="1" w:styleId="Definition" w:type="paragraph">
+  <w:style w:type="paragraph" w:customStyle="1" w:styleId="Definition">
     <w:name w:val="Definition"/>
     <w:basedOn w:val="Normal"/>
   </w:style>
-  <w:style w:styleId="Caption" w:type="paragraph">
-    <w:name w:val="Caption"/>
+  <w:style w:type="paragraph" w:styleId="Caption">
+    <w:name w:val="caption"/>
     <w:basedOn w:val="Normal"/>
-    <w:link w:val="BodyTextChar"/>
+    <w:link w:val="CaptionChar"/>
     <w:pPr>
-      <w:spacing w:after="120" w:before="0"/>
+      <w:spacing w:after="120"/>
     </w:pPr>
     <w:rPr>
       <w:i/>
     </w:rPr>
   </w:style>
-  <w:style w:customStyle="1" w:styleId="TableCaption" w:type="paragraph">
+  <w:style w:type="paragraph" w:customStyle="1" w:styleId="TableCaption">
     <w:name w:val="Table Caption"/>
     <w:basedOn w:val="Caption"/>
     <w:pPr>
       <w:keepNext/>
     </w:pPr>
   </w:style>
-  <w:style w:customStyle="1" w:styleId="ImageCaption" w:type="paragraph">
+  <w:style w:type="paragraph" w:customStyle="1" w:styleId="ImageCaption">
     <w:name w:val="Image Caption"/>
     <w:basedOn w:val="Caption"/>
   </w:style>
-  <w:style w:customStyle="1" w:styleId="Figure" w:type="paragraph">
+  <w:style w:type="paragraph" w:customStyle="1" w:styleId="Figure">
     <w:name w:val="Figure"/>
     <w:basedOn w:val="Normal"/>
   </w:style>
-  <w:style w:customStyle="1" w:styleId="CaptionedFigure" w:type="paragraph">
+  <w:style w:type="paragraph" w:customStyle="1" w:styleId="CaptionedFigure">
     <w:name w:val="Captioned Figure"/>
     <w:basedOn w:val="Figure"/>
     <w:pPr>
       <w:keepNext/>
     </w:pPr>
   </w:style>
-  <w:style w:customStyle="1" w:styleId="BodyTextChar" w:type="character">
-    <w:name w:val="Body Text Char"/>
+  <w:style w:type="character" w:customStyle="1" w:styleId="CaptionChar">
+    <w:name w:val="Caption Char"/>
     <w:basedOn w:val="DefaultParagraphFont"/>
-    <w:link w:val="BodyText"/>
-  </w:style>
-  <w:style w:customStyle="1" w:styleId="VerbatimChar" w:type="character">
+    <w:link w:val="Caption"/>
+  </w:style>
+  <w:style w:type="character" w:customStyle="1" w:styleId="VerbatimChar">
     <w:name w:val="Verbatim Char"/>
-    <w:basedOn w:val="BodyTextChar"/>
+    <w:basedOn w:val="CaptionChar"/>
+    <w:link w:val="SourceCode"/>
     <w:rPr>
       <w:rFonts w:ascii="Consolas" w:hAnsi="Consolas"/>
       <w:sz w:val="22"/>
     </w:rPr>
   </w:style>
-  <w:style w:customStyle="1" w:styleId="SectionNumber" w:type="character">
+  <w:style w:type="character" w:customStyle="1" w:styleId="SectionNumber">
     <w:name w:val="Section Number"/>
-    <w:basedOn w:val="BodyTextChar"/>
-  </w:style>
-  <w:style w:styleId="FootnoteReference" w:type="character">
-    <w:name w:val="Footnote Reference"/>
-    <w:basedOn w:val="BodyTextChar"/>
+    <w:basedOn w:val="CaptionChar"/>
+  </w:style>
+  <w:style w:type="character" w:styleId="FootnoteReference">
+    <w:name w:val="footnote reference"/>
+    <w:basedOn w:val="CaptionChar"/>
     <w:rPr>
       <w:vertAlign w:val="superscript"/>
     </w:rPr>
   </w:style>
-  <w:style w:styleId="Hyperlink" w:type="character">
+  <w:style w:type="character" w:styleId="Hyperlink">
     <w:name w:val="Hyperlink"/>
-    <w:basedOn w:val="BodyTextChar"/>
-    <w:rPr>
-      <w:color w:themeColor="accent1" w:val="4F81BD"/>
-    </w:rPr>
-  </w:style>
-  <w:style w:styleId="TOCHeading" w:type="paragraph">
+    <w:basedOn w:val="CaptionChar"/>
+    <w:uiPriority w:val="99"/>
+    <w:rPr>
+      <w:color w:val="156082" w:themeColor="accent1"/>
+    </w:rPr>
+  </w:style>
+  <w:style w:type="paragraph" w:styleId="TOCHeading">
     <w:name w:val="TOC Heading"/>
     <w:basedOn w:val="Heading1"/>
     <w:next w:val="BodyText"/>
@@ -4759,246 +5405,341 @@
       <w:spacing w:before="240" w:line="259" w:lineRule="auto"/>
       <w:outlineLvl w:val="9"/>
     </w:pPr>
-    <w:rPr>
-      <w:rFonts w:asciiTheme="majorHAnsi" w:cstheme="majorBidi" w:eastAsiaTheme="majorEastAsia" w:hAnsiTheme="majorHAnsi"/>
-      <w:b w:val="0"/>
-      <w:bCs w:val="0"/>
-      <w:color w:themeColor="accent1" w:themeShade="BF" w:val="365F91"/>
-    </w:rPr>
   </w:style>
   <w:style w:type="paragraph" w:customStyle="1" w:styleId="SourceCode">
     <w:name w:val="Source Code"/>
     <w:basedOn w:val="Normal"/>
     <w:link w:val="VerbatimChar"/>
     <w:pPr>
-      <w:wordWrap w:val="off"/>
+      <w:wordWrap w:val="0"/>
     </w:pPr>
   </w:style>
   <w:style w:type="character" w:customStyle="1" w:styleId="KeywordTok">
     <w:name w:val="KeywordTok"/>
     <w:basedOn w:val="VerbatimChar"/>
     <w:rPr>
+      <w:rFonts w:ascii="Consolas" w:hAnsi="Consolas"/>
       <w:b/>
       <w:color w:val="007020"/>
+      <w:sz w:val="22"/>
     </w:rPr>
   </w:style>
   <w:style w:type="character" w:customStyle="1" w:styleId="DataTypeTok">
     <w:name w:val="DataTypeTok"/>
     <w:basedOn w:val="VerbatimChar"/>
     <w:rPr>
+      <w:rFonts w:ascii="Consolas" w:hAnsi="Consolas"/>
       <w:color w:val="902000"/>
+      <w:sz w:val="22"/>
     </w:rPr>
   </w:style>
   <w:style w:type="character" w:customStyle="1" w:styleId="DecValTok">
     <w:name w:val="DecValTok"/>
     <w:basedOn w:val="VerbatimChar"/>
     <w:rPr>
-      <w:color w:val="40a070"/>
+      <w:rFonts w:ascii="Consolas" w:hAnsi="Consolas"/>
+      <w:color w:val="40A070"/>
+      <w:sz w:val="22"/>
     </w:rPr>
   </w:style>
   <w:style w:type="character" w:customStyle="1" w:styleId="BaseNTok">
     <w:name w:val="BaseNTok"/>
     <w:basedOn w:val="VerbatimChar"/>
     <w:rPr>
-      <w:color w:val="40a070"/>
+      <w:rFonts w:ascii="Consolas" w:hAnsi="Consolas"/>
+      <w:color w:val="40A070"/>
+      <w:sz w:val="22"/>
     </w:rPr>
   </w:style>
   <w:style w:type="character" w:customStyle="1" w:styleId="FloatTok">
     <w:name w:val="FloatTok"/>
     <w:basedOn w:val="VerbatimChar"/>
     <w:rPr>
-      <w:color w:val="40a070"/>
+      <w:rFonts w:ascii="Consolas" w:hAnsi="Consolas"/>
+      <w:color w:val="40A070"/>
+      <w:sz w:val="22"/>
     </w:rPr>
   </w:style>
   <w:style w:type="character" w:customStyle="1" w:styleId="ConstantTok">
     <w:name w:val="ConstantTok"/>
     <w:basedOn w:val="VerbatimChar"/>
     <w:rPr>
+      <w:rFonts w:ascii="Consolas" w:hAnsi="Consolas"/>
       <w:color w:val="880000"/>
+      <w:sz w:val="22"/>
     </w:rPr>
   </w:style>
   <w:style w:type="character" w:customStyle="1" w:styleId="CharTok">
     <w:name w:val="CharTok"/>
     <w:basedOn w:val="VerbatimChar"/>
     <w:rPr>
-      <w:color w:val="4070a0"/>
+      <w:rFonts w:ascii="Consolas" w:hAnsi="Consolas"/>
+      <w:color w:val="4070A0"/>
+      <w:sz w:val="22"/>
     </w:rPr>
   </w:style>
   <w:style w:type="character" w:customStyle="1" w:styleId="SpecialCharTok">
     <w:name w:val="SpecialCharTok"/>
     <w:basedOn w:val="VerbatimChar"/>
     <w:rPr>
-      <w:color w:val="4070a0"/>
+      <w:rFonts w:ascii="Consolas" w:hAnsi="Consolas"/>
+      <w:color w:val="4070A0"/>
+      <w:sz w:val="22"/>
     </w:rPr>
   </w:style>
   <w:style w:type="character" w:customStyle="1" w:styleId="StringTok">
     <w:name w:val="StringTok"/>
     <w:basedOn w:val="VerbatimChar"/>
     <w:rPr>
-      <w:color w:val="4070a0"/>
+      <w:rFonts w:ascii="Consolas" w:hAnsi="Consolas"/>
+      <w:color w:val="4070A0"/>
+      <w:sz w:val="22"/>
     </w:rPr>
   </w:style>
   <w:style w:type="character" w:customStyle="1" w:styleId="VerbatimStringTok">
     <w:name w:val="VerbatimStringTok"/>
     <w:basedOn w:val="VerbatimChar"/>
     <w:rPr>
-      <w:color w:val="4070a0"/>
+      <w:rFonts w:ascii="Consolas" w:hAnsi="Consolas"/>
+      <w:color w:val="4070A0"/>
+      <w:sz w:val="22"/>
     </w:rPr>
   </w:style>
   <w:style w:type="character" w:customStyle="1" w:styleId="SpecialStringTok">
     <w:name w:val="SpecialStringTok"/>
     <w:basedOn w:val="VerbatimChar"/>
     <w:rPr>
-      <w:color w:val="bb6688"/>
+      <w:rFonts w:ascii="Consolas" w:hAnsi="Consolas"/>
+      <w:color w:val="BB6688"/>
+      <w:sz w:val="22"/>
     </w:rPr>
   </w:style>
   <w:style w:type="character" w:customStyle="1" w:styleId="ImportTok">
     <w:name w:val="ImportTok"/>
     <w:basedOn w:val="VerbatimChar"/>
     <w:rPr>
+      <w:rFonts w:ascii="Consolas" w:hAnsi="Consolas"/>
       <w:b/>
       <w:color w:val="008000"/>
+      <w:sz w:val="22"/>
     </w:rPr>
   </w:style>
   <w:style w:type="character" w:customStyle="1" w:styleId="CommentTok">
     <w:name w:val="CommentTok"/>
     <w:basedOn w:val="VerbatimChar"/>
     <w:rPr>
+      <w:rFonts w:ascii="Consolas" w:hAnsi="Consolas"/>
       <w:i/>
-      <w:color w:val="60a0b0"/>
+      <w:color w:val="60A0B0"/>
+      <w:sz w:val="22"/>
     </w:rPr>
   </w:style>
   <w:style w:type="character" w:customStyle="1" w:styleId="DocumentationTok">
     <w:name w:val="DocumentationTok"/>
     <w:basedOn w:val="VerbatimChar"/>
     <w:rPr>
+      <w:rFonts w:ascii="Consolas" w:hAnsi="Consolas"/>
       <w:i/>
-      <w:color w:val="ba2121"/>
+      <w:color w:val="BA2121"/>
+      <w:sz w:val="22"/>
     </w:rPr>
   </w:style>
   <w:style w:type="character" w:customStyle="1" w:styleId="AnnotationTok">
     <w:name w:val="AnnotationTok"/>
     <w:basedOn w:val="VerbatimChar"/>
     <w:rPr>
+      <w:rFonts w:ascii="Consolas" w:hAnsi="Consolas"/>
       <w:b/>
       <w:i/>
-      <w:color w:val="60a0b0"/>
+      <w:color w:val="60A0B0"/>
+      <w:sz w:val="22"/>
     </w:rPr>
   </w:style>
   <w:style w:type="character" w:customStyle="1" w:styleId="CommentVarTok">
     <w:name w:val="CommentVarTok"/>
     <w:basedOn w:val="VerbatimChar"/>
     <w:rPr>
+      <w:rFonts w:ascii="Consolas" w:hAnsi="Consolas"/>
       <w:b/>
       <w:i/>
-      <w:color w:val="60a0b0"/>
+      <w:color w:val="60A0B0"/>
+      <w:sz w:val="22"/>
     </w:rPr>
   </w:style>
   <w:style w:type="character" w:customStyle="1" w:styleId="OtherTok">
     <w:name w:val="OtherTok"/>
     <w:basedOn w:val="VerbatimChar"/>
     <w:rPr>
+      <w:rFonts w:ascii="Consolas" w:hAnsi="Consolas"/>
       <w:color w:val="007020"/>
+      <w:sz w:val="22"/>
     </w:rPr>
   </w:style>
   <w:style w:type="character" w:customStyle="1" w:styleId="FunctionTok">
     <w:name w:val="FunctionTok"/>
     <w:basedOn w:val="VerbatimChar"/>
     <w:rPr>
-      <w:color w:val="06287e"/>
+      <w:rFonts w:ascii="Consolas" w:hAnsi="Consolas"/>
+      <w:color w:val="06287E"/>
+      <w:sz w:val="22"/>
     </w:rPr>
   </w:style>
   <w:style w:type="character" w:customStyle="1" w:styleId="VariableTok">
     <w:name w:val="VariableTok"/>
     <w:basedOn w:val="VerbatimChar"/>
     <w:rPr>
-      <w:color w:val="19177c"/>
+      <w:rFonts w:ascii="Consolas" w:hAnsi="Consolas"/>
+      <w:color w:val="19177C"/>
+      <w:sz w:val="22"/>
     </w:rPr>
   </w:style>
   <w:style w:type="character" w:customStyle="1" w:styleId="ControlFlowTok">
     <w:name w:val="ControlFlowTok"/>
     <w:basedOn w:val="VerbatimChar"/>
     <w:rPr>
+      <w:rFonts w:ascii="Consolas" w:hAnsi="Consolas"/>
       <w:b/>
       <w:color w:val="007020"/>
+      <w:sz w:val="22"/>
     </w:rPr>
   </w:style>
   <w:style w:type="character" w:customStyle="1" w:styleId="OperatorTok">
     <w:name w:val="OperatorTok"/>
     <w:basedOn w:val="VerbatimChar"/>
     <w:rPr>
+      <w:rFonts w:ascii="Consolas" w:hAnsi="Consolas"/>
       <w:color w:val="666666"/>
+      <w:sz w:val="22"/>
     </w:rPr>
   </w:style>
   <w:style w:type="character" w:customStyle="1" w:styleId="BuiltInTok">
     <w:name w:val="BuiltInTok"/>
     <w:basedOn w:val="VerbatimChar"/>
     <w:rPr>
+      <w:rFonts w:ascii="Consolas" w:hAnsi="Consolas"/>
       <w:color w:val="008000"/>
+      <w:sz w:val="22"/>
     </w:rPr>
   </w:style>
   <w:style w:type="character" w:customStyle="1" w:styleId="ExtensionTok">
     <w:name w:val="ExtensionTok"/>
     <w:basedOn w:val="VerbatimChar"/>
-    <w:rPr/>
+    <w:rPr>
+      <w:rFonts w:ascii="Consolas" w:hAnsi="Consolas"/>
+      <w:sz w:val="22"/>
+    </w:rPr>
   </w:style>
   <w:style w:type="character" w:customStyle="1" w:styleId="PreprocessorTok">
     <w:name w:val="PreprocessorTok"/>
     <w:basedOn w:val="VerbatimChar"/>
     <w:rPr>
-      <w:color w:val="bc7a00"/>
+      <w:rFonts w:ascii="Consolas" w:hAnsi="Consolas"/>
+      <w:color w:val="BC7A00"/>
+      <w:sz w:val="22"/>
     </w:rPr>
   </w:style>
   <w:style w:type="character" w:customStyle="1" w:styleId="AttributeTok">
     <w:name w:val="AttributeTok"/>
     <w:basedOn w:val="VerbatimChar"/>
     <w:rPr>
-      <w:color w:val="7d9029"/>
+      <w:rFonts w:ascii="Consolas" w:hAnsi="Consolas"/>
+      <w:color w:val="7D9029"/>
+      <w:sz w:val="22"/>
     </w:rPr>
   </w:style>
   <w:style w:type="character" w:customStyle="1" w:styleId="RegionMarkerTok">
     <w:name w:val="RegionMarkerTok"/>
     <w:basedOn w:val="VerbatimChar"/>
-    <w:rPr/>
+    <w:rPr>
+      <w:rFonts w:ascii="Consolas" w:hAnsi="Consolas"/>
+      <w:sz w:val="22"/>
+    </w:rPr>
   </w:style>
   <w:style w:type="character" w:customStyle="1" w:styleId="InformationTok">
     <w:name w:val="InformationTok"/>
     <w:basedOn w:val="VerbatimChar"/>
     <w:rPr>
+      <w:rFonts w:ascii="Consolas" w:hAnsi="Consolas"/>
       <w:b/>
       <w:i/>
-      <w:color w:val="60a0b0"/>
+      <w:color w:val="60A0B0"/>
+      <w:sz w:val="22"/>
     </w:rPr>
   </w:style>
   <w:style w:type="character" w:customStyle="1" w:styleId="WarningTok">
     <w:name w:val="WarningTok"/>
     <w:basedOn w:val="VerbatimChar"/>
     <w:rPr>
+      <w:rFonts w:ascii="Consolas" w:hAnsi="Consolas"/>
       <w:b/>
       <w:i/>
-      <w:color w:val="60a0b0"/>
+      <w:color w:val="60A0B0"/>
+      <w:sz w:val="22"/>
     </w:rPr>
   </w:style>
   <w:style w:type="character" w:customStyle="1" w:styleId="AlertTok">
     <w:name w:val="AlertTok"/>
     <w:basedOn w:val="VerbatimChar"/>
     <w:rPr>
+      <w:rFonts w:ascii="Consolas" w:hAnsi="Consolas"/>
       <w:b/>
-      <w:color w:val="ff0000"/>
+      <w:color w:val="FF0000"/>
+      <w:sz w:val="22"/>
     </w:rPr>
   </w:style>
   <w:style w:type="character" w:customStyle="1" w:styleId="ErrorTok">
     <w:name w:val="ErrorTok"/>
     <w:basedOn w:val="VerbatimChar"/>
     <w:rPr>
+      <w:rFonts w:ascii="Consolas" w:hAnsi="Consolas"/>
       <w:b/>
-      <w:color w:val="ff0000"/>
+      <w:color w:val="FF0000"/>
+      <w:sz w:val="22"/>
     </w:rPr>
   </w:style>
   <w:style w:type="character" w:customStyle="1" w:styleId="NormalTok">
     <w:name w:val="NormalTok"/>
     <w:basedOn w:val="VerbatimChar"/>
-    <w:rPr/>
+    <w:rPr>
+      <w:rFonts w:ascii="Consolas" w:hAnsi="Consolas"/>
+      <w:sz w:val="22"/>
+    </w:rPr>
+  </w:style>
+  <w:style w:type="paragraph" w:styleId="TOC1">
+    <w:name w:val="toc 1"/>
+    <w:basedOn w:val="Normal"/>
+    <w:next w:val="Normal"/>
+    <w:autoRedefine/>
+    <w:uiPriority w:val="39"/>
+    <w:unhideWhenUsed/>
+    <w:rsid w:val="00B94B59"/>
+    <w:pPr>
+      <w:spacing w:after="100"/>
+    </w:pPr>
+  </w:style>
+  <w:style w:type="paragraph" w:styleId="TOC2">
+    <w:name w:val="toc 2"/>
+    <w:basedOn w:val="Normal"/>
+    <w:next w:val="Normal"/>
+    <w:autoRedefine/>
+    <w:uiPriority w:val="39"/>
+    <w:unhideWhenUsed/>
+    <w:rsid w:val="00B94B59"/>
+    <w:pPr>
+      <w:spacing w:after="100"/>
+      <w:ind w:left="240"/>
+    </w:pPr>
+  </w:style>
+  <w:style w:type="character" w:styleId="FollowedHyperlink">
+    <w:name w:val="FollowedHyperlink"/>
+    <w:basedOn w:val="DefaultParagraphFont"/>
+    <w:semiHidden/>
+    <w:unhideWhenUsed/>
+    <w:rsid w:val="00B94B59"/>
+    <w:rPr>
+      <w:color w:val="96607D" w:themeColor="followedHyperlink"/>
+      <w:u w:val="single"/>
+    </w:rPr>
   </w:style>
 </w:styles>
 </file>
